--- a/docs/lucrare-licenta/Lucrare_Licenta_Quoridor.docx
+++ b/docs/lucrare-licenta/Lucrare_Licenta_Quoridor.docx
@@ -233,7 +233,7 @@
         <w:pStyle w:val="Heading1"/>
         <w:ind w:left="25"/>
       </w:pPr>
-      <w:bookmarkStart w:id="0" w:name="_Toc230628043"/>
+      <w:bookmarkStart w:id="0" w:name="_Toc230787084"/>
       <w:r>
         <w:lastRenderedPageBreak/>
         <w:t>Cuprins</w:t>
@@ -291,7 +291,7 @@
           <w:r>
             <w:fldChar w:fldCharType="separate"/>
           </w:r>
-          <w:hyperlink w:anchor="_Toc230628043" w:history="1">
+          <w:hyperlink w:anchor="_Toc230787084" w:history="1">
             <w:r>
               <w:rPr>
                 <w:rStyle w:val="Hyperlink"/>
@@ -318,7 +318,7 @@
                 <w:noProof/>
                 <w:webHidden/>
               </w:rPr>
-              <w:instrText xml:space="preserve"> PAGEREF _Toc230628043 \h </w:instrText>
+              <w:instrText xml:space="preserve"> PAGEREF _Toc230787084 \h </w:instrText>
             </w:r>
             <w:r>
               <w:rPr>
@@ -361,7 +361,7 @@
               <w:color w:val="auto"/>
             </w:rPr>
           </w:pPr>
-          <w:hyperlink w:anchor="_Toc230628044" w:history="1">
+          <w:hyperlink w:anchor="_Toc230787085" w:history="1">
             <w:r>
               <w:rPr>
                 <w:rStyle w:val="Hyperlink"/>
@@ -388,7 +388,7 @@
                 <w:noProof/>
                 <w:webHidden/>
               </w:rPr>
-              <w:instrText xml:space="preserve"> PAGEREF _Toc230628044 \h </w:instrText>
+              <w:instrText xml:space="preserve"> PAGEREF _Toc230787085 \h </w:instrText>
             </w:r>
             <w:r>
               <w:rPr>
@@ -431,7 +431,7 @@
               <w:color w:val="auto"/>
             </w:rPr>
           </w:pPr>
-          <w:hyperlink w:anchor="_Toc230628045" w:history="1">
+          <w:hyperlink w:anchor="_Toc230787086" w:history="1">
             <w:r>
               <w:rPr>
                 <w:rStyle w:val="Hyperlink"/>
@@ -458,7 +458,7 @@
                 <w:noProof/>
                 <w:webHidden/>
               </w:rPr>
-              <w:instrText xml:space="preserve"> PAGEREF _Toc230628045 \h </w:instrText>
+              <w:instrText xml:space="preserve"> PAGEREF _Toc230787086 \h </w:instrText>
             </w:r>
             <w:r>
               <w:rPr>
@@ -501,7 +501,7 @@
               <w:color w:val="auto"/>
             </w:rPr>
           </w:pPr>
-          <w:hyperlink w:anchor="_Toc230628046" w:history="1">
+          <w:hyperlink w:anchor="_Toc230787087" w:history="1">
             <w:r>
               <w:rPr>
                 <w:rStyle w:val="Hyperlink"/>
@@ -528,7 +528,7 @@
                 <w:noProof/>
                 <w:webHidden/>
               </w:rPr>
-              <w:instrText xml:space="preserve"> PAGEREF _Toc230628046 \h </w:instrText>
+              <w:instrText xml:space="preserve"> PAGEREF _Toc230787087 \h </w:instrText>
             </w:r>
             <w:r>
               <w:rPr>
@@ -571,7 +571,7 @@
               <w:color w:val="auto"/>
             </w:rPr>
           </w:pPr>
-          <w:hyperlink w:anchor="_Toc230628047" w:history="1">
+          <w:hyperlink w:anchor="_Toc230787088" w:history="1">
             <w:r>
               <w:rPr>
                 <w:rStyle w:val="Hyperlink"/>
@@ -598,7 +598,7 @@
                 <w:noProof/>
                 <w:webHidden/>
               </w:rPr>
-              <w:instrText xml:space="preserve"> PAGEREF _Toc230628047 \h </w:instrText>
+              <w:instrText xml:space="preserve"> PAGEREF _Toc230787088 \h </w:instrText>
             </w:r>
             <w:r>
               <w:rPr>
@@ -641,7 +641,7 @@
               <w:color w:val="auto"/>
             </w:rPr>
           </w:pPr>
-          <w:hyperlink w:anchor="_Toc230628048" w:history="1">
+          <w:hyperlink w:anchor="_Toc230787089" w:history="1">
             <w:r>
               <w:rPr>
                 <w:rStyle w:val="Hyperlink"/>
@@ -668,7 +668,7 @@
                 <w:noProof/>
                 <w:webHidden/>
               </w:rPr>
-              <w:instrText xml:space="preserve"> PAGEREF _Toc230628048 \h </w:instrText>
+              <w:instrText xml:space="preserve"> PAGEREF _Toc230787089 \h </w:instrText>
             </w:r>
             <w:r>
               <w:rPr>
@@ -711,7 +711,7 @@
               <w:color w:val="auto"/>
             </w:rPr>
           </w:pPr>
-          <w:hyperlink w:anchor="_Toc230628049" w:history="1">
+          <w:hyperlink w:anchor="_Toc230787090" w:history="1">
             <w:r>
               <w:rPr>
                 <w:rStyle w:val="Hyperlink"/>
@@ -738,7 +738,7 @@
                 <w:noProof/>
                 <w:webHidden/>
               </w:rPr>
-              <w:instrText xml:space="preserve"> PAGEREF _Toc230628049 \h </w:instrText>
+              <w:instrText xml:space="preserve"> PAGEREF _Toc230787090 \h </w:instrText>
             </w:r>
             <w:r>
               <w:rPr>
@@ -781,7 +781,7 @@
               <w:color w:val="auto"/>
             </w:rPr>
           </w:pPr>
-          <w:hyperlink w:anchor="_Toc230628050" w:history="1">
+          <w:hyperlink w:anchor="_Toc230787091" w:history="1">
             <w:r>
               <w:rPr>
                 <w:rStyle w:val="Hyperlink"/>
@@ -808,7 +808,7 @@
                 <w:noProof/>
                 <w:webHidden/>
               </w:rPr>
-              <w:instrText xml:space="preserve"> PAGEREF _Toc230628050 \h </w:instrText>
+              <w:instrText xml:space="preserve"> PAGEREF _Toc230787091 \h </w:instrText>
             </w:r>
             <w:r>
               <w:rPr>
@@ -851,7 +851,7 @@
               <w:color w:val="auto"/>
             </w:rPr>
           </w:pPr>
-          <w:hyperlink w:anchor="_Toc230628051" w:history="1">
+          <w:hyperlink w:anchor="_Toc230787092" w:history="1">
             <w:r>
               <w:rPr>
                 <w:rStyle w:val="Hyperlink"/>
@@ -878,7 +878,7 @@
                 <w:noProof/>
                 <w:webHidden/>
               </w:rPr>
-              <w:instrText xml:space="preserve"> PAGEREF _Toc230628051 \h </w:instrText>
+              <w:instrText xml:space="preserve"> PAGEREF _Toc230787092 \h </w:instrText>
             </w:r>
             <w:r>
               <w:rPr>
@@ -922,7 +922,7 @@
               <w:color w:val="auto"/>
             </w:rPr>
           </w:pPr>
-          <w:hyperlink w:anchor="_Toc230628052" w:history="1">
+          <w:hyperlink w:anchor="_Toc230787093" w:history="1">
             <w:r>
               <w:rPr>
                 <w:rStyle w:val="Hyperlink"/>
@@ -964,7 +964,7 @@
                 <w:noProof/>
                 <w:webHidden/>
               </w:rPr>
-              <w:instrText xml:space="preserve"> PAGEREF _Toc230628052 \h </w:instrText>
+              <w:instrText xml:space="preserve"> PAGEREF _Toc230787093 \h </w:instrText>
             </w:r>
             <w:r>
               <w:rPr>
@@ -1008,7 +1008,7 @@
               <w:color w:val="auto"/>
             </w:rPr>
           </w:pPr>
-          <w:hyperlink w:anchor="_Toc230628053" w:history="1">
+          <w:hyperlink w:anchor="_Toc230787094" w:history="1">
             <w:r>
               <w:rPr>
                 <w:rStyle w:val="Hyperlink"/>
@@ -1050,7 +1050,7 @@
                 <w:noProof/>
                 <w:webHidden/>
               </w:rPr>
-              <w:instrText xml:space="preserve"> PAGEREF _Toc230628053 \h </w:instrText>
+              <w:instrText xml:space="preserve"> PAGEREF _Toc230787094 \h </w:instrText>
             </w:r>
             <w:r>
               <w:rPr>
@@ -1094,7 +1094,7 @@
               <w:color w:val="auto"/>
             </w:rPr>
           </w:pPr>
-          <w:hyperlink w:anchor="_Toc230628054" w:history="1">
+          <w:hyperlink w:anchor="_Toc230787095" w:history="1">
             <w:r>
               <w:rPr>
                 <w:rStyle w:val="Hyperlink"/>
@@ -1136,7 +1136,7 @@
                 <w:noProof/>
                 <w:webHidden/>
               </w:rPr>
-              <w:instrText xml:space="preserve"> PAGEREF _Toc230628054 \h </w:instrText>
+              <w:instrText xml:space="preserve"> PAGEREF _Toc230787095 \h </w:instrText>
             </w:r>
             <w:r>
               <w:rPr>
@@ -1180,7 +1180,7 @@
               <w:color w:val="auto"/>
             </w:rPr>
           </w:pPr>
-          <w:hyperlink w:anchor="_Toc230628055" w:history="1">
+          <w:hyperlink w:anchor="_Toc230787096" w:history="1">
             <w:r>
               <w:rPr>
                 <w:rStyle w:val="Hyperlink"/>
@@ -1222,7 +1222,7 @@
                 <w:noProof/>
                 <w:webHidden/>
               </w:rPr>
-              <w:instrText xml:space="preserve"> PAGEREF _Toc230628055 \h </w:instrText>
+              <w:instrText xml:space="preserve"> PAGEREF _Toc230787096 \h </w:instrText>
             </w:r>
             <w:r>
               <w:rPr>
@@ -1265,7 +1265,7 @@
               <w:color w:val="auto"/>
             </w:rPr>
           </w:pPr>
-          <w:hyperlink w:anchor="_Toc230628056" w:history="1">
+          <w:hyperlink w:anchor="_Toc230787097" w:history="1">
             <w:r>
               <w:rPr>
                 <w:rStyle w:val="Hyperlink"/>
@@ -1292,7 +1292,7 @@
                 <w:noProof/>
                 <w:webHidden/>
               </w:rPr>
-              <w:instrText xml:space="preserve"> PAGEREF _Toc230628056 \h </w:instrText>
+              <w:instrText xml:space="preserve"> PAGEREF _Toc230787097 \h </w:instrText>
             </w:r>
             <w:r>
               <w:rPr>
@@ -1335,7 +1335,7 @@
               <w:color w:val="auto"/>
             </w:rPr>
           </w:pPr>
-          <w:hyperlink w:anchor="_Toc230628057" w:history="1">
+          <w:hyperlink w:anchor="_Toc230787098" w:history="1">
             <w:r>
               <w:rPr>
                 <w:rStyle w:val="Hyperlink"/>
@@ -1362,7 +1362,7 @@
                 <w:noProof/>
                 <w:webHidden/>
               </w:rPr>
-              <w:instrText xml:space="preserve"> PAGEREF _Toc230628057 \h </w:instrText>
+              <w:instrText xml:space="preserve"> PAGEREF _Toc230787098 \h </w:instrText>
             </w:r>
             <w:r>
               <w:rPr>
@@ -1405,7 +1405,7 @@
               <w:color w:val="auto"/>
             </w:rPr>
           </w:pPr>
-          <w:hyperlink w:anchor="_Toc230628058" w:history="1">
+          <w:hyperlink w:anchor="_Toc230787099" w:history="1">
             <w:r>
               <w:rPr>
                 <w:rStyle w:val="Hyperlink"/>
@@ -1432,7 +1432,7 @@
                 <w:noProof/>
                 <w:webHidden/>
               </w:rPr>
-              <w:instrText xml:space="preserve"> PAGEREF _Toc230628058 \h </w:instrText>
+              <w:instrText xml:space="preserve"> PAGEREF _Toc230787099 \h </w:instrText>
             </w:r>
             <w:r>
               <w:rPr>
@@ -1475,7 +1475,7 @@
               <w:color w:val="auto"/>
             </w:rPr>
           </w:pPr>
-          <w:hyperlink w:anchor="_Toc230628059" w:history="1">
+          <w:hyperlink w:anchor="_Toc230787100" w:history="1">
             <w:r>
               <w:rPr>
                 <w:rStyle w:val="Hyperlink"/>
@@ -1502,7 +1502,7 @@
                 <w:noProof/>
                 <w:webHidden/>
               </w:rPr>
-              <w:instrText xml:space="preserve"> PAGEREF _Toc230628059 \h </w:instrText>
+              <w:instrText xml:space="preserve"> PAGEREF _Toc230787100 \h </w:instrText>
             </w:r>
             <w:r>
               <w:rPr>
@@ -1545,7 +1545,7 @@
               <w:color w:val="auto"/>
             </w:rPr>
           </w:pPr>
-          <w:hyperlink w:anchor="_Toc230628060" w:history="1">
+          <w:hyperlink w:anchor="_Toc230787101" w:history="1">
             <w:r>
               <w:rPr>
                 <w:rStyle w:val="Hyperlink"/>
@@ -1572,7 +1572,7 @@
                 <w:noProof/>
                 <w:webHidden/>
               </w:rPr>
-              <w:instrText xml:space="preserve"> PAGEREF _Toc230628060 \h </w:instrText>
+              <w:instrText xml:space="preserve"> PAGEREF _Toc230787101 \h </w:instrText>
             </w:r>
             <w:r>
               <w:rPr>
@@ -1611,7 +1611,7 @@
               <w:noProof/>
             </w:rPr>
           </w:pPr>
-          <w:hyperlink w:anchor="_Toc230628061" w:history="1">
+          <w:hyperlink w:anchor="_Toc230787102" w:history="1">
             <w:r>
               <w:rPr>
                 <w:rStyle w:val="Hyperlink"/>
@@ -1638,7 +1638,7 @@
                 <w:noProof/>
                 <w:webHidden/>
               </w:rPr>
-              <w:instrText xml:space="preserve"> PAGEREF _Toc230628061 \h </w:instrText>
+              <w:instrText xml:space="preserve"> PAGEREF _Toc230787102 \h </w:instrText>
             </w:r>
             <w:r>
               <w:rPr>
@@ -1677,7 +1677,7 @@
               <w:noProof/>
             </w:rPr>
           </w:pPr>
-          <w:hyperlink w:anchor="_Toc230628062" w:history="1">
+          <w:hyperlink w:anchor="_Toc230787103" w:history="1">
             <w:r>
               <w:rPr>
                 <w:rStyle w:val="Hyperlink"/>
@@ -1704,7 +1704,7 @@
                 <w:noProof/>
                 <w:webHidden/>
               </w:rPr>
-              <w:instrText xml:space="preserve"> PAGEREF _Toc230628062 \h </w:instrText>
+              <w:instrText xml:space="preserve"> PAGEREF _Toc230787103 \h </w:instrText>
             </w:r>
             <w:r>
               <w:rPr>
@@ -1743,7 +1743,7 @@
               <w:noProof/>
             </w:rPr>
           </w:pPr>
-          <w:hyperlink w:anchor="_Toc230628063" w:history="1">
+          <w:hyperlink w:anchor="_Toc230787104" w:history="1">
             <w:r>
               <w:rPr>
                 <w:rStyle w:val="Hyperlink"/>
@@ -1770,7 +1770,7 @@
                 <w:noProof/>
                 <w:webHidden/>
               </w:rPr>
-              <w:instrText xml:space="preserve"> PAGEREF _Toc230628063 \h </w:instrText>
+              <w:instrText xml:space="preserve"> PAGEREF _Toc230787104 \h </w:instrText>
             </w:r>
             <w:r>
               <w:rPr>
@@ -1813,7 +1813,7 @@
               <w:color w:val="auto"/>
             </w:rPr>
           </w:pPr>
-          <w:hyperlink w:anchor="_Toc230628064" w:history="1">
+          <w:hyperlink w:anchor="_Toc230787105" w:history="1">
             <w:r>
               <w:rPr>
                 <w:rStyle w:val="Hyperlink"/>
@@ -1840,7 +1840,7 @@
                 <w:noProof/>
                 <w:webHidden/>
               </w:rPr>
-              <w:instrText xml:space="preserve"> PAGEREF _Toc230628064 \h </w:instrText>
+              <w:instrText xml:space="preserve"> PAGEREF _Toc230787105 \h </w:instrText>
             </w:r>
             <w:r>
               <w:rPr>
@@ -1883,13 +1883,13 @@
               <w:color w:val="auto"/>
             </w:rPr>
           </w:pPr>
-          <w:hyperlink w:anchor="_Toc230628065" w:history="1">
+          <w:hyperlink w:anchor="_Toc230787106" w:history="1">
             <w:r>
               <w:rPr>
                 <w:rStyle w:val="Hyperlink"/>
                 <w:noProof/>
               </w:rPr>
-              <w:t>4.1 Obiectivele aplicației</w:t>
+              <w:t>4.1 Obiectivele aplicatiei</w:t>
             </w:r>
             <w:r>
               <w:rPr>
@@ -1910,7 +1910,7 @@
                 <w:noProof/>
                 <w:webHidden/>
               </w:rPr>
-              <w:instrText xml:space="preserve"> PAGEREF _Toc230628065 \h </w:instrText>
+              <w:instrText xml:space="preserve"> PAGEREF _Toc230787106 \h </w:instrText>
             </w:r>
             <w:r>
               <w:rPr>
@@ -1953,13 +1953,13 @@
               <w:color w:val="auto"/>
             </w:rPr>
           </w:pPr>
-          <w:hyperlink w:anchor="_Toc230628066" w:history="1">
+          <w:hyperlink w:anchor="_Toc230787107" w:history="1">
             <w:r>
               <w:rPr>
                 <w:rStyle w:val="Hyperlink"/>
                 <w:noProof/>
               </w:rPr>
-              <w:t>4.2 Arhitectura generală a proiectului</w:t>
+              <w:t>4.2 Arhitectura generala a proiectului</w:t>
             </w:r>
             <w:r>
               <w:rPr>
@@ -1980,7 +1980,7 @@
                 <w:noProof/>
                 <w:webHidden/>
               </w:rPr>
-              <w:instrText xml:space="preserve"> PAGEREF _Toc230628066 \h </w:instrText>
+              <w:instrText xml:space="preserve"> PAGEREF _Toc230787107 \h </w:instrText>
             </w:r>
             <w:r>
               <w:rPr>
@@ -2000,7 +2000,7 @@
                 <w:noProof/>
                 <w:webHidden/>
               </w:rPr>
-              <w:t>25</w:t>
+              <w:t>26</w:t>
             </w:r>
             <w:r>
               <w:rPr>
@@ -2023,7 +2023,7 @@
               <w:color w:val="auto"/>
             </w:rPr>
           </w:pPr>
-          <w:hyperlink w:anchor="_Toc230628067" w:history="1">
+          <w:hyperlink w:anchor="_Toc230787108" w:history="1">
             <w:r>
               <w:rPr>
                 <w:rStyle w:val="Hyperlink"/>
@@ -2050,7 +2050,7 @@
                 <w:noProof/>
                 <w:webHidden/>
               </w:rPr>
-              <w:instrText xml:space="preserve"> PAGEREF _Toc230628067 \h </w:instrText>
+              <w:instrText xml:space="preserve"> PAGEREF _Toc230787108 \h </w:instrText>
             </w:r>
             <w:r>
               <w:rPr>
@@ -2070,7 +2070,7 @@
                 <w:noProof/>
                 <w:webHidden/>
               </w:rPr>
-              <w:t>25</w:t>
+              <w:t>27</w:t>
             </w:r>
             <w:r>
               <w:rPr>
@@ -2093,13 +2093,13 @@
               <w:color w:val="auto"/>
             </w:rPr>
           </w:pPr>
-          <w:hyperlink w:anchor="_Toc230628068" w:history="1">
+          <w:hyperlink w:anchor="_Toc230787109" w:history="1">
             <w:r>
               <w:rPr>
                 <w:rStyle w:val="Hyperlink"/>
                 <w:noProof/>
               </w:rPr>
-              <w:t>4.4 Implementarea modelului de performanță</w:t>
+              <w:t>4.4 Implementarea modelului de performanta</w:t>
             </w:r>
             <w:r>
               <w:rPr>
@@ -2120,7 +2120,7 @@
                 <w:noProof/>
                 <w:webHidden/>
               </w:rPr>
-              <w:instrText xml:space="preserve"> PAGEREF _Toc230628068 \h </w:instrText>
+              <w:instrText xml:space="preserve"> PAGEREF _Toc230787109 \h </w:instrText>
             </w:r>
             <w:r>
               <w:rPr>
@@ -2140,7 +2140,7 @@
                 <w:noProof/>
                 <w:webHidden/>
               </w:rPr>
-              <w:t>26</w:t>
+              <w:t>28</w:t>
             </w:r>
             <w:r>
               <w:rPr>
@@ -2163,13 +2163,13 @@
               <w:color w:val="auto"/>
             </w:rPr>
           </w:pPr>
-          <w:hyperlink w:anchor="_Toc230628069" w:history="1">
+          <w:hyperlink w:anchor="_Toc230787110" w:history="1">
             <w:r>
               <w:rPr>
                 <w:rStyle w:val="Hyperlink"/>
                 <w:noProof/>
               </w:rPr>
-              <w:t>4.5 Implementarea interfeței grafice</w:t>
+              <w:t>4.5 Implementarea interfetei grafice</w:t>
             </w:r>
             <w:r>
               <w:rPr>
@@ -2190,7 +2190,7 @@
                 <w:noProof/>
                 <w:webHidden/>
               </w:rPr>
-              <w:instrText xml:space="preserve"> PAGEREF _Toc230628069 \h </w:instrText>
+              <w:instrText xml:space="preserve"> PAGEREF _Toc230787110 \h </w:instrText>
             </w:r>
             <w:r>
               <w:rPr>
@@ -2210,7 +2210,7 @@
                 <w:noProof/>
                 <w:webHidden/>
               </w:rPr>
-              <w:t>26</w:t>
+              <w:t>29</w:t>
             </w:r>
             <w:r>
               <w:rPr>
@@ -2233,7 +2233,7 @@
               <w:color w:val="auto"/>
             </w:rPr>
           </w:pPr>
-          <w:hyperlink w:anchor="_Toc230628070" w:history="1">
+          <w:hyperlink w:anchor="_Toc230787111" w:history="1">
             <w:r>
               <w:rPr>
                 <w:rStyle w:val="Hyperlink"/>
@@ -2260,7 +2260,7 @@
                 <w:noProof/>
                 <w:webHidden/>
               </w:rPr>
-              <w:instrText xml:space="preserve"> PAGEREF _Toc230628070 \h </w:instrText>
+              <w:instrText xml:space="preserve"> PAGEREF _Toc230787111 \h </w:instrText>
             </w:r>
             <w:r>
               <w:rPr>
@@ -2280,7 +2280,7 @@
                 <w:noProof/>
                 <w:webHidden/>
               </w:rPr>
-              <w:t>26</w:t>
+              <w:t>30</w:t>
             </w:r>
             <w:r>
               <w:rPr>
@@ -2303,13 +2303,13 @@
               <w:color w:val="auto"/>
             </w:rPr>
           </w:pPr>
-          <w:hyperlink w:anchor="_Toc230628071" w:history="1">
+          <w:hyperlink w:anchor="_Toc230787112" w:history="1">
             <w:r>
               <w:rPr>
                 <w:rStyle w:val="Hyperlink"/>
                 <w:noProof/>
               </w:rPr>
-              <w:t>4.7 Integrarea algoritmilor de inteligență artificială</w:t>
+              <w:t>4.7 Integrarea algoritmilor de inteligenta artificiala</w:t>
             </w:r>
             <w:r>
               <w:rPr>
@@ -2330,7 +2330,7 @@
                 <w:noProof/>
                 <w:webHidden/>
               </w:rPr>
-              <w:instrText xml:space="preserve"> PAGEREF _Toc230628071 \h </w:instrText>
+              <w:instrText xml:space="preserve"> PAGEREF _Toc230787112 \h </w:instrText>
             </w:r>
             <w:r>
               <w:rPr>
@@ -2350,7 +2350,7 @@
                 <w:noProof/>
                 <w:webHidden/>
               </w:rPr>
-              <w:t>26</w:t>
+              <w:t>32</w:t>
             </w:r>
             <w:r>
               <w:rPr>
@@ -2369,7 +2369,7 @@
               <w:noProof/>
             </w:rPr>
           </w:pPr>
-          <w:hyperlink w:anchor="_Toc230628072" w:history="1">
+          <w:hyperlink w:anchor="_Toc230787113" w:history="1">
             <w:r>
               <w:rPr>
                 <w:rStyle w:val="Hyperlink"/>
@@ -2396,7 +2396,7 @@
                 <w:noProof/>
                 <w:webHidden/>
               </w:rPr>
-              <w:instrText xml:space="preserve"> PAGEREF _Toc230628072 \h </w:instrText>
+              <w:instrText xml:space="preserve"> PAGEREF _Toc230787113 \h </w:instrText>
             </w:r>
             <w:r>
               <w:rPr>
@@ -2416,7 +2416,7 @@
                 <w:noProof/>
                 <w:webHidden/>
               </w:rPr>
-              <w:t>26</w:t>
+              <w:t>32</w:t>
             </w:r>
             <w:r>
               <w:rPr>
@@ -2435,7 +2435,7 @@
               <w:noProof/>
             </w:rPr>
           </w:pPr>
-          <w:hyperlink w:anchor="_Toc230628073" w:history="1">
+          <w:hyperlink w:anchor="_Toc230787114" w:history="1">
             <w:r>
               <w:rPr>
                 <w:rStyle w:val="Hyperlink"/>
@@ -2462,7 +2462,7 @@
                 <w:noProof/>
                 <w:webHidden/>
               </w:rPr>
-              <w:instrText xml:space="preserve"> PAGEREF _Toc230628073 \h </w:instrText>
+              <w:instrText xml:space="preserve"> PAGEREF _Toc230787114 \h </w:instrText>
             </w:r>
             <w:r>
               <w:rPr>
@@ -2482,7 +2482,7 @@
                 <w:noProof/>
                 <w:webHidden/>
               </w:rPr>
-              <w:t>27</w:t>
+              <w:t>33</w:t>
             </w:r>
             <w:r>
               <w:rPr>
@@ -2501,13 +2501,13 @@
               <w:noProof/>
             </w:rPr>
           </w:pPr>
-          <w:hyperlink w:anchor="_Toc230628074" w:history="1">
+          <w:hyperlink w:anchor="_Toc230787115" w:history="1">
             <w:r>
               <w:rPr>
                 <w:rStyle w:val="Hyperlink"/>
                 <w:noProof/>
               </w:rPr>
-              <w:t>Euristici și variante optimizate pentru MCTS</w:t>
+              <w:t>Euristici si variante optimizate pentru MCTS</w:t>
             </w:r>
             <w:r>
               <w:rPr>
@@ -2528,7 +2528,7 @@
                 <w:noProof/>
                 <w:webHidden/>
               </w:rPr>
-              <w:instrText xml:space="preserve"> PAGEREF _Toc230628074 \h </w:instrText>
+              <w:instrText xml:space="preserve"> PAGEREF _Toc230787115 \h </w:instrText>
             </w:r>
             <w:r>
               <w:rPr>
@@ -2548,7 +2548,7 @@
                 <w:noProof/>
                 <w:webHidden/>
               </w:rPr>
-              <w:t>27</w:t>
+              <w:t>34</w:t>
             </w:r>
             <w:r>
               <w:rPr>
@@ -2571,13 +2571,13 @@
               <w:color w:val="auto"/>
             </w:rPr>
           </w:pPr>
-          <w:hyperlink w:anchor="_Toc230628075" w:history="1">
+          <w:hyperlink w:anchor="_Toc230787116" w:history="1">
             <w:r>
               <w:rPr>
                 <w:rStyle w:val="Hyperlink"/>
                 <w:noProof/>
               </w:rPr>
-              <w:t>4.8 Optimizări și măsurarea performanței</w:t>
+              <w:t>4.8 Optimizari si masurarea performantei</w:t>
             </w:r>
             <w:r>
               <w:rPr>
@@ -2598,7 +2598,7 @@
                 <w:noProof/>
                 <w:webHidden/>
               </w:rPr>
-              <w:instrText xml:space="preserve"> PAGEREF _Toc230628075 \h </w:instrText>
+              <w:instrText xml:space="preserve"> PAGEREF _Toc230787116 \h </w:instrText>
             </w:r>
             <w:r>
               <w:rPr>
@@ -2618,7 +2618,7 @@
                 <w:noProof/>
                 <w:webHidden/>
               </w:rPr>
-              <w:t>27</w:t>
+              <w:t>35</w:t>
             </w:r>
             <w:r>
               <w:rPr>
@@ -2641,13 +2641,13 @@
               <w:color w:val="auto"/>
             </w:rPr>
           </w:pPr>
-          <w:hyperlink w:anchor="_Toc230628076" w:history="1">
+          <w:hyperlink w:anchor="_Toc230787117" w:history="1">
             <w:r>
               <w:rPr>
                 <w:rStyle w:val="Hyperlink"/>
                 <w:noProof/>
               </w:rPr>
-              <w:t>4.9 Testarea și validarea aplicației</w:t>
+              <w:t>4.9 Testarea si validarea aplicatiei</w:t>
             </w:r>
             <w:r>
               <w:rPr>
@@ -2668,7 +2668,7 @@
                 <w:noProof/>
                 <w:webHidden/>
               </w:rPr>
-              <w:instrText xml:space="preserve"> PAGEREF _Toc230628076 \h </w:instrText>
+              <w:instrText xml:space="preserve"> PAGEREF _Toc230787117 \h </w:instrText>
             </w:r>
             <w:r>
               <w:rPr>
@@ -2688,7 +2688,7 @@
                 <w:noProof/>
                 <w:webHidden/>
               </w:rPr>
-              <w:t>27</w:t>
+              <w:t>36</w:t>
             </w:r>
             <w:r>
               <w:rPr>
@@ -2711,13 +2711,13 @@
               <w:color w:val="auto"/>
             </w:rPr>
           </w:pPr>
-          <w:hyperlink w:anchor="_Toc230628077" w:history="1">
+          <w:hyperlink w:anchor="_Toc230787118" w:history="1">
             <w:r>
               <w:rPr>
                 <w:rStyle w:val="Hyperlink"/>
                 <w:noProof/>
               </w:rPr>
-              <w:t>4.10 Probleme întâmpinate și soluții adoptate</w:t>
+              <w:t>4.10 Probleme intampinate si solutii adoptate</w:t>
             </w:r>
             <w:r>
               <w:rPr>
@@ -2738,7 +2738,7 @@
                 <w:noProof/>
                 <w:webHidden/>
               </w:rPr>
-              <w:instrText xml:space="preserve"> PAGEREF _Toc230628077 \h </w:instrText>
+              <w:instrText xml:space="preserve"> PAGEREF _Toc230787118 \h </w:instrText>
             </w:r>
             <w:r>
               <w:rPr>
@@ -2758,7 +2758,7 @@
                 <w:noProof/>
                 <w:webHidden/>
               </w:rPr>
-              <w:t>27</w:t>
+              <w:t>36</w:t>
             </w:r>
             <w:r>
               <w:rPr>
@@ -2781,13 +2781,13 @@
               <w:color w:val="auto"/>
             </w:rPr>
           </w:pPr>
-          <w:hyperlink w:anchor="_Toc230628078" w:history="1">
+          <w:hyperlink w:anchor="_Toc230787119" w:history="1">
             <w:r>
               <w:rPr>
                 <w:rStyle w:val="Hyperlink"/>
                 <w:noProof/>
               </w:rPr>
-              <w:t>4.11 Rezultatul final al aplicației</w:t>
+              <w:t>4.11 Rezultatul final al aplicatiei</w:t>
             </w:r>
             <w:r>
               <w:rPr>
@@ -2808,7 +2808,7 @@
                 <w:noProof/>
                 <w:webHidden/>
               </w:rPr>
-              <w:instrText xml:space="preserve"> PAGEREF _Toc230628078 \h </w:instrText>
+              <w:instrText xml:space="preserve"> PAGEREF _Toc230787119 \h </w:instrText>
             </w:r>
             <w:r>
               <w:rPr>
@@ -2828,7 +2828,7 @@
                 <w:noProof/>
                 <w:webHidden/>
               </w:rPr>
-              <w:t>28</w:t>
+              <w:t>37</w:t>
             </w:r>
             <w:r>
               <w:rPr>
@@ -2851,7 +2851,7 @@
               <w:color w:val="auto"/>
             </w:rPr>
           </w:pPr>
-          <w:hyperlink w:anchor="_Toc230628079" w:history="1">
+          <w:hyperlink w:anchor="_Toc230787120" w:history="1">
             <w:r>
               <w:rPr>
                 <w:rStyle w:val="Hyperlink"/>
@@ -2878,7 +2878,7 @@
                 <w:noProof/>
                 <w:webHidden/>
               </w:rPr>
-              <w:instrText xml:space="preserve"> PAGEREF _Toc230628079 \h </w:instrText>
+              <w:instrText xml:space="preserve"> PAGEREF _Toc230787120 \h </w:instrText>
             </w:r>
             <w:r>
               <w:rPr>
@@ -2898,7 +2898,7 @@
                 <w:noProof/>
                 <w:webHidden/>
               </w:rPr>
-              <w:t>29</w:t>
+              <w:t>39</w:t>
             </w:r>
             <w:r>
               <w:rPr>
@@ -2921,7 +2921,7 @@
               <w:color w:val="auto"/>
             </w:rPr>
           </w:pPr>
-          <w:hyperlink w:anchor="_Toc230628080" w:history="1">
+          <w:hyperlink w:anchor="_Toc230787121" w:history="1">
             <w:r>
               <w:rPr>
                 <w:rStyle w:val="Hyperlink"/>
@@ -2948,7 +2948,7 @@
                 <w:noProof/>
                 <w:webHidden/>
               </w:rPr>
-              <w:instrText xml:space="preserve"> PAGEREF _Toc230628080 \h </w:instrText>
+              <w:instrText xml:space="preserve"> PAGEREF _Toc230787121 \h </w:instrText>
             </w:r>
             <w:r>
               <w:rPr>
@@ -2968,7 +2968,7 @@
                 <w:noProof/>
                 <w:webHidden/>
               </w:rPr>
-              <w:t>30</w:t>
+              <w:t>40</w:t>
             </w:r>
             <w:r>
               <w:rPr>
@@ -2991,7 +2991,7 @@
               <w:color w:val="auto"/>
             </w:rPr>
           </w:pPr>
-          <w:hyperlink w:anchor="_Toc230628081" w:history="1">
+          <w:hyperlink w:anchor="_Toc230787122" w:history="1">
             <w:r>
               <w:rPr>
                 <w:rStyle w:val="Hyperlink"/>
@@ -3018,7 +3018,7 @@
                 <w:noProof/>
                 <w:webHidden/>
               </w:rPr>
-              <w:instrText xml:space="preserve"> PAGEREF _Toc230628081 \h </w:instrText>
+              <w:instrText xml:space="preserve"> PAGEREF _Toc230787122 \h </w:instrText>
             </w:r>
             <w:r>
               <w:rPr>
@@ -3038,7 +3038,7 @@
                 <w:noProof/>
                 <w:webHidden/>
               </w:rPr>
-              <w:t>31</w:t>
+              <w:t>41</w:t>
             </w:r>
             <w:r>
               <w:rPr>
@@ -3071,18 +3071,18 @@
           <w:sz w:val="50"/>
         </w:rPr>
       </w:pPr>
-      <w:r>
-        <w:br w:type="page"/>
-      </w:r>
       <w:bookmarkStart w:id="1" w:name="_GoBack"/>
       <w:bookmarkEnd w:id="1"/>
+      <w:r>
+        <w:br w:type="page"/>
+      </w:r>
     </w:p>
     <w:p>
       <w:pPr>
         <w:pStyle w:val="Heading1"/>
         <w:ind w:left="-5"/>
       </w:pPr>
-      <w:bookmarkStart w:id="2" w:name="_Toc230628044"/>
+      <w:bookmarkStart w:id="2" w:name="_Toc230787085"/>
       <w:r>
         <w:lastRenderedPageBreak/>
         <w:t>Motivatie</w:t>
@@ -3130,7 +3130,7 @@
         <w:pStyle w:val="Heading1"/>
         <w:ind w:left="-5"/>
       </w:pPr>
-      <w:bookmarkStart w:id="3" w:name="_Toc230628045"/>
+      <w:bookmarkStart w:id="3" w:name="_Toc230787086"/>
       <w:r>
         <w:lastRenderedPageBreak/>
         <w:t>Introducere</w:t>
@@ -3178,7 +3178,7 @@
         <w:pStyle w:val="Heading1"/>
         <w:ind w:left="-5"/>
       </w:pPr>
-      <w:bookmarkStart w:id="4" w:name="_Toc230628046"/>
+      <w:bookmarkStart w:id="4" w:name="_Toc230787087"/>
       <w:r>
         <w:lastRenderedPageBreak/>
         <w:t xml:space="preserve">Capitolul 1 - </w:t>
@@ -3223,7 +3223,7 @@
         </w:tabs>
         <w:ind w:left="-15" w:firstLine="0"/>
       </w:pPr>
-      <w:bookmarkStart w:id="5" w:name="_Toc230628047"/>
+      <w:bookmarkStart w:id="5" w:name="_Toc230787088"/>
       <w:r>
         <w:t>1.1</w:t>
       </w:r>
@@ -3259,7 +3259,7 @@
         </w:tabs>
         <w:ind w:left="-15" w:firstLine="0"/>
       </w:pPr>
-      <w:bookmarkStart w:id="6" w:name="_Toc230628048"/>
+      <w:bookmarkStart w:id="6" w:name="_Toc230787089"/>
       <w:r>
         <w:lastRenderedPageBreak/>
         <w:t>1.</w:t>
@@ -3304,7 +3304,7 @@
           <w:noProof/>
         </w:rPr>
         <w:drawing>
-          <wp:anchor distT="0" distB="0" distL="114300" distR="114300" simplePos="0" relativeHeight="251665408" behindDoc="0" locked="0" layoutInCell="1" allowOverlap="1" wp14:anchorId="7835037E" wp14:editId="24D3F8D4">
+          <wp:anchor distT="0" distB="0" distL="114300" distR="114300" simplePos="0" relativeHeight="251665408" behindDoc="0" locked="0" layoutInCell="1" allowOverlap="1" wp14:anchorId="3F831826" wp14:editId="23422DB1">
             <wp:simplePos x="0" y="0"/>
             <wp:positionH relativeFrom="margin">
               <wp:posOffset>1403350</wp:posOffset>
@@ -3420,7 +3420,7 @@
           <w:noProof/>
         </w:rPr>
         <w:drawing>
-          <wp:anchor distT="0" distB="0" distL="114300" distR="114300" simplePos="0" relativeHeight="251658240" behindDoc="1" locked="0" layoutInCell="1" allowOverlap="1" wp14:anchorId="72FDA0D3" wp14:editId="070FA742">
+          <wp:anchor distT="0" distB="0" distL="114300" distR="114300" simplePos="0" relativeHeight="251658240" behindDoc="1" locked="0" layoutInCell="1" allowOverlap="1" wp14:anchorId="3CDFA882" wp14:editId="6B504875">
             <wp:simplePos x="0" y="0"/>
             <wp:positionH relativeFrom="margin">
               <wp:align>right</wp:align>
@@ -3480,7 +3480,7 @@
           <w:noProof/>
         </w:rPr>
         <w:drawing>
-          <wp:anchor distT="0" distB="0" distL="114300" distR="114300" simplePos="0" relativeHeight="251660288" behindDoc="0" locked="0" layoutInCell="1" allowOverlap="1" wp14:anchorId="7E9031F7" wp14:editId="7CD9CA43">
+          <wp:anchor distT="0" distB="0" distL="114300" distR="114300" simplePos="0" relativeHeight="251660288" behindDoc="0" locked="0" layoutInCell="1" allowOverlap="1" wp14:anchorId="01F8AA6B" wp14:editId="3BAE6C5D">
             <wp:simplePos x="0" y="0"/>
             <wp:positionH relativeFrom="margin">
               <wp:align>left</wp:align>
@@ -3552,7 +3552,7 @@
         </w:rPr>
         <w:lastRenderedPageBreak/>
         <w:drawing>
-          <wp:anchor distT="0" distB="0" distL="114300" distR="114300" simplePos="0" relativeHeight="251661312" behindDoc="0" locked="0" layoutInCell="1" allowOverlap="1" wp14:anchorId="4A315E28" wp14:editId="62F5FB12">
+          <wp:anchor distT="0" distB="0" distL="114300" distR="114300" simplePos="0" relativeHeight="251661312" behindDoc="0" locked="0" layoutInCell="1" allowOverlap="1" wp14:anchorId="2D800D0C" wp14:editId="24814700">
             <wp:simplePos x="0" y="0"/>
             <wp:positionH relativeFrom="margin">
               <wp:align>right</wp:align>
@@ -3612,7 +3612,7 @@
           <w:noProof/>
         </w:rPr>
         <w:drawing>
-          <wp:anchor distT="0" distB="0" distL="114300" distR="114300" simplePos="0" relativeHeight="251662336" behindDoc="0" locked="0" layoutInCell="1" allowOverlap="1" wp14:anchorId="11ADD9E1" wp14:editId="558C3546">
+          <wp:anchor distT="0" distB="0" distL="114300" distR="114300" simplePos="0" relativeHeight="251662336" behindDoc="0" locked="0" layoutInCell="1" allowOverlap="1" wp14:anchorId="0E8D82FA" wp14:editId="65E6583B">
             <wp:simplePos x="0" y="0"/>
             <wp:positionH relativeFrom="margin">
               <wp:posOffset>-635</wp:posOffset>
@@ -3737,7 +3737,7 @@
         </w:rPr>
         <w:lastRenderedPageBreak/>
         <w:drawing>
-          <wp:anchor distT="0" distB="0" distL="114300" distR="114300" simplePos="0" relativeHeight="251664384" behindDoc="0" locked="0" layoutInCell="1" allowOverlap="1" wp14:anchorId="7EE4A288" wp14:editId="243C2F06">
+          <wp:anchor distT="0" distB="0" distL="114300" distR="114300" simplePos="0" relativeHeight="251664384" behindDoc="0" locked="0" layoutInCell="1" allowOverlap="1" wp14:anchorId="50D3BE1A" wp14:editId="6630D026">
             <wp:simplePos x="0" y="0"/>
             <wp:positionH relativeFrom="margin">
               <wp:align>left</wp:align>
@@ -3804,7 +3804,7 @@
           <w:noProof/>
         </w:rPr>
         <w:drawing>
-          <wp:anchor distT="0" distB="0" distL="114300" distR="114300" simplePos="0" relativeHeight="251663360" behindDoc="0" locked="0" layoutInCell="1" allowOverlap="1" wp14:anchorId="33E4B725" wp14:editId="6852E898">
+          <wp:anchor distT="0" distB="0" distL="114300" distR="114300" simplePos="0" relativeHeight="251663360" behindDoc="0" locked="0" layoutInCell="1" allowOverlap="1" wp14:anchorId="79AE2070" wp14:editId="281F5257">
             <wp:simplePos x="0" y="0"/>
             <wp:positionH relativeFrom="margin">
               <wp:align>right</wp:align>
@@ -3906,7 +3906,7 @@
         </w:tabs>
         <w:ind w:left="-15" w:firstLine="0"/>
       </w:pPr>
-      <w:bookmarkStart w:id="7" w:name="_Toc230628049"/>
+      <w:bookmarkStart w:id="7" w:name="_Toc230787090"/>
       <w:r>
         <w:t>1.3 Complexitate</w:t>
       </w:r>
@@ -4508,7 +4508,7 @@
         </w:tabs>
         <w:ind w:left="-15" w:firstLine="0"/>
       </w:pPr>
-      <w:bookmarkStart w:id="8" w:name="_Toc230628050"/>
+      <w:bookmarkStart w:id="8" w:name="_Toc230787091"/>
       <w:r>
         <w:t>1.4</w:t>
       </w:r>
@@ -4555,7 +4555,7 @@
         <w:pStyle w:val="Heading1"/>
         <w:ind w:left="-5"/>
       </w:pPr>
-      <w:bookmarkStart w:id="9" w:name="_Toc230628051"/>
+      <w:bookmarkStart w:id="9" w:name="_Toc230787092"/>
       <w:r>
         <w:lastRenderedPageBreak/>
         <w:t xml:space="preserve">Capitolul 2 - </w:t>
@@ -4582,7 +4582,7 @@
         </w:tabs>
         <w:ind w:left="-15" w:firstLine="0"/>
       </w:pPr>
-      <w:bookmarkStart w:id="10" w:name="_Toc230628052"/>
+      <w:bookmarkStart w:id="10" w:name="_Toc230787093"/>
       <w:r>
         <w:t xml:space="preserve">2.1 </w:t>
       </w:r>
@@ -4614,7 +4614,7 @@
         </w:tabs>
         <w:ind w:left="-15" w:firstLine="0"/>
       </w:pPr>
-      <w:bookmarkStart w:id="11" w:name="_Toc230628053"/>
+      <w:bookmarkStart w:id="11" w:name="_Toc230787094"/>
       <w:r>
         <w:t>2.2</w:t>
       </w:r>
@@ -4657,7 +4657,7 @@
         </w:tabs>
         <w:ind w:left="-15" w:firstLine="0"/>
       </w:pPr>
-      <w:bookmarkStart w:id="12" w:name="_Toc230628054"/>
+      <w:bookmarkStart w:id="12" w:name="_Toc230787095"/>
       <w:r>
         <w:t>2.3</w:t>
       </w:r>
@@ -4717,7 +4717,7 @@
         </w:tabs>
         <w:ind w:left="-15" w:firstLine="0"/>
       </w:pPr>
-      <w:bookmarkStart w:id="13" w:name="_Toc230628055"/>
+      <w:bookmarkStart w:id="13" w:name="_Toc230787096"/>
       <w:r>
         <w:t>2.4</w:t>
       </w:r>
@@ -4784,7 +4784,7 @@
         <w:pStyle w:val="Heading1"/>
         <w:ind w:left="10"/>
       </w:pPr>
-      <w:bookmarkStart w:id="14" w:name="_Toc230628056"/>
+      <w:bookmarkStart w:id="14" w:name="_Toc230787097"/>
       <w:r>
         <w:lastRenderedPageBreak/>
         <w:t xml:space="preserve">Capitolul 3 - </w:t>
@@ -4819,7 +4819,7 @@
       <w:pPr>
         <w:pStyle w:val="Heading2"/>
       </w:pPr>
-      <w:bookmarkStart w:id="15" w:name="_Toc230628057"/>
+      <w:bookmarkStart w:id="15" w:name="_Toc230787098"/>
       <w:r>
         <w:t xml:space="preserve">3.1 </w:t>
       </w:r>
@@ -4947,7 +4947,7 @@
       <w:pPr>
         <w:pStyle w:val="Heading2"/>
       </w:pPr>
-      <w:bookmarkStart w:id="16" w:name="_Toc230628058"/>
+      <w:bookmarkStart w:id="16" w:name="_Toc230787099"/>
       <w:r>
         <w:t>3.2</w:t>
       </w:r>
@@ -5015,7 +5015,7 @@
       <w:pPr>
         <w:pStyle w:val="Heading2"/>
       </w:pPr>
-      <w:bookmarkStart w:id="17" w:name="_Toc230628059"/>
+      <w:bookmarkStart w:id="17" w:name="_Toc230787100"/>
       <w:r>
         <w:t>3.3</w:t>
       </w:r>
@@ -5088,7 +5088,7 @@
       <w:pPr>
         <w:pStyle w:val="Heading2"/>
       </w:pPr>
-      <w:bookmarkStart w:id="18" w:name="_Toc230628060"/>
+      <w:bookmarkStart w:id="18" w:name="_Toc230787101"/>
       <w:r>
         <w:lastRenderedPageBreak/>
         <w:t>3.4 Algoritmii de Inteligenta Artificiala</w:t>
@@ -5118,7 +5118,7 @@
       <w:pPr>
         <w:pStyle w:val="Heading3"/>
       </w:pPr>
-      <w:bookmarkStart w:id="19" w:name="_Toc230628061"/>
+      <w:bookmarkStart w:id="19" w:name="_Toc230787102"/>
       <w:r>
         <w:t>MiniMax</w:t>
       </w:r>
@@ -5144,7 +5144,7 @@
       <w:pPr>
         <w:pStyle w:val="Heading3"/>
       </w:pPr>
-      <w:bookmarkStart w:id="20" w:name="_Toc230628062"/>
+      <w:bookmarkStart w:id="20" w:name="_Toc230787103"/>
       <w:r>
         <w:lastRenderedPageBreak/>
         <w:t>Monte Carlo Tree Search</w:t>
@@ -5174,7 +5174,7 @@
       <w:pPr>
         <w:pStyle w:val="Heading3"/>
       </w:pPr>
-      <w:bookmarkStart w:id="21" w:name="_Toc230628063"/>
+      <w:bookmarkStart w:id="21" w:name="_Toc230787104"/>
       <w:r>
         <w:t>Optimizari MCTS</w:t>
       </w:r>
@@ -5295,7 +5295,7 @@
         <w:pStyle w:val="Heading1"/>
         <w:ind w:left="-5"/>
       </w:pPr>
-      <w:bookmarkStart w:id="22" w:name="_Toc230628064"/>
+      <w:bookmarkStart w:id="22" w:name="_Toc230787105"/>
       <w:r>
         <w:lastRenderedPageBreak/>
         <w:t xml:space="preserve">Capitolul 4 - </w:t>
@@ -5310,24 +5310,12 @@
     </w:p>
     <w:p>
       <w:r>
-        <w:t xml:space="preserve">Acest capitol prezinta in detaliu procesul de proiectare si implementare a aplicatiei Quoridor, urmarind trecerea de la regulile </w:t>
-      </w:r>
-      <w:r>
-        <w:t>jocului si cerintele functionale la o aplicatie completa, cu interfata grafica, modele interne de reprezentare a starii si algoritmi de inteligenta artificiala. Spre deosebire de capitolul anterior, care a descris tehnologiile folosite, capitolul de fata s</w:t>
-      </w:r>
-      <w:r>
-        <w:t>e concentreaza pe modul concret in care acestea au fost aplicate in cadrul proiectului.</w:t>
-      </w:r>
-    </w:p>
-    <w:p>
-      <w:r>
-        <w:t xml:space="preserve">Prezentarea urmareste munca depusa pentru organizarea codului, implementarea logicii jocului, construirea unei interfete utilizabile si integrarea algoritmilor MiniMax </w:t>
-      </w:r>
-      <w:r>
-        <w:t>s</w:t>
-      </w:r>
-      <w:r>
-        <w:t>i Monte Carlo Tree Search. De asemenea, capitolul evidentiaza deciziile de proiectare, optimizarile realizate pentru performanta, mecanismele de testare si dificultatile intampinate pe parcursul dezvoltarii.</w:t>
+        <w:t>Acest capitol prezinta in detaliu procesul de proiectare si implementare a aplicatiei Quoridor, urmarind trecerea de la regulile jocului si cerintele functionale la o aplicatie completa, cu interfata grafica, modele interne de reprezentare a starii si algoritmi de inteligenta artificiala. Spre deosebire de capitolul anterior, care a descris tehnologiile folosite, capitolul de fata se concentreaza pe modul concret in care acestea au fost aplicate in cadrul proiectului.</w:t>
+      </w:r>
+    </w:p>
+    <w:p>
+      <w:r>
+        <w:t>Prezentarea urmareste munca depusa pentru organizarea codului, implementarea logicii jocului, construirea unei interfete utilizabile si integrarea algoritmilor MiniMax si Monte Carlo Tree Search. De asemenea, capitolul evidentiaza deciziile de proiectare, optimizarile realizate pentru performanta, mecanismele de testare si dificultatile intampinate pe parcursul dezvoltarii.</w:t>
       </w:r>
     </w:p>
     <w:p/>
@@ -5335,57 +5323,58 @@
       <w:pPr>
         <w:pStyle w:val="Heading2"/>
       </w:pPr>
-      <w:bookmarkStart w:id="23" w:name="_Toc230628065"/>
-      <w:r>
-        <w:t xml:space="preserve">4.1 Obiectivele </w:t>
-      </w:r>
-      <w:r>
-        <w:t>aplicatiei</w:t>
+      <w:bookmarkStart w:id="23" w:name="_Toc230787106"/>
+      <w:r>
+        <w:t>4.1 Obiectivele aplicatiei</w:t>
       </w:r>
       <w:bookmarkEnd w:id="23"/>
     </w:p>
     <w:p>
       <w:r>
-        <w:t xml:space="preserve">- </w:t>
-      </w:r>
-      <w:r>
-        <w:t>implement</w:t>
-      </w:r>
-      <w:r>
-        <w:t>area corecta a jocului Quoridor</w:t>
-      </w:r>
-      <w:r>
-        <w:t xml:space="preserve"> </w:t>
-      </w:r>
-    </w:p>
-    <w:p>
-      <w:r>
-        <w:t xml:space="preserve">- </w:t>
-      </w:r>
-      <w:r>
-        <w:t>sustinerea partidelor int</w:t>
-      </w:r>
-      <w:r>
-        <w:t>re jucatori umani si agenti AI</w:t>
-      </w:r>
-    </w:p>
-    <w:p>
-      <w:r>
-        <w:t xml:space="preserve">- </w:t>
-      </w:r>
-      <w:r>
-        <w:t>vizualizarea clara a tablei de joc</w:t>
-      </w:r>
-    </w:p>
-    <w:p>
-      <w:r>
-        <w:t xml:space="preserve">- </w:t>
-      </w:r>
-      <w:r>
-        <w:t>posibilitatea comparari</w:t>
-      </w:r>
-      <w:r>
-        <w:t>i strategiilor automate</w:t>
+        <w:t>Aplicatia dezvoltata in cadrul proiectului are ca obiectiv principal implementarea corecta si completa a jocului Quoridor, intr-o forma care poate</w:t>
+      </w:r>
+      <w:r>
+        <w:t xml:space="preserve"> fi folosita atat de jucatori umani, cat si de agenti de inteligenta artificiala. Din acest motiv, prima cerinta urmarita a fost respectarea regulilor jocului: tabla de 9x9 celule, pozitiile initiale ale pionilor, numarul de zece pereti pentru fiecare juca</w:t>
+      </w:r>
+      <w:r>
+        <w:t>tor, mutarea pionului in cele patru directii principale, sariturile peste adversar, mutarile laterale in situatiile blocate si regula esentiala conform careia niciun perete nu poate elimina complet drumul unui jucator spre linia de sosire.</w:t>
+      </w:r>
+    </w:p>
+    <w:p>
+      <w:r>
+        <w:t>Un al doilea obi</w:t>
+      </w:r>
+      <w:r>
+        <w:t xml:space="preserve">ectiv a fost sustinerea mai multor tipuri de partide. Aplicatia permite configurarea unor meciuri intre doi jucatori umani, intre un jucator uman si un agent AI sau intre doi agenti AI. Aceasta flexibilitate este importanta deoarece proiectul nu urmareste </w:t>
+      </w:r>
+      <w:r>
+        <w:t>doar realizarea unei interfete de joc, ci si crearea unui mediu in care algoritmii pot fi observati, comparati si ajustati. Profilurile de jucator permit selectarea strategiilor MiniMax si MCTS, a adancimii de cautare, a numarului de iteratii si a euristic</w:t>
+      </w:r>
+      <w:r>
+        <w:t>ilor folosite in variantele optimizate.</w:t>
+      </w:r>
+    </w:p>
+    <w:p>
+      <w:r>
+        <w:t xml:space="preserve">Un alt obiectiv important a fost vizualizarea clara a partidei. Interfata trebuie sa arate tabla, pionii, peretii, jucatorul aflat la mutare, numarul de pereti ramasi si miscarile posibile </w:t>
+      </w:r>
+      <w:r>
+        <w:lastRenderedPageBreak/>
+        <w:t xml:space="preserve">pentru un jucator uman. In </w:t>
+      </w:r>
+      <w:r>
+        <w:t>plus, pentru partidele automate, aplicatia afiseaza scoruri, rate de castig, timpi de gandire si impactul mediu al peretilor. Astfel, aplicatia devine nu doar un joc functional, ci si un instrument de analiza a strategiilor automate.</w:t>
+      </w:r>
+    </w:p>
+    <w:p>
+      <w:r>
+        <w:t>Prin aceste obiective,</w:t>
+      </w:r>
+      <w:r>
+        <w:t xml:space="preserve"> proiectul leaga doua directii complementare: fidelitatea fata de regulile jocului si analiza comportamentului algoritmic. Partea de joc ofera un cadru controlat si verificabil, iar partea de inteligenta artificiala foloseste acest cadru pentru a lua deciz</w:t>
+      </w:r>
+      <w:r>
+        <w:t>ii si pentru a produce date comparative.</w:t>
       </w:r>
     </w:p>
     <w:p/>
@@ -5393,7 +5382,7 @@
       <w:pPr>
         <w:pStyle w:val="Heading2"/>
       </w:pPr>
-      <w:bookmarkStart w:id="24" w:name="_Toc230628066"/>
+      <w:bookmarkStart w:id="24" w:name="_Toc230787107"/>
       <w:r>
         <w:t>4.2 Arhitectura generala a proiectului</w:t>
       </w:r>
@@ -5401,32 +5390,50 @@
     </w:p>
     <w:p>
       <w:r>
-        <w:t xml:space="preserve">- </w:t>
-      </w:r>
-      <w:r>
-        <w:t xml:space="preserve">organizarea proiectului pe pachete si responsabilitati, </w:t>
-      </w:r>
-    </w:p>
-    <w:p>
-      <w:r>
-        <w:t>- explicarea</w:t>
-      </w:r>
-      <w:r>
-        <w:t xml:space="preserve"> rolul componentelor GUI, Standa</w:t>
-      </w:r>
-      <w:r>
-        <w:t>rdModel, PerformanceModelm, AI</w:t>
-      </w:r>
-    </w:p>
-    <w:p>
-      <w:r>
-        <w:t>- modul</w:t>
-      </w:r>
-      <w:r>
-        <w:t xml:space="preserve"> in care acestea comunica</w:t>
-      </w:r>
-      <w:r>
-        <w:t xml:space="preserve"> intre ele.</w:t>
+        <w:t>Proiectul este organizat ca o aplicatie Java modulara, construita cu Gradle si JavaFX. Codul sursa este impartit in patru zone principale: GUI, StandardModel, PerformanceModel</w:t>
+      </w:r>
+      <w:r>
+        <w:t xml:space="preserve"> si AI. Aceasta impartire separa responsabilitatile si face mai usoara intelegerea fluxului aplicatiei. Pachetul GUI se ocupa de ferestre, controale, tabla de joc si afisarea statisticilor. Pachetul StandardModel modeleaza jocul intr-o forma apropiata de r</w:t>
+      </w:r>
+      <w:r>
+        <w:t>egulile reale. Pachetul PerformanceModel ofera o reprezentare compacta, potrivita pentru calcule repetate. Pachetul AI contine algoritmii care aleg mutari pe baza starii compacte a jocului.</w:t>
+      </w:r>
+    </w:p>
+    <w:p>
+      <w:r>
+        <w:t>Punctul de pornire al aplicatiei este clasa GameUI, care extinde A</w:t>
+      </w:r>
+      <w:r>
+        <w:t>pplication si lanseaza interfata JavaFX. Prima fereastra, StartWindow, colecteaza optiunile utilizatorului si construieste profilurile celor doi jucatori. Aceste profiluri sunt apoi transmise catre GameUI, care deschide GameWindow si decide ce controller t</w:t>
+      </w:r>
+      <w:r>
+        <w:t>rebuie folosit. Daca in partida exista cel putin un jucator uman, este folosita clasa Game din StandardModel, deoarece aceasta trebuie sa gestioneze input de la utilizator, validarea vizuala a mutarilor si posibilitatea de undo. Daca ambii jucatori sunt ag</w:t>
+      </w:r>
+      <w:r>
+        <w:t>enti AI, este folosita clasa PerformanceGameController, care ruleaza o partida automata intr-o forma mai directa.</w:t>
+      </w:r>
+    </w:p>
+    <w:p>
+      <w:r>
+        <w:t>Comunicarea dintre pachete se bazeaza pe cateva contracte simple. Interfata Algorithm defineste metoda generateMove, care primeste un GameStat</w:t>
+      </w:r>
+      <w:r>
+        <w:t>e si intoarce o mutare codificata numeric. Astfel, MiniMax, MCTS si alte strategii pot fi folosite interschimbabil. Modelul standard traduce aceste coduri numerice in obiecte Move atunci cand trebuie sa actualizeze tabla si interfata, iar modelul de perfor</w:t>
+      </w:r>
+      <w:r>
+        <w:t>manta lucreaza direct cu codurile pentru a evita conversii inutile in timpul simularilor.</w:t>
+      </w:r>
+    </w:p>
+    <w:p>
+      <w:r>
+        <w:lastRenderedPageBreak/>
+        <w:t>Un aspect important al arhitecturii este separarea dintre firul de executie al jocului si firul grafic JavaFX. Calculul mutarilor AI si asteptarea inputului uman se f</w:t>
+      </w:r>
+      <w:r>
+        <w:t>ac in thread-uri separate, iar modificarile vizuale sunt trimise prin Platform.runLater. In plus, GameUI foloseste un identificator intern al partidei, numit gameToken, pentru a ignora actualizarile venite de la o partida veche dupa ce utilizatorul a porni</w:t>
+      </w:r>
+      <w:r>
+        <w:t>t un rematch, un joc nou sau a inchis fereastra.</w:t>
       </w:r>
     </w:p>
     <w:p/>
@@ -5434,7 +5441,7 @@
       <w:pPr>
         <w:pStyle w:val="Heading2"/>
       </w:pPr>
-      <w:bookmarkStart w:id="25" w:name="_Toc230628067"/>
+      <w:bookmarkStart w:id="25" w:name="_Toc230787108"/>
       <w:r>
         <w:t>4.3 Implementarea modelului standard al jocului</w:t>
       </w:r>
@@ -5442,21 +5449,77 @@
     </w:p>
     <w:p>
       <w:r>
-        <w:t>- detail despre clasele din modelul standard</w:t>
-      </w:r>
-      <w:r>
-        <w:t xml:space="preserve">: tabla, celulele, jucatorii, mutarile, peretii </w:t>
-      </w:r>
-    </w:p>
-    <w:p>
-      <w:r>
-        <w:t xml:space="preserve">- </w:t>
-      </w:r>
-      <w:r>
-        <w:t>regulile care ve</w:t>
-      </w:r>
-      <w:r>
-        <w:t>rifica validitatea unei actiuni</w:t>
+        <w:t>Modelul standard al jocului este construit in jurul claselor Board, Cell, Wall, Player, Move si Game. Aceste clase urmaresc o reprezentare usor de inteles a d</w:t>
+      </w:r>
+      <w:r>
+        <w:t>omeniului. Board contine matricea de celule, Cell pastreaza coordonatele, pionul aflat pe celula si peretii de pe cele patru laturi, Wall reprezinta un perete plasat intre celule, Player retine pozitia si numarul de pereti ramasi, iar Move descrie o actiun</w:t>
+      </w:r>
+      <w:r>
+        <w:t>e efectuata de un jucator.</w:t>
+      </w:r>
+    </w:p>
+    <w:p>
+      <w:r>
+        <w:t>La initializarea tablei, clasa Board creeaza cele 81 de celule si adauga pereti de margine. Acesti pereti de margine nu sunt mutari ale jucatorilor, ci limite logice ale tablei. Ei simplifica verificarea deplasarilor, deoarece or</w:t>
+      </w:r>
+      <w:r>
+        <w:t>ice incercare de iesire din tabla este tratata ca o latura blocata. Tabla primeste apoi cei doi jucatori, plasati pe coloana centrala a liniilor opuse, conform regulilor Quoridor.</w:t>
+      </w:r>
+    </w:p>
+    <w:p>
+      <w:r>
+        <w:t>Mutarea pionului este validata prin metoda getPossibleCellsForPawnMoves. Pen</w:t>
+      </w:r>
+      <w:r>
+        <w:t>tru fiecare dintre cele patru directii principale se verifica daca exista perete intre pozitia curenta si celula vecina. Daca celula vecina este libera, ea devine o mutare posibila. Daca pe acea celula se afla adversarul, modelul incearca saritura peste pi</w:t>
+      </w:r>
+      <w:r>
+        <w:t>on. In cazul in care saritura directa este blocata de un perete sau de marginea tablei, sunt calculate mutarile laterale permise. Aceasta implementare acopera si cazurile speciale ale jocului, in care pionul nu poate trece direct peste adversar.</w:t>
+      </w:r>
+    </w:p>
+    <w:p>
+      <w:r>
+        <w:t>Plasarea u</w:t>
+      </w:r>
+      <w:r>
+        <w:t>nui perete este verificata separat. Inainte de actualizarea definitiva a tablei, Board controleaza daca jucatorul mai are pereti disponibili, daca pozitia se afla in interiorul grilei de plasare 8x8 si daca noul perete nu se suprapune peste un perete exist</w:t>
+      </w:r>
+      <w:r>
+        <w:t>ent. Pentru aceasta verificare sunt analizati peretii vecini orizontali si verticali ai celor patru celule atinse de peretele candidat. Astfel sunt evitate atat suprapunerile, cat si plasari incompatibile cu regulile jocului.</w:t>
+      </w:r>
+    </w:p>
+    <w:p>
+      <w:r>
+        <w:lastRenderedPageBreak/>
+        <w:t>Cea mai importanta regula pent</w:t>
+      </w:r>
+      <w:r>
+        <w:t>ru pereti este pastrarea unui drum pentru ambii jucatori. Board testeaza aceasta conditie plasand temporar peretele, ruland o parcurgere BFS pentru fiecare jucator si apoi eliminand peretele temporar. BFS porneste de la pozitia jucatorului si exploreaza to</w:t>
+      </w:r>
+      <w:r>
+        <w:t>ate celulele accesibile pana cand gaseste linia de sosire sau pana cand nu mai exista celule de explorat. Daca pentru oricare dintre jucatori nu mai exista drum, mutarea este respinsa.</w:t>
+      </w:r>
+    </w:p>
+    <w:p>
+      <w:r>
+        <w:t>Clasa Game coordoneaza modelul standard in timpul unei partide. Ea past</w:t>
+      </w:r>
+      <w:r>
+        <w:t>reaza tabla, jucatorii, jucatorul curent, adversarul, istoricul mutarilor, statisticile de gandire si o instanta GameState folosita de algoritmii AI. Pentru a evita conflictele intre thread-ul de joc si actiunile din interfata, accesul la starea partidei e</w:t>
+      </w:r>
+      <w:r>
+        <w:t>ste protejat printr-un obiect gameLock si prin blocuri synchronized. Variabila stateVersion ajuta la ignorarea actiunilor intarziate atunci cand partida a fost modificata prin undo, oprita sau repornita.</w:t>
+      </w:r>
+    </w:p>
+    <w:p>
+      <w:r>
+        <w:t>Istoricul mutarilor are un rol practic important. Pe</w:t>
+      </w:r>
+      <w:r>
+        <w:t xml:space="preserve"> baza lui, Game poate reconstrui tabla atunci cand utilizatorul apasa undo. In loc sa incerce sa anuleze manual fiecare efect al unei mutari, aplicatia recreeaza tabla de la zero, reseteaza jucatorii, reinitializeaza starea AI si reaplica mutarile ramase i</w:t>
+      </w:r>
+      <w:r>
+        <w:t>n istoric. Aceasta abordare reduce riscul aparitiei unor diferente intre modelul vizual, modelul standard si modelul compact folosit de algoritmi.</w:t>
       </w:r>
     </w:p>
     <w:p/>
@@ -5464,33 +5527,74 @@
       <w:pPr>
         <w:pStyle w:val="Heading2"/>
       </w:pPr>
-      <w:bookmarkStart w:id="26" w:name="_Toc230628068"/>
+      <w:bookmarkStart w:id="26" w:name="_Toc230787109"/>
+      <w:r>
+        <w:t>4.4 Implementarea modelului de performanta</w:t>
+      </w:r>
+      <w:bookmarkEnd w:id="26"/>
+    </w:p>
+    <w:p>
+      <w:r>
+        <w:t>Modelul de performanta a aparut din nevoia algoritmilor AI de a c</w:t>
+      </w:r>
+      <w:r>
+        <w:t xml:space="preserve">opia si evalua rapid multe stari ale jocului. Reprezentarea orientata pe obiecte din StandardModel este clara si potrivita pentru regulile jocului si pentru interactiunea cu interfata, dar devine costisitoare atunci cand MiniMax sau MCTS trebuie sa creeze </w:t>
+      </w:r>
+      <w:r>
+        <w:t>mii de continuari posibile. Din acest motiv, PerformanceModel foloseste o reprezentare mai compacta, centrata in jurul clasei GameState.</w:t>
+      </w:r>
+    </w:p>
+    <w:p>
+      <w:r>
+        <w:t xml:space="preserve">In GameState, pozitiile celulelor sunt codificate numeric de la 0 la 80, folosind formula rand * 9 + coloana. Mutarile </w:t>
+      </w:r>
+      <w:r>
+        <w:t>pionilor sunt codificate cu un offset de 200, ceea ce le separa clar de codurile peretilor. Peretii sunt codificati de la 0 la 127, deoarece tabla permite 64 de ancore pentru pereti orizontali si 64 pentru pereti verticali. Orientarea este dedusa din parit</w:t>
+      </w:r>
+      <w:r>
+        <w:t>atea codului, iar randul si coloana ancorei sunt obtinute prin impartirea la dimensiunea grilei de pereti.</w:t>
+      </w:r>
+    </w:p>
+    <w:p>
       <w:r>
         <w:lastRenderedPageBreak/>
-        <w:t xml:space="preserve">4.4 </w:t>
-      </w:r>
-      <w:r>
-        <w:t>Implementarea modelului de performanta</w:t>
-      </w:r>
-      <w:bookmarkEnd w:id="26"/>
-    </w:p>
-    <w:p>
-      <w:r>
-        <w:t xml:space="preserve">- </w:t>
-      </w:r>
-      <w:r>
-        <w:t>motivul aparitiei unui model</w:t>
-      </w:r>
-      <w:r>
-        <w:t>ului de performanta</w:t>
-      </w:r>
-    </w:p>
-    <w:p>
-      <w:r>
-        <w:t xml:space="preserve">- </w:t>
-      </w:r>
-      <w:r>
-        <w:t>diferentele dintre reprezentarea orientata pe obiecte si reprezentarea compacta a starii de joc.</w:t>
+        <w:t>Relatiile de vecinatate dintre celule sunt pastrate intr-un graf Map&lt;Integer, Set&lt;Integer&gt;&gt;. La inceput, graful contine toate muchiile dintre celulel</w:t>
+      </w:r>
+      <w:r>
+        <w:t>e adiacente. Cand se plaseaza un perete, GameState elimina din graf cele doua muchii blocate de acel perete. Aceasta reprezentare face ca generarea mutarilor pionilor si calculul drumurilor minime sa fie operatii naturale pe graf, fara a mai inspecta obiec</w:t>
+      </w:r>
+      <w:r>
+        <w:t>te Cell si Wall.</w:t>
+      </w:r>
+    </w:p>
+    <w:p>
+      <w:r>
+        <w:t xml:space="preserve">GameState pastreaza distantele pana la liniile de sosire in doi vectori, topDistances si bottomDistances. Aceste distante sunt calculate cu BFS pornind de la fiecare celula a unei linii de sosire. Avantajul acestei abordari este ca </w:t>
+      </w:r>
+      <w:r>
+        <w:t>distanta oricarei pozitii pana la linia tinta poate fi citita rapid dintr-un vector. Dupa plasarea unui perete, distantele sunt recalculate, deoarece graful s-a modificat. Pentru mutarile de pion, distantele existente raman valide, deoarece structura grafu</w:t>
+      </w:r>
+      <w:r>
+        <w:t>lui nu se schimba.</w:t>
+      </w:r>
+    </w:p>
+    <w:p>
+      <w:r>
+        <w:t>Validarea peretilor in modelul de performanta foloseste aceleasi principii ca modelul standard, dar intr-o forma numerica. Se verifica numarul de pereti ramasi, conflictele cu peretii existenti si conectivitatea ambilor jucatori dupa pla</w:t>
+      </w:r>
+      <w:r>
+        <w:t>sarea peretelui. Metoda wallImpactBreakdown calculeaza, in plus, cate mutari adauga un perete pe drumul adversarului si cate mutari adauga pe drumul jucatorului curent. Aceasta informatie este folosita atat in statistici, cat si in afisarea impactului pere</w:t>
+      </w:r>
+      <w:r>
+        <w:t>tilor in interfata.</w:t>
+      </w:r>
+    </w:p>
+    <w:p>
+      <w:r>
+        <w:t>PerformanceGameController foloseste GameState pentru partidele AI contra AI. Controllerul nu asteapta click-uri de la utilizator si nu are nevoie de modelul obiectual complet. El alterneaza algoritmii, masoara timpul de gandire cu Syste</w:t>
+      </w:r>
+      <w:r>
+        <w:t>m.nanoTime, determina impactul peretilor si trimite catre GUI doar informatiile necesare pentru desenarea mutarii si actualizarea statisticilor. Prin aceasta separare, partidele automate pot rula mai rapid si pot fi repetate pentru comparatii.</w:t>
       </w:r>
     </w:p>
     <w:p/>
@@ -5498,35 +5602,71 @@
       <w:pPr>
         <w:pStyle w:val="Heading2"/>
       </w:pPr>
-      <w:bookmarkStart w:id="27" w:name="_Toc230628069"/>
-      <w:r>
-        <w:t>4.5 Implementarea interfetei grafice</w:t>
+      <w:bookmarkStart w:id="27" w:name="_Toc230787110"/>
+      <w:r>
+        <w:t>4.5 Impleme</w:t>
+      </w:r>
+      <w:r>
+        <w:t>ntarea interfetei grafice</w:t>
       </w:r>
       <w:bookmarkEnd w:id="27"/>
     </w:p>
     <w:p>
       <w:r>
-        <w:t xml:space="preserve">- </w:t>
-      </w:r>
-      <w:r>
-        <w:t xml:space="preserve">constructia </w:t>
-      </w:r>
-      <w:r>
-        <w:t>aspectului (ferestre, panourr, tabla de joc, controale)</w:t>
-      </w:r>
-      <w:r>
-        <w:t xml:space="preserve"> </w:t>
-      </w:r>
-    </w:p>
-    <w:p>
-      <w:r>
-        <w:t>- mecanismele</w:t>
-      </w:r>
-      <w:r>
-        <w:t xml:space="preserve"> prin care interfata reflecta i</w:t>
-      </w:r>
-      <w:r>
-        <w:t>n timp real starea unei partide</w:t>
+        <w:t>Interfata grafica este construita in JavaFX si este impartita in mai multe clase specializate. GameUI este punctul central de legatura, StartWindow se ocupa de configurarea partidei, GameWindow reprezinta fereastra efectiva de joc</w:t>
+      </w:r>
+      <w:r>
+        <w:t>, GameBoardPanel deseneaza tabla, ControlsPanel contine actiunile principale, PlayersPanel afiseaza informatii despre jucatori, iar StatsPanel prezinta scorurile si masuratorile de performanta.</w:t>
+      </w:r>
+    </w:p>
+    <w:p>
+      <w:r>
+        <w:lastRenderedPageBreak/>
+        <w:t>StartWindow permite alegerea celor doi jucatori prin carduri d</w:t>
+      </w:r>
+      <w:r>
+        <w:t>e configurare. Pentru un jucator uman se poate introduce numele, iar pentru MiniMax se pot selecta adancimea si strategia de ordonare a mutarilor. Pentru MCTS sunt disponibile numarul de iteratii, varianta standard sau optimizata, euristicile de selectie s</w:t>
+      </w:r>
+      <w:r>
+        <w:t>i rollout, precum si limita de mutari din rollout. Daca ambii jucatori sunt AI, fereastra permite si configurarea unui numar de rematch-uri automate.</w:t>
+      </w:r>
+    </w:p>
+    <w:p>
+      <w:r>
+        <w:t>GameWindow organizeaza vizual aplicatia in doua coloane. In partea stanga se afla panoul de control si tab</w:t>
+      </w:r>
+      <w:r>
+        <w:t>la de joc, iar in partea dreapta se afla informatiile despre jucatori si statisticile. Aceasta separare permite ca zona principala de interactiune, tabla, sa ramana clara, in timp ce informatiile auxiliare sunt disponibile permanent fara a acoperi jocul.</w:t>
+      </w:r>
+    </w:p>
+    <w:p>
+      <w:r>
+        <w:t>G</w:t>
+      </w:r>
+      <w:r>
+        <w:t xml:space="preserve">ameBoardPanel construieste tabla folosind un GridPane cu 9x9 dreptunghiuri. Pionii sunt reprezentati prin cercuri, iar peretii prin linii desenate peste tabla. Pentru mutarile posibile ale unui jucator uman sunt afisate cercuri mici pe celulele tinta, iar </w:t>
+      </w:r>
+      <w:r>
+        <w:t>o mutare ilegala poate declansa temporar un mesaj vizual. Click-urile pe tabla sunt transformate in coordonate si trimise catre GameUI, care le pune intr-o coada de input pentru logica jocului.</w:t>
+      </w:r>
+    </w:p>
+    <w:p>
+      <w:r>
+        <w:t>Interfata reflecta in timp real starea partidei prin metode de</w:t>
+      </w:r>
+      <w:r>
+        <w:t xml:space="preserve"> desenare si actualizare apelate de controllere. Mutarea unui pion schimba pozitia cercului corespunzator, plasarea unui perete adauga o linie colorata, iar numarul de pereti ramasi este actualizat in panoul jucatorilor. Pentru pereti se instaleaza si tool</w:t>
+      </w:r>
+      <w:r>
+        <w:t>tip-uri care descriu impactul estimat asupra drumurilor minime, ceea ce ajuta la interpretarea deciziilor luate de agentii AI.</w:t>
+      </w:r>
+    </w:p>
+    <w:p>
+      <w:r>
+        <w:t>Stilizarea este centralizata in clasa GuiTheme. Aceasta gestioneaza culori, fonturi, fundaluri, borduri, umbre si teme vizuale, a</w:t>
+      </w:r>
+      <w:r>
+        <w:t>stfel incat restul claselor GUI sa se concentreze pe structura si comportament. Schimbarea temei se propaga catre tabla, panouri, butoane si statistici, pastrand o interfata unitara.</w:t>
       </w:r>
     </w:p>
     <w:p/>
@@ -5534,7 +5674,7 @@
       <w:pPr>
         <w:pStyle w:val="Heading2"/>
       </w:pPr>
-      <w:bookmarkStart w:id="28" w:name="_Toc230628070"/>
+      <w:bookmarkStart w:id="28" w:name="_Toc230787111"/>
       <w:r>
         <w:t>4.6 Fluxul unei partide</w:t>
       </w:r>
@@ -5542,49 +5682,66 @@
     </w:p>
     <w:p>
       <w:r>
-        <w:t>P</w:t>
-      </w:r>
-      <w:r>
-        <w:t>rezenta</w:t>
-      </w:r>
-      <w:r>
-        <w:t>re</w:t>
-      </w:r>
-      <w:r>
-        <w:t xml:space="preserve"> ciclul complet al unei partide:</w:t>
-      </w:r>
-    </w:p>
-    <w:p>
-      <w:r>
-        <w:t>- initializarea jocului</w:t>
-      </w:r>
-    </w:p>
-    <w:p>
-      <w:r>
-        <w:t>- alternarea turelor</w:t>
-      </w:r>
-    </w:p>
-    <w:p>
-      <w:r>
-        <w:t>- preluarea mutarilor</w:t>
-      </w:r>
-    </w:p>
-    <w:p>
-      <w:r>
-        <w:t>- validarea actiunilor</w:t>
-      </w:r>
-    </w:p>
-    <w:p>
-      <w:r>
-        <w:t>- actualizarea starii</w:t>
-      </w:r>
-    </w:p>
-    <w:p>
-      <w:r>
-        <w:t xml:space="preserve">- </w:t>
-      </w:r>
-      <w:r>
-        <w:t>stabilirea castigatorului.</w:t>
+        <w:t xml:space="preserve">Fluxul unei partide incepe in StartWindow, unde </w:t>
+      </w:r>
+      <w:r>
+        <w:t>utilizatorul selecteaza cei doi jucatori si optiunile lor. GameUI primeste profilurile si initializeaza scorul, fereastra de joc si controllerul potrivit. Inainte de pornirea fiecarei partide, inputul vechi este curatat, se genereaza un nou gameToken si se</w:t>
+      </w:r>
+      <w:r>
+        <w:t xml:space="preserve"> stabileste care jucator incepe. La rematch-uri, rolul de jucator de jos si jucator de sus este alternat pentru a reduce avantajul unei pozitii initiale.</w:t>
+      </w:r>
+    </w:p>
+    <w:p>
+      <w:r>
+        <w:lastRenderedPageBreak/>
+        <w:t>In partidele care folosesc modelul standard, clasa Game porneste un thread separat pentru bucla de joc</w:t>
+      </w:r>
+      <w:r>
+        <w:t>. La fiecare iteratie se citeste jucatorul curent si se decide tipul turei. Daca jucatorul este AI, starea compacta este copiata si trimisa algoritmului, care intoarce un cod de mutare. Codul este transformat apoi intr-un obiect Move si aplicat daca partid</w:t>
+      </w:r>
+      <w:r>
+        <w:t>a este in continuare in aceeasi versiune. Daca jucatorul este uman, interfata marcheaza mutarile de pion posibile si asteapta coordonate de la coada de click-uri.</w:t>
+      </w:r>
+    </w:p>
+    <w:p>
+      <w:r>
+        <w:t>Pentru un jucator uman, coordonatele click-ului sunt interpretate in functie de dimensiunea c</w:t>
+      </w:r>
+      <w:r>
+        <w:t xml:space="preserve">elulelor si de grosimea zonelor dintre celule. Daca utilizatorul apasa pe interiorul unei celule, actiunea este tratata ca mutare de pion. Daca apasa in zona dintre celule, actiunea este tratata ca plasare de perete, iar orientarea este dedusa din pozitia </w:t>
+      </w:r>
+      <w:r>
+        <w:t>click-ului. Mutarea este apoi validata de Board, iar daca este legala se aplica simultan asupra tablei, jucatorului si starii compacte AI.</w:t>
+      </w:r>
+    </w:p>
+    <w:p>
+      <w:r>
+        <w:t>Dupa fiecare mutare reusita, Game inregistreaza mutarea in istoric, actualizeaza statisticile de gandire, trimite mod</w:t>
+      </w:r>
+      <w:r>
+        <w:t>ificarea catre interfata si verifica daca jucatorul a ajuns pe linia de sosire. Daca partida nu s-a terminat, jucatorul curent si adversarul sunt inversati. Daca exista castigator, interfata afiseaza rezultatul si actualizeaza scorul.</w:t>
+      </w:r>
+    </w:p>
+    <w:p>
+      <w:r>
+        <w:t>Partidele AI contra A</w:t>
+      </w:r>
+      <w:r>
+        <w:t>I folosesc un flux asemanator, dar mai compact. PerformanceGameController pastreaza un singur GameState si doi algoritmi, algCurrent si algOpponent. La fiecare tura, algoritmul curent genereaza o mutare, controllerul masoara timpul de calcul, determina imp</w:t>
+      </w:r>
+      <w:r>
+        <w:t>actul peretelui daca este cazul si trimite mutarea catre GUI. Dupa o mutare care nu castiga jocul, GameState se actualizeaza si controllerul inverseaza algoritmii. Aceasta forma elimina asteptarea inputului uman si este potrivita pentru comparatii repetate</w:t>
+      </w:r>
+      <w:r>
+        <w:t>.</w:t>
+      </w:r>
+    </w:p>
+    <w:p>
+      <w:r>
+        <w:t>Aplicatia include si actiuni de control asupra fluxului. Butonul de undo revine la ultima mutare umana si reconstruieste starea jocului, rematch-ul porneste o noua partida intre aceiasi jucatori, iar new game revine la configurarea initiala. Pentru parti</w:t>
+      </w:r>
+      <w:r>
+        <w:t>dele AI contra AI, rematch-urile automate permit acumularea de statistici pe mai multe jocuri fara interventie manuala.</w:t>
       </w:r>
     </w:p>
     <w:p/>
@@ -5592,89 +5749,154 @@
       <w:pPr>
         <w:pStyle w:val="Heading2"/>
       </w:pPr>
-      <w:bookmarkStart w:id="29" w:name="_Toc230628071"/>
-      <w:r>
+      <w:bookmarkStart w:id="29" w:name="_Toc230787112"/>
+      <w:r>
+        <w:lastRenderedPageBreak/>
         <w:t>4.7 Integrarea algoritmilor de inteligenta artificiala</w:t>
       </w:r>
       <w:bookmarkEnd w:id="29"/>
     </w:p>
     <w:p>
       <w:r>
-        <w:t xml:space="preserve">- </w:t>
-      </w:r>
-      <w:r>
-        <w:t xml:space="preserve"> modul in care algoritmii AI sunt conectati la modelul de</w:t>
-      </w:r>
-      <w:r>
-        <w:t xml:space="preserve"> joc printr-o interfata comuna</w:t>
-      </w:r>
-    </w:p>
-    <w:p>
-      <w:r>
-        <w:t>-</w:t>
-      </w:r>
-      <w:r>
-        <w:t xml:space="preserve"> diferite strategii </w:t>
-      </w:r>
-      <w:r>
-        <w:t>folosite in acelasi cadru de executie.</w:t>
-      </w:r>
-    </w:p>
+        <w:t>Algoritmii de inteligenta artificiala sunt integrati prin interfata comuna Algor</w:t>
+      </w:r>
+      <w:r>
+        <w:t>ithm. Aceasta interfata ascunde detaliile fiecarui algoritm in spatele metodei generateMove, care primeste un GameState si intoarce un cod numeric de mutare. Datorita acestui contract, Game si PerformanceGameController nu trebuie sa cunoasca intern modul i</w:t>
+      </w:r>
+      <w:r>
+        <w:t>n care este calculata mutarea. Ele trebuie doar sa ofere o stare valida si sa aplice mutarea primita.</w:t>
+      </w:r>
+    </w:p>
+    <w:p>
+      <w:r>
+        <w:t>Configurarea algoritmilor este descrisa prin PlayerProfile. Acest record pastreaza tipul jucatorului, numele uman, adancimea MiniMax, ordonarea mutarilor,</w:t>
+      </w:r>
+      <w:r>
+        <w:t xml:space="preserve"> varianta MCTS, numarul de iteratii, limita de rollout si euristicile pentru MCTS optimizat. In momentul pornirii partidei, Game sau PerformanceGameController transforma profilul intr-o instanta concreta de algoritm: MiniMax, MctsV0, MctsPerformance sau Gy</w:t>
+      </w:r>
+      <w:r>
+        <w:t>mPython. Clasa GymPython pastreaza acelasi contract si, in stadiul curent, functioneaza ca un punct simplu de extensie care alege o mutare valida prin metoda implicita randomValidMove.</w:t>
+      </w:r>
+    </w:p>
+    <w:p>
+      <w:r>
+        <w:t xml:space="preserve">Legatura dintre AI si modelul vizual este realizata prin codificarea </w:t>
+      </w:r>
+      <w:r>
+        <w:t xml:space="preserve">mutarilor. Algoritmii lucreaza cu int-uri pentru eficienta, iar modelul standard converteste aceste coduri in obiecte Move atunci cand trebuie sa deseneze mutarea sau sa actualizeze jucatorul. Aceasta solutie pastreaza algoritmii independenti de JavaFX si </w:t>
+      </w:r>
+      <w:r>
+        <w:t>de clasele vizuale, dar permite aplicatiei sa prezinte deciziile lor intr-o forma usor de urmarit.</w:t>
+      </w:r>
+    </w:p>
+    <w:p/>
     <w:p>
       <w:pPr>
         <w:pStyle w:val="Heading3"/>
-        <w:rPr>
-          <w:b w:val="0"/>
-          <w:sz w:val="24"/>
-        </w:rPr>
-      </w:pPr>
+      </w:pPr>
+      <w:bookmarkStart w:id="30" w:name="_Toc230787113"/>
+      <w:r>
+        <w:t>MiniMax cu Alpha-Beta</w:t>
+      </w:r>
+      <w:bookmarkEnd w:id="30"/>
+    </w:p>
+    <w:p>
+      <w:r>
+        <w:t>MiniMax este implementat intr-o forma negamax cu alpha-beta pruning. Algoritmul presupune ca ambii jucatori aleg mutari cat mai bune, i</w:t>
+      </w:r>
+      <w:r>
+        <w:t>ar evaluarea unei pozitii pentru jucatorul curent devine opusul evaluarii dupa mutarea adversarului. La fiecare nivel al arborelui, algoritmul creeaza o copie a starii, aplica mutarea analizata si continua recursiv pana cand ajunge la o stare terminala sau</w:t>
+      </w:r>
+      <w:r>
+        <w:t xml:space="preserve"> la adancimea maxima configurata.</w:t>
+      </w:r>
+    </w:p>
+    <w:p>
+      <w:r>
+        <w:t>Alpha-beta pruning reduce numarul de ramuri explorate. Variabilele alpha si beta pastreaza limitele cunoscute ale scorului util pentru decizia curenta. Daca o ramura nu mai poate imbunatati rezultatul final, ea este oprita</w:t>
+      </w:r>
+      <w:r>
+        <w:t>. Aceasta optimizare este importanta in Quoridor, deoarece numarul de mutari posibile poate fi mare, mai ales atunci cand jucatorul mai are pereti disponibili.</w:t>
+      </w:r>
+    </w:p>
+    <w:p>
+      <w:r>
+        <w:lastRenderedPageBreak/>
+        <w:t>Functia de evaluare folosita de MiniMax combina mai multe criterii. Cel mai important este difer</w:t>
+      </w:r>
+      <w:r>
+        <w:t>enta dintre distanta adversarului pana la tinta si distanta jucatorului curent pana la tinta. Sunt luate in calcul si o componenta neliniara a acestei diferente, o masura a detururilor produse de pereti fata de distanta Manhattan, progresul pionilor spre l</w:t>
+      </w:r>
+      <w:r>
+        <w:t>inia tinta si diferenta dintre numarul de pereti ramasi. Ponderea peretilor este ajustata in functie de apropierea de finalul jocului, deoarece peretii sunt mai valorosi in fazele in care cursa este inca echilibrata.</w:t>
+      </w:r>
+    </w:p>
+    <w:p>
+      <w:r>
+        <w:t xml:space="preserve">Implementarea include trei variante de </w:t>
+      </w:r>
+      <w:r>
+        <w:t>ordonare a mutarilor. Varianta NONE pastreaza ordinea naturala a mutarilor. Varianta PRECISE aplica fiecare mutare intr-o copie a starii si o ordoneaza dupa evaluarea rezultata, ceea ce poate creste calitatea taierilor alpha-beta, dar costa mai mult. Varia</w:t>
+      </w:r>
+      <w:r>
+        <w:t>nta FAST foloseste un context calculat o singura data pentru pozitia curenta si acorda scoruri rapide mutarilor care castiga imediat, blocheaza o victorie imediata a adversarului, scurteaza drumul propriu sau plaseaza pereti pe drumul scurt al adversarului</w:t>
+      </w:r>
+    </w:p>
+    <w:p>
+      <w:r>
+        <w:t>.</w:t>
+      </w:r>
     </w:p>
     <w:p>
       <w:pPr>
         <w:pStyle w:val="Heading3"/>
       </w:pPr>
-      <w:bookmarkStart w:id="30" w:name="_Toc230628072"/>
-      <w:r>
-        <w:t xml:space="preserve">MiniMax cu </w:t>
-      </w:r>
-      <w:r>
-        <w:t>Alpha-Beta</w:t>
-      </w:r>
-      <w:bookmarkEnd w:id="30"/>
-    </w:p>
-    <w:p>
-      <w:r>
-        <w:t xml:space="preserve">- </w:t>
-      </w:r>
-      <w:r>
-        <w:t>implemen</w:t>
-      </w:r>
-      <w:r>
-        <w:t>tare</w:t>
-      </w:r>
-    </w:p>
-    <w:p>
-      <w:r>
-        <w:t xml:space="preserve">- </w:t>
-      </w:r>
-      <w:r>
-        <w:t xml:space="preserve">functia euristica folosita pentru evaluarea pozitiilor </w:t>
-      </w:r>
-    </w:p>
-    <w:p>
-      <w:r>
-        <w:t xml:space="preserve">- </w:t>
-      </w:r>
-      <w:r>
-        <w:t>rolul taierii Alpha-Beta in</w:t>
-      </w:r>
-      <w:r>
-        <w:t xml:space="preserve"> reducerea spatiului de cautare</w:t>
-      </w:r>
-    </w:p>
-    <w:p>
-      <w:r>
-        <w:t>- rolul ordonarii mutarilor si diferenta dintre functiile de ordinare</w:t>
+      <w:bookmarkStart w:id="31" w:name="_Toc230787114"/>
+      <w:r>
+        <w:t>Monte Carlo Tree Search</w:t>
+      </w:r>
+      <w:bookmarkEnd w:id="31"/>
+    </w:p>
+    <w:p>
+      <w:r>
+        <w:t xml:space="preserve">Varianta MctsV0 implementeaza structura clasica Monte Carlo Tree Search. Arborele este format din noduri care contin o copie GameState, mutarea prin care s-a ajuns in nod, lista mutarilor neincercate, copiii, numarul de vizite si </w:t>
+      </w:r>
+      <w:r>
+        <w:t>scorul acumulat. Pentru fiecare iteratie se parcurg etapele de selectie, expansiune, simulare si retropropagare.</w:t>
+      </w:r>
+    </w:p>
+    <w:p>
+      <w:r>
+        <w:t>In faza de selectie, algoritmul alege recursiv copilul cu cel mai bun scor UCT. Formula UCT combina rata de castig observata cu un termen de ex</w:t>
+      </w:r>
+      <w:r>
+        <w:t xml:space="preserve">plorare, astfel incat arborele sa nu se concentreze prea devreme doar pe o singura varianta. In expansiune se alege o mutare neincercata, se aplica pe o copie a starii si se creeaza un nou nod. In rollout, jocul este simulat pana la o limita de mutari sau </w:t>
+      </w:r>
+      <w:r>
+        <w:t>pana la gasirea unui castigator.</w:t>
+      </w:r>
+    </w:p>
+    <w:p>
+      <w:r>
+        <w:t>Rollout-ul din MctsV0 este intentionat simplificat pentru viteza. El cauta mai intai o mutare de pion care castiga imediat, iar in rest alege rapid dintre mutarile de pion disponibile. Daca limita de rollout este atinsa far</w:t>
+      </w:r>
+      <w:r>
+        <w:t>a castigator, starea este evaluata printr-o functie care combina distantele pana la tinta si numarul de pereti ramasi, normalizand scorul intre infrangere si victorie. Rezultatul este apoi propagat inapoi prin toate nodurile de pe traseu.</w:t>
+      </w:r>
+    </w:p>
+    <w:p>
+      <w:r>
+        <w:t>Dupa terminarea i</w:t>
+      </w:r>
+      <w:r>
+        <w:t xml:space="preserve">teratiilor, mutarea finala este aleasa dintre copiii radacinii. Implementarea favorizeaza copilul vizitat de cele mai multe ori, iar la egalitate foloseste rata </w:t>
+      </w:r>
+      <w:r>
+        <w:lastRenderedPageBreak/>
+        <w:t>de castig si codul mutarii. Alegerea dupa numarul de vizite este specifica MCTS, deoarece o mut</w:t>
+      </w:r>
+      <w:r>
+        <w:t>are vizitata des a fost considerata relevanta de politica arborelui pe parcursul cautarii.</w:t>
       </w:r>
     </w:p>
     <w:p/>
@@ -5682,82 +5904,118 @@
       <w:pPr>
         <w:pStyle w:val="Heading3"/>
       </w:pPr>
-      <w:bookmarkStart w:id="31" w:name="_Toc230628073"/>
+      <w:bookmarkStart w:id="32" w:name="_Toc230787115"/>
+      <w:r>
+        <w:t>Euristici si variante optimizate pentru MCTS</w:t>
+      </w:r>
+      <w:bookmarkEnd w:id="32"/>
+    </w:p>
+    <w:p>
+      <w:r>
+        <w:t>MctsPerformance este varianta optimizata a algoritmului MCTS. Ea foloseste clasa MctsState in loc de GameState, limitand</w:t>
+      </w:r>
+      <w:r>
+        <w:t xml:space="preserve"> numarul de mutari candidate printr-un buffer de dimensiune fixa si prin progressive widening. Progressive widening permite unui nod sa aiba treptat mai multi copii pe masura ce numarul sau de vizite creste, in loc sa extinda de la inceput toate actiunile </w:t>
+      </w:r>
+      <w:r>
+        <w:t>posibile. Aceasta tehnica este utila in Quoridor, unde plasarea peretilor poate genera multe alternative.</w:t>
+      </w:r>
+    </w:p>
+    <w:p>
+      <w:r>
+        <w:t>Euristicile de selectie controleaza ce pereti intra in lista de candidati. Varianta WALLS_NEAR_PAWNS genereaza si evalueaza pereti in apropierea pioni</w:t>
+      </w:r>
+      <w:r>
+        <w:t>lor, deoarece acolo peretii au sanse mai mari sa influenteze imediat cursa. Varianta WALLS_NEAR_PAWNS_EXISTING_WALLS_AND_EDGES extinde aceasta idee cu pereti aflati langa pereti existenti si langa marginile laterale, zone in care se formeaza frecvent corid</w:t>
+      </w:r>
+      <w:r>
+        <w:t>oare si blocaje relevante.</w:t>
+      </w:r>
+    </w:p>
+    <w:p>
+      <w:r>
+        <w:t>Euristicile de rollout controleaza comportamentul simularilor. PAWN_MOVES foloseste doar mutari de pion, fiind cea mai rapida varianta. PAWN_MOVES_RANDOM_WALLS introduce ocazional pereti legali aleatori, pentru a simula si efectu</w:t>
+      </w:r>
+      <w:r>
+        <w:t>l obstructiilor. PAWN_MOVES_RELEVANT_WALLS foloseste candidati de pereti scorati, incercand sa pastreze un echilibru intre viteza si relevanta strategica. Limita de rollout poate fi setata la valori precum 16, 32 sau 64 de mutari, in functie de compromisul</w:t>
+      </w:r>
+      <w:r>
+        <w:t xml:space="preserve"> dorit intre timp si profunzime.</w:t>
+      </w:r>
+    </w:p>
+    <w:p>
+      <w:r>
+        <w:t>MctsState contine mai multe optimizari dedicate simularilor dese. Vecinatatile sunt memorate intr-un vector adjacencyMask, unde bitii indica directiile disponibile din fiecare celula. Peretii sunt pastrati in doua variabile</w:t>
+      </w:r>
+      <w:r>
+        <w:t xml:space="preserve"> long, horizontalWalls si verticalWalls, intr-o forma apropiata de un bitboard. Mutarile sunt generate in buffere prealocate, iar distantele sunt recalculate doar atunci cand un flag distancesDirty arata ca structura tablei s-a schimbat. Aceste decizii red</w:t>
+      </w:r>
+      <w:r>
+        <w:t>uc alocarile de obiecte si fac ca fiecare iteratie MCTS sa fie mai usoara.</w:t>
+      </w:r>
+    </w:p>
+    <w:p/>
+    <w:p>
+      <w:pPr>
+        <w:pStyle w:val="Heading2"/>
+      </w:pPr>
+      <w:bookmarkStart w:id="33" w:name="_Toc230787116"/>
       <w:r>
         <w:lastRenderedPageBreak/>
-        <w:t>Monte Carlo Tree Search</w:t>
-      </w:r>
-      <w:bookmarkEnd w:id="31"/>
-    </w:p>
-    <w:p>
-      <w:r>
-        <w:t>-</w:t>
-      </w:r>
-      <w:r>
-        <w:t xml:space="preserve"> implementarea</w:t>
-      </w:r>
-      <w:r>
-        <w:t xml:space="preserve">: </w:t>
-      </w:r>
-      <w:r>
-        <w:t>selectie, ex</w:t>
-      </w:r>
-      <w:r>
-        <w:t xml:space="preserve">pansiune, </w:t>
-      </w:r>
-      <w:r>
-        <w:t>rollback, backprop</w:t>
-      </w:r>
-      <w:r>
-        <w:t xml:space="preserve">, </w:t>
-      </w:r>
-    </w:p>
-    <w:p>
-      <w:r>
-        <w:t xml:space="preserve">- </w:t>
-      </w:r>
-      <w:r>
-        <w:t>modul in care rezultatul simularilo</w:t>
-      </w:r>
-      <w:r>
-        <w:t>r influenteaza alegerea mutarii</w:t>
-      </w:r>
-    </w:p>
-    <w:p>
-      <w:pPr>
-        <w:pStyle w:val="Heading3"/>
-      </w:pPr>
-      <w:bookmarkStart w:id="32" w:name="_Toc230628074"/>
-      <w:r>
-        <w:t>Euristici si variante optimizate pentru MCTS</w:t>
-      </w:r>
-      <w:bookmarkEnd w:id="32"/>
-    </w:p>
-    <w:p>
-      <w:r>
-        <w:t>- euristici</w:t>
-      </w:r>
-      <w:r>
-        <w:t xml:space="preserve"> </w:t>
-      </w:r>
-      <w:r>
-        <w:t>selectie</w:t>
-      </w:r>
-    </w:p>
-    <w:p>
-      <w:r>
-        <w:t>- euristici rollout</w:t>
-      </w:r>
-    </w:p>
-    <w:p>
-      <w:r>
-        <w:t xml:space="preserve">- </w:t>
-      </w:r>
-      <w:r>
-        <w:t>optimizarile</w:t>
-      </w:r>
-      <w:r>
-        <w:t xml:space="preserve"> MctsState </w:t>
+        <w:t>4.8 Optimizari si masurarea performantei</w:t>
+      </w:r>
+      <w:bookmarkEnd w:id="33"/>
+    </w:p>
+    <w:p>
+      <w:r>
+        <w:t>Optimizarea principala a aplicatiei este separarea dintre modelul standard si modelul de performanta. Modelul standard favorizeaza claritat</w:t>
+      </w:r>
+      <w:r>
+        <w:t xml:space="preserve">ea si legatura cu interfata, in timp ce GameState si MctsState favorizeaza copierea rapida, generarea eficienta a mutarilor si calculul repetat al distantelor. Aceasta separare permite ca regulile jocului sa ramana usor de urmarit, fara a sacrifica viteza </w:t>
+      </w:r>
+      <w:r>
+        <w:t>necesara algoritmilor.</w:t>
+      </w:r>
+    </w:p>
+    <w:p>
+      <w:r>
+        <w:t>La nivelul structurilor de date, proiectul foloseste colectii standard acolo unde lizibilitatea este importanta si structuri primitive acolo unde performanta este critica. In GameState, codurile numerice si vectorii de distante reduc</w:t>
+      </w:r>
+      <w:r>
+        <w:t xml:space="preserve"> costul accesului la date. In MctsState, bitii, mastile de adiacenta si bufferele prealocate reduc numarul de obiecte create in timpul simularilor. Aceasta diferenta este importanta deoarece MCTS poate executa zeci de mii de iteratii pentru o singura mutar</w:t>
+      </w:r>
+      <w:r>
+        <w:t>e.</w:t>
+      </w:r>
+    </w:p>
+    <w:p>
+      <w:r>
+        <w:t>O alta optimizare este evitarea calculelor inutile. Distantele catre liniile de sosire se recalculeaza atunci cand un perete modifica graful, dar nu dupa fiecare mutare de pion. In MctsState, recalcularea este amanata pana cand o metoda are nevoie efect</w:t>
+      </w:r>
+      <w:r>
+        <w:t>iv de distante actualizate. In MiniMax, atunci cand jucatorul nu mai are pereti, setul de mutari este redus la mutarea de pion care pastreaza cel mai scurt drum, deoarece plasarea de pereti nu mai este posibila si ramificarea poate fi redusa.</w:t>
+      </w:r>
+    </w:p>
+    <w:p>
+      <w:r>
+        <w:t>Masurarea per</w:t>
+      </w:r>
+      <w:r>
+        <w:t>formantei se face cu System.nanoTime in Game si PerformanceGameController. Timpul de gandire al fiecarei mutari este inregistrat, iar ThinkingStats calculeaza timpul ultimei mutari, media mutarilor, timpul maxim, timpul total de gandire si impactul total a</w:t>
+      </w:r>
+      <w:r>
+        <w:t>l peretilor. StatsPanel afiseaza aceste valori si le combina cu scorul si ratele de castig pentru fiecare rol de joc.</w:t>
+      </w:r>
+    </w:p>
+    <w:p>
+      <w:r>
+        <w:t>Compararea strategiilor este sustinuta prin rematch-uri automate si prin alternarea jucatorului care incepe. Aceasta alternare este necesa</w:t>
+      </w:r>
+      <w:r>
+        <w:t>ra deoarece pozitia initiala si ordinea mutarilor pot influenta rezultatul. Prin mai multe partide consecutive, aplicatia poate evidentia diferentele dintre MiniMax, MCTS standard si MCTS optimizat, nu doar intr-o singura partida izolata, ci intr-un contex</w:t>
+      </w:r>
+      <w:r>
+        <w:t>t statistic mai stabil.</w:t>
       </w:r>
     </w:p>
     <w:p/>
@@ -5765,59 +6023,60 @@
       <w:pPr>
         <w:pStyle w:val="Heading2"/>
       </w:pPr>
-      <w:bookmarkStart w:id="33" w:name="_Toc230628075"/>
-      <w:r>
-        <w:t>4.8 Optimizari si masurarea performantei</w:t>
-      </w:r>
-      <w:bookmarkEnd w:id="33"/>
-    </w:p>
-    <w:p>
-      <w:r>
-        <w:t>D</w:t>
-      </w:r>
-      <w:r>
-        <w:t>etali</w:t>
-      </w:r>
-      <w:r>
-        <w:t>i optimizari:</w:t>
-      </w:r>
-      <w:r>
-        <w:t xml:space="preserve"> </w:t>
-      </w:r>
-    </w:p>
-    <w:p>
-      <w:r>
-        <w:t>- accelerarea calculelor</w:t>
-      </w:r>
-    </w:p>
-    <w:p>
-      <w:r>
-        <w:t xml:space="preserve">- </w:t>
-      </w:r>
-      <w:r>
-        <w:t xml:space="preserve">folosirea </w:t>
-      </w:r>
-      <w:r>
-        <w:t>structurilor de date potrivite</w:t>
-      </w:r>
-    </w:p>
-    <w:p>
-      <w:r>
-        <w:t xml:space="preserve">- </w:t>
-      </w:r>
-      <w:r>
-        <w:t>masurare</w:t>
-      </w:r>
-      <w:r>
-        <w:t xml:space="preserve">a timpilor de executie </w:t>
-      </w:r>
-    </w:p>
-    <w:p>
-      <w:r>
-        <w:t xml:space="preserve">- </w:t>
-      </w:r>
-      <w:r>
-        <w:t>compararea comportamentului algoritmilor in scenarii diferite.</w:t>
+      <w:bookmarkStart w:id="34" w:name="_Toc230787117"/>
+      <w:r>
+        <w:lastRenderedPageBreak/>
+        <w:t>4.9 Testarea si validarea aplicatiei</w:t>
+      </w:r>
+      <w:bookmarkEnd w:id="34"/>
+    </w:p>
+    <w:p>
+      <w:r>
+        <w:t>Testarea aplicatiei este realizata cu JUnit 5, configurat in Gradle. Testele sunt organizate in pachetele StandardModel, PerformanceModel si AI, in concordanta cu structura codului sursa. Scopul</w:t>
+      </w:r>
+      <w:r>
+        <w:t xml:space="preserve"> lor este sa verifice atat configurarea componentelor, cat si comportamentul logic al starii de joc si al algoritmilor.</w:t>
+      </w:r>
+    </w:p>
+    <w:p>
+      <w:r>
+        <w:t xml:space="preserve">Testele pentru PlayerProfile verifica numele afisate, rezumatele de selectie, variantele MCTS si validarea limitelor de rollout. Aceste </w:t>
+      </w:r>
+      <w:r>
+        <w:t>teste sunt importante deoarece profilul unui jucator este punctul prin care optiunile din interfata sunt transformate in configuratii de algoritm. O eroare aici ar putea porni un algoritm cu parametri gresiti sau ar putea afisa utilizatorului informatii in</w:t>
+      </w:r>
+      <w:r>
+        <w:t>corecte.</w:t>
+      </w:r>
+    </w:p>
+    <w:p>
+      <w:r>
+        <w:t xml:space="preserve">Testele pentru GameState valideaza pozitiile initiale, numarul de pereti, liniile de sosire, mutarile posibile ale pionilor, codurile de pereti si efectul plasarii peretilor asupra distantelor. Sunt verificate si cazuri in care peretii trebuie sa </w:t>
+      </w:r>
+      <w:r>
+        <w:t>fie eliminati din lista mutarilor posibile din cauza conflictelor sau a regulii de conectivitate. De asemenea, wallImpact este comparat cu schimbarile reale ale drumurilor minime.</w:t>
+      </w:r>
+    </w:p>
+    <w:p>
+      <w:r>
+        <w:t>Testele pentru MiniMax si MCTS confirma ca algoritmii returneaza mutari lega</w:t>
+      </w:r>
+      <w:r>
+        <w:t xml:space="preserve">le, ca nu modifica starea primita ca parametru si ca pot identifica mutari directe spre castig in situatii simple. Pentru MiniMax este verificat si comportamentul in cazul in care nu mai exista pereti, unde algoritmul trebuie sa aleaga o mutare de pion pe </w:t>
+      </w:r>
+      <w:r>
+        <w:t>cel mai scurt drum. Pentru MCTS sunt testate atat varianta standard, cat si varianta optimizata.</w:t>
+      </w:r>
+    </w:p>
+    <w:p>
+      <w:r>
+        <w:t>Pe langa testele automate, validarea aplicatiei se realizeaza si prin modul in care componentele colaboreaza in timpul rularii. Interfata nu aplica o mutare um</w:t>
+      </w:r>
+      <w:r>
+        <w:t>ana pana cand Board nu o valideaza, algoritmii primesc copii ale starii pentru a evita modificari accidentale, iar undo reconstruieste starea din istoric. Aceste mecanisme reduc riscul ca tabla afisata, modelul standard si starea AI sa ajunga in configurat</w:t>
+      </w:r>
+      <w:r>
+        <w:t>ii diferite.</w:t>
       </w:r>
     </w:p>
     <w:p/>
@@ -5825,45 +6084,66 @@
       <w:pPr>
         <w:pStyle w:val="Heading2"/>
       </w:pPr>
-      <w:bookmarkStart w:id="34" w:name="_Toc230628076"/>
-      <w:r>
-        <w:t>4.9 Testarea si validarea aplicatiei</w:t>
-      </w:r>
-      <w:bookmarkEnd w:id="34"/>
-    </w:p>
-    <w:p>
-      <w:r>
-        <w:t>Teste:</w:t>
-      </w:r>
-    </w:p>
-    <w:p>
-      <w:r>
-        <w:t>- v</w:t>
-      </w:r>
-      <w:r>
-        <w:t>alidarea componentelor proiectului</w:t>
-      </w:r>
-    </w:p>
-    <w:p>
-      <w:r>
-        <w:t xml:space="preserve">- </w:t>
-      </w:r>
-      <w:r>
-        <w:t xml:space="preserve">verificarea regulilor jocului </w:t>
-      </w:r>
-    </w:p>
-    <w:p>
-      <w:r>
-        <w:t xml:space="preserve">- </w:t>
-      </w:r>
-      <w:r>
-        <w:t>confirmare</w:t>
-      </w:r>
-      <w:r>
-        <w:t>a faptului ca algoritmii functio</w:t>
-      </w:r>
-      <w:r>
-        <w:t>neaza pe baza unor stari valide</w:t>
+      <w:bookmarkStart w:id="35" w:name="_Toc230787118"/>
+      <w:r>
+        <w:t>4.10 Probleme intampinate si solutii adoptate</w:t>
+      </w:r>
+      <w:bookmarkEnd w:id="35"/>
+    </w:p>
+    <w:p>
+      <w:r>
+        <w:t xml:space="preserve">Prima dificultate majora a fost dimensiunea spatiului de cautare. In Quoridor, un jucator poate muta pionul in cateva pozitii, dar poate plasa pereti in multe locuri. Aceasta ramificare afecteaza </w:t>
+      </w:r>
+      <w:r>
+        <w:t xml:space="preserve">direct MiniMax si MCTS. Solutia a fost folosirea unei functii euristice pentru </w:t>
+      </w:r>
+      <w:r>
+        <w:lastRenderedPageBreak/>
+        <w:t>MiniMax, a taierii alpha-beta, a ordonarii mutarilor si a unor candidati mai relevanti pentru MCTS, in special prin progressive widening si prin generarea peretilor in zone cu i</w:t>
+      </w:r>
+      <w:r>
+        <w:t>mpact probabil mai mare.</w:t>
+      </w:r>
+    </w:p>
+    <w:p>
+      <w:r>
+        <w:t xml:space="preserve">A doua problema a fost sincronizarea dintre logica jocului si interfata grafica. Un algoritm AI poate calcula mutarea intr-un thread separat, iar un jucator uman poate apasa butoane care schimba partida in timp ce acel calcul este </w:t>
+      </w:r>
+      <w:r>
+        <w:t>in desfasurare. Pentru a controla aceste situatii, aplicatia foloseste gameLock, stateVersion, gameToken si Platform.runLater. Astfel, modificarile de stare sunt protejate, iar actualizarile vizuale sunt executate pe firul corect al JavaFX.</w:t>
+      </w:r>
+    </w:p>
+    <w:p>
+      <w:r>
+        <w:t>O alta dificult</w:t>
+      </w:r>
+      <w:r>
+        <w:t>ate a fost mentinerea coerentei intre modelul standard si modelul de performanta. Modelul standard este folosit pentru afisare si validarea interactiunii umane, iar GameState este folosit de algoritmi. Diferentele dintre cele doua reprezentari puteau produ</w:t>
+      </w:r>
+      <w:r>
+        <w:t>ce erori greu de observat. Solutia a fost folosirea unei codificari unice a mutarilor si actualizarea celor doua reprezentari in acelasi flux, iar in cazul undo reconstructia completa din istoricul mutarilor.</w:t>
+      </w:r>
+    </w:p>
+    <w:p>
+      <w:r>
+        <w:t xml:space="preserve">Costul simularilor MCTS a reprezentat o alta </w:t>
+      </w:r>
+      <w:r>
+        <w:t xml:space="preserve">provocare. Copierea repetata a starii, generarea tuturor peretilor si recalcularea distantelor pot consuma mult timp. Pentru aceasta problema a fost introdusa clasa MctsState, care foloseste mastile de adiacenta, reprezentarea pe biti a peretilor, buffere </w:t>
+      </w:r>
+      <w:r>
+        <w:t>reutilizabile si recalculare intarziata a distantelor. In plus, limitele de rollout permit controlul direct asupra timpului petrecut in simulari.</w:t>
+      </w:r>
+    </w:p>
+    <w:p>
+      <w:r>
+        <w:t>In compararea algoritmilor a aparut si problema echitatii intre partide. Un rezultat izolat poate depinde de c</w:t>
+      </w:r>
+      <w:r>
+        <w:t xml:space="preserve">ine incepe, de configuratia aleasa si de aleatorul folosit in MCTS. Aplicatia trateaza aceasta problema prin rematch-uri automate, alternarea rolurilor si inregistrarea separata a ratelor de castig pentru fiecare rol. Astfel, analiza nu se bazeaza doar pe </w:t>
+      </w:r>
+      <w:r>
+        <w:t>scorul brut, ci si pe contextul in care a fost obtinut.</w:t>
       </w:r>
     </w:p>
     <w:p/>
@@ -5871,85 +6151,44 @@
       <w:pPr>
         <w:pStyle w:val="Heading2"/>
       </w:pPr>
-      <w:bookmarkStart w:id="35" w:name="_Toc230628077"/>
-      <w:r>
-        <w:t>4.10 Probleme intampinate si solutii adoptate</w:t>
-      </w:r>
-      <w:bookmarkEnd w:id="35"/>
-    </w:p>
-    <w:p>
-      <w:r>
-        <w:t>-</w:t>
-      </w:r>
-      <w:r>
-        <w:t xml:space="preserve"> dif</w:t>
-      </w:r>
-      <w:r>
-        <w:t>icultati aparute in dezvoltare</w:t>
-      </w:r>
-    </w:p>
-    <w:p>
-      <w:r>
-        <w:t xml:space="preserve">- </w:t>
-      </w:r>
-      <w:r>
-        <w:t>precum complex</w:t>
-      </w:r>
-      <w:r>
-        <w:t>itatea mare a spatiului de joc</w:t>
-      </w:r>
-    </w:p>
-    <w:p>
-      <w:r>
-        <w:t xml:space="preserve">- </w:t>
-      </w:r>
-      <w:r>
-        <w:t>sincronizarea dintre logica si</w:t>
-      </w:r>
-      <w:r>
-        <w:t xml:space="preserve"> interfata </w:t>
-      </w:r>
-    </w:p>
-    <w:p>
-      <w:r>
-        <w:t>- costul simularilor AI</w:t>
-      </w:r>
-    </w:p>
-    <w:p/>
-    <w:p>
-      <w:pPr>
-        <w:pStyle w:val="Heading2"/>
-      </w:pPr>
-      <w:bookmarkStart w:id="36" w:name="_Toc230628078"/>
+      <w:bookmarkStart w:id="36" w:name="_Toc230787119"/>
+      <w:r>
+        <w:t>4.11 Rezultatul final al aplicatiei</w:t>
+      </w:r>
+      <w:bookmarkEnd w:id="36"/>
+    </w:p>
+    <w:p>
+      <w:r>
+        <w:t>Rezultatul final este o aplicatie Quoridor functionala, cu interfata grafica, validare a regulilor, suport pentru jucatori umani si agenti AI, undo pentru partidel</w:t>
+      </w:r>
+      <w:r>
+        <w:t xml:space="preserve">e cu input uman, rematch-uri, teme vizuale si statistici de performanta. Utilizatorul poate configura jucatorii, </w:t>
+      </w:r>
       <w:r>
         <w:lastRenderedPageBreak/>
-        <w:t>4.11 Rezultatul final al aplicatiei</w:t>
-      </w:r>
-      <w:bookmarkEnd w:id="36"/>
-    </w:p>
-    <w:p>
-      <w:r>
-        <w:t>- sinteza functionalitati</w:t>
-      </w:r>
-      <w:r>
-        <w:t xml:space="preserve"> obtinute in stadiul actual al proiectului </w:t>
-      </w:r>
-    </w:p>
-    <w:p>
-      <w:r>
-        <w:t xml:space="preserve">- </w:t>
-      </w:r>
-      <w:r>
-        <w:t>cum componentele dezvoltate formeaza o aplica</w:t>
-      </w:r>
-      <w:r>
-        <w:t>t</w:t>
-      </w:r>
-      <w:r>
-        <w:t>ie coerenta pentru jocul Quoridor si</w:t>
-      </w:r>
-      <w:r>
-        <w:t xml:space="preserve"> pentru analiza strategiilor AI</w:t>
+        <w:t>poate urmari tabla in timp real si poate observa cum strategiile automate aleg mutari si plaseaza pereti.</w:t>
+      </w:r>
+    </w:p>
+    <w:p>
+      <w:r>
+        <w:t>Din punct de vedere al inteligentei a</w:t>
+      </w:r>
+      <w:r>
+        <w:t>rtificiale, aplicatia ofera un cadru comun pentru MiniMax cu alpha-beta pruning, MCTS standard si MCTS optimizat. Algoritmii folosesc aceeasi interfata si aceeasi reprezentare compacta a starii, ceea ce permite compararea lor in conditii similare. Prin sta</w:t>
+      </w:r>
+      <w:r>
+        <w:t>tisticile de timp, scor, impact al peretilor si rata de castig pe roluri, aplicatia poate fi folosita ca instrument de analiza, nu doar ca implementare de joc.</w:t>
+      </w:r>
+    </w:p>
+    <w:p>
+      <w:r>
+        <w:t>Componentele dezvoltate formeaza impreuna o aplicatie coerenta. StandardModel asigura corectitud</w:t>
+      </w:r>
+      <w:r>
+        <w:t>inea si claritatea regulilor, PerformanceModel ofera viteza necesara cautarii, AI contine strategiile decizionale, iar GUI face comportamentul sistemului vizibil si controlabil. In stadiul actual, proiectul ofera o baza solida pentru evaluarea strategiilor</w:t>
+      </w:r>
+      <w:r>
+        <w:t xml:space="preserve"> de Quoridor si pentru dezvoltari viitoare, precum euristici mai rafinate, variante noi de cautare sau integrarea unor metode de invatare automata.</w:t>
       </w:r>
     </w:p>
     <w:p>
@@ -5960,7 +6199,7 @@
       <w:r>
         <w:br w:type="page"/>
       </w:r>
-      <w:bookmarkStart w:id="37" w:name="_Toc230628079"/>
+      <w:bookmarkStart w:id="37" w:name="_Toc230787120"/>
       <w:r>
         <w:lastRenderedPageBreak/>
         <w:t>Capitolul 5 - Statistici</w:t>
@@ -5987,7 +6226,7 @@
         <w:pStyle w:val="Heading1"/>
         <w:ind w:left="-5"/>
       </w:pPr>
-      <w:bookmarkStart w:id="38" w:name="_Toc230628080"/>
+      <w:bookmarkStart w:id="38" w:name="_Toc230787121"/>
       <w:r>
         <w:lastRenderedPageBreak/>
         <w:t>Concluzii</w:t>
@@ -6031,7 +6270,7 @@
         <w:pStyle w:val="Heading1"/>
         <w:ind w:left="-5"/>
       </w:pPr>
-      <w:bookmarkStart w:id="39" w:name="_Toc230628081"/>
+      <w:bookmarkStart w:id="39" w:name="_Toc230787122"/>
       <w:r>
         <w:lastRenderedPageBreak/>
         <w:t>Bibliografie</w:t>
@@ -6470,7 +6709,7 @@
       <w:rPr>
         <w:noProof/>
       </w:rPr>
-      <w:t>2</w:t>
+      <w:t>26</w:t>
     </w:r>
     <w:r>
       <w:fldChar w:fldCharType="end"/>

--- a/docs/lucrare-licenta/Lucrare_Licenta_Quoridor.docx
+++ b/docs/lucrare-licenta/Lucrare_Licenta_Quoridor.docx
@@ -233,7 +233,7 @@
         <w:pStyle w:val="Heading1"/>
         <w:ind w:left="25"/>
       </w:pPr>
-      <w:bookmarkStart w:id="0" w:name="_Toc230787084"/>
+      <w:bookmarkStart w:id="0" w:name="_Toc230884849"/>
       <w:r>
         <w:lastRenderedPageBreak/>
         <w:t>Cuprins</w:t>
@@ -291,7 +291,7 @@
           <w:r>
             <w:fldChar w:fldCharType="separate"/>
           </w:r>
-          <w:hyperlink w:anchor="_Toc230787084" w:history="1">
+          <w:hyperlink w:anchor="_Toc230884849" w:history="1">
             <w:r>
               <w:rPr>
                 <w:rStyle w:val="Hyperlink"/>
@@ -318,7 +318,7 @@
                 <w:noProof/>
                 <w:webHidden/>
               </w:rPr>
-              <w:instrText xml:space="preserve"> PAGEREF _Toc230787084 \h </w:instrText>
+              <w:instrText xml:space="preserve"> PAGEREF _Toc230884849 \h </w:instrText>
             </w:r>
             <w:r>
               <w:rPr>
@@ -361,13 +361,13 @@
               <w:color w:val="auto"/>
             </w:rPr>
           </w:pPr>
-          <w:hyperlink w:anchor="_Toc230787085" w:history="1">
+          <w:hyperlink w:anchor="_Toc230884850" w:history="1">
             <w:r>
               <w:rPr>
                 <w:rStyle w:val="Hyperlink"/>
                 <w:noProof/>
               </w:rPr>
-              <w:t>Motivatie</w:t>
+              <w:t>Motivație</w:t>
             </w:r>
             <w:r>
               <w:rPr>
@@ -388,7 +388,7 @@
                 <w:noProof/>
                 <w:webHidden/>
               </w:rPr>
-              <w:instrText xml:space="preserve"> PAGEREF _Toc230787085 \h </w:instrText>
+              <w:instrText xml:space="preserve"> PAGEREF _Toc230884850 \h </w:instrText>
             </w:r>
             <w:r>
               <w:rPr>
@@ -431,7 +431,7 @@
               <w:color w:val="auto"/>
             </w:rPr>
           </w:pPr>
-          <w:hyperlink w:anchor="_Toc230787086" w:history="1">
+          <w:hyperlink w:anchor="_Toc230884851" w:history="1">
             <w:r>
               <w:rPr>
                 <w:rStyle w:val="Hyperlink"/>
@@ -458,7 +458,7 @@
                 <w:noProof/>
                 <w:webHidden/>
               </w:rPr>
-              <w:instrText xml:space="preserve"> PAGEREF _Toc230787086 \h </w:instrText>
+              <w:instrText xml:space="preserve"> PAGEREF _Toc230884851 \h </w:instrText>
             </w:r>
             <w:r>
               <w:rPr>
@@ -501,7 +501,7 @@
               <w:color w:val="auto"/>
             </w:rPr>
           </w:pPr>
-          <w:hyperlink w:anchor="_Toc230787087" w:history="1">
+          <w:hyperlink w:anchor="_Toc230884852" w:history="1">
             <w:r>
               <w:rPr>
                 <w:rStyle w:val="Hyperlink"/>
@@ -528,7 +528,7 @@
                 <w:noProof/>
                 <w:webHidden/>
               </w:rPr>
-              <w:instrText xml:space="preserve"> PAGEREF _Toc230787087 \h </w:instrText>
+              <w:instrText xml:space="preserve"> PAGEREF _Toc230884852 \h </w:instrText>
             </w:r>
             <w:r>
               <w:rPr>
@@ -571,7 +571,7 @@
               <w:color w:val="auto"/>
             </w:rPr>
           </w:pPr>
-          <w:hyperlink w:anchor="_Toc230787088" w:history="1">
+          <w:hyperlink w:anchor="_Toc230884853" w:history="1">
             <w:r>
               <w:rPr>
                 <w:rStyle w:val="Hyperlink"/>
@@ -598,7 +598,7 @@
                 <w:noProof/>
                 <w:webHidden/>
               </w:rPr>
-              <w:instrText xml:space="preserve"> PAGEREF _Toc230787088 \h </w:instrText>
+              <w:instrText xml:space="preserve"> PAGEREF _Toc230884853 \h </w:instrText>
             </w:r>
             <w:r>
               <w:rPr>
@@ -641,7 +641,7 @@
               <w:color w:val="auto"/>
             </w:rPr>
           </w:pPr>
-          <w:hyperlink w:anchor="_Toc230787089" w:history="1">
+          <w:hyperlink w:anchor="_Toc230884854" w:history="1">
             <w:r>
               <w:rPr>
                 <w:rStyle w:val="Hyperlink"/>
@@ -668,7 +668,7 @@
                 <w:noProof/>
                 <w:webHidden/>
               </w:rPr>
-              <w:instrText xml:space="preserve"> PAGEREF _Toc230787089 \h </w:instrText>
+              <w:instrText xml:space="preserve"> PAGEREF _Toc230884854 \h </w:instrText>
             </w:r>
             <w:r>
               <w:rPr>
@@ -711,7 +711,7 @@
               <w:color w:val="auto"/>
             </w:rPr>
           </w:pPr>
-          <w:hyperlink w:anchor="_Toc230787090" w:history="1">
+          <w:hyperlink w:anchor="_Toc230884855" w:history="1">
             <w:r>
               <w:rPr>
                 <w:rStyle w:val="Hyperlink"/>
@@ -738,7 +738,7 @@
                 <w:noProof/>
                 <w:webHidden/>
               </w:rPr>
-              <w:instrText xml:space="preserve"> PAGEREF _Toc230787090 \h </w:instrText>
+              <w:instrText xml:space="preserve"> PAGEREF _Toc230884855 \h </w:instrText>
             </w:r>
             <w:r>
               <w:rPr>
@@ -781,13 +781,13 @@
               <w:color w:val="auto"/>
             </w:rPr>
           </w:pPr>
-          <w:hyperlink w:anchor="_Toc230787091" w:history="1">
+          <w:hyperlink w:anchor="_Toc230884856" w:history="1">
             <w:r>
               <w:rPr>
                 <w:rStyle w:val="Hyperlink"/>
                 <w:noProof/>
               </w:rPr>
-              <w:t>1.4 Competitii</w:t>
+              <w:t>1.4 competiții</w:t>
             </w:r>
             <w:r>
               <w:rPr>
@@ -808,7 +808,7 @@
                 <w:noProof/>
                 <w:webHidden/>
               </w:rPr>
-              <w:instrText xml:space="preserve"> PAGEREF _Toc230787091 \h </w:instrText>
+              <w:instrText xml:space="preserve"> PAGEREF _Toc230884856 \h </w:instrText>
             </w:r>
             <w:r>
               <w:rPr>
@@ -851,13 +851,13 @@
               <w:color w:val="auto"/>
             </w:rPr>
           </w:pPr>
-          <w:hyperlink w:anchor="_Toc230787092" w:history="1">
+          <w:hyperlink w:anchor="_Toc230884857" w:history="1">
             <w:r>
               <w:rPr>
                 <w:rStyle w:val="Hyperlink"/>
                 <w:noProof/>
               </w:rPr>
-              <w:t>Capitolul 2 - Abordari anterioare</w:t>
+              <w:t>Capitolul 2 - Abordări anterioare</w:t>
             </w:r>
             <w:r>
               <w:rPr>
@@ -878,7 +878,7 @@
                 <w:noProof/>
                 <w:webHidden/>
               </w:rPr>
-              <w:instrText xml:space="preserve"> PAGEREF _Toc230787092 \h </w:instrText>
+              <w:instrText xml:space="preserve"> PAGEREF _Toc230884857 \h </w:instrText>
             </w:r>
             <w:r>
               <w:rPr>
@@ -922,38 +922,23 @@
               <w:color w:val="auto"/>
             </w:rPr>
           </w:pPr>
-          <w:hyperlink w:anchor="_Toc230787093" w:history="1">
+          <w:hyperlink w:anchor="_Toc230884858" w:history="1">
             <w:r>
               <w:rPr>
                 <w:rStyle w:val="Hyperlink"/>
                 <w:noProof/>
               </w:rPr>
-              <w:t xml:space="preserve">2.1 </w:t>
-            </w:r>
-            <w:r>
-              <w:rPr>
-                <w:rFonts w:asciiTheme="minorHAnsi" w:eastAsiaTheme="minorEastAsia" w:hAnsiTheme="minorHAnsi" w:cstheme="minorBidi"/>
-                <w:noProof/>
-                <w:color w:val="auto"/>
+              <w:t>2.1 Mastering Quoridor (Glendenning et al. 2005)</w:t>
+            </w:r>
+            <w:r>
+              <w:rPr>
+                <w:noProof/>
+                <w:webHidden/>
               </w:rPr>
               <w:tab/>
             </w:r>
             <w:r>
               <w:rPr>
-                <w:rStyle w:val="Hyperlink"/>
-                <w:noProof/>
-              </w:rPr>
-              <w:t>Mastering Quoridor (Glendenning et al. 2005)</w:t>
-            </w:r>
-            <w:r>
-              <w:rPr>
-                <w:noProof/>
-                <w:webHidden/>
-              </w:rPr>
-              <w:tab/>
-            </w:r>
-            <w:r>
-              <w:rPr>
                 <w:noProof/>
                 <w:webHidden/>
               </w:rPr>
@@ -964,7 +949,7 @@
                 <w:noProof/>
                 <w:webHidden/>
               </w:rPr>
-              <w:instrText xml:space="preserve"> PAGEREF _Toc230787093 \h </w:instrText>
+              <w:instrText xml:space="preserve"> PAGEREF _Toc230884858 \h </w:instrText>
             </w:r>
             <w:r>
               <w:rPr>
@@ -1008,38 +993,23 @@
               <w:color w:val="auto"/>
             </w:rPr>
           </w:pPr>
-          <w:hyperlink w:anchor="_Toc230787094" w:history="1">
+          <w:hyperlink w:anchor="_Toc230884859" w:history="1">
             <w:r>
               <w:rPr>
                 <w:rStyle w:val="Hyperlink"/>
                 <w:noProof/>
               </w:rPr>
-              <w:t xml:space="preserve">2.2 </w:t>
-            </w:r>
-            <w:r>
-              <w:rPr>
-                <w:rFonts w:asciiTheme="minorHAnsi" w:eastAsiaTheme="minorEastAsia" w:hAnsiTheme="minorHAnsi" w:cstheme="minorBidi"/>
-                <w:noProof/>
-                <w:color w:val="auto"/>
+              <w:t>2.2 A Quoridor-playing Agent (Mertens 2006)</w:t>
+            </w:r>
+            <w:r>
+              <w:rPr>
+                <w:noProof/>
+                <w:webHidden/>
               </w:rPr>
               <w:tab/>
             </w:r>
             <w:r>
               <w:rPr>
-                <w:rStyle w:val="Hyperlink"/>
-                <w:noProof/>
-              </w:rPr>
-              <w:t>A Quoridor-playing Agent (Mertens 2006)</w:t>
-            </w:r>
-            <w:r>
-              <w:rPr>
-                <w:noProof/>
-                <w:webHidden/>
-              </w:rPr>
-              <w:tab/>
-            </w:r>
-            <w:r>
-              <w:rPr>
                 <w:noProof/>
                 <w:webHidden/>
               </w:rPr>
@@ -1050,7 +1020,7 @@
                 <w:noProof/>
                 <w:webHidden/>
               </w:rPr>
-              <w:instrText xml:space="preserve"> PAGEREF _Toc230787094 \h </w:instrText>
+              <w:instrText xml:space="preserve"> PAGEREF _Toc230884859 \h </w:instrText>
             </w:r>
             <w:r>
               <w:rPr>
@@ -1094,38 +1064,23 @@
               <w:color w:val="auto"/>
             </w:rPr>
           </w:pPr>
-          <w:hyperlink w:anchor="_Toc230787095" w:history="1">
+          <w:hyperlink w:anchor="_Toc230884860" w:history="1">
             <w:r>
               <w:rPr>
                 <w:rStyle w:val="Hyperlink"/>
                 <w:noProof/>
               </w:rPr>
-              <w:t>2.3</w:t>
-            </w:r>
-            <w:r>
-              <w:rPr>
-                <w:rFonts w:asciiTheme="minorHAnsi" w:eastAsiaTheme="minorEastAsia" w:hAnsiTheme="minorHAnsi" w:cstheme="minorBidi"/>
-                <w:noProof/>
-                <w:color w:val="auto"/>
+              <w:t>2.3 Monte Carlo Tree Search</w:t>
+            </w:r>
+            <w:r>
+              <w:rPr>
+                <w:noProof/>
+                <w:webHidden/>
               </w:rPr>
               <w:tab/>
             </w:r>
             <w:r>
               <w:rPr>
-                <w:rStyle w:val="Hyperlink"/>
-                <w:noProof/>
-              </w:rPr>
-              <w:t xml:space="preserve"> Monte Carlo Tree Search</w:t>
-            </w:r>
-            <w:r>
-              <w:rPr>
-                <w:noProof/>
-                <w:webHidden/>
-              </w:rPr>
-              <w:tab/>
-            </w:r>
-            <w:r>
-              <w:rPr>
                 <w:noProof/>
                 <w:webHidden/>
               </w:rPr>
@@ -1136,7 +1091,7 @@
                 <w:noProof/>
                 <w:webHidden/>
               </w:rPr>
-              <w:instrText xml:space="preserve"> PAGEREF _Toc230787095 \h </w:instrText>
+              <w:instrText xml:space="preserve"> PAGEREF _Toc230884860 \h </w:instrText>
             </w:r>
             <w:r>
               <w:rPr>
@@ -1171,7 +1126,6 @@
           <w:pPr>
             <w:pStyle w:val="TOC2"/>
             <w:tabs>
-              <w:tab w:val="left" w:pos="660"/>
               <w:tab w:val="right" w:leader="dot" w:pos="9061"/>
             </w:tabs>
             <w:rPr>
@@ -1180,38 +1134,23 @@
               <w:color w:val="auto"/>
             </w:rPr>
           </w:pPr>
-          <w:hyperlink w:anchor="_Toc230787096" w:history="1">
+          <w:hyperlink w:anchor="_Toc230884861" w:history="1">
             <w:r>
               <w:rPr>
                 <w:rStyle w:val="Hyperlink"/>
                 <w:noProof/>
               </w:rPr>
-              <w:t>2.4</w:t>
-            </w:r>
-            <w:r>
-              <w:rPr>
-                <w:rFonts w:asciiTheme="minorHAnsi" w:eastAsiaTheme="minorEastAsia" w:hAnsiTheme="minorHAnsi" w:cstheme="minorBidi"/>
-                <w:noProof/>
-                <w:color w:val="auto"/>
+              <w:t>2.4 Inovații în Monte Carlo Tree Search</w:t>
+            </w:r>
+            <w:r>
+              <w:rPr>
+                <w:noProof/>
+                <w:webHidden/>
               </w:rPr>
               <w:tab/>
             </w:r>
             <w:r>
               <w:rPr>
-                <w:rStyle w:val="Hyperlink"/>
-                <w:noProof/>
-              </w:rPr>
-              <w:t xml:space="preserve"> Inovatii in Monte Carlo Tree Search</w:t>
-            </w:r>
-            <w:r>
-              <w:rPr>
-                <w:noProof/>
-                <w:webHidden/>
-              </w:rPr>
-              <w:tab/>
-            </w:r>
-            <w:r>
-              <w:rPr>
                 <w:noProof/>
                 <w:webHidden/>
               </w:rPr>
@@ -1222,7 +1161,7 @@
                 <w:noProof/>
                 <w:webHidden/>
               </w:rPr>
-              <w:instrText xml:space="preserve"> PAGEREF _Toc230787096 \h </w:instrText>
+              <w:instrText xml:space="preserve"> PAGEREF _Toc230884861 \h </w:instrText>
             </w:r>
             <w:r>
               <w:rPr>
@@ -1265,7 +1204,7 @@
               <w:color w:val="auto"/>
             </w:rPr>
           </w:pPr>
-          <w:hyperlink w:anchor="_Toc230787097" w:history="1">
+          <w:hyperlink w:anchor="_Toc230884862" w:history="1">
             <w:r>
               <w:rPr>
                 <w:rStyle w:val="Hyperlink"/>
@@ -1292,7 +1231,7 @@
                 <w:noProof/>
                 <w:webHidden/>
               </w:rPr>
-              <w:instrText xml:space="preserve"> PAGEREF _Toc230787097 \h </w:instrText>
+              <w:instrText xml:space="preserve"> PAGEREF _Toc230884862 \h </w:instrText>
             </w:r>
             <w:r>
               <w:rPr>
@@ -1335,13 +1274,13 @@
               <w:color w:val="auto"/>
             </w:rPr>
           </w:pPr>
-          <w:hyperlink w:anchor="_Toc230787098" w:history="1">
+          <w:hyperlink w:anchor="_Toc230884863" w:history="1">
             <w:r>
               <w:rPr>
                 <w:rStyle w:val="Hyperlink"/>
                 <w:noProof/>
               </w:rPr>
-              <w:t>3.1 Interfata Grafica</w:t>
+              <w:t>3.1 Interfața Grafică</w:t>
             </w:r>
             <w:r>
               <w:rPr>
@@ -1362,7 +1301,7 @@
                 <w:noProof/>
                 <w:webHidden/>
               </w:rPr>
-              <w:instrText xml:space="preserve"> PAGEREF _Toc230787098 \h </w:instrText>
+              <w:instrText xml:space="preserve"> PAGEREF _Toc230884863 \h </w:instrText>
             </w:r>
             <w:r>
               <w:rPr>
@@ -1405,13 +1344,13 @@
               <w:color w:val="auto"/>
             </w:rPr>
           </w:pPr>
-          <w:hyperlink w:anchor="_Toc230787099" w:history="1">
+          <w:hyperlink w:anchor="_Toc230884864" w:history="1">
             <w:r>
               <w:rPr>
                 <w:rStyle w:val="Hyperlink"/>
                 <w:noProof/>
               </w:rPr>
-              <w:t>3.2 Modelul Stadard</w:t>
+              <w:t>3.2 Modelul Standard</w:t>
             </w:r>
             <w:r>
               <w:rPr>
@@ -1432,7 +1371,7 @@
                 <w:noProof/>
                 <w:webHidden/>
               </w:rPr>
-              <w:instrText xml:space="preserve"> PAGEREF _Toc230787099 \h </w:instrText>
+              <w:instrText xml:space="preserve"> PAGEREF _Toc230884864 \h </w:instrText>
             </w:r>
             <w:r>
               <w:rPr>
@@ -1475,13 +1414,13 @@
               <w:color w:val="auto"/>
             </w:rPr>
           </w:pPr>
-          <w:hyperlink w:anchor="_Toc230787100" w:history="1">
+          <w:hyperlink w:anchor="_Toc230884865" w:history="1">
             <w:r>
               <w:rPr>
                 <w:rStyle w:val="Hyperlink"/>
                 <w:noProof/>
               </w:rPr>
-              <w:t>3.3 Modelul de Performanta</w:t>
+              <w:t>3.3 Modelul de performanță</w:t>
             </w:r>
             <w:r>
               <w:rPr>
@@ -1502,7 +1441,7 @@
                 <w:noProof/>
                 <w:webHidden/>
               </w:rPr>
-              <w:instrText xml:space="preserve"> PAGEREF _Toc230787100 \h </w:instrText>
+              <w:instrText xml:space="preserve"> PAGEREF _Toc230884865 \h </w:instrText>
             </w:r>
             <w:r>
               <w:rPr>
@@ -1522,7 +1461,7 @@
                 <w:noProof/>
                 <w:webHidden/>
               </w:rPr>
-              <w:t>19</w:t>
+              <w:t>20</w:t>
             </w:r>
             <w:r>
               <w:rPr>
@@ -1545,13 +1484,13 @@
               <w:color w:val="auto"/>
             </w:rPr>
           </w:pPr>
-          <w:hyperlink w:anchor="_Toc230787101" w:history="1">
+          <w:hyperlink w:anchor="_Toc230884866" w:history="1">
             <w:r>
               <w:rPr>
                 <w:rStyle w:val="Hyperlink"/>
                 <w:noProof/>
               </w:rPr>
-              <w:t>3.4 Algoritmii de Inteligenta Artificiala</w:t>
+              <w:t>3.4 Algoritmii de Inteligență Artificială</w:t>
             </w:r>
             <w:r>
               <w:rPr>
@@ -1572,7 +1511,7 @@
                 <w:noProof/>
                 <w:webHidden/>
               </w:rPr>
-              <w:instrText xml:space="preserve"> PAGEREF _Toc230787101 \h </w:instrText>
+              <w:instrText xml:space="preserve"> PAGEREF _Toc230884866 \h </w:instrText>
             </w:r>
             <w:r>
               <w:rPr>
@@ -1611,7 +1550,7 @@
               <w:noProof/>
             </w:rPr>
           </w:pPr>
-          <w:hyperlink w:anchor="_Toc230787102" w:history="1">
+          <w:hyperlink w:anchor="_Toc230884867" w:history="1">
             <w:r>
               <w:rPr>
                 <w:rStyle w:val="Hyperlink"/>
@@ -1638,7 +1577,7 @@
                 <w:noProof/>
                 <w:webHidden/>
               </w:rPr>
-              <w:instrText xml:space="preserve"> PAGEREF _Toc230787102 \h </w:instrText>
+              <w:instrText xml:space="preserve"> PAGEREF _Toc230884867 \h </w:instrText>
             </w:r>
             <w:r>
               <w:rPr>
@@ -1658,7 +1597,7 @@
                 <w:noProof/>
                 <w:webHidden/>
               </w:rPr>
-              <w:t>21</w:t>
+              <w:t>22</w:t>
             </w:r>
             <w:r>
               <w:rPr>
@@ -1677,7 +1616,7 @@
               <w:noProof/>
             </w:rPr>
           </w:pPr>
-          <w:hyperlink w:anchor="_Toc230787103" w:history="1">
+          <w:hyperlink w:anchor="_Toc230884868" w:history="1">
             <w:r>
               <w:rPr>
                 <w:rStyle w:val="Hyperlink"/>
@@ -1704,7 +1643,7 @@
                 <w:noProof/>
                 <w:webHidden/>
               </w:rPr>
-              <w:instrText xml:space="preserve"> PAGEREF _Toc230787103 \h </w:instrText>
+              <w:instrText xml:space="preserve"> PAGEREF _Toc230884868 \h </w:instrText>
             </w:r>
             <w:r>
               <w:rPr>
@@ -1743,13 +1682,13 @@
               <w:noProof/>
             </w:rPr>
           </w:pPr>
-          <w:hyperlink w:anchor="_Toc230787104" w:history="1">
+          <w:hyperlink w:anchor="_Toc230884869" w:history="1">
             <w:r>
               <w:rPr>
                 <w:rStyle w:val="Hyperlink"/>
                 <w:noProof/>
               </w:rPr>
-              <w:t>Optimizari MCTS</w:t>
+              <w:t>Optimizări MCTS</w:t>
             </w:r>
             <w:r>
               <w:rPr>
@@ -1770,7 +1709,7 @@
                 <w:noProof/>
                 <w:webHidden/>
               </w:rPr>
-              <w:instrText xml:space="preserve"> PAGEREF _Toc230787104 \h </w:instrText>
+              <w:instrText xml:space="preserve"> PAGEREF _Toc230884869 \h </w:instrText>
             </w:r>
             <w:r>
               <w:rPr>
@@ -1790,7 +1729,7 @@
                 <w:noProof/>
                 <w:webHidden/>
               </w:rPr>
-              <w:t>22</w:t>
+              <w:t>23</w:t>
             </w:r>
             <w:r>
               <w:rPr>
@@ -1813,13 +1752,13 @@
               <w:color w:val="auto"/>
             </w:rPr>
           </w:pPr>
-          <w:hyperlink w:anchor="_Toc230787105" w:history="1">
+          <w:hyperlink w:anchor="_Toc230884870" w:history="1">
             <w:r>
               <w:rPr>
                 <w:rStyle w:val="Hyperlink"/>
                 <w:noProof/>
               </w:rPr>
-              <w:t>Capitolul 4 - Aplicatia Quoridor</w:t>
+              <w:t>Capitolul 4 - Aplicația Quoridor</w:t>
             </w:r>
             <w:r>
               <w:rPr>
@@ -1840,7 +1779,7 @@
                 <w:noProof/>
                 <w:webHidden/>
               </w:rPr>
-              <w:instrText xml:space="preserve"> PAGEREF _Toc230787105 \h </w:instrText>
+              <w:instrText xml:space="preserve"> PAGEREF _Toc230884870 \h </w:instrText>
             </w:r>
             <w:r>
               <w:rPr>
@@ -1883,13 +1822,13 @@
               <w:color w:val="auto"/>
             </w:rPr>
           </w:pPr>
-          <w:hyperlink w:anchor="_Toc230787106" w:history="1">
+          <w:hyperlink w:anchor="_Toc230884871" w:history="1">
             <w:r>
               <w:rPr>
                 <w:rStyle w:val="Hyperlink"/>
                 <w:noProof/>
               </w:rPr>
-              <w:t>4.1 Obiectivele aplicatiei</w:t>
+              <w:t>4.1 Obiectivele aplicației</w:t>
             </w:r>
             <w:r>
               <w:rPr>
@@ -1910,7 +1849,7 @@
                 <w:noProof/>
                 <w:webHidden/>
               </w:rPr>
-              <w:instrText xml:space="preserve"> PAGEREF _Toc230787106 \h </w:instrText>
+              <w:instrText xml:space="preserve"> PAGEREF _Toc230884871 \h </w:instrText>
             </w:r>
             <w:r>
               <w:rPr>
@@ -1953,13 +1892,13 @@
               <w:color w:val="auto"/>
             </w:rPr>
           </w:pPr>
-          <w:hyperlink w:anchor="_Toc230787107" w:history="1">
+          <w:hyperlink w:anchor="_Toc230884872" w:history="1">
             <w:r>
               <w:rPr>
                 <w:rStyle w:val="Hyperlink"/>
                 <w:noProof/>
               </w:rPr>
-              <w:t>4.2 Arhitectura generala a proiectului</w:t>
+              <w:t>4.2 Arhitectura generală a proiectului</w:t>
             </w:r>
             <w:r>
               <w:rPr>
@@ -1980,7 +1919,7 @@
                 <w:noProof/>
                 <w:webHidden/>
               </w:rPr>
-              <w:instrText xml:space="preserve"> PAGEREF _Toc230787107 \h </w:instrText>
+              <w:instrText xml:space="preserve"> PAGEREF _Toc230884872 \h </w:instrText>
             </w:r>
             <w:r>
               <w:rPr>
@@ -2023,7 +1962,7 @@
               <w:color w:val="auto"/>
             </w:rPr>
           </w:pPr>
-          <w:hyperlink w:anchor="_Toc230787108" w:history="1">
+          <w:hyperlink w:anchor="_Toc230884873" w:history="1">
             <w:r>
               <w:rPr>
                 <w:rStyle w:val="Hyperlink"/>
@@ -2050,7 +1989,7 @@
                 <w:noProof/>
                 <w:webHidden/>
               </w:rPr>
-              <w:instrText xml:space="preserve"> PAGEREF _Toc230787108 \h </w:instrText>
+              <w:instrText xml:space="preserve"> PAGEREF _Toc230884873 \h </w:instrText>
             </w:r>
             <w:r>
               <w:rPr>
@@ -2093,13 +2032,13 @@
               <w:color w:val="auto"/>
             </w:rPr>
           </w:pPr>
-          <w:hyperlink w:anchor="_Toc230787109" w:history="1">
+          <w:hyperlink w:anchor="_Toc230884874" w:history="1">
             <w:r>
               <w:rPr>
                 <w:rStyle w:val="Hyperlink"/>
                 <w:noProof/>
               </w:rPr>
-              <w:t>4.4 Implementarea modelului de performanta</w:t>
+              <w:t>4.4 Implementarea modelului de performanță</w:t>
             </w:r>
             <w:r>
               <w:rPr>
@@ -2120,7 +2059,7 @@
                 <w:noProof/>
                 <w:webHidden/>
               </w:rPr>
-              <w:instrText xml:space="preserve"> PAGEREF _Toc230787109 \h </w:instrText>
+              <w:instrText xml:space="preserve"> PAGEREF _Toc230884874 \h </w:instrText>
             </w:r>
             <w:r>
               <w:rPr>
@@ -2163,13 +2102,13 @@
               <w:color w:val="auto"/>
             </w:rPr>
           </w:pPr>
-          <w:hyperlink w:anchor="_Toc230787110" w:history="1">
+          <w:hyperlink w:anchor="_Toc230884875" w:history="1">
             <w:r>
               <w:rPr>
                 <w:rStyle w:val="Hyperlink"/>
                 <w:noProof/>
               </w:rPr>
-              <w:t>4.5 Implementarea interfetei grafice</w:t>
+              <w:t>4.5 Implementarea interfeței grafice</w:t>
             </w:r>
             <w:r>
               <w:rPr>
@@ -2190,7 +2129,7 @@
                 <w:noProof/>
                 <w:webHidden/>
               </w:rPr>
-              <w:instrText xml:space="preserve"> PAGEREF _Toc230787110 \h </w:instrText>
+              <w:instrText xml:space="preserve"> PAGEREF _Toc230884875 \h </w:instrText>
             </w:r>
             <w:r>
               <w:rPr>
@@ -2233,7 +2172,7 @@
               <w:color w:val="auto"/>
             </w:rPr>
           </w:pPr>
-          <w:hyperlink w:anchor="_Toc230787111" w:history="1">
+          <w:hyperlink w:anchor="_Toc230884876" w:history="1">
             <w:r>
               <w:rPr>
                 <w:rStyle w:val="Hyperlink"/>
@@ -2260,7 +2199,7 @@
                 <w:noProof/>
                 <w:webHidden/>
               </w:rPr>
-              <w:instrText xml:space="preserve"> PAGEREF _Toc230787111 \h </w:instrText>
+              <w:instrText xml:space="preserve"> PAGEREF _Toc230884876 \h </w:instrText>
             </w:r>
             <w:r>
               <w:rPr>
@@ -2280,7 +2219,7 @@
                 <w:noProof/>
                 <w:webHidden/>
               </w:rPr>
-              <w:t>30</w:t>
+              <w:t>32</w:t>
             </w:r>
             <w:r>
               <w:rPr>
@@ -2303,13 +2242,13 @@
               <w:color w:val="auto"/>
             </w:rPr>
           </w:pPr>
-          <w:hyperlink w:anchor="_Toc230787112" w:history="1">
+          <w:hyperlink w:anchor="_Toc230884877" w:history="1">
             <w:r>
               <w:rPr>
                 <w:rStyle w:val="Hyperlink"/>
                 <w:noProof/>
               </w:rPr>
-              <w:t>4.7 Integrarea algoritmilor de inteligenta artificiala</w:t>
+              <w:t>4.7 Integrarea algoritmilor de inteligență artificială</w:t>
             </w:r>
             <w:r>
               <w:rPr>
@@ -2330,7 +2269,7 @@
                 <w:noProof/>
                 <w:webHidden/>
               </w:rPr>
-              <w:instrText xml:space="preserve"> PAGEREF _Toc230787112 \h </w:instrText>
+              <w:instrText xml:space="preserve"> PAGEREF _Toc230884877 \h </w:instrText>
             </w:r>
             <w:r>
               <w:rPr>
@@ -2350,7 +2289,7 @@
                 <w:noProof/>
                 <w:webHidden/>
               </w:rPr>
-              <w:t>32</w:t>
+              <w:t>33</w:t>
             </w:r>
             <w:r>
               <w:rPr>
@@ -2369,7 +2308,7 @@
               <w:noProof/>
             </w:rPr>
           </w:pPr>
-          <w:hyperlink w:anchor="_Toc230787113" w:history="1">
+          <w:hyperlink w:anchor="_Toc230884878" w:history="1">
             <w:r>
               <w:rPr>
                 <w:rStyle w:val="Hyperlink"/>
@@ -2396,7 +2335,7 @@
                 <w:noProof/>
                 <w:webHidden/>
               </w:rPr>
-              <w:instrText xml:space="preserve"> PAGEREF _Toc230787113 \h </w:instrText>
+              <w:instrText xml:space="preserve"> PAGEREF _Toc230884878 \h </w:instrText>
             </w:r>
             <w:r>
               <w:rPr>
@@ -2416,7 +2355,7 @@
                 <w:noProof/>
                 <w:webHidden/>
               </w:rPr>
-              <w:t>32</w:t>
+              <w:t>33</w:t>
             </w:r>
             <w:r>
               <w:rPr>
@@ -2435,7 +2374,7 @@
               <w:noProof/>
             </w:rPr>
           </w:pPr>
-          <w:hyperlink w:anchor="_Toc230787114" w:history="1">
+          <w:hyperlink w:anchor="_Toc230884879" w:history="1">
             <w:r>
               <w:rPr>
                 <w:rStyle w:val="Hyperlink"/>
@@ -2462,7 +2401,7 @@
                 <w:noProof/>
                 <w:webHidden/>
               </w:rPr>
-              <w:instrText xml:space="preserve"> PAGEREF _Toc230787114 \h </w:instrText>
+              <w:instrText xml:space="preserve"> PAGEREF _Toc230884879 \h </w:instrText>
             </w:r>
             <w:r>
               <w:rPr>
@@ -2482,7 +2421,7 @@
                 <w:noProof/>
                 <w:webHidden/>
               </w:rPr>
-              <w:t>33</w:t>
+              <w:t>34</w:t>
             </w:r>
             <w:r>
               <w:rPr>
@@ -2501,13 +2440,13 @@
               <w:noProof/>
             </w:rPr>
           </w:pPr>
-          <w:hyperlink w:anchor="_Toc230787115" w:history="1">
+          <w:hyperlink w:anchor="_Toc230884880" w:history="1">
             <w:r>
               <w:rPr>
                 <w:rStyle w:val="Hyperlink"/>
                 <w:noProof/>
               </w:rPr>
-              <w:t>Euristici si variante optimizate pentru MCTS</w:t>
+              <w:t>Euristici și variante optimizate pentru MCTS</w:t>
             </w:r>
             <w:r>
               <w:rPr>
@@ -2528,7 +2467,7 @@
                 <w:noProof/>
                 <w:webHidden/>
               </w:rPr>
-              <w:instrText xml:space="preserve"> PAGEREF _Toc230787115 \h </w:instrText>
+              <w:instrText xml:space="preserve"> PAGEREF _Toc230884880 \h </w:instrText>
             </w:r>
             <w:r>
               <w:rPr>
@@ -2548,7 +2487,7 @@
                 <w:noProof/>
                 <w:webHidden/>
               </w:rPr>
-              <w:t>34</w:t>
+              <w:t>35</w:t>
             </w:r>
             <w:r>
               <w:rPr>
@@ -2571,13 +2510,13 @@
               <w:color w:val="auto"/>
             </w:rPr>
           </w:pPr>
-          <w:hyperlink w:anchor="_Toc230787116" w:history="1">
+          <w:hyperlink w:anchor="_Toc230884881" w:history="1">
             <w:r>
               <w:rPr>
                 <w:rStyle w:val="Hyperlink"/>
                 <w:noProof/>
               </w:rPr>
-              <w:t>4.8 Optimizari si masurarea performantei</w:t>
+              <w:t>4.8 Optimizări și măsurarea performanței</w:t>
             </w:r>
             <w:r>
               <w:rPr>
@@ -2598,7 +2537,7 @@
                 <w:noProof/>
                 <w:webHidden/>
               </w:rPr>
-              <w:instrText xml:space="preserve"> PAGEREF _Toc230787116 \h </w:instrText>
+              <w:instrText xml:space="preserve"> PAGEREF _Toc230884881 \h </w:instrText>
             </w:r>
             <w:r>
               <w:rPr>
@@ -2618,7 +2557,7 @@
                 <w:noProof/>
                 <w:webHidden/>
               </w:rPr>
-              <w:t>35</w:t>
+              <w:t>36</w:t>
             </w:r>
             <w:r>
               <w:rPr>
@@ -2641,13 +2580,13 @@
               <w:color w:val="auto"/>
             </w:rPr>
           </w:pPr>
-          <w:hyperlink w:anchor="_Toc230787117" w:history="1">
+          <w:hyperlink w:anchor="_Toc230884882" w:history="1">
             <w:r>
               <w:rPr>
                 <w:rStyle w:val="Hyperlink"/>
                 <w:noProof/>
               </w:rPr>
-              <w:t>4.9 Testarea si validarea aplicatiei</w:t>
+              <w:t>4.9 Testarea și validarea aplicației</w:t>
             </w:r>
             <w:r>
               <w:rPr>
@@ -2668,7 +2607,7 @@
                 <w:noProof/>
                 <w:webHidden/>
               </w:rPr>
-              <w:instrText xml:space="preserve"> PAGEREF _Toc230787117 \h </w:instrText>
+              <w:instrText xml:space="preserve"> PAGEREF _Toc230884882 \h </w:instrText>
             </w:r>
             <w:r>
               <w:rPr>
@@ -2688,7 +2627,7 @@
                 <w:noProof/>
                 <w:webHidden/>
               </w:rPr>
-              <w:t>36</w:t>
+              <w:t>37</w:t>
             </w:r>
             <w:r>
               <w:rPr>
@@ -2711,13 +2650,13 @@
               <w:color w:val="auto"/>
             </w:rPr>
           </w:pPr>
-          <w:hyperlink w:anchor="_Toc230787118" w:history="1">
+          <w:hyperlink w:anchor="_Toc230884883" w:history="1">
             <w:r>
               <w:rPr>
                 <w:rStyle w:val="Hyperlink"/>
                 <w:noProof/>
               </w:rPr>
-              <w:t>4.10 Probleme intampinate si solutii adoptate</w:t>
+              <w:t>4.10 Rezultatul final al aplicației</w:t>
             </w:r>
             <w:r>
               <w:rPr>
@@ -2738,7 +2677,7 @@
                 <w:noProof/>
                 <w:webHidden/>
               </w:rPr>
-              <w:instrText xml:space="preserve"> PAGEREF _Toc230787118 \h </w:instrText>
+              <w:instrText xml:space="preserve"> PAGEREF _Toc230884883 \h </w:instrText>
             </w:r>
             <w:r>
               <w:rPr>
@@ -2758,7 +2697,77 @@
                 <w:noProof/>
                 <w:webHidden/>
               </w:rPr>
-              <w:t>36</w:t>
+              <w:t>37</w:t>
+            </w:r>
+            <w:r>
+              <w:rPr>
+                <w:noProof/>
+                <w:webHidden/>
+              </w:rPr>
+              <w:fldChar w:fldCharType="end"/>
+            </w:r>
+          </w:hyperlink>
+        </w:p>
+        <w:p>
+          <w:pPr>
+            <w:pStyle w:val="TOC1"/>
+            <w:tabs>
+              <w:tab w:val="right" w:leader="dot" w:pos="9061"/>
+            </w:tabs>
+            <w:rPr>
+              <w:rFonts w:asciiTheme="minorHAnsi" w:eastAsiaTheme="minorEastAsia" w:hAnsiTheme="minorHAnsi" w:cstheme="minorBidi"/>
+              <w:noProof/>
+              <w:color w:val="auto"/>
+            </w:rPr>
+          </w:pPr>
+          <w:hyperlink w:anchor="_Toc230884884" w:history="1">
+            <w:r>
+              <w:rPr>
+                <w:rStyle w:val="Hyperlink"/>
+                <w:noProof/>
+              </w:rPr>
+              <w:t>Capitolul 5 - Statistici</w:t>
+            </w:r>
+            <w:r>
+              <w:rPr>
+                <w:noProof/>
+                <w:webHidden/>
+              </w:rPr>
+              <w:tab/>
+            </w:r>
+            <w:r>
+              <w:rPr>
+                <w:noProof/>
+                <w:webHidden/>
+              </w:rPr>
+              <w:fldChar w:fldCharType="begin"/>
+            </w:r>
+            <w:r>
+              <w:rPr>
+                <w:noProof/>
+                <w:webHidden/>
+              </w:rPr>
+              <w:instrText xml:space="preserve"> PAGEREF _Toc230884884 \h </w:instrText>
+            </w:r>
+            <w:r>
+              <w:rPr>
+                <w:noProof/>
+                <w:webHidden/>
+              </w:rPr>
+            </w:r>
+            <w:r>
+              <w:rPr>
+                <w:noProof/>
+                <w:webHidden/>
+              </w:rPr>
+              <w:fldChar w:fldCharType="separate"/>
+            </w:r>
+            <w:r>
+              <w:rPr>
+                <w:noProof/>
+                <w:webHidden/>
+              </w:rPr>
+              <w:t>39</w:t>
             </w:r>
             <w:r>
               <w:rPr>
@@ -2781,13 +2790,13 @@
               <w:color w:val="auto"/>
             </w:rPr>
           </w:pPr>
-          <w:hyperlink w:anchor="_Toc230787119" w:history="1">
+          <w:hyperlink w:anchor="_Toc230884885" w:history="1">
             <w:r>
               <w:rPr>
                 <w:rStyle w:val="Hyperlink"/>
                 <w:noProof/>
               </w:rPr>
-              <w:t>4.11 Rezultatul final al aplicatiei</w:t>
+              <w:t>5.1 Ordonarea mutărilor în MiniMax</w:t>
             </w:r>
             <w:r>
               <w:rPr>
@@ -2808,7 +2817,7 @@
                 <w:noProof/>
                 <w:webHidden/>
               </w:rPr>
-              <w:instrText xml:space="preserve"> PAGEREF _Toc230787119 \h </w:instrText>
+              <w:instrText xml:space="preserve"> PAGEREF _Toc230884885 \h </w:instrText>
             </w:r>
             <w:r>
               <w:rPr>
@@ -2828,7 +2837,77 @@
                 <w:noProof/>
                 <w:webHidden/>
               </w:rPr>
-              <w:t>37</w:t>
+              <w:t>39</w:t>
+            </w:r>
+            <w:r>
+              <w:rPr>
+                <w:noProof/>
+                <w:webHidden/>
+              </w:rPr>
+              <w:fldChar w:fldCharType="end"/>
+            </w:r>
+          </w:hyperlink>
+        </w:p>
+        <w:p>
+          <w:pPr>
+            <w:pStyle w:val="TOC2"/>
+            <w:tabs>
+              <w:tab w:val="right" w:leader="dot" w:pos="9061"/>
+            </w:tabs>
+            <w:rPr>
+              <w:rFonts w:asciiTheme="minorHAnsi" w:eastAsiaTheme="minorEastAsia" w:hAnsiTheme="minorHAnsi" w:cstheme="minorBidi"/>
+              <w:noProof/>
+              <w:color w:val="auto"/>
+            </w:rPr>
+          </w:pPr>
+          <w:hyperlink w:anchor="_Toc230884886" w:history="1">
+            <w:r>
+              <w:rPr>
+                <w:rStyle w:val="Hyperlink"/>
+                <w:noProof/>
+              </w:rPr>
+              <w:t>5.2 Modul Standard vs Performant în MCTS</w:t>
+            </w:r>
+            <w:r>
+              <w:rPr>
+                <w:noProof/>
+                <w:webHidden/>
+              </w:rPr>
+              <w:tab/>
+            </w:r>
+            <w:r>
+              <w:rPr>
+                <w:noProof/>
+                <w:webHidden/>
+              </w:rPr>
+              <w:fldChar w:fldCharType="begin"/>
+            </w:r>
+            <w:r>
+              <w:rPr>
+                <w:noProof/>
+                <w:webHidden/>
+              </w:rPr>
+              <w:instrText xml:space="preserve"> PAGEREF _Toc230884886 \h </w:instrText>
+            </w:r>
+            <w:r>
+              <w:rPr>
+                <w:noProof/>
+                <w:webHidden/>
+              </w:rPr>
+            </w:r>
+            <w:r>
+              <w:rPr>
+                <w:noProof/>
+                <w:webHidden/>
+              </w:rPr>
+              <w:fldChar w:fldCharType="separate"/>
+            </w:r>
+            <w:r>
+              <w:rPr>
+                <w:noProof/>
+                <w:webHidden/>
+              </w:rPr>
+              <w:t>41</w:t>
             </w:r>
             <w:r>
               <w:rPr>
@@ -2851,13 +2930,13 @@
               <w:color w:val="auto"/>
             </w:rPr>
           </w:pPr>
-          <w:hyperlink w:anchor="_Toc230787120" w:history="1">
+          <w:hyperlink w:anchor="_Toc230884887" w:history="1">
             <w:r>
               <w:rPr>
                 <w:rStyle w:val="Hyperlink"/>
                 <w:noProof/>
               </w:rPr>
-              <w:t>Capitolul 5 - Statistici</w:t>
+              <w:t>Concluzii</w:t>
             </w:r>
             <w:r>
               <w:rPr>
@@ -2878,7 +2957,7 @@
                 <w:noProof/>
                 <w:webHidden/>
               </w:rPr>
-              <w:instrText xml:space="preserve"> PAGEREF _Toc230787120 \h </w:instrText>
+              <w:instrText xml:space="preserve"> PAGEREF _Toc230884887 \h </w:instrText>
             </w:r>
             <w:r>
               <w:rPr>
@@ -2898,7 +2977,7 @@
                 <w:noProof/>
                 <w:webHidden/>
               </w:rPr>
-              <w:t>39</w:t>
+              <w:t>44</w:t>
             </w:r>
             <w:r>
               <w:rPr>
@@ -2921,13 +3000,13 @@
               <w:color w:val="auto"/>
             </w:rPr>
           </w:pPr>
-          <w:hyperlink w:anchor="_Toc230787121" w:history="1">
+          <w:hyperlink w:anchor="_Toc230884888" w:history="1">
             <w:r>
               <w:rPr>
                 <w:rStyle w:val="Hyperlink"/>
                 <w:noProof/>
               </w:rPr>
-              <w:t>Concluzii</w:t>
+              <w:t>Bibliografie</w:t>
             </w:r>
             <w:r>
               <w:rPr>
@@ -2948,7 +3027,7 @@
                 <w:noProof/>
                 <w:webHidden/>
               </w:rPr>
-              <w:instrText xml:space="preserve"> PAGEREF _Toc230787121 \h </w:instrText>
+              <w:instrText xml:space="preserve"> PAGEREF _Toc230884888 \h </w:instrText>
             </w:r>
             <w:r>
               <w:rPr>
@@ -2968,77 +3047,7 @@
                 <w:noProof/>
                 <w:webHidden/>
               </w:rPr>
-              <w:t>40</w:t>
-            </w:r>
-            <w:r>
-              <w:rPr>
-                <w:noProof/>
-                <w:webHidden/>
-              </w:rPr>
-              <w:fldChar w:fldCharType="end"/>
-            </w:r>
-          </w:hyperlink>
-        </w:p>
-        <w:p>
-          <w:pPr>
-            <w:pStyle w:val="TOC1"/>
-            <w:tabs>
-              <w:tab w:val="right" w:leader="dot" w:pos="9061"/>
-            </w:tabs>
-            <w:rPr>
-              <w:rFonts w:asciiTheme="minorHAnsi" w:eastAsiaTheme="minorEastAsia" w:hAnsiTheme="minorHAnsi" w:cstheme="minorBidi"/>
-              <w:noProof/>
-              <w:color w:val="auto"/>
-            </w:rPr>
-          </w:pPr>
-          <w:hyperlink w:anchor="_Toc230787122" w:history="1">
-            <w:r>
-              <w:rPr>
-                <w:rStyle w:val="Hyperlink"/>
-                <w:noProof/>
-              </w:rPr>
-              <w:t>Bibliografie</w:t>
-            </w:r>
-            <w:r>
-              <w:rPr>
-                <w:noProof/>
-                <w:webHidden/>
-              </w:rPr>
-              <w:tab/>
-            </w:r>
-            <w:r>
-              <w:rPr>
-                <w:noProof/>
-                <w:webHidden/>
-              </w:rPr>
-              <w:fldChar w:fldCharType="begin"/>
-            </w:r>
-            <w:r>
-              <w:rPr>
-                <w:noProof/>
-                <w:webHidden/>
-              </w:rPr>
-              <w:instrText xml:space="preserve"> PAGEREF _Toc230787122 \h </w:instrText>
-            </w:r>
-            <w:r>
-              <w:rPr>
-                <w:noProof/>
-                <w:webHidden/>
-              </w:rPr>
-            </w:r>
-            <w:r>
-              <w:rPr>
-                <w:noProof/>
-                <w:webHidden/>
-              </w:rPr>
-              <w:fldChar w:fldCharType="separate"/>
-            </w:r>
-            <w:r>
-              <w:rPr>
-                <w:noProof/>
-                <w:webHidden/>
-              </w:rPr>
-              <w:t>41</w:t>
+              <w:t>45</w:t>
             </w:r>
             <w:r>
               <w:rPr>
@@ -3071,8 +3080,6 @@
           <w:sz w:val="50"/>
         </w:rPr>
       </w:pPr>
-      <w:bookmarkStart w:id="1" w:name="_GoBack"/>
-      <w:bookmarkEnd w:id="1"/>
       <w:r>
         <w:br w:type="page"/>
       </w:r>
@@ -3082,34 +3089,19 @@
         <w:pStyle w:val="Heading1"/>
         <w:ind w:left="-5"/>
       </w:pPr>
-      <w:bookmarkStart w:id="2" w:name="_Toc230787085"/>
+      <w:bookmarkStart w:id="1" w:name="_Toc230884850"/>
       <w:r>
         <w:lastRenderedPageBreak/>
-        <w:t>Motivatie</w:t>
-      </w:r>
-      <w:bookmarkEnd w:id="2"/>
+        <w:t>Motivație</w:t>
+      </w:r>
+      <w:bookmarkEnd w:id="1"/>
     </w:p>
     <w:p>
       <w:pPr>
         <w:ind w:left="-9"/>
       </w:pPr>
       <w:r>
-        <w:t>Interesul meu profund pentru jocul Quoridor și-a găsit rădăcinile în copilărie, când am descoperit acest joc de strategie și m-am dedicat deplin stăpânirii lui. Această experiență timpurie a fost semnificativă, dezvoltându-mi nu doar abilitățile analitice, ci și o fascinație persistentă pentru complexitatea și eleganța acestui joc. De-a lungul anilor, am reușit să ating un nivel de competență înalt, încât am ajuns să caut provocări tot mai mari. O constatare remarcabilă în această căutare a fost lipsa unui sistem de inteligență artificială capabil să mă învingă consistent, fapt care a stârnit un interes crescut pe</w:t>
-      </w:r>
-      <w:r>
-        <w:t>ntru explorarea potențialului inteligentei artificiale</w:t>
-      </w:r>
-      <w:r>
-        <w:t xml:space="preserve"> în acest domeniu. Prin urmare, această lucrare de licență își propune să abordeze această lacună, urmărind dezvoltarea unui model avansat de inteligență artificială pentru jocul Quoridor. Acest obiectiv nu doar că îmi permite să îmbin pasiunea pentru jocuri de strategie cu interesul academic pentru </w:t>
-      </w:r>
-      <w:r>
-        <w:t>inteligenta artificiala</w:t>
-      </w:r>
-      <w:r>
-        <w:t>, dar oferă și o oportunitate valoroasă de a contribui la avansarea cunoștințelor în acest domeniu fascinant</w:t>
-      </w:r>
-      <w:r>
-        <w:t>.</w:t>
+        <w:t>Interesul meu pentru jocul Quoridor și-a găsit rădăcinile în copilărie, când am descoperit acest joc de strategie și m-am dedicat deplin stăpânirii lui. Această experiență timpurie a fost semnificativă, dezvoltându-mi nu doar abilitățile analitice, ci și o fascinație persistentă pentru complexitatea și eleganța acestui joc. De-a lungul anilor, am reușit să ating un nivel de competență înalt, încât am ajuns să caut provocări tot mai mari. O constatare remarcabilă în această căutare a fost lipsa unui sistem de inteligență artificială capabil să mă învingă consistent, fapt care a stârnit un interes crescut pentru explorarea potențialului inteligenței artificiale în acest domeniu. Prin urmare, această lucrare de licență își propune să abordeze această lacună, urmărind dezvoltarea unui model avansat de inteligență artificială pentru jocul Quoridor. Acest obiectiv nu doar că îmi permite să îmbin pasiunea pentru jocuri de strategie cu interesul academic pentru inteligența artificială, dar oferă și o oportunitate valoroasă de a contribui la avansarea cunoștințelor în acest domeniu fascinant.</w:t>
       </w:r>
     </w:p>
     <w:p>
@@ -3130,25 +3122,19 @@
         <w:pStyle w:val="Heading1"/>
         <w:ind w:left="-5"/>
       </w:pPr>
-      <w:bookmarkStart w:id="3" w:name="_Toc230787086"/>
+      <w:bookmarkStart w:id="2" w:name="_Toc230884851"/>
       <w:r>
         <w:lastRenderedPageBreak/>
         <w:t>Introducere</w:t>
       </w:r>
-      <w:bookmarkEnd w:id="3"/>
+      <w:bookmarkEnd w:id="2"/>
     </w:p>
     <w:p>
       <w:pPr>
         <w:ind w:left="-9"/>
       </w:pPr>
       <w:r>
-        <w:t>Lucrarea de față abordează o tematică de actualitate și relevanță în domeniul inteligenței artificiale, concentrându-se pe dezvoltarea unui model AI inovativ pentru jocul de strategie Quoridor. Gradul de noutate al temei rezidă în aplicarea unor tehnici avansate de AI, care nu au fost încă explorate exhaustiv în contextul acestui joc. Obiectivele generale ale lucrării includ dezvoltarea unui sistem AI capabil să înțeleagă complexitatea strategică a Quoridor și să se adapteze eficient la stilurile diverse de joc ale oponenților umani. Metodologic, lucrarea adoptă o abordare hibridă, combinând tehnici clasice de AI, precum alg</w:t>
-      </w:r>
-      <w:r>
-        <w:t>oritmi de căutare și optimizare</w:t>
-      </w:r>
-      <w:r>
-        <w:t>. Soluția propusă promite să ofere o perspectivă nouă asupra modului în care inteligența artificială poate fi aplicată în jocurile de strategie, oferind o provocare realistă și adaptabilă jucătorilor umani.</w:t>
+        <w:t>Lucrarea de față abordează aplicarea inteligenței artificiale în jocul de strategie Quoridor, în varianta pentru doi jucători, prin dezvoltarea unei aplicații funcționale care permite atât jocul uman, cât și confruntarea dintre agenți AI. În stadiul actual, accentul lucrării nu mai cade pe formularea unei promisiuni generale de model AI, ci pe implementarea și evaluarea concretă a mai multor strategii decizionale: MiniMax cu tăiere alfa-beta și variante de ordonare a mutărilor, Monte Carlo Tree Search standard și o variantă MCTS optimizată pentru performanță. Aplicația include o interfață grafică JavaFX, validarea regulilor, un model standard orientat spre claritate, un model compact pentru simulări rapide, statistici privind timpul de gândire și impactul pereților, precum și mecanisme de rematch și comparație între agenți. Metodologic, lucrarea combină algoritmi clasici de căutare, euristici specifice jocului și optimizări ale reprezentării stării, cu scopul de a evidenția compromisul dintre calitatea deciziilor și timpul de calcul într-un joc cu factor de ramificare ridicat.</w:t>
       </w:r>
     </w:p>
     <w:p>
@@ -3156,7 +3142,7 @@
         <w:ind w:left="-9"/>
       </w:pPr>
       <w:r>
-        <w:t>Lucrarea este structurată în mai multe capitole cheie. Începând cu o descriere detaliată a jocului Quoridor și a relevanței sale în cadrul studiilor de AI, lucrarea trece apoi la examinarea lucrărilor anterioare din acest domeniu, punând bazele pentru dezvoltarea soluției propuse. Urmează o prezentare a metodologiei și a tehnologiilor folosite, culminând cu o analiză detaliată a implementării și testării sistemului AI. În final, sunt discutate concluziile trase și potențialele direcții viitoare de cercetare în acest domeniu dinamic și provocator.</w:t>
+        <w:t>Lucrarea este structurată astfel încât să urmărească trecerea de la contextul jocului la soluția implementată și la evaluarea acesteia. Capitolul 1 prezintă jocul Quoridor, regulile, complexitatea și contextul competițional, iar Capitolul 2 sintetizează abordări anterioare pentru agenți AI dedicați acestui joc. Capitolul 3 descrie tehnologiile folosite și organizarea proiectului, în special rolul pachetelor GUI, StandardModel, PerformanceModel și AI. Capitolul 4 detaliază implementarea aplicației, de la interfață și modelarea regulilor până la MiniMax, MCTS, euristici, optimizări și testare. Capitolul 5 analizează rezultatele experimentale, comparând variantele de ordonare a mutărilor în MiniMax și diferențele dintre MCTS standard și MCTS performant. În final, concluziile sintetizează rezultatele obținute și indică direcții viitoare, precum rafinarea euristicilor, optimizări suplimentare și integrarea unor metode de învățare automată.</w:t>
       </w:r>
     </w:p>
     <w:p>
@@ -3178,7 +3164,7 @@
         <w:pStyle w:val="Heading1"/>
         <w:ind w:left="-5"/>
       </w:pPr>
-      <w:bookmarkStart w:id="4" w:name="_Toc230787087"/>
+      <w:bookmarkStart w:id="3" w:name="_Toc230884852"/>
       <w:r>
         <w:lastRenderedPageBreak/>
         <w:t xml:space="preserve">Capitolul 1 - </w:t>
@@ -3186,7 +3172,7 @@
       <w:r>
         <w:t>Jocul Quoridor</w:t>
       </w:r>
-      <w:bookmarkEnd w:id="4"/>
+      <w:bookmarkEnd w:id="3"/>
     </w:p>
     <w:p>
       <w:pPr>
@@ -3194,25 +3180,7 @@
         <w:ind w:left="-9"/>
       </w:pPr>
       <w:r>
-        <w:t xml:space="preserve">Acest capitol se dedică unei explorări aprofundate a jocului Quoridor, un joc de strategie ce a captivat mințile jucătorilor și cercetătorilor deopotrivă. Prin disecția sa în trei componente esențiale - istoric, reguli și complexitate - ne propunem să construim o bază solidă de înțelegere a jocului, esențială pentru studiul ulterior al aplicării inteligenței artificiale. În </w:t>
-      </w:r>
-      <w:r>
-        <w:t>primul subcapitol</w:t>
-      </w:r>
-      <w:r>
-        <w:t xml:space="preserve"> vom explora istoricul jocului, urmărind originile și evoluția sa. În </w:t>
-      </w:r>
-      <w:r>
-        <w:t>cel de al doilea</w:t>
-      </w:r>
-      <w:r>
-        <w:t xml:space="preserve"> vom detalia regulile jocului, esențiale pentru a înțelege mecanismele și</w:t>
-      </w:r>
-      <w:r>
-        <w:t xml:space="preserve"> strategiile de bază. În final </w:t>
-      </w:r>
-      <w:r>
-        <w:t>ne vom concentra pe complexitatea jocului Quoridor, o componentă crucială care ne va ghida în dezvoltarea modelului de AI. Acest capitol pune astfel bazele pentru o înțelegere cuprinzătoare a provocărilor și oportunităților pe care le prezintă Quoridor pentru domeniul inteligenței artificiale.</w:t>
+        <w:t>Acest capitol se dedică unei explorări aprofundate a jocului Quoridor, un joc de strategie ce a captivat mințile jucătorilor și cercetătorilor deopotrivă. Prin disecția sa în trei componente esențiale - istoric, reguli și complexitate - ne propunem să construim o bază solidă de înțelegere a jocului, esențială pentru studiul ulterior al aplicării inteligenței artificiale. În primul subcapitol vom explora istoricul jocului, urmărind originile și evoluția sa. În cel de-al doilea vom detalia regulile jocului, esențiale pentru a înțelege mecanismele și strategiile de bază. În final ne vom concentra pe complexitatea jocului Quoridor, o componentă crucială care ne va ghida în dezvoltarea modelului de AI. Acest capitol pune astfel bazele pentru o înțelegere cuprinzătoare a provocărilor și oportunităților pe care le prezintă Quoridor pentru domeniul inteligenței artificiale.</w:t>
       </w:r>
     </w:p>
     <w:p>
@@ -3223,7 +3191,7 @@
         </w:tabs>
         <w:ind w:left="-15" w:firstLine="0"/>
       </w:pPr>
-      <w:bookmarkStart w:id="5" w:name="_Toc230787088"/>
+      <w:bookmarkStart w:id="4" w:name="_Toc230884853"/>
       <w:r>
         <w:t>1.1</w:t>
       </w:r>
@@ -3233,7 +3201,7 @@
       <w:r>
         <w:t>storic</w:t>
       </w:r>
-      <w:bookmarkEnd w:id="5"/>
+      <w:bookmarkEnd w:id="4"/>
     </w:p>
     <w:p>
       <w:pPr>
@@ -3259,7 +3227,7 @@
         </w:tabs>
         <w:ind w:left="-15" w:firstLine="0"/>
       </w:pPr>
-      <w:bookmarkStart w:id="6" w:name="_Toc230787089"/>
+      <w:bookmarkStart w:id="5" w:name="_Toc230884854"/>
       <w:r>
         <w:lastRenderedPageBreak/>
         <w:t>1.</w:t>
@@ -3267,29 +3235,14 @@
       <w:r>
         <w:t>2 Reguli</w:t>
       </w:r>
-      <w:bookmarkEnd w:id="6"/>
+      <w:bookmarkEnd w:id="5"/>
     </w:p>
     <w:p>
       <w:pPr>
         <w:ind w:left="-9"/>
       </w:pPr>
       <w:r>
-        <w:t>Quoridor este un joc abstract de strategie pentru 2 sau 4 jucători, remarcabil prin regulile sale simple, dar prin strategiile complexe pe care le permite. Jocul se desfășoară pe un tablou pătrat de 9x9, iar fiecare jucător începe cu un pion plasat în centrul liniei lor de bază. În plus, fiecare jucător are la dispoziție 10</w:t>
-      </w:r>
-      <w:r>
-        <w:t>, respectic 5</w:t>
-      </w:r>
-      <w:r>
-        <w:t xml:space="preserve"> bariere (sau "ziduri")</w:t>
-      </w:r>
-      <w:r>
-        <w:t xml:space="preserve"> in jocul de 2, respectiv 4 jucatori,</w:t>
-      </w:r>
-      <w:r>
-        <w:t xml:space="preserve"> pe care </w:t>
-      </w:r>
-      <w:r>
-        <w:t>le poate plasa pe tabla de joc.</w:t>
+        <w:t>În varianta tratată în această lucrare și implementată în proiect, Quoridor este un joc abstract de strategie pentru doi jucători. Jocul se desfășoară pe o tablă pătrată de 9x9 celule, iar fiecare jucător începe cu un pion plasat în centrul liniei proprii de bază și are la dispoziție 10 bariere, numite și ziduri, pe care le poate plasa între celule.</w:t>
       </w:r>
     </w:p>
     <w:p>
@@ -3304,7 +3257,7 @@
           <w:noProof/>
         </w:rPr>
         <w:drawing>
-          <wp:anchor distT="0" distB="0" distL="114300" distR="114300" simplePos="0" relativeHeight="251665408" behindDoc="0" locked="0" layoutInCell="1" allowOverlap="1" wp14:anchorId="3F831826" wp14:editId="23422DB1">
+          <wp:anchor distT="0" distB="0" distL="114300" distR="114300" simplePos="0" relativeHeight="251665408" behindDoc="0" locked="0" layoutInCell="1" allowOverlap="1" wp14:anchorId="6C62CE50" wp14:editId="2591D511">
             <wp:simplePos x="0" y="0"/>
             <wp:positionH relativeFrom="margin">
               <wp:posOffset>1403350</wp:posOffset>
@@ -3327,7 +3280,7 @@
                     <pic:cNvPicPr/>
                   </pic:nvPicPr>
                   <pic:blipFill>
-                    <a:blip r:embed="rId7">
+                    <a:blip r:embed="rId8">
                       <a:extLst>
                         <a:ext uri="{28A0092B-C50C-407E-A947-70E740481C1C}">
                           <a14:useLocalDpi xmlns:a14="http://schemas.microsoft.com/office/drawing/2010/main" val="0"/>
@@ -3420,7 +3373,7 @@
           <w:noProof/>
         </w:rPr>
         <w:drawing>
-          <wp:anchor distT="0" distB="0" distL="114300" distR="114300" simplePos="0" relativeHeight="251658240" behindDoc="1" locked="0" layoutInCell="1" allowOverlap="1" wp14:anchorId="3CDFA882" wp14:editId="6B504875">
+          <wp:anchor distT="0" distB="0" distL="114300" distR="114300" simplePos="0" relativeHeight="251658240" behindDoc="1" locked="0" layoutInCell="1" allowOverlap="1" wp14:anchorId="66A7A658" wp14:editId="48A56E83">
             <wp:simplePos x="0" y="0"/>
             <wp:positionH relativeFrom="margin">
               <wp:align>right</wp:align>
@@ -3443,7 +3396,7 @@
                     <pic:cNvPicPr/>
                   </pic:nvPicPr>
                   <pic:blipFill>
-                    <a:blip r:embed="rId8">
+                    <a:blip r:embed="rId9">
                       <a:extLst>
                         <a:ext uri="{28A0092B-C50C-407E-A947-70E740481C1C}">
                           <a14:useLocalDpi xmlns:a14="http://schemas.microsoft.com/office/drawing/2010/main" val="0"/>
@@ -3480,7 +3433,7 @@
           <w:noProof/>
         </w:rPr>
         <w:drawing>
-          <wp:anchor distT="0" distB="0" distL="114300" distR="114300" simplePos="0" relativeHeight="251660288" behindDoc="0" locked="0" layoutInCell="1" allowOverlap="1" wp14:anchorId="01F8AA6B" wp14:editId="3BAE6C5D">
+          <wp:anchor distT="0" distB="0" distL="114300" distR="114300" simplePos="0" relativeHeight="251660288" behindDoc="0" locked="0" layoutInCell="1" allowOverlap="1" wp14:anchorId="0D8D6AB0" wp14:editId="0542A647">
             <wp:simplePos x="0" y="0"/>
             <wp:positionH relativeFrom="margin">
               <wp:align>left</wp:align>
@@ -3503,7 +3456,7 @@
                     <pic:cNvPicPr/>
                   </pic:nvPicPr>
                   <pic:blipFill>
-                    <a:blip r:embed="rId9">
+                    <a:blip r:embed="rId10">
                       <a:extLst>
                         <a:ext uri="{28A0092B-C50C-407E-A947-70E740481C1C}">
                           <a14:useLocalDpi xmlns:a14="http://schemas.microsoft.com/office/drawing/2010/main" val="0"/>
@@ -3536,10 +3489,7 @@
         </w:drawing>
       </w:r>
       <w:r>
-        <w:t>Scopul jocului este ca fiecare jucător să-și deplaseze pionul pe linia opusă de la poziția lor de start. Jocul alternează mutările între jucători, cu fiecare jucător având dreptul să facă o singură mișcare per tură. O mișcare poate consta în deplasarea pionu</w:t>
-      </w:r>
-      <w:r>
-        <w:t xml:space="preserve">lui sau plasarea unei bariere. </w:t>
+        <w:t xml:space="preserve">Scopul jocului este ca fiecare jucător să-și deplaseze pionul pe linia opusă de la poziția sa de start. Jocul alternează mutările între jucători, cu fiecare jucător având dreptul să facă o singură mișcare per tură. O mișcare poate consta în deplasarea pionului sau plasarea unei bariere. </w:t>
       </w:r>
     </w:p>
     <w:p>
@@ -3552,7 +3502,7 @@
         </w:rPr>
         <w:lastRenderedPageBreak/>
         <w:drawing>
-          <wp:anchor distT="0" distB="0" distL="114300" distR="114300" simplePos="0" relativeHeight="251661312" behindDoc="0" locked="0" layoutInCell="1" allowOverlap="1" wp14:anchorId="2D800D0C" wp14:editId="24814700">
+          <wp:anchor distT="0" distB="0" distL="114300" distR="114300" simplePos="0" relativeHeight="251661312" behindDoc="0" locked="0" layoutInCell="1" allowOverlap="1" wp14:anchorId="68F19814" wp14:editId="17643081">
             <wp:simplePos x="0" y="0"/>
             <wp:positionH relativeFrom="margin">
               <wp:align>right</wp:align>
@@ -3575,7 +3525,7 @@
                     <pic:cNvPicPr/>
                   </pic:nvPicPr>
                   <pic:blipFill>
-                    <a:blip r:embed="rId10" cstate="print">
+                    <a:blip r:embed="rId11" cstate="print">
                       <a:extLst>
                         <a:ext uri="{28A0092B-C50C-407E-A947-70E740481C1C}">
                           <a14:useLocalDpi xmlns:a14="http://schemas.microsoft.com/office/drawing/2010/main" val="0"/>
@@ -3612,7 +3562,7 @@
           <w:noProof/>
         </w:rPr>
         <w:drawing>
-          <wp:anchor distT="0" distB="0" distL="114300" distR="114300" simplePos="0" relativeHeight="251662336" behindDoc="0" locked="0" layoutInCell="1" allowOverlap="1" wp14:anchorId="0E8D82FA" wp14:editId="65E6583B">
+          <wp:anchor distT="0" distB="0" distL="114300" distR="114300" simplePos="0" relativeHeight="251662336" behindDoc="0" locked="0" layoutInCell="1" allowOverlap="1" wp14:anchorId="79A5744A" wp14:editId="5B6B3A42">
             <wp:simplePos x="0" y="0"/>
             <wp:positionH relativeFrom="margin">
               <wp:posOffset>-635</wp:posOffset>
@@ -3635,7 +3585,7 @@
                     <pic:cNvPicPr/>
                   </pic:nvPicPr>
                   <pic:blipFill>
-                    <a:blip r:embed="rId11">
+                    <a:blip r:embed="rId12">
                       <a:extLst>
                         <a:ext uri="{28A0092B-C50C-407E-A947-70E740481C1C}">
                           <a14:useLocalDpi xmlns:a14="http://schemas.microsoft.com/office/drawing/2010/main" val="0"/>
@@ -3668,7 +3618,7 @@
         </w:drawing>
       </w:r>
       <w:r>
-        <w:t>Pionii se pot deplasa în orice direcție (înainte, înapoi, stânga sau dreapta), dar numai un spațiu pe tură, cu condiția ca spațiul să nu fie ocupat de alt pion sau blocat de o barieră. Dacă un pion se află alături de un alt pion, jucătorul poate s</w:t>
+        <w:t>Pionii se pot deplasa în orice direcție (înainte, înapoi, stânga sau dreaptă), dar numai un spațiu pe tură, cu condiția ca spațiul să nu fie ocupat de alt pion sau blocat de o barieră. Dacă un pion se află alături de un alt pion, jucătorul poate s</w:t>
       </w:r>
       <w:r>
         <w:t xml:space="preserve">ări peste acel pion, mutându-se </w:t>
@@ -3692,7 +3642,7 @@
         </w:rPr>
       </w:pPr>
       <w:r>
-        <w:t>Barierele sunt plasate pe tabla de joc în așa fel încât să blocheze calea adversarilor, dar nu pot fi plasate astfel încât să împiedice complet accesul unui jucător la linia de sosire. O barieră poate fi plasată vertical sau orizontal, ocupând două spații mici dintre pătratele de pe tablă.</w:t>
+        <w:t>Barierele sunt plasate pe tabla de joc în așa fel încât să blocheze calea adversarului, dar nu pot fi plasate astfel încât să împiedice complet accesul unui jucător la linia de sosire. O barieră poate fi plasată vertical sau orizontal, ocupând două spații mici dintre pătratele de pe tablă.</w:t>
       </w:r>
       <w:r>
         <w:rPr>
@@ -3737,7 +3687,7 @@
         </w:rPr>
         <w:lastRenderedPageBreak/>
         <w:drawing>
-          <wp:anchor distT="0" distB="0" distL="114300" distR="114300" simplePos="0" relativeHeight="251664384" behindDoc="0" locked="0" layoutInCell="1" allowOverlap="1" wp14:anchorId="50D3BE1A" wp14:editId="6630D026">
+          <wp:anchor distT="0" distB="0" distL="114300" distR="114300" simplePos="0" relativeHeight="251664384" behindDoc="0" locked="0" layoutInCell="1" allowOverlap="1" wp14:anchorId="3BA6EE16" wp14:editId="0E08A25A">
             <wp:simplePos x="0" y="0"/>
             <wp:positionH relativeFrom="margin">
               <wp:align>left</wp:align>
@@ -3760,7 +3710,7 @@
                     <pic:cNvPicPr/>
                   </pic:nvPicPr>
                   <pic:blipFill rotWithShape="1">
-                    <a:blip r:embed="rId12">
+                    <a:blip r:embed="rId13">
                       <a:extLst>
                         <a:ext uri="{28A0092B-C50C-407E-A947-70E740481C1C}">
                           <a14:useLocalDpi xmlns:a14="http://schemas.microsoft.com/office/drawing/2010/main" val="0"/>
@@ -3804,7 +3754,7 @@
           <w:noProof/>
         </w:rPr>
         <w:drawing>
-          <wp:anchor distT="0" distB="0" distL="114300" distR="114300" simplePos="0" relativeHeight="251663360" behindDoc="0" locked="0" layoutInCell="1" allowOverlap="1" wp14:anchorId="79AE2070" wp14:editId="281F5257">
+          <wp:anchor distT="0" distB="0" distL="114300" distR="114300" simplePos="0" relativeHeight="251663360" behindDoc="0" locked="0" layoutInCell="1" allowOverlap="1" wp14:anchorId="7C4920CC" wp14:editId="1C7C249A">
             <wp:simplePos x="0" y="0"/>
             <wp:positionH relativeFrom="margin">
               <wp:align>right</wp:align>
@@ -3827,7 +3777,7 @@
                     <pic:cNvPicPr/>
                   </pic:nvPicPr>
                   <pic:blipFill rotWithShape="1">
-                    <a:blip r:embed="rId13">
+                    <a:blip r:embed="rId14">
                       <a:extLst>
                         <a:ext uri="{28A0092B-C50C-407E-A947-70E740481C1C}">
                           <a14:useLocalDpi xmlns:a14="http://schemas.microsoft.com/office/drawing/2010/main" val="0"/>
@@ -3878,19 +3828,7 @@
         <w:ind w:left="-9"/>
       </w:pPr>
       <w:r>
-        <w:t xml:space="preserve">Strategia jocului Quoridor constă în alegerea optimă între deplasarea pionului spre linia de sosire și plasarea strategică a barierelor </w:t>
-      </w:r>
-      <w:r>
-        <w:t xml:space="preserve">atat pentru </w:t>
-      </w:r>
-      <w:r>
-        <w:t>a încetini progresul adversarilor, fără a-i bloca complet</w:t>
-      </w:r>
-      <w:r>
-        <w:t>, cat si pentru a diminua posibilitatile adversarului de a intoarce pionul propriu</w:t>
-      </w:r>
-      <w:r>
-        <w:t>. Această combinație de mișcare și obstrucționare creează o dinamică complexă și provocatoare, care face din Quoridor un joc profund și captivant.</w:t>
+        <w:t>Strategia jocului Quoridor constă în alegerea optimă între deplasarea pionului spre linia de sosire și plasarea strategică a barierelor atât pentru a încetini progresul adversarului, fără a-l bloca complet, cât și pentru a diminua posibilitatile adversarului de a întoarce pionul propriu. Această combinație de mișcare și obstrucționare creează o dinamică complexă și provocatoare, care face din Quoridor un joc profund și captivant.</w:t>
       </w:r>
     </w:p>
     <w:p>
@@ -3906,11 +3844,11 @@
         </w:tabs>
         <w:ind w:left="-15" w:firstLine="0"/>
       </w:pPr>
-      <w:bookmarkStart w:id="7" w:name="_Toc230787090"/>
+      <w:bookmarkStart w:id="6" w:name="_Toc230884855"/>
       <w:r>
         <w:t>1.3 Complexitate</w:t>
       </w:r>
-      <w:bookmarkEnd w:id="7"/>
+      <w:bookmarkEnd w:id="6"/>
     </w:p>
     <w:p>
       <w:r>
@@ -4035,20 +3973,11 @@
     </w:p>
     <w:p>
       <w:r>
-        <w:t xml:space="preserve"> Mai departe, complexitatea crește exponențial odată cu adăugarea barierelor. Fiecare barieră ocupă două pătrate și poate fi plasată într-unul din opt moduri pe o singură rând, și cu opt rânduri pe tablă, avem 64 de locații unde o barieră poate fi plasată orizontal. Aceeași logică se aplică și pentru plasarea verticală, ducând la 128 de locuri potențiale pentru o singură</w:t>
-      </w:r>
-      <w:r>
-        <w:t xml:space="preserve"> </w:t>
-      </w:r>
-      <w:r>
-        <w:t xml:space="preserve">barieră. Cu toate acestea, trebuie să luăm în considerare că o barieră ocupă spațiul a patru </w:t>
+        <w:t xml:space="preserve">Mai departe, complexitatea crește exponențial odată cu adăugarea barierelor. O barieră poate fi plasată pe una dintre cele 64 de ancore orizontale sau pe una dintre cele 64 de ancore verticale, rezultând 128 de poziții candidate pentru primul perete. Totuși, nu toate combinațiile sunt legale: pereții nu se pot suprapune, nu pot continua peste poziții incompatibile și nu pot bloca toate drumurile către linia de sosire. Având 20 de bariere </w:t>
       </w:r>
       <w:r>
         <w:lastRenderedPageBreak/>
-        <w:t>locuri potențiale de bariere (două pe verticală și două pe orizontală), cu excepția cazurilor când se plasează pe marginea tablei de joc. Având în total 20 de bariere la dispoziție, numărul total de configurații ale barierelor</w:t>
-      </w:r>
-      <w:r>
-        <w:t>,</w:t>
+        <w:t>disponibile în jocul pentru doi jucători, numărul configurațiilor posibile rămâne foarte mare, iar limita superioară a spațiului stărilor este estimată în ecuațiile următoare:</w:t>
       </w:r>
       <m:oMath>
         <m:r>
@@ -4083,14 +4012,6 @@
             </m:r>
           </m:sub>
         </m:sSub>
-      </m:oMath>
-      <w:r>
-        <w:t>, și astfel limita superioar</w:t>
-      </w:r>
-      <w:r>
-        <w:t>ă a mărimii spațiului stărilor,</w:t>
-      </w:r>
-      <m:oMath>
         <m:r>
           <w:rPr>
             <w:rFonts w:ascii="Cambria Math" w:hAnsi="Cambria Math"/>
@@ -4098,12 +4019,6 @@
           <m:t xml:space="preserve"> S</m:t>
         </m:r>
       </m:oMath>
-      <w:r>
-        <w:t>, sunt calculate conform ecuațiilor</w:t>
-      </w:r>
-      <w:r>
-        <w:t>:</w:t>
-      </w:r>
     </w:p>
     <w:p/>
     <w:p>
@@ -4489,10 +4404,7 @@
     </w:p>
     <w:p>
       <w:r>
-        <w:t xml:space="preserve">Analiza detaliată a numărului impresionant de configurații posibile ale tablei de joc și a plasării barierelor evidențiază natura sa complexă, asemănătoare cu jocurile clasice precum șahul. Această complexitate adaugă un element interesant și provocator în joc, care necesită strategie și planificare </w:t>
-      </w:r>
-      <w:r>
-        <w:t>atentă pentru a obține succesul.</w:t>
+        <w:t>Analiza detaliată a numărului impresionant de configurații posibile ale tablei de joc și a plasării barierelor evidențiază natura sa complexă, asemănătoare cu jocurile clasice precum șahul. Această complexitate adaugă un element interesant și provocator în joc, care necesită strategie și planificare atentă pentru a obține succesul.</w:t>
       </w:r>
     </w:p>
     <w:p>
@@ -4508,14 +4420,11 @@
         </w:tabs>
         <w:ind w:left="-15" w:firstLine="0"/>
       </w:pPr>
-      <w:bookmarkStart w:id="8" w:name="_Toc230787091"/>
-      <w:r>
-        <w:t>1.4</w:t>
-      </w:r>
-      <w:r>
-        <w:t xml:space="preserve"> Competitii</w:t>
-      </w:r>
-      <w:bookmarkEnd w:id="8"/>
+      <w:bookmarkStart w:id="7" w:name="_Toc230884856"/>
+      <w:r>
+        <w:t>1.4 competiții</w:t>
+      </w:r>
+      <w:bookmarkEnd w:id="7"/>
     </w:p>
     <w:p>
       <w:r>
@@ -4529,11 +4438,11 @@
     </w:p>
     <w:p>
       <w:r>
-        <w:t xml:space="preserve">Competițiile de Quoridor sunt unice și prin faptul că sunt deschise jucătorilor de toate vârstele, contribuind la crearea unei atmosfere inclusive și la promovarea gândirii strategice încă de la o vârstă fragedă. În aceste turnee, nu este rar să vezi copii competând alături de </w:t>
+        <w:t xml:space="preserve">Competițiile de Quoridor sunt unice și prin faptul că sunt deschise jucătorilor de toate vârstele, contribuind la crearea unei atmosfere inclusive și la promovarea gândirii strategice încă de la o vârstă fragedă. În aceste turnee, nu este rar să vezi copii competând alături de adulți experimentați, fiecare aducând propriile abordări inovative la masa de joc. Acest aspect </w:t>
       </w:r>
       <w:r>
         <w:lastRenderedPageBreak/>
-        <w:t>adulți experimentați, fiecare aducând propriile abordări inovative la masa de joc. Acest aspect al jocului Quoridor ilustrează capacitatea sa de a uni oameni de diferite generații și fundaluri în jurul unei pasiuni comune pentru strategie și gândire critică.</w:t>
+        <w:t>al jocului Quoridor ilustrează capacitatea sa de a uni oameni de diferite generații și fundaluri în jurul unei pasiuni comune pentru strategie și gândire critică.</w:t>
       </w:r>
     </w:p>
     <w:p>
@@ -4555,15 +4464,12 @@
         <w:pStyle w:val="Heading1"/>
         <w:ind w:left="-5"/>
       </w:pPr>
-      <w:bookmarkStart w:id="9" w:name="_Toc230787092"/>
+      <w:bookmarkStart w:id="8" w:name="_Toc230884857"/>
       <w:r>
         <w:lastRenderedPageBreak/>
-        <w:t xml:space="preserve">Capitolul 2 - </w:t>
-      </w:r>
-      <w:r>
-        <w:t>Abordari anterioare</w:t>
-      </w:r>
-      <w:bookmarkEnd w:id="9"/>
+        <w:t>Capitolul 2 - Abordări anterioare</w:t>
+      </w:r>
+      <w:bookmarkEnd w:id="8"/>
     </w:p>
     <w:p>
       <w:pPr>
@@ -4582,7 +4488,7 @@
         </w:tabs>
         <w:ind w:left="-15" w:firstLine="0"/>
       </w:pPr>
-      <w:bookmarkStart w:id="10" w:name="_Toc230787093"/>
+      <w:bookmarkStart w:id="9" w:name="_Toc230884858"/>
       <w:r>
         <w:t xml:space="preserve">2.1 </w:t>
       </w:r>
@@ -4595,7 +4501,7 @@
       <w:r>
         <w:t>)</w:t>
       </w:r>
-      <w:bookmarkEnd w:id="10"/>
+      <w:bookmarkEnd w:id="9"/>
     </w:p>
     <w:p>
       <w:pPr>
@@ -4614,7 +4520,7 @@
         </w:tabs>
         <w:ind w:left="-15" w:firstLine="0"/>
       </w:pPr>
-      <w:bookmarkStart w:id="11" w:name="_Toc230787094"/>
+      <w:bookmarkStart w:id="10" w:name="_Toc230884859"/>
       <w:r>
         <w:t>2.2</w:t>
       </w:r>
@@ -4627,7 +4533,7 @@
       <w:r>
         <w:t>A Quoridor-playing Agent (Mertens 2006)</w:t>
       </w:r>
-      <w:bookmarkEnd w:id="11"/>
+      <w:bookmarkEnd w:id="10"/>
     </w:p>
     <w:p>
       <w:r>
@@ -4635,7 +4541,7 @@
       </w:r>
       <w:r>
         <w:lastRenderedPageBreak/>
-        <w:t>excesive a arborelui de joc, a fost necesară limitarea adâncimii de căutare MiniMax pentru a menține timpul de calcul într-un cadru practic. Cu toate acestea, această restricție a adâncimii de căutare a condus la dezvoltarea unui agent de Quoridor relativ slab, întrucât capacitatea sa de a anticipa mutările viitoare ale adversarilor a fost limitată.</w:t>
+        <w:t>excesive a arborelui de joc, a fost necesară limitarea adâncimii de căutare MiniMax pentru a menține timpul de calcul într-un cadru practic. Cu toate acestea, această restricție a adâncimii de căutare a condus la dezvoltarea unui agent de Quoridor relativ slab, întrucât capacitatea sa de a anticipa mutările viitoare ale adversarului a fost limitată.</w:t>
       </w:r>
     </w:p>
     <w:p>
@@ -4657,7 +4563,7 @@
         </w:tabs>
         <w:ind w:left="-15" w:firstLine="0"/>
       </w:pPr>
-      <w:bookmarkStart w:id="12" w:name="_Toc230787095"/>
+      <w:bookmarkStart w:id="11" w:name="_Toc230884860"/>
       <w:r>
         <w:t>2.3</w:t>
       </w:r>
@@ -4670,7 +4576,7 @@
       <w:r>
         <w:t>Monte Carlo Tree Search</w:t>
       </w:r>
-      <w:bookmarkEnd w:id="12"/>
+      <w:bookmarkEnd w:id="11"/>
     </w:p>
     <w:p>
       <w:pPr>
@@ -4697,7 +4603,7 @@
       </w:r>
       <w:r>
         <w:lastRenderedPageBreak/>
-        <w:t>dovedite. În Expansiune, arborele de joc se mărește prin generarea tuturor stărilor posibile de la nodurile frunză. Simularea este etapa în care jocul este jucat aleatoriu până la finalizare, iar în Retropropagare, rezultatele sunt actualizate în arbore, informându-le pe cele viitoare.</w:t>
+        <w:t>dovedite. În Expansiune, arborele de joc este mărit prin adăugarea unor mutări încă neexplorate, nu prin generarea completă a tuturor continuărilor posibile. Simularea este etapa în care jocul este jucat până la o stare terminală sau până la o limită stabilită, iar în Retropropagare rezultatele sunt actualizate în arbore pentru a influența selecțiile viitoare.</w:t>
       </w:r>
     </w:p>
     <w:p>
@@ -4717,52 +4623,2972 @@
         </w:tabs>
         <w:ind w:left="-15" w:firstLine="0"/>
       </w:pPr>
-      <w:bookmarkStart w:id="13" w:name="_Toc230787096"/>
-      <w:r>
-        <w:t>2.4</w:t>
-      </w:r>
+      <w:bookmarkStart w:id="12" w:name="_Toc230884861"/>
+      <w:r>
+        <w:t>2.4 Inovații în Monte Carlo Tree Search</w:t>
+      </w:r>
+      <w:bookmarkEnd w:id="12"/>
       <w:r>
         <w:tab/>
-        <w:t xml:space="preserve"> Inovatii in </w:t>
-      </w:r>
+      </w:r>
+    </w:p>
+    <w:p>
+      <w:pPr>
+        <w:ind w:left="-9"/>
+      </w:pPr>
+      <w:r>
+        <w:t>În lucrarea de cercetare a grupului format din Nancy Cao, Betsy Fu, Daniel Wang și Andrew Chico, inovațiile aduse în aplicarea Monte Carlo Tree Search (MCTS) pentru Quoridor sunt prezentate ca o îmbunătățire semnificativă a performanței agentului AI. Prin integrarea euristicilor specifice, echipa a reușit să reducă factorul de ramificare mare al arborelui de joc, caracteristic pentru Quoridor. Euristicile includ strategii pentru plasarea zidurilor în locuri "probabile" care sunt cele mai susceptibile de a influența jocul, cum ar fi aproape de pioni sau lângă zidurile deja plasate, și în pozițiile cele mai la stânga sau la dreaptă pe orizontală.</w:t>
+      </w:r>
+    </w:p>
+    <w:p>
+      <w:pPr>
+        <w:ind w:left="-9"/>
+      </w:pPr>
+      <w:r>
+        <w:t>Pentru faza de rollout în MCTS, grupul a implementat o strategie prin care pionul este mutat pe unul dintre cele mai scurte trasee cu o anumită probabilitate, sau se plasează un zid "probabil" dacă mai sunt ziduri disponibile, altfel pionul este mutat înapoi pentru a penaliza lipsa de ziduri rămase. În faza de selecție/expansiune, dacă adversarul nu mai are ziduri, jucătorul mută pionul doar pe unul dintre cele mai scurte trasee sau plasează un zid doar pentru a întrerupe traseul adversarului.</w:t>
+      </w:r>
+    </w:p>
+    <w:p>
+      <w:pPr>
+        <w:ind w:left="-9"/>
+      </w:pPr>
+      <w:r>
+        <w:t>Această abordare rafinată permite agentului să simuleze un spectru larg de niveluri de dificultate, de la începător până la avansat, prin reglarea numărului de iterații pe mutare - de la 2,500 pentru nivelul Novice până la 60,000 pentru nivelul Strong, oferind astfel o experiență personalizată pentru fiecare jucător. Aceste inovații au dus la un agent AI mai competitiv, capabil să ofere o provocare adecvată oricărui nivel de jucător. Toate aceste detalii sunt accesibile publicului larg pentru testare și interacțiune prin intermediul unei aplicații web care se găsește la această adresă: https://gorisanson.github.io/quoridor-ai/.</w:t>
+      </w:r>
+      <w:hyperlink r:id="rId15" w:history="1"/>
+      <w:r>
+        <w:br w:type="page"/>
+      </w:r>
+    </w:p>
+    <w:p>
+      <w:pPr>
+        <w:pStyle w:val="Heading1"/>
+        <w:ind w:left="10"/>
+      </w:pPr>
+      <w:bookmarkStart w:id="13" w:name="_Toc230884862"/>
+      <w:r>
+        <w:lastRenderedPageBreak/>
+        <w:t xml:space="preserve">Capitolul 3 - </w:t>
+      </w:r>
+      <w:r>
+        <w:t>Tehnologii folosite</w:t>
+      </w:r>
+      <w:bookmarkEnd w:id="13"/>
+    </w:p>
+    <w:p>
+      <w:r>
+        <w:t>Capitolul de față prezintă tehnologiile folosite în dezvoltarea aplicației Quoridor, explicând rolul acestora în organizarea proiectului, în funcționarea interfeței grafice, în modelarea jocului și în implementarea algoritmilor de inteligență artificială. Tehnologiile nu sunt analizate izolat, ci în legătură cu pachetele în care sunt utilizate și cu responsabilitățile fiecărei componente a aplicației.</w:t>
+      </w:r>
+    </w:p>
+    <w:p>
+      <w:r>
+        <w:t>Structura capitolului urmărește evoluția naturală a proiectului. Mai întâi este prezentat pachetul GUI, care se ocupă de interfața grafică și de interacțiunea utilizatorului cu aplicația. Apoi este descris pachetul StandardModel, unde sunt introduse tehnologiile folosite pentru modelarea principală a jocului. După acesta, pachetul PerformanceModel este prezentat ca o variantă optimizată, construită pe baza ideilor din modelul standard, dar adaptată pentru calcule mai rapide și pentru folosirea eficientă în simulări.</w:t>
+      </w:r>
+    </w:p>
+    <w:p>
+      <w:r>
+        <w:t>Ultima parte a capitolului este dedicată pachetului AI, care folosește modelul de performanță pentru implementarea algoritmilor de căutare și luare a deciziilor. În acest mod, prezentarea tehnologiilor urmează arhitectura aplicației: de la interfața grafică, la modelul logic al jocului, apoi la optimizarea acestuia și, în final, la algoritmii de inteligență artificială care folosesc aceste structuri.</w:t>
+      </w:r>
+    </w:p>
+    <w:p>
+      <w:r>
+        <w:t>Prin această organizare, capitolul evidențiază nu doar ce tehnologii au fost folosite, ci și motivul pentru care fiecare dintre ele este potrivită în contextul componentei în care apare.</w:t>
+      </w:r>
+    </w:p>
+    <w:p/>
+    <w:p>
+      <w:pPr>
+        <w:pStyle w:val="Heading2"/>
+      </w:pPr>
+      <w:bookmarkStart w:id="14" w:name="_Toc230884863"/>
+      <w:r>
+        <w:t>3.1 Interfața Grafică</w:t>
+      </w:r>
+      <w:bookmarkEnd w:id="14"/>
+    </w:p>
+    <w:p>
+      <w:r>
+        <w:t>Pachetul GUI este construit în limbajul Java, iar codul interfeței folosește Java 17, versiunea configurată în proiect prin Gradle. Java este folosit pentru definirea claselor care compun aplicația grafică, pentru organizarea ferestrelor, pentru tratarea acțiunilor utilizatorului și pentru legătura dintre interfață și logica jocului. În acest pachet, clase precum GameUI, StartWindow, GameWindow, GameBoardPanel, ControlsPanel, PlayersPanel, StatsPanel și GuiTheme sunt scrise integral în Java și folosesc programarea orientată pe obiecte pentru a separa responsabilitățile fiecărei părți din interfață.</w:t>
+      </w:r>
+    </w:p>
+    <w:p>
+      <w:r>
+        <w:lastRenderedPageBreak/>
+        <w:t>Tehnologia principală folosită în GUI este JavaFX 17.0.2. JavaFX este biblioteca prin care se creează ferestrele aplicației, scenele, controalele vizuale, panourile și elementele grafice ale tablei de joc. Clasa GameUI extinde Application, ceea ce înseamnă că interfața pornește prin mecanismul standard JavaFX, iar metoda start primește fereastra principală a aplicației. Ferestrele jocului sunt reprezentate prin Stage, conținutul lor este pus într-un Scene, iar schimbarea dintre fereastra de start și fereastra efectivă de joc este controlată prin aceste componente JavaFX.</w:t>
+      </w:r>
+    </w:p>
+    <w:p>
+      <w:r>
+        <w:t>Pentru organizarea vizuală a interfeței sunt folosite layout-uri JavaFX. În pachetul GUI apar containere precum BorderPane, VBox, HBox, GridPane, StackPane și Pane, fiecare având un rol diferit în așezarea elementelor pe ecran. BorderPane este folosit pentru structura principală a ferestrei de joc, VBox și HBox organizează controalele pe coloane și rânduri, GridPane este potrivit pentru tabla de joc deoarece permite așezarea celulelor pe linii și coloane, iar StackPane ajută la suprapunerea unor elemente grafice peste tablă sau peste controale. Această abordare face ca interfața să fie construită direct din cod, fără fișiere FXML.</w:t>
+      </w:r>
+    </w:p>
+    <w:p>
+      <w:r>
+        <w:rPr>
+          <w:noProof/>
+        </w:rPr>
+        <w:drawing>
+          <wp:anchor distT="0" distB="0" distL="114300" distR="114300" simplePos="0" relativeHeight="251667456" behindDoc="0" locked="0" layoutInCell="1" allowOverlap="1" wp14:anchorId="6194F066" wp14:editId="29D76BB2">
+            <wp:simplePos x="0" y="0"/>
+            <wp:positionH relativeFrom="margin">
+              <wp:align>center</wp:align>
+            </wp:positionH>
+            <wp:positionV relativeFrom="paragraph">
+              <wp:posOffset>2427605</wp:posOffset>
+            </wp:positionV>
+            <wp:extent cx="4876800" cy="1336675"/>
+            <wp:effectExtent l="0" t="0" r="0" b="0"/>
+            <wp:wrapTopAndBottom/>
+            <wp:docPr id="1" name="Picture 1"/>
+            <wp:cNvGraphicFramePr>
+              <a:graphicFrameLocks xmlns:a="http://schemas.openxmlformats.org/drawingml/2006/main" noChangeAspect="1"/>
+            </wp:cNvGraphicFramePr>
+            <a:graphic xmlns:a="http://schemas.openxmlformats.org/drawingml/2006/main">
+              <a:graphicData uri="http://schemas.openxmlformats.org/drawingml/2006/picture">
+                <pic:pic xmlns:pic="http://schemas.openxmlformats.org/drawingml/2006/picture">
+                  <pic:nvPicPr>
+                    <pic:cNvPr id="1" name=""/>
+                    <pic:cNvPicPr/>
+                  </pic:nvPicPr>
+                  <pic:blipFill>
+                    <a:blip r:embed="rId16"/>
+                    <a:stretch>
+                      <a:fillRect/>
+                    </a:stretch>
+                  </pic:blipFill>
+                  <pic:spPr>
+                    <a:xfrm>
+                      <a:off x="0" y="0"/>
+                      <a:ext cx="4876800" cy="1336675"/>
+                    </a:xfrm>
+                    <a:prstGeom prst="rect">
+                      <a:avLst/>
+                    </a:prstGeom>
+                  </pic:spPr>
+                </pic:pic>
+              </a:graphicData>
+            </a:graphic>
+            <wp14:sizeRelH relativeFrom="margin">
+              <wp14:pctWidth>0</wp14:pctWidth>
+            </wp14:sizeRelH>
+            <wp14:sizeRelV relativeFrom="margin">
+              <wp14:pctHeight>0</wp14:pctHeight>
+            </wp14:sizeRelV>
+          </wp:anchor>
+        </w:drawing>
+      </w:r>
+      <w:r>
+        <w:t>Controalele JavaFX sunt folosite pentru interacțiunea utilizatorului cu aplicația. Butoanele permit pornirea unui meci, alegerea jucătorilor, revenirea la un joc nou, rematch-ul, undo-ul sau ieșirea din aplicație. ToggleButton și ToggleGroup sunt folosite pentru opțiuni de tip selecție, cum ar fi alegerea dificultății sau a variantelor de algoritm disponibile în fereastra de start. Spinner este folosit pentru numărul de rematch-uri automate, TextField permite introducerea numelui jucătorului uman, MenuButton și MenuItem sunt folosite pentru alegerea temei vizuale, iar Tooltip oferă explicații scurte atunci când utilizatorul trece cu mouse-ul peste anumite opțiuni.</w:t>
+      </w:r>
+    </w:p>
+    <w:p/>
+    <w:p>
+      <w:r>
+        <w:t xml:space="preserve">Pentru desenarea tablei de joc sunt folosite elemente grafice JavaFX din zona de shapes și paint. Celulele tablei sunt reprezentate prin Rectangle, pionii sunt reprezentați prin Circle, iar zidurile sunt desenate cu Line. Culorile sunt controlate prin clasa Color, iar efectele vizuale, </w:t>
+      </w:r>
+      <w:r>
+        <w:lastRenderedPageBreak/>
+        <w:t>cum ar fi umbrele aplicate pionilor, sunt realizate cu DropShadow. Această combinație permite construirea unei table Quoridor direct în JavaFX, fără imagini externe și fără un motor grafic separat pentru partea vizuală de bază.</w:t>
+      </w:r>
+      <w:r>
+        <w:rPr>
+          <w:noProof/>
+        </w:rPr>
+        <w:drawing>
+          <wp:anchor distT="0" distB="0" distL="114300" distR="114300" simplePos="0" relativeHeight="251668480" behindDoc="0" locked="0" layoutInCell="1" allowOverlap="1" wp14:anchorId="484B620E" wp14:editId="0EFD9D7D">
+            <wp:simplePos x="0" y="0"/>
+            <wp:positionH relativeFrom="margin">
+              <wp:align>center</wp:align>
+            </wp:positionH>
+            <wp:positionV relativeFrom="paragraph">
+              <wp:posOffset>952500</wp:posOffset>
+            </wp:positionV>
+            <wp:extent cx="4343400" cy="4323080"/>
+            <wp:effectExtent l="0" t="0" r="0" b="1270"/>
+            <wp:wrapTopAndBottom/>
+            <wp:docPr id="3" name="Picture 3"/>
+            <wp:cNvGraphicFramePr>
+              <a:graphicFrameLocks xmlns:a="http://schemas.openxmlformats.org/drawingml/2006/main" noChangeAspect="1"/>
+            </wp:cNvGraphicFramePr>
+            <a:graphic xmlns:a="http://schemas.openxmlformats.org/drawingml/2006/main">
+              <a:graphicData uri="http://schemas.openxmlformats.org/drawingml/2006/picture">
+                <pic:pic xmlns:pic="http://schemas.openxmlformats.org/drawingml/2006/picture">
+                  <pic:nvPicPr>
+                    <pic:cNvPr id="3" name="Pawn human vs human.jpg"/>
+                    <pic:cNvPicPr/>
+                  </pic:nvPicPr>
+                  <pic:blipFill>
+                    <a:blip r:embed="rId8">
+                      <a:extLst>
+                        <a:ext uri="{28A0092B-C50C-407E-A947-70E740481C1C}">
+                          <a14:useLocalDpi xmlns:a14="http://schemas.microsoft.com/office/drawing/2010/main" val="0"/>
+                        </a:ext>
+                      </a:extLst>
+                    </a:blip>
+                    <a:stretch>
+                      <a:fillRect/>
+                    </a:stretch>
+                  </pic:blipFill>
+                  <pic:spPr>
+                    <a:xfrm>
+                      <a:off x="0" y="0"/>
+                      <a:ext cx="4343400" cy="4323080"/>
+                    </a:xfrm>
+                    <a:prstGeom prst="rect">
+                      <a:avLst/>
+                    </a:prstGeom>
+                  </pic:spPr>
+                </pic:pic>
+              </a:graphicData>
+            </a:graphic>
+            <wp14:sizeRelH relativeFrom="margin">
+              <wp14:pctWidth>0</wp14:pctWidth>
+            </wp14:sizeRelH>
+            <wp14:sizeRelV relativeFrom="margin">
+              <wp14:pctHeight>0</wp14:pctHeight>
+            </wp14:sizeRelV>
+          </wp:anchor>
+        </w:drawing>
+      </w:r>
+    </w:p>
+    <w:p/>
+    <w:p>
+      <w:r>
+        <w:t>Stilizarea interfeței este centralizată în clasa GuiTheme. Această clasă folosește stiluri JavaFX aplicate din cod, culori, fonturi, fundaluri, borduri, efecte și reguli de aspect pentru a păstra un design coerent în toate ferestrele și panourile. Tema controlează aspectul tablei, al panourilor, al butoanelor, al câmpurilor de text, al segmentelor de selecție, al scorului și al indicatorilor de tură. Prin această separare, restul claselor GUI se pot concentra pe structură și comportament, în timp ce GuiTheme gestionează partea vizuală.</w:t>
+      </w:r>
+    </w:p>
+    <w:p>
+      <w:r>
+        <w:t>Evenimentele JavaFX sunt folosite pentru a lega acțiunile utilizatorului de comportamentul aplicației. Butoanele au handlere setate prin setOnAction, tabla de joc ascultă click-uri de mouse prin setOnMouseClicked, iar schimbările de selecție sunt urmărite prin proprietăți JavaFX și listeneri. Pentru comunicarea dintre componentele GUI se folosesc interfețe funcționale Java precum Runnable, Consumer și BiConsumer, astfel încât clasele vizuale să nu fie obligate să cunoască direct toată logica jocului.</w:t>
+      </w:r>
+    </w:p>
+    <w:p>
+      <w:r>
+        <w:lastRenderedPageBreak/>
+        <w:t>Animațiile și intarzierile din GUI sunt realizate cu PauseTransition din JavaFX. Această tehnologie este folosită pentru programarea rematch-urilor automate după terminarea unui meci. PauseTransition permite executarea unei acțiuni după un interval de timp fără a bloca firul principal al interfeței, ceea ce păstrează aplicația responsiva.</w:t>
+      </w:r>
+    </w:p>
+    <w:p>
+      <w:r>
+        <w:t>Pentru siguranța interacțiunii cu interfața este folosită regula JavaFX conform căreia modificările vizuale trebuie executate pe firul aplicației JavaFX. Din acest motiv, GameUI, Game și PerformanceGameController folosesc Platform.runLater atunci când trebuie să actualizeze tabla, scorul, statisticile sau starea butoanelor dintr-un fir de execuție separat. Această tehnologie de sincronizare este importantă deoarece jocurile cu AI rulează în background, dar interfața trebuie actualizată controlat pe firul grafic.</w:t>
+      </w:r>
+    </w:p>
+    <w:p>
+      <w:r>
+        <w:t>Inputul de la utilizator este gestionat în GUI printr-o BlockingQueue. Click-urile pe tablă sunt transformate în coordonate și puse într-o coadă, iar logica jocului le poate aștepta fără să blocheze direct JavaFX. Această soluție separă ritmul interfeței de ritmul jocului și permite ca un jucător uman să interacționeze cu tabla în timp ce restul aplicației rămâne stabil.</w:t>
+      </w:r>
+    </w:p>
+    <w:p>
+      <w:r>
+        <w:t>Pachetul GUI folosește și sistemul de module Java prin fișierul module-info.java. Modulul declară dependența către javafx.controls și javafx.fxml, iar pachetul GUI este exportat către javafx.graphics și deschis către javafx.fxml. Chiar dacă interfața este construită în cod și nu prin fișiere FXML, aceste declarații permit proiectului să funcționeze într-o structură modulară și să fie compatibil cu mecanismele JavaFX.</w:t>
+      </w:r>
+    </w:p>
+    <w:p>
+      <w:r>
+        <w:t>Gradle și pluginul OpenJFX sunt folosite pentru configurarea și rularea părții grafice a aplicației. În build.gradle, clasa principală este setată ca GUI.GameUI, iar modulele JavaFX necesare sunt declarate în configurația JavaFX. Această configurare permite compilarea și pornirea aplicației cu dependențele grafice corecte, fără ca utilizatorul să gestioneze manual modulele JavaFX.</w:t>
+      </w:r>
+    </w:p>
+    <w:p/>
+    <w:p>
+      <w:pPr>
+        <w:pStyle w:val="Heading2"/>
+      </w:pPr>
+      <w:bookmarkStart w:id="15" w:name="_Toc230884864"/>
+      <w:r>
+        <w:t>3.2</w:t>
+      </w:r>
+      <w:r>
+        <w:t xml:space="preserve"> Model</w:t>
+      </w:r>
+      <w:r>
+        <w:t>ul Standard</w:t>
+      </w:r>
+      <w:bookmarkEnd w:id="15"/>
+    </w:p>
+    <w:p>
+      <w:r>
+        <w:t>Pachetul StandardModel este construit în limbajul Java, folosind Java 17, versiunea configurată în proiect prin Gradl</w:t>
+      </w:r>
+      <w:bookmarkStart w:id="16" w:name="_GoBack"/>
+      <w:bookmarkEnd w:id="16"/>
+      <w:r>
+        <w:t>e. Acest pachet folosește clase Java pentru modelarea entităților principale ale aplicației, iar clase precum Board, Cell, Wall, Player, Move și Game sunt organizate prin programare orientată pe obiecte.</w:t>
+      </w:r>
+    </w:p>
+    <w:p>
+      <w:r>
+        <w:lastRenderedPageBreak/>
+        <w:t>Tehnologia principală folosită în StandardModel este modelarea domeniului prin clase Java. Fiecare clasă păstrează o responsabilitate separată, ceea ce face codul mai ușor de extins, testat și conectat cu celelalte pachete ale aplicației.</w:t>
+      </w:r>
+    </w:p>
+    <w:p>
+      <w:r>
+        <w:t>Pentru valorile fixe ale domeniului sunt folosite tipuri enum Java. MoveType și PlayerType definesc seturi clare de opțiuni, iar folosirea enum-urilor este mai sigura decât folosirea unor siruri de caractere simple, deoarece valorile posibile sunt limitate și pot fi tratate explicit în switch-uri și condiții.</w:t>
+      </w:r>
+    </w:p>
+    <w:p>
+      <w:r>
+        <w:t>Pachetul folosește și record-uri Java pentru date care trebuie transportate între componente. PlayerProfile descrie configurația unui jucător, inclusiv tipul de AI, adâncimea MiniMax, varianta MCTS și opțiunile de rollout. ThinkingStats grupează statisticile de timp și impact pentru fiecare jucător. Record-urile sunt potrivite aici deoarece oferă clase imutabile și concise pentru date care nu au nevoie de comportament complex.</w:t>
+      </w:r>
+    </w:p>
+    <w:p>
+      <w:r>
+        <w:t>Java Collections Framework este folosit pentru gestionarea listelor și mulțimilor de date. ArrayList, List, Set, HashSet, Queue și LinkedList oferă structuri standard pentru colecții ordonate, colecții fără duplicate și cozi de parcurgere. Aceste colecții permit organizarea datelor fără biblioteci externe.</w:t>
+      </w:r>
+    </w:p>
+    <w:p>
+      <w:r>
+        <w:t>Pentru verificarea faptului că un perete nu blochează complet jucătorii este folosit algoritmul BFS. BFS, prescurtare de la Breadth-First Search, este un algoritm de parcurgere a grafurilor care explorează mai întâi toate nodurile aflate la distanța 1 de punctul de pornire, apoi toate nodurile aflate la distanța 2 și așa mai departe. În Java, această parcurgere este realizată cu o coadă Queue, deoarece elementele sunt procesate în ordinea în care au fost descoperite. BFS este potrivit pentru căutarea drumurilor pe o tablă deoarece găsește sistematic toate pozițiile accesibile și poate confirma dacă există o cale între două zone ale tablei.</w:t>
+      </w:r>
+    </w:p>
+    <w:p>
+      <w:r>
+        <w:t>Clasa Game folosește fire de execuție Java pentru rularea partidei. Jocul rulează într-un Thread separat, astfel încât un AI să poată calcula mutarea sau un jucător uman să poată aștepta input fără să blocheze interfața. Pentru controlul accesului la starea partidei sunt folosite synchronized, un obiect gameLock și o versiune internă a stării, stateVersion, care ajută la ignorarea acțiunilor venite după ce jocul a fost oprit, repornit sau modificat prin undo.</w:t>
+      </w:r>
+    </w:p>
+    <w:p>
+      <w:r>
+        <w:t>StandardModel comunică cu interfața grafică prin Platform.runLater. Această metodă face parte din JavaFX și este folosită pentru a trimite actualizări către firul grafic al aplicației. Platform.runLater asigură că modificările vizuale sunt executate pe firul corect al interfeței.</w:t>
+      </w:r>
+    </w:p>
+    <w:p>
+      <w:r>
+        <w:lastRenderedPageBreak/>
+        <w:t>Pentru revenirea la stări anterioare este folosit un istoric păstrat în ArrayList. Aceasta este o tehnică de organizare a datelor prin colecții Java și permite reconstruirea unei stări pornind de la informațiile memorate anterior.</w:t>
+      </w:r>
+    </w:p>
+    <w:p>
+      <w:r>
+        <w:t>Testarea pachetului este pregătită prin JUnit 5, configurat în Gradle și folosit în src/test/java/StandardModel. Testele pentru PlayerProfile verifică părți din configurarea jucătorilor și ajută la validarea comportamentului modelului standard. JUnit este biblioteca principală de testare a proiectului și permite rularea automată a testelor prin Gradle.</w:t>
+      </w:r>
+    </w:p>
+    <w:p/>
+    <w:p>
+      <w:pPr>
+        <w:pStyle w:val="Heading2"/>
+      </w:pPr>
+      <w:bookmarkStart w:id="17" w:name="_Toc230884865"/>
+      <w:r>
+        <w:t>3.3 Modelul de performanță</w:t>
+      </w:r>
+      <w:bookmarkEnd w:id="17"/>
+    </w:p>
+    <w:p>
+      <w:r>
+        <w:t>Pachetul PerformanceModel folosește aceeași bază tehnologică prezentată la StandardModel, adică Java 17, programare orientată pe obiecte, colecții Java, fire de execuție și integrare cu JavaFX. Diferența este că aici aceste tehnologii sunt folosite într-o formă mai compactă, orientată spre calcule repetate și spre execuția rapidă a algoritmilor AI.</w:t>
+      </w:r>
+    </w:p>
+    <w:p>
+      <w:r>
+        <w:t>Prima îmbunătățire față de StandardModel este reprezentarea mai ușoară a stării prin tipuri primitive. În loc ca starea să fie exprimată în principal prin obiecte multiple, PerformanceModel folosește câmpuri int, coduri numerice pentru mutări și vectori de int pentru informații calculate frecvent. Această abordare reduce numărul de alocări de obiecte și face modelul mai potrivit pentru simulări numeroase.</w:t>
+      </w:r>
+    </w:p>
+    <w:p>
+      <w:r>
+        <w:t>O altă diferență este folosirea unei reprezentări de tip graf prin Map&lt;Integer, Set&lt;Integer&gt;&gt;. StandardModel este mai apropiat de o reprezentare orientată pe obiecte, în timp ce PerformanceModel folosește chei numerice și mulțimi de vecini. Această structură este mai directă pentru algoritmi de căutare, deoarece relațiile dintre poziții pot fi parcurse rapid prin colecții standard Java.</w:t>
+      </w:r>
+    </w:p>
+    <w:p>
+      <w:r>
+        <w:t>BFS a fost explicat deja în StandardModel, iar în PerformanceModel apare ca îmbunătățire prin modul în care sunt păstrate rezultatele. Distanțele calculate sunt memorate în tablouri primitive int[], ceea ce permite acces rapid la valorile deja obținute. În plus, pentru coada folosită de BFS este utilizat ArrayDeque, o implementare eficientă pentru operații de adăugare și eliminare la capetele cozii.</w:t>
+      </w:r>
+    </w:p>
+    <w:p>
+      <w:r>
+        <w:t xml:space="preserve">Față de folosirea mai generală a colecțiilor în StandardModel, aici colecțiile sunt alese mai strict pentru performanță. HashMap și HashSet sunt folosite pentru acces rapid pe bază de cheie și pentru elemente unice, TreeSet este folosit când este necesară o ordine stabilă, iar </w:t>
+      </w:r>
+      <w:r>
+        <w:lastRenderedPageBreak/>
+        <w:t>ArrayDeque înlocuiește variantele mai costisitoare de coadă. Toate acestea rămân tehnologii din Java Collections Framework, dar sunt aplicate cu accent pe viteză.</w:t>
+      </w:r>
+    </w:p>
+    <w:p>
+      <w:r>
+        <w:t>PerformanceModel folosește și constructori de copiere pentru stări. Această tehnică permite crearea rapidă a unor copii independente, lucru necesar atunci când algoritmii de căutare evaluează mai multe continuări posibile. Comparativ cu reconstruirea unui model obiectual mai complex, copierea unei structuri compacte este mai potrivită pentru scenarii de performanță.</w:t>
+      </w:r>
+    </w:p>
+    <w:p>
+      <w:r>
+        <w:t>Pentru controlul execuției, PerformanceGameController păstrează folosirea thread-urilor Java, dar într-o formă orientată spre meciuri automate între algoritmi. Thread-ul de joc este rulat ca daemon, iar oprirea este controlată prin întrerupere și prin stări interne sincronizate. Această structură reduce dependența de input uman și permite rularea continuă a calculelor AI.</w:t>
+      </w:r>
+    </w:p>
+    <w:p>
+      <w:r>
+        <w:t>Sincronizarea prin synchronized și un obiect lock este folosită pentru acces sigur la datele partajate. Diferența față de modelul standard este că aici sincronizarea protejează în special execuția automată și schimbul de rezultate între firul de calcul și interfața grafică.</w:t>
+      </w:r>
+    </w:p>
+    <w:p>
+      <w:r>
+        <w:t>Pentru măsurarea performanțelor este folosită metoda System.nanoTime. În PerformanceModel, măsurarea timpului este o parte centrală a pachetului, deoarece permite compararea timpilor de decizie ai algoritmilor. System.nanoTime este potrivită pentru intervale scurte și pentru măsurători relative de durată.</w:t>
+      </w:r>
+    </w:p>
+    <w:p>
+      <w:r>
+        <w:t>Comunicarea cu interfața rămâne bazată pe Platform.runLater, însă rolul ei în acest pachet este de a trimite către JavaFX rezultatele produse de un fir de calcul automat. Astfel, partea de performanță poate rula separat, iar interfața primește doar actualizările necesare pe firul grafic corect.</w:t>
+      </w:r>
+    </w:p>
+    <w:p/>
+    <w:p>
+      <w:pPr>
+        <w:pStyle w:val="Heading2"/>
+      </w:pPr>
+      <w:bookmarkStart w:id="18" w:name="_Toc230884866"/>
+      <w:r>
+        <w:t>3.4 Algoritmii de Inteligență Artificială</w:t>
+      </w:r>
+      <w:bookmarkEnd w:id="18"/>
+    </w:p>
+    <w:p>
+      <w:r>
+        <w:t>După prezentarea pachetelor StandardModel și PerformanceModel, pachetul AI poate fi privit ca stratul care folosește modelul compact al stării pentru a lua decizii automate. Tehnologiile de bază precum Java 17, clasele, colecțiile și firele de execuție au fost deja introduse anterior, iar aici accentul cade pe algoritmii de căutare și pe tehnicile care îi fac utilizabili în aplicație.</w:t>
+      </w:r>
+    </w:p>
+    <w:p>
+      <w:r>
+        <w:lastRenderedPageBreak/>
+        <w:t>Integrarea algoritmilor se face prin interfața Java Algorithm. Această interfață stabilește un contract comun: orice algoritm prezentat în lucrare primește o stare de tip GameState și întoarce o mutare codificată numeric. Astfel, MiniMax și variantele MCTS pot fi folosite interschimbabil de modelul standard sau de modelul de performanță.</w:t>
+      </w:r>
+    </w:p>
+    <w:p>
+      <w:r>
+        <w:t xml:space="preserve">Pachetul AI folosește direct reprezentarea optimizată din PerformanceModel. În loc să lucreze cu obiectele mai descriptive din StandardModel, algoritmii primesc GameState, adică o stare mai potrivită pentru copieri, evaluări și simulări repetate. Această continuitate este importantă: StandardModel descrie jocul într-o formă ușor de înțeles, PerformanceModel îl compactează pentru viteză, iar AI folosește această formă compactă pentru căutare. </w:t>
+      </w:r>
+    </w:p>
+    <w:p/>
+    <w:p>
+      <w:pPr>
+        <w:pStyle w:val="Heading3"/>
+      </w:pPr>
+      <w:bookmarkStart w:id="19" w:name="_Toc230884867"/>
+      <w:r>
+        <w:t>MiniMax</w:t>
+      </w:r>
+      <w:bookmarkEnd w:id="19"/>
+    </w:p>
+    <w:p>
+      <w:r>
+        <w:t>Primul algoritm important este MiniMax cu alpha-beta pruning. MiniMax este o tehnică folosită în jocuri cu doi jucători, în care se presupune că ambii jucători aleg mutări cât mai bune pentru ei. Alpha-beta pruning este îmbunătățirea care reduce numărul de ramuri analizate, eliminând variantele care nu mai pot influența rezultatul final al deciziei.</w:t>
+      </w:r>
+    </w:p>
+    <w:p>
+      <w:r>
+        <w:t>MiniMax este completat de o funcție euristică. Euristica este o metodă de estimare folosită atunci când nu este practic să fie explorat întregul arbore de joc până la final. În contextul algoritmilor AI, această tehnică permite compararea rapidă a stărilor intermediare și alegerea unei mutări bune într-un timp rezonabil.</w:t>
+      </w:r>
+    </w:p>
+    <w:p>
+      <w:r>
+        <w:t>O altă tehnică folosită împreună cu MiniMax este move ordering. Aceasta constă în analizarea mai întâi a mutărilor considerate mai promițătoare. Ordinea mutărilor nu schimbă algoritmul în sine, dar poate crește eficiența alpha-beta pruning, deoarece ramurile mai puțin utile pot fi eliminate mai devreme.</w:t>
+      </w:r>
+    </w:p>
+    <w:p/>
+    <w:p>
+      <w:pPr>
+        <w:pStyle w:val="Heading3"/>
+      </w:pPr>
+      <w:bookmarkStart w:id="20" w:name="_Toc230884868"/>
       <w:r>
         <w:t>Monte Carlo Tree Search</w:t>
       </w:r>
-      <w:bookmarkEnd w:id="13"/>
-    </w:p>
-    <w:p>
-      <w:pPr>
-        <w:ind w:left="-9"/>
-      </w:pPr>
-      <w:r>
-        <w:t>În lucrarea de cercetare a grupului format din Nancy Cao, Betsy Fu, Daniel Wang și Andrew Chico, inovațiile aduse în aplicarea Monte Carlo Tree Search (MCTS) pentru Quoridor sunt prezentate ca o îmbunătățire semnificativă a performanței agentului AI. Prin integrarea euristicilor specifice, echipa a reușit să reducă factorul de ramificare mare al arborelui de joc, caracteristic pentru Quoridor. Euristicile includ strategii pentru plasarea zidurilor în locuri "probabile" care sunt cele mai susceptibile de a influența jocul, cum ar fi aproape de pioni sau lângă zidurile deja plasate, și în pozițiile cele mai la stânga sau la dreapta pe orizontală.</w:t>
-      </w:r>
-    </w:p>
-    <w:p>
-      <w:pPr>
-        <w:ind w:left="-9"/>
-      </w:pPr>
-      <w:r>
-        <w:t>Pentru faza de rollout în MCTS, grupul a implementat o strategie prin care pionul este mutat pe unul dintre cele mai scurte trasee cu o anumită probabilitate, sau se plasează un zid "probabil" dacă mai sunt ziduri disponibile, altfel pionul este mutat înapoi pentru a penaliza lipsa de ziduri rămase. În faza de selecție/expansiune, dacă adversarul nu mai are ziduri, jucătorul mută pionul doar pe unul dintre cele mai scurte trasee sau plasează un zid doar pentru a întrerupe traseul adversarului.</w:t>
-      </w:r>
-    </w:p>
-    <w:p>
-      <w:pPr>
-        <w:ind w:left="-9"/>
-      </w:pPr>
-      <w:r>
-        <w:t xml:space="preserve">Această abordare rafinată permite agentului să simuleze un spectru larg de niveluri de dificultate, de la începător până la avansat, prin reglarea numărului de </w:t>
-      </w:r>
-      <w:r>
-        <w:t>itereatii</w:t>
-      </w:r>
-      <w:r>
-        <w:t xml:space="preserve"> pe mutare - de la 2,500 pentru nivelul Novice până la 60,000 pentru nivelul Strong, oferind astfel o experiență personalizată pentru fiecare jucător. Aceste inovații au dus la un agent AI mai competitiv, capabil să ofere o provocare adecvată oricărui nivel de jucător. Toate aceste detalii sunt accesibile publicului larg pentru testare și interacțiune prin</w:t>
-      </w:r>
-      <w:r>
-        <w:t xml:space="preserve"> intermediul unei aplicații web care se gaseste la aceasta adresa: </w:t>
-      </w:r>
-      <w:hyperlink r:id="rId14" w:history="1">
+      <w:bookmarkEnd w:id="20"/>
+      <w:r>
+        <w:t xml:space="preserve"> </w:t>
+      </w:r>
+    </w:p>
+    <w:p>
+      <w:r>
+        <w:t>Al doilea algoritm important este Monte Carlo Tree Search, prescurtat MCTS. Spre deosebire de MiniMax, MCTS nu încearcă să exploreze uniform arborele de joc, ci construiește treptat un arbore de decizii pe baza simulărilor. Etapele generale ale algoritmului sunt selecția, extinderea, simularea și propagarea rezultatului înapoi în arbore.</w:t>
+      </w:r>
+    </w:p>
+    <w:p>
+      <w:r>
+        <w:lastRenderedPageBreak/>
+        <w:t>MCTS folosește formula UCT, adică Upper Confidence Bound applied to Trees. UCT ajută la echilibrarea dintre explorare și exploatare: algoritmul trebuie să continue să investigheze mutări noi, dar și să revină la mutările care au produs rezultate bune în simulările anterioare. Această idee este una dintre tehnologiile centrale ale MCTS.</w:t>
+      </w:r>
+    </w:p>
+    <w:p>
+      <w:r>
+        <w:t>Varianta MctsPerformance folosește progressive widening, o tehnică potrivită pentru situații în care un nod poate avea foarte multe acțiuni posibile. În loc să extindă imediat toate acțiunile, algoritmul crește treptat numărul de copii ai unui nod pe măsură ce acesta este vizitat mai des. Această abordare continuă direct ideea din PerformanceModel: reducerea costurilor inutile și concentrarea calculelor acolo unde sunt mai utile.</w:t>
+      </w:r>
+    </w:p>
+    <w:p/>
+    <w:p>
+      <w:pPr>
+        <w:pStyle w:val="Heading3"/>
+      </w:pPr>
+      <w:bookmarkStart w:id="21" w:name="_Toc230884869"/>
+      <w:r>
+        <w:t>Optimizări MCTS</w:t>
+      </w:r>
+      <w:bookmarkEnd w:id="21"/>
+    </w:p>
+    <w:p>
+      <w:r>
+        <w:t>În subpachetul MCTS apare o optimizare suplimentară prin clasa MctsState. GameState din PerformanceModel este o reprezentare compactă generală, folosită de mai mulți algoritmi și de controllerul de performanță. MctsState este o reprezentare specializată pentru MCTS, construită dintr-un GameState inițial și adaptată pentru simulări foarte dese în arborele Monte Carlo.</w:t>
+      </w:r>
+    </w:p>
+    <w:p>
+      <w:r>
+        <w:t>Din punct de vedere tehnic, GameState păstrează graful prin Map&lt;Integer, Set&lt;Integer&gt;&gt;, iar relațiile dintre poziții sunt accesate prin colecții Java. MctsState înlocuiește această structură cu un vector int[] numit adjacencyMask, unde fiecare poziție memorează direct direcțiile disponibile prin biți. Această diferență reduce accesul prin obiecte și colecții în zonele executate foarte des.</w:t>
+      </w:r>
+    </w:p>
+    <w:p>
+      <w:r>
+        <w:t>O altă diferență este reprezentarea datelor despre pereți. În GameState, elementele plasate sunt păstrate într-un Set&lt;Integer&gt;. În MctsState, aceeași categorie de informație este memorată prin două variabile long, horizontalWalls și verticalWalls. Această tehnică este apropiată de o reprezentare de tip bitboard: fiecare bit poate indica prezența sau absența unei poziții, ceea ce face verificările mai rapide și mai compacte în memorie.</w:t>
+      </w:r>
+    </w:p>
+    <w:p>
+      <w:r>
+        <w:t xml:space="preserve">GameState folosește colecții precum TreeSet sau List pentru a returna mutări posibile către algoritmi. MctsState evită pe cât posibil crearea acestor colecții în timpul simulărilor și folosește buffere prealocate, în special rolloutMoveBuffer și wallCandidateBuffer, alături de tablourile de mutări candidate ale nodurilor MCTS. Metodele scriu rezultatele în tablouri </w:t>
+      </w:r>
+      <w:r>
+        <w:lastRenderedPageBreak/>
+        <w:t>primitive și returnează numărul de elemente valide, tehnică utilă pentru reducerea alocărilor repetate.</w:t>
+      </w:r>
+    </w:p>
+    <w:p>
+      <w:r>
+        <w:t xml:space="preserve">Și calculul distanțelor este tratat diferit. GameState păstrează vectorii topDistances și bottomDistances și îi recalculează în anumite momente ale actualizării stării. MctsState folosește un flag distancesDirty și recalculează distanțele doar când este nevoie, prin ensureDistancesUpdated. Coada BFS este și ea un </w:t>
+      </w:r>
+      <w:proofErr w:type="gramStart"/>
+      <w:r>
+        <w:t>int[</w:t>
+      </w:r>
+      <w:proofErr w:type="gramEnd"/>
+      <w:r>
+        <w:t>] reutilizabil, bfsQueue, nu o coadă bazată pe obiecte, ceea ce reduce costurile în timpul rollout-urilor.</w:t>
+      </w:r>
+    </w:p>
+    <w:p>
+      <w:r>
+        <w:t>Constructorul de copiere există în ambele clase, dar în MctsState copierea este orientată spre simulări MCTS. Câmpurile primitive sunt copiate direct, vectorii principali sunt clonați, iar bufferele temporare sunt recreate pentru noua instanță. Astfel, fiecare nod sau rollout poate lucra pe propria stare fără să partajeze accidental memoria modificabilă folosită în calcule.</w:t>
+      </w:r>
+    </w:p>
+    <w:p/>
+    <w:p>
+      <w:r>
+        <w:t>Pentru părțile randomizate ale algoritmilor este folosită clasa ThreadLocalRandom. Aceasta este o tehnologie din biblioteca standard Java potrivită pentru generarea eficientă de numere pseudoaleatoare, mai ales în aplicații în care algoritmii pot rula în fire de execuție separate.</w:t>
+      </w:r>
+    </w:p>
+    <w:p>
+      <w:r>
+        <w:t>În pachetul AI, colecțiile Java sunt folosite mai selectiv decât în StandardModel. MiniMax folosește List, Set, ArrayList și Comparator pentru organizarea și ordonarea mutărilor, în timp ce variantele orientate spre performanță folosesc mai multe tablouri primitive. Această diferență urmează aceeași direcție ca PerformanceModel: structurile mai clare sunt păstrate acolo unde ajută lizibilitatea, iar structurile primitive sunt folosite în zonele executate foarte des.</w:t>
+      </w:r>
+    </w:p>
+    <w:p>
+      <w:r>
+        <w:t>Configurarea algoritmilor este realizată prin enum-uri Java. MiniMax.MoveOrdering, MctsSelectionHeuristic și MctsRolloutHeuristic definesc opțiuni clare pentru variantele de căutare, selecție și simulare. Folosirea enum-urilor păstrează configurarea controlată și evită transmiterea unor valori arbitrare prin text.</w:t>
+      </w:r>
+    </w:p>
+    <w:p>
+      <w:r>
+        <w:t>Testarea algoritmilor AI este realizată cu JUnit 5, la fel ca în restul proiectului. În acest pachet, JUnit este folosit pentru verificarea comportamentului algoritmilor și pentru rularea automată a testelor legate de MiniMax și MCTS.</w:t>
+      </w:r>
+    </w:p>
+    <w:p>
+      <w:pPr>
+        <w:spacing w:after="160" w:line="259" w:lineRule="auto"/>
+        <w:ind w:firstLine="0"/>
+        <w:jc w:val="left"/>
+        <w:rPr>
+          <w:b/>
+          <w:sz w:val="50"/>
+        </w:rPr>
+      </w:pPr>
+      <w:r>
+        <w:br w:type="page"/>
+      </w:r>
+    </w:p>
+    <w:p>
+      <w:pPr>
+        <w:pStyle w:val="Heading1"/>
+        <w:ind w:left="-5"/>
+      </w:pPr>
+      <w:bookmarkStart w:id="22" w:name="_Toc230884870"/>
+      <w:r>
+        <w:lastRenderedPageBreak/>
+        <w:t>Capitolul 4 - Aplicația Quoridor</w:t>
+      </w:r>
+      <w:bookmarkEnd w:id="22"/>
+    </w:p>
+    <w:p>
+      <w:r>
+        <w:t>Acest capitol prezintă în detaliu procesul de proiectare și implementare a aplicației Quoridor, urmărind trecerea de la regulile jocului și cerințele funcționale la o aplicație completă, cu interfața grafică, modele interne de reprezentare a stării și algoritmi de inteligență artificială. Spre deosebire de capitolul anterior, care a descris tehnologiile folosite, capitolul de față se concentrează pe modul concret în care acestea au fost aplicate în cadrul proiectului.</w:t>
+      </w:r>
+    </w:p>
+    <w:p>
+      <w:r>
+        <w:t>Prezentarea urmărește munca depusă pentru organizarea codului, implementarea logicii jocului, construirea unei interfețe utilizabile și integrarea algoritmilor MiniMax și Monte Carlo Tree Search. De asemenea, capitolul evidențiază deciziile de proiectare, optimizările realizate pentru performanță, mecanismele de testare și dificultățile întâmpinate pe parcursul dezvoltării.</w:t>
+      </w:r>
+    </w:p>
+    <w:p/>
+    <w:p>
+      <w:pPr>
+        <w:pStyle w:val="Heading2"/>
+      </w:pPr>
+      <w:bookmarkStart w:id="23" w:name="_Toc230884871"/>
+      <w:r>
+        <w:t>4.1 Obiectivele aplicației</w:t>
+      </w:r>
+      <w:bookmarkEnd w:id="23"/>
+    </w:p>
+    <w:p>
+      <w:r>
+        <w:t>Aplicația dezvoltată în cadrul proiectului are ca obiectiv principal implementarea corectă și completă a jocului Quoridor, într-o formă care poate fi folosită atât de jucători umani, cât și de agenți de inteligență artificială. Din acest motiv, prima cerință urmărită a fost respectarea regulilor jocului: tabla de 9x9 celule, pozițiile inițiale ale pionilor, numărul de zece pereți pentru fiecare jucător, mutarea pionului în cele patru direcții principale, săriturile peste adversar, mutările laterale în situațiile blocate și regula esențială conform căreia niciun perete nu poate elimina complet drumul unui jucător spre linia de sosire.</w:t>
+      </w:r>
+    </w:p>
+    <w:p>
+      <w:r>
+        <w:t>Un al doilea obiectiv a fost susținerea mai multor tipuri de partide. Aplicația permite configurarea unor meciuri între doi jucători umani, între un jucător uman și un agent AI sau între doi agenți AI. Această flexibilitate este importantă deoarece proiectul nu urmărește doar realizarea unei interfețe de joc, ci și crearea unui mediu în care algoritmii pot fi observați, comparați și ajustați. Profilurile de jucător permit selectarea strategiilor MiniMax și MCTS, a adâncimii de căutare, a numărului de iterații și a euristicilor folosite în variantele optimizate.</w:t>
+      </w:r>
+    </w:p>
+    <w:p>
+      <w:r>
+        <w:t xml:space="preserve">Un alt obiectiv important a fost vizualizarea clară a partidei. Interfața trebuie să arate tabla, pionii, pereții, jucătorul aflat la mutare, numărul de pereți rămași și mișcările posibile </w:t>
+      </w:r>
+      <w:r>
+        <w:lastRenderedPageBreak/>
+        <w:t>pentru un jucător uman. În plus, pentru partidele automate, aplicația afișează scoruri, rate de câștig, timpi de gândire și impactul mediu al pereților. Astfel, aplicația devine nu doar un joc funcțional, ci și un instrument de analiză a strategiilor automate.</w:t>
+      </w:r>
+    </w:p>
+    <w:p>
+      <w:r>
+        <w:t>Prin aceste obiective, proiectul leagă două direcții complementare: fidelitatea față de regulile jocului și analiza comportamentului algoritmic. Partea de joc oferă un cadru controlat și verificabil, iar partea de inteligență artificială folosește acest cadru pentru a lua decizii și pentru a produce date comparative.</w:t>
+      </w:r>
+    </w:p>
+    <w:p/>
+    <w:p>
+      <w:pPr>
+        <w:pStyle w:val="Heading2"/>
+      </w:pPr>
+      <w:bookmarkStart w:id="24" w:name="_Toc230884872"/>
+      <w:r>
+        <w:t>4.2 Arhitectura generală a proiectului</w:t>
+      </w:r>
+      <w:bookmarkEnd w:id="24"/>
+    </w:p>
+    <w:p>
+      <w:r>
+        <w:t>Proiectul este organizat ca o aplicație Java modulară, construită cu Gradle și JavaFX. Codul sursă este împărțit în patru zone principale: GUI, StandardModel, PerformanceModel și AI. Această împărțire separă responsabilitățile și face mai ușoară înțelegerea fluxului aplicației. Pachetul GUI se ocupă de ferestre, controale, tabla de joc și afișarea statisticilor. Pachetul StandardModel modelează jocul într-o formă apropiată de regulile reale. Pachetul PerformanceModel oferă o reprezentare compactă, potrivită pentru calcule repetate. Pachetul AI conține algoritmii care aleg mutări pe baza stării compacte a jocului.</w:t>
+      </w:r>
+    </w:p>
+    <w:p>
+      <w:r>
+        <w:t>Punctul de pornire al aplicației este clasa GameUI, care extinde Application și lansează interfața JavaFX. Prima fereastră, StartWindow, colectează opțiunile utilizatorului și construiește profilurile celor doi jucători. Aceste profiluri sunt apoi transmise către GameUI, care deschide GameWindow și decide ce controller trebuie folosit. Dacă în partidă există cel puțin un jucător uman, este folosită clasa Game din StandardModel, deoarece aceasta trebuie să gestioneze input de la utilizator, validarea vizuală a mutărilor și posibilitatea de undo. Dacă ambii jucători sunt agenți AI, este folosită clasa PerformanceGameController, care rulează o partidă automată într-o formă mai directă.</w:t>
+      </w:r>
+    </w:p>
+    <w:p>
+      <w:r>
+        <w:t>Comunicarea dintre pachete se bazează pe câteva contracte simple. Interfața Algorithm definește metoda generateMove, care primește un GameState și întoarce o mutare codificată numeric. Astfel, MiniMax, MCTS și alte strategii pot fi folosite interschimbabil. Modelul standard traduce aceste coduri numerice în obiecte Move atunci când trebuie să actualizeze tabla și interfața, iar modelul de performanță lucrează direct cu codurile pentru a evita conversii inutile în timpul simulărilor.</w:t>
+      </w:r>
+    </w:p>
+    <w:p>
+      <w:r>
+        <w:lastRenderedPageBreak/>
+        <w:t>Un aspect important al arhitecturii este separarea dintre firul de execuție al jocului și firul grafic JavaFX. Calculul mutărilor AI și așteptarea inputului uman se fac în thread-uri separate, iar modificările vizuale sunt trimise prin Platform.runLater. În plus, GameUI folosește un identificator intern al partidei, numit gameToken, pentru a ignora actualizările venite de la o partidă veche după ce utilizatorul a pornit un rematch, un joc nou sau a închis fereastra.</w:t>
+      </w:r>
+    </w:p>
+    <w:p/>
+    <w:p>
+      <w:pPr>
+        <w:pStyle w:val="Heading2"/>
+      </w:pPr>
+      <w:bookmarkStart w:id="25" w:name="_Toc230884873"/>
+      <w:r>
+        <w:t>4.3 Implementarea modelului standard al jocului</w:t>
+      </w:r>
+      <w:bookmarkEnd w:id="25"/>
+    </w:p>
+    <w:p>
+      <w:r>
+        <w:t>Modelul standard al jocului este construit în jurul claselor Board, Cell, Wall, Player, Move și Game. Aceste clase urmăresc o reprezentare ușor de înțeles a domeniului. Board conține matricea de celule, Cell păstrează coordonatele, pionul aflat pe celulă și pereții de pe cele patru laturi, Wall reprezintă un perete plasat între celule, Player reține poziția și numărul de pereți rămași, iar Move descrie o acțiune efectuată de un jucător.</w:t>
+      </w:r>
+    </w:p>
+    <w:p>
+      <w:r>
+        <w:t>La inițializarea tablei, clasa Board creează cele 81 de celule și adaugă pereți de margine. Acești pereți de margine nu sunt mutări ale jucătorilor, ci limite logice ale tablei. Ei simplifică verificarea deplasărilor, deoarece orice încercare de ieșire din tablă este tratată ca o latură blocată. Tabla primește apoi cei doi jucători, plasați pe coloana centrală a liniilor opuse, conform regulilor Quoridor.</w:t>
+      </w:r>
+    </w:p>
+    <w:p>
+      <w:r>
+        <w:t>Mutarea pionului este validată prin metoda getPossibleCellsForPawnMoves. Pentru fiecare dintre cele patru direcții principale se verifică dacă există perete între poziția curentă și celula vecină. Dacă celula vecină este liberă, ea devine o mutare posibilă. Dacă pe acea celulă se află adversarul, modelul încearcă săritura peste pion. În cazul în care săritura directă este blocată de un perete sau de marginea tablei, sunt calculate mutările laterale permise. Această implementare acoperă și cazurile speciale ale jocului, în care pionul nu poate trece direct peste adversar.</w:t>
+      </w:r>
+    </w:p>
+    <w:p>
+      <w:r>
+        <w:t>Plasarea unui perete este verificată separat. Înainte de actualizarea definitivă a tablei, Board controlează dacă jucătorul mai are pereți disponibili, dacă poziția se află în interiorul grilei de plasare 8x8 și dacă noul perete nu se suprapune peste un perete existent. Pentru această verificare sunt analizați pereții vecini orizontali și verticali ai celor patru celule atinse de peretele candidat. Astfel sunt evitate atât suprapunerile, cât și plasări incompatibile cu regulile jocului.</w:t>
+      </w:r>
+    </w:p>
+    <w:p>
+      <w:r>
+        <w:lastRenderedPageBreak/>
+        <w:t>Cea mai importantă regulă pentru pereți este păstrarea unui drum pentru ambii jucători. Board testează această condiție plasând temporar peretele, rulând o parcurgere BFS pentru fiecare jucător și apoi eliminând peretele temporar. BFS pornește de la poziția jucătorului și explorează toate celulele accesibile până când găsește linia de sosire sau până când nu mai există celule de explorat. Dacă pentru oricare dintre jucători nu mai există drum, mutarea este respinsă.</w:t>
+      </w:r>
+    </w:p>
+    <w:p>
+      <w:r>
+        <w:t>Clasa Game coordonează modelul standard în timpul unei partide. Ea păstrează tabla, jucătorii, jucătorul curent, adversarul, istoricul mutărilor, statisticile de gândire și o instanță GameState folosită de algoritmii AI. Pentru a evita conflictele între thread-ul de joc și acțiunile din interfață, accesul la starea partidei este protejat printr-un obiect gameLock și prin blocuri synchronized. Variabila stateVersion ajută la ignorarea acțiunilor întârziate atunci când partida a fost modificată prin undo, oprită sau repornită.</w:t>
+      </w:r>
+    </w:p>
+    <w:p>
+      <w:r>
+        <w:t>Istoricul mutărilor are un rol practic important. Pe baza lui, Game poate reconstrui tabla atunci când utilizatorul apasă undo. În loc să încerce să anuleze manual fiecare efect al unei mutări, aplicația recreează tabla de la zero, resetează jucătorii, reinițializează starea AI și reaplică mutările rămase în istoric. Această abordare reduce riscul apariției unor diferențe între modelul vizual, modelul standard și modelul compact folosit de algoritmi.</w:t>
+      </w:r>
+    </w:p>
+    <w:p/>
+    <w:p>
+      <w:pPr>
+        <w:pStyle w:val="Heading2"/>
+      </w:pPr>
+      <w:bookmarkStart w:id="26" w:name="_Toc230884874"/>
+      <w:r>
+        <w:t>4.4 Implementarea modelului de performanță</w:t>
+      </w:r>
+      <w:bookmarkEnd w:id="26"/>
+    </w:p>
+    <w:p>
+      <w:r>
+        <w:t>Modelul de performanță a apărut din nevoia algoritmilor AI de a copia și evalua rapid multe stări ale jocului. Reprezentarea orientată pe obiecte din StandardModel este clară și potrivită pentru regulile jocului și pentru interacțiunea cu interfața, dar devine costisitoare atunci când MiniMax sau MCTS trebuie să creeze mii de continuări posibile. Din acest motiv, PerformanceModel folosește o reprezentare mai compactă, centrată în jurul clasei GameState.</w:t>
+      </w:r>
+    </w:p>
+    <w:p>
+      <w:r>
+        <w:t>În GameState, pozițiile celulelor sunt codificate numeric de la 0 la 80, folosind formula rând * 9 + coloana. Mutările pionilor sunt codificate cu un offset de 200, ceea ce le separă clar de codurile pereților. Pereții sunt codificați de la 0 la 127, deoarece tabla permite 64 de ancore pentru pereți orizontali și 64 pentru pereți verticali. Orientarea este dedusă din paritatea codului, iar rândul și coloana ancorei sunt obținute prin împărțirea la dimensiunea grilei de pereți.</w:t>
+      </w:r>
+    </w:p>
+    <w:p>
+      <w:r>
+        <w:lastRenderedPageBreak/>
+        <w:t>Relațiile de vecinătate dintre celule sunt păstrate într-un graf Map&lt;Integer, Set&lt;Integer&gt;&gt;. La început, graful conține toate muchiile dintre celulele adiacente. Când se plasează un perete, GameState elimină din graf cele două muchii blocate de acel perete. Această reprezentare face ca generarea mutărilor pionilor și calculul drumurilor minime să fie operații naturale pe graf, fără a mai inspecta obiecte Cell și Wall.</w:t>
+      </w:r>
+    </w:p>
+    <w:p>
+      <w:r>
+        <w:t>GameState păstrează distanțele până la liniile de sosire în doi vectori, topDistances și bottomDistances. Aceste distanțe sunt calculate cu BFS pornind de la fiecare celulă a unei linii de sosire. Avantajul acestei abordări este că distanța oricărei poziții până la linia țintă poate fi citită rapid dintr-un vector. După plasarea unui perete, distanțele sunt recalculate, deoarece graful s-a modificat. Pentru mutările de pion, distanțele existente rămân valide, deoarece structura grafului nu se schimbă.</w:t>
+      </w:r>
+    </w:p>
+    <w:p>
+      <w:r>
+        <w:t>Validarea pereților în modelul de performanță folosește aceleași principii ca modelul standard, dar într-o formă numerică. Se verifică numărul de pereți rămași, conflictele cu pereții existenți și conectivitatea ambilor jucători după plasarea peretelui. Metoda wallImpactBreakdown calculează, în plus, câte mutări adaugă un perete pe drumul adversarului și câte mutări adaugă pe drumul jucătorului curent. Această informație este folosită atât în statistici, cât și în afișarea impactului pereților în interfață.</w:t>
+      </w:r>
+    </w:p>
+    <w:p>
+      <w:r>
+        <w:t>PerformanceGameController folosește GameState pentru partidele AI contra AI. Controllerul nu așteaptă click-uri de la utilizator și nu are nevoie de modelul obiectual complet. El alternează algoritmii, măsoară timpul de gândire cu System.nanoTime, determină impactul pereților și trimite către GUI doar informațiile necesare pentru desenarea mutării și actualizarea statisticilor. Prin această separare, partidele automate pot rula mai rapid și pot fi repetate pentru comparații.</w:t>
+      </w:r>
+    </w:p>
+    <w:p/>
+    <w:p>
+      <w:pPr>
+        <w:pStyle w:val="Heading2"/>
+      </w:pPr>
+      <w:bookmarkStart w:id="27" w:name="_Toc230884875"/>
+      <w:r>
+        <w:t>4.5 Implementarea interfeței grafice</w:t>
+      </w:r>
+      <w:bookmarkEnd w:id="27"/>
+    </w:p>
+    <w:p>
+      <w:r>
+        <w:t>Interfața grafică este construită în JavaFX și este împărțită în mai multe clase specializate. GameUI este punctul central de legătură, StartWindow se ocupă de configurarea partidei, GameWindow reprezintă fereastra efectivă de joc, GameBoardPanel desenează tabla, ControlsPanel conține acțiunile principale, PlayersPanel afișează informații despre jucători, iar StatsPanel prezintă scorurile și măsurătorile de performanță.</w:t>
+      </w:r>
+    </w:p>
+    <w:p>
+      <w:r>
+        <w:rPr>
+          <w:noProof/>
+        </w:rPr>
+        <w:lastRenderedPageBreak/>
+        <w:drawing>
+          <wp:anchor distT="0" distB="0" distL="114300" distR="114300" simplePos="0" relativeHeight="251670528" behindDoc="0" locked="0" layoutInCell="1" allowOverlap="1" wp14:anchorId="328F7531" wp14:editId="448F95CB">
+            <wp:simplePos x="0" y="0"/>
+            <wp:positionH relativeFrom="margin">
+              <wp:align>right</wp:align>
+            </wp:positionH>
+            <wp:positionV relativeFrom="paragraph">
+              <wp:posOffset>1802765</wp:posOffset>
+            </wp:positionV>
+            <wp:extent cx="5760085" cy="3463290"/>
+            <wp:effectExtent l="0" t="0" r="0" b="3810"/>
+            <wp:wrapTopAndBottom/>
+            <wp:docPr id="4" name="Picture 4"/>
+            <wp:cNvGraphicFramePr>
+              <a:graphicFrameLocks xmlns:a="http://schemas.openxmlformats.org/drawingml/2006/main" noChangeAspect="1"/>
+            </wp:cNvGraphicFramePr>
+            <a:graphic xmlns:a="http://schemas.openxmlformats.org/drawingml/2006/main">
+              <a:graphicData uri="http://schemas.openxmlformats.org/drawingml/2006/picture">
+                <pic:pic xmlns:pic="http://schemas.openxmlformats.org/drawingml/2006/picture">
+                  <pic:nvPicPr>
+                    <pic:cNvPr id="1" name=""/>
+                    <pic:cNvPicPr/>
+                  </pic:nvPicPr>
+                  <pic:blipFill>
+                    <a:blip r:embed="rId17"/>
+                    <a:stretch>
+                      <a:fillRect/>
+                    </a:stretch>
+                  </pic:blipFill>
+                  <pic:spPr>
+                    <a:xfrm>
+                      <a:off x="0" y="0"/>
+                      <a:ext cx="5760085" cy="3463290"/>
+                    </a:xfrm>
+                    <a:prstGeom prst="rect">
+                      <a:avLst/>
+                    </a:prstGeom>
+                  </pic:spPr>
+                </pic:pic>
+              </a:graphicData>
+            </a:graphic>
+          </wp:anchor>
+        </w:drawing>
+      </w:r>
+      <w:r>
+        <w:t>StartWindow permite alegerea celor doi jucători prin carduri de configurare. Pentru un jucător uman se poate introduce numele, iar pentru MiniMax se pot selecta adâncimea și strategia de ordonare a mutărilor. Pentru MCTS sunt disponibile numărul de iterații, varianta standard sau optimizată, euristicile de selecție și rollout, precum și limita de mutări din rollout. Dacă ambii jucători sunt AI, fereastra permite și configurarea unui număr de rematch-uri automate.</w:t>
+      </w:r>
+    </w:p>
+    <w:p/>
+    <w:p>
+      <w:r>
+        <w:t>GameWindow organizează vizual aplicația în două coloane. În partea stângă se află panoul de control și tabla de joc, iar în partea dreaptă se află informațiile despre jucători și statisticile. Această separare permite ca zona principală de interacțiune, tabla, să rămână clară, în timp ce informațiile auxiliare sunt disponibile permanent fără a acoperi jocul.</w:t>
+      </w:r>
+    </w:p>
+    <w:p>
+      <w:r>
+        <w:t>GameBoardPanel construiește tabla folosind un GridPane cu 9x9 dreptunghiuri. Pionii sunt reprezentați prin cercuri, iar pereții prin linii desenate peste tablă. Pentru mutările posibile ale unui jucător uman sunt afișate cercuri mici pe celulele țintă, iar o mutare ilegală poate declanșa temporar un mesaj vizual. Click-urile pe tablă sunt transformate în coordonate și trimise către GameUI, care le pune într-o coadă de input pentru logica jocului.</w:t>
+      </w:r>
+    </w:p>
+    <w:p>
+      <w:r>
+        <w:t xml:space="preserve">Interfața reflectă în timp real starea partidei prin metode de desenare și actualizare apelate de controllere. Mutarea unui pion schimbă poziția cercului corespunzator, plasarea unui perete adaugă o linie colorată, iar numărul de pereți rămași este actualizat în panoul </w:t>
+      </w:r>
+      <w:r>
+        <w:lastRenderedPageBreak/>
+        <w:t>jucătorilor. Pentru pereți se instalează și tooltip-uri care descriu impactul estimat asupra drumurilor minime, ceea ce ajută la interpretarea deciziilor luate de agenții AI.</w:t>
+      </w:r>
+    </w:p>
+    <w:p>
+      <w:pPr>
+        <w:rPr>
+          <w:noProof/>
+        </w:rPr>
+      </w:pPr>
+      <w:r>
+        <w:rPr>
+          <w:noProof/>
+        </w:rPr>
+        <w:drawing>
+          <wp:anchor distT="0" distB="0" distL="114300" distR="114300" simplePos="0" relativeHeight="251676672" behindDoc="0" locked="0" layoutInCell="1" allowOverlap="1" wp14:anchorId="5372610A" wp14:editId="6601A3BB">
+            <wp:simplePos x="0" y="0"/>
+            <wp:positionH relativeFrom="margin">
+              <wp:posOffset>25400</wp:posOffset>
+            </wp:positionH>
+            <wp:positionV relativeFrom="paragraph">
+              <wp:posOffset>1299845</wp:posOffset>
+            </wp:positionV>
+            <wp:extent cx="5760085" cy="4135755"/>
+            <wp:effectExtent l="0" t="0" r="0" b="0"/>
+            <wp:wrapTopAndBottom/>
+            <wp:docPr id="7" name="Picture 7"/>
+            <wp:cNvGraphicFramePr>
+              <a:graphicFrameLocks xmlns:a="http://schemas.openxmlformats.org/drawingml/2006/main" noChangeAspect="1"/>
+            </wp:cNvGraphicFramePr>
+            <a:graphic xmlns:a="http://schemas.openxmlformats.org/drawingml/2006/main">
+              <a:graphicData uri="http://schemas.openxmlformats.org/drawingml/2006/picture">
+                <pic:pic xmlns:pic="http://schemas.openxmlformats.org/drawingml/2006/picture">
+                  <pic:nvPicPr>
+                    <pic:cNvPr id="1" name=""/>
+                    <pic:cNvPicPr/>
+                  </pic:nvPicPr>
+                  <pic:blipFill>
+                    <a:blip r:embed="rId18"/>
+                    <a:stretch>
+                      <a:fillRect/>
+                    </a:stretch>
+                  </pic:blipFill>
+                  <pic:spPr>
+                    <a:xfrm>
+                      <a:off x="0" y="0"/>
+                      <a:ext cx="5760085" cy="4135755"/>
+                    </a:xfrm>
+                    <a:prstGeom prst="rect">
+                      <a:avLst/>
+                    </a:prstGeom>
+                  </pic:spPr>
+                </pic:pic>
+              </a:graphicData>
+            </a:graphic>
+          </wp:anchor>
+        </w:drawing>
+      </w:r>
+      <w:r>
+        <w:t xml:space="preserve">Stilizarea este centralizată în clasa GuiTheme. Aceasta gestionează culori, fonturi, fundaluri, borduri, umbre și teme vizuale, astfel încât restul claselor GUI să se concentreze pe structură și comportament. Schimbarea temei se propagă către tablă, panouri, butoane și statistici, păstrând o interfață unitară. </w:t>
+      </w:r>
+    </w:p>
+    <w:p>
+      <w:r>
+        <w:rPr>
+          <w:noProof/>
+        </w:rPr>
+        <w:drawing>
+          <wp:anchor distT="0" distB="0" distL="114300" distR="114300" simplePos="0" relativeHeight="251674624" behindDoc="0" locked="0" layoutInCell="1" allowOverlap="1" wp14:anchorId="67F33ABC" wp14:editId="79213D86">
+            <wp:simplePos x="0" y="0"/>
+            <wp:positionH relativeFrom="margin">
+              <wp:align>right</wp:align>
+            </wp:positionH>
+            <wp:positionV relativeFrom="paragraph">
+              <wp:posOffset>4760595</wp:posOffset>
+            </wp:positionV>
+            <wp:extent cx="2858770" cy="2072640"/>
+            <wp:effectExtent l="0" t="0" r="0" b="3810"/>
+            <wp:wrapTopAndBottom/>
+            <wp:docPr id="6" name="Picture 6"/>
+            <wp:cNvGraphicFramePr>
+              <a:graphicFrameLocks xmlns:a="http://schemas.openxmlformats.org/drawingml/2006/main" noChangeAspect="1"/>
+            </wp:cNvGraphicFramePr>
+            <a:graphic xmlns:a="http://schemas.openxmlformats.org/drawingml/2006/main">
+              <a:graphicData uri="http://schemas.openxmlformats.org/drawingml/2006/picture">
+                <pic:pic xmlns:pic="http://schemas.openxmlformats.org/drawingml/2006/picture">
+                  <pic:nvPicPr>
+                    <pic:cNvPr id="1" name=""/>
+                    <pic:cNvPicPr/>
+                  </pic:nvPicPr>
+                  <pic:blipFill>
+                    <a:blip r:embed="rId19"/>
+                    <a:stretch>
+                      <a:fillRect/>
+                    </a:stretch>
+                  </pic:blipFill>
+                  <pic:spPr>
+                    <a:xfrm>
+                      <a:off x="0" y="0"/>
+                      <a:ext cx="2858770" cy="2072640"/>
+                    </a:xfrm>
+                    <a:prstGeom prst="rect">
+                      <a:avLst/>
+                    </a:prstGeom>
+                  </pic:spPr>
+                </pic:pic>
+              </a:graphicData>
+            </a:graphic>
+            <wp14:sizeRelH relativeFrom="margin">
+              <wp14:pctWidth>0</wp14:pctWidth>
+            </wp14:sizeRelH>
+            <wp14:sizeRelV relativeFrom="margin">
+              <wp14:pctHeight>0</wp14:pctHeight>
+            </wp14:sizeRelV>
+          </wp:anchor>
+        </w:drawing>
+      </w:r>
+      <w:r>
+        <w:rPr>
+          <w:noProof/>
+        </w:rPr>
+        <w:drawing>
+          <wp:anchor distT="0" distB="0" distL="114300" distR="114300" simplePos="0" relativeHeight="251672576" behindDoc="0" locked="0" layoutInCell="1" allowOverlap="1" wp14:anchorId="0B4227DB" wp14:editId="03FFBEE0">
+            <wp:simplePos x="0" y="0"/>
+            <wp:positionH relativeFrom="margin">
+              <wp:posOffset>-635</wp:posOffset>
+            </wp:positionH>
+            <wp:positionV relativeFrom="paragraph">
+              <wp:posOffset>4744720</wp:posOffset>
+            </wp:positionV>
+            <wp:extent cx="2882900" cy="2085340"/>
+            <wp:effectExtent l="0" t="0" r="0" b="0"/>
+            <wp:wrapTopAndBottom/>
+            <wp:docPr id="5" name="Picture 5"/>
+            <wp:cNvGraphicFramePr>
+              <a:graphicFrameLocks xmlns:a="http://schemas.openxmlformats.org/drawingml/2006/main" noChangeAspect="1"/>
+            </wp:cNvGraphicFramePr>
+            <a:graphic xmlns:a="http://schemas.openxmlformats.org/drawingml/2006/main">
+              <a:graphicData uri="http://schemas.openxmlformats.org/drawingml/2006/picture">
+                <pic:pic xmlns:pic="http://schemas.openxmlformats.org/drawingml/2006/picture">
+                  <pic:nvPicPr>
+                    <pic:cNvPr id="1" name=""/>
+                    <pic:cNvPicPr/>
+                  </pic:nvPicPr>
+                  <pic:blipFill>
+                    <a:blip r:embed="rId20"/>
+                    <a:stretch>
+                      <a:fillRect/>
+                    </a:stretch>
+                  </pic:blipFill>
+                  <pic:spPr>
+                    <a:xfrm>
+                      <a:off x="0" y="0"/>
+                      <a:ext cx="2882900" cy="2085340"/>
+                    </a:xfrm>
+                    <a:prstGeom prst="rect">
+                      <a:avLst/>
+                    </a:prstGeom>
+                  </pic:spPr>
+                </pic:pic>
+              </a:graphicData>
+            </a:graphic>
+            <wp14:sizeRelH relativeFrom="margin">
+              <wp14:pctWidth>0</wp14:pctWidth>
+            </wp14:sizeRelH>
+            <wp14:sizeRelV relativeFrom="margin">
+              <wp14:pctHeight>0</wp14:pctHeight>
+            </wp14:sizeRelV>
+          </wp:anchor>
+        </w:drawing>
+      </w:r>
+    </w:p>
+    <w:p/>
+    <w:p>
+      <w:pPr>
+        <w:pStyle w:val="Heading2"/>
+      </w:pPr>
+      <w:bookmarkStart w:id="28" w:name="_Toc230884876"/>
+      <w:r>
+        <w:lastRenderedPageBreak/>
+        <w:t>4.6 Fluxul unei partide</w:t>
+      </w:r>
+      <w:bookmarkEnd w:id="28"/>
+    </w:p>
+    <w:p>
+      <w:r>
+        <w:t>Fluxul unei partide începe în StartWindow, unde utilizatorul selectează cei doi jucători și opțiunile lor. GameUI primește profilurile și inițializează scorul, fereastra de joc și controllerul potrivit. Înainte de pornirea fiecărei partide, inputul vechi este curățat, se generează un nou gameToken și se stabilește care jucător începe. La rematch-uri, rolul de jucător de jos și jucător de sus este alternat pentru a reduce avantajul unei poziții inițiale.</w:t>
+      </w:r>
+    </w:p>
+    <w:p>
+      <w:r>
+        <w:t>În partidele care folosesc modelul standard, clasa Game pornește un thread separat pentru bucla de joc. La fiecare iterație se citește jucătorul curent și se decide tipul turei. Dacă jucătorul este AI, starea compactă este copiată și trimisă algoritmului, care întoarce un cod de mutare. Codul este transformat apoi într-un obiect Move și aplicat dacă partida este în continuare în aceeași versiune. Dacă jucătorul este uman, interfața marchează mutările de pion posibile și așteaptă coordonate de la coada de click-uri.</w:t>
+      </w:r>
+    </w:p>
+    <w:p>
+      <w:r>
+        <w:t>Pentru un jucător uman, coordonatele click-ului sunt interpretate în funcție de dimensiunea celulelor și de grosimea zonelor dintre celule. Dacă utilizatorul apasă pe interiorul unei celule, acțiunea este tratată ca mutare de pion. Dacă apasă în zona dintre celule, acțiunea este tratată ca plasare de perete, iar orientarea este dedusă din poziția click-ului. Mutarea este apoi validată de Board, iar dacă este legală se aplică simultan asupra tablei, jucătorului și stării compacte AI.</w:t>
+      </w:r>
+    </w:p>
+    <w:p>
+      <w:r>
+        <w:t>După fiecare mutare reușită, Game înregistrează mutarea în istoric, actualizează statisticile de gândire, trimite modificarea către interfață și verifică dacă jucătorul a ajuns pe linia de sosire. Dacă partida nu s-a terminat, jucătorul curent și adversarul sunt inversați. Dacă există câștigător, interfața afișează rezultatul și actualizează scorul.</w:t>
+      </w:r>
+    </w:p>
+    <w:p>
+      <w:r>
+        <w:t>Partidele AI contra AI folosesc un flux asemanator, dar mai compact. PerformanceGameController păstrează un singur GameState și doi algoritmi, algCurrent și algOpponent. La fiecare tură, algoritmul curent generează o mutare, controllerul măsoară timpul de calcul, determină impactul peretelui dacă este cazul și trimite mutarea către GUI. După o mutare care nu câștigă jocul, GameState se actualizează și controllerul inversează algoritmii. Această formă elimina așteptarea inputului uman și este potrivită pentru comparații repetate.</w:t>
+      </w:r>
+    </w:p>
+    <w:p>
+      <w:r>
+        <w:t xml:space="preserve">Aplicația include și acțiuni de control asupra fluxului. Butonul de undo revine la ultima mutare umană și reconstruiește starea jocului, rematch-ul pornește o nouă partidă între </w:t>
+      </w:r>
+      <w:r>
+        <w:lastRenderedPageBreak/>
+        <w:t>aceiași jucători, iar new game revine la configurarea inițială. Pentru partidele AI contra AI, rematch-urile automate permit acumularea de statistici pe mai multe jocuri fără intervenție manuală.</w:t>
+      </w:r>
+    </w:p>
+    <w:p/>
+    <w:p>
+      <w:pPr>
+        <w:pStyle w:val="Heading2"/>
+      </w:pPr>
+      <w:bookmarkStart w:id="29" w:name="_Toc230884877"/>
+      <w:r>
+        <w:t>4.7 Integrarea algoritmilor de inteligență artificială</w:t>
+      </w:r>
+      <w:bookmarkEnd w:id="29"/>
+    </w:p>
+    <w:p>
+      <w:r>
+        <w:t>Algoritmii de inteligență artificială sunt integrați prin interfața comună Algorithm. Această interfață ascunde detaliile fiecărui algoritm în spatele metodei generateMove, care primește un GameState și întoarce un cod numeric de mutare. Datorită acestui contract, Game și PerformanceGameController nu trebuie să cunoască intern modul în care este calculată mutarea. Ele trebuie doar să ofere o stare validă și să aplice mutarea primită.</w:t>
+      </w:r>
+    </w:p>
+    <w:p>
+      <w:r>
+        <w:t>Configurarea algoritmilor este descrisă prin PlayerProfile. Acest record păstrează tipul jucătorului, numele uman, adâncimea MiniMax, ordonarea mutărilor, varianta MCTS, numărul de iterații, limita de rollout și euristicile pentru MCTS optimizat. În momentul pornirii partidei, Game sau PerformanceGameController transformă profilul într-o instanță concretă de algoritm: MiniMax, MctsV0 sau MctsPerformance. Prezentarea lucrării se limitează la aceste strategii, deoarece ele sunt variantele integrate în fluxul descris și evaluate în capitolul de statistici.</w:t>
+      </w:r>
+    </w:p>
+    <w:p>
+      <w:r>
+        <w:t>Legătura dintre AI și modelul vizual este realizată prin codificarea mutărilor. Algoritmii lucrează cu int-uri pentru eficiență, iar modelul standard convertește aceste coduri în obiecte Move atunci când trebuie să deseneze mutarea sau să actualizeze jucătorul. Această soluție păstrează algoritmii independenți de JavaFX și de clasele vizuale, dar permite aplicației să prezinte deciziile lor într-o formă ușor de urmărit.</w:t>
+      </w:r>
+    </w:p>
+    <w:p/>
+    <w:p>
+      <w:pPr>
+        <w:pStyle w:val="Heading3"/>
+      </w:pPr>
+      <w:bookmarkStart w:id="30" w:name="_Toc230884878"/>
+      <w:r>
+        <w:t>MiniMax cu Alpha-Beta</w:t>
+      </w:r>
+      <w:bookmarkEnd w:id="30"/>
+    </w:p>
+    <w:p>
+      <w:r>
+        <w:t>MiniMax este implementat într-o formă negamax cu alpha-beta pruning. Algoritmul presupune că ambii jucători aleg mutări cât mai bune, iar evaluarea unei poziții pentru jucătorul curent devine opusul evaluării după mutarea adversarului. La fiecare nivel al arborelui, algoritmul creează o copie a stării, aplică mutarea analizată și continuă recursiv până când ajunge la o stare terminală sau la adâncimea maximă configurată.</w:t>
+      </w:r>
+    </w:p>
+    <w:p>
+      <w:r>
+        <w:lastRenderedPageBreak/>
+        <w:t>Alpha-beta pruning reduce numărul de ramuri explorate. Variabilele alpha și beta păstrează limitele cunoscute ale scorului util pentru decizia curentă. Dacă o ramura nu mai poate îmbunătăți rezultatul final, ea este oprită. Această optimizare este importantă în Quoridor, deoarece numărul de mutări posibile poate fi mare, mai ales atunci când jucătorul mai are pereți disponibili.</w:t>
+      </w:r>
+    </w:p>
+    <w:p>
+      <w:r>
+        <w:t>Funcția de evaluare folosită de MiniMax combină mai multe criterii. Cel mai important este diferența dintre distanța adversarului până la țintă și distanța jucătorului curent până la țintă. Sunt luate în calcul și o componentă neliniară a acestei diferențe, o măsură a detururilor produse de pereți față de distanța Manhattan, progresul pionilor spre linia țintă și diferența dintre numărul de pereți rămași. Ponderea pereților este ajustată în funcție de apropierea de finalul jocului, deoarece pereții sunt mai valoroși în fazele în care cursa este încă echilibrată.</w:t>
+      </w:r>
+    </w:p>
+    <w:p>
+      <w:r>
+        <w:t>Implementarea include trei variante de ordonare a mutărilor. Varianta NONE păstrează ordinea naturală a mutărilor. Varianta PRECISE aplică fiecare mutare într-o copie a stării și o ordonează după evaluarea rezultată, ceea ce poate crește calitatea tăierilor alpha-beta, dar costă mai mult. Varianta FAST folosește un context calculat o singură dată pentru poziția curentă și acordă scoruri rapide mutărilor care câștigă imediat, blochează o victorie imediată a adversarului, scurtează drumul propriu sau plasează pereți pe drumul scurt al adversarului.</w:t>
+      </w:r>
+    </w:p>
+    <w:p>
+      <w:pPr>
+        <w:pStyle w:val="Heading3"/>
+      </w:pPr>
+      <w:bookmarkStart w:id="31" w:name="_Toc230884879"/>
+      <w:r>
+        <w:t>Monte Carlo Tree Search</w:t>
+      </w:r>
+      <w:bookmarkEnd w:id="31"/>
+    </w:p>
+    <w:p>
+      <w:r>
+        <w:t>Varianta MctsV0 implementează structura clasică Monte Carlo Tree Search. Arborele este format din noduri care conțin o copie GameState, mutarea prin care s-a ajuns în nod, lista mutărilor neîncercate, copiii, numărul de vizite și scorul acumulat. Pentru fiecare iterație se parcurg etapele de selecție, expansiune, simulare și retropropagare.</w:t>
+      </w:r>
+    </w:p>
+    <w:p>
+      <w:r>
+        <w:t>În faza de selecție, algoritmul alege recursiv copilul cu cel mai bun scor UCT. Formula UCT combină rata de câștig observată cu un termen de explorare, astfel încât arborele să nu se concentreze prea devreme doar pe o singură variantă. În expansiune se alege o mutare neîncercată, se aplică pe o copie a stării și se creează un nou nod. În rollout, jocul este simulat până la o limită de mutări sau până la găsirea unui câștigător.</w:t>
+      </w:r>
+    </w:p>
+    <w:p>
+      <w:r>
+        <w:t xml:space="preserve">Rollout-ul din MctsV0 este intenționat simplificat pentru viteză. El caută mai întâi o mutare de pion care câștigă imediat, iar în rest alege rapid dintre mutările de pion disponibile. Dacă limita de rollout este atinsă fără câștigător, starea este evaluată printr-o funcție care </w:t>
+      </w:r>
+      <w:r>
+        <w:lastRenderedPageBreak/>
+        <w:t>combină distanțele până la țintă și numărul de pereți rămași, normalizând scorul între înfrângere și victorie. Rezultatul este apoi propagat înapoi prin toate nodurile de pe traseu.</w:t>
+      </w:r>
+    </w:p>
+    <w:p>
+      <w:r>
+        <w:t>După terminarea iterațiilor, mutarea finală este aleasă dintre copiii rădăcinii. Implementarea favorizează copilul vizitat de cele mai multe ori, iar la egalitate folosește rata de câștig și codul mutării. Alegerea după numărul de vizite este specifică MCTS, deoarece o mutare vizitată des a fost considerată relevantă de politica arborelui pe parcursul căutării.</w:t>
+      </w:r>
+    </w:p>
+    <w:p/>
+    <w:p>
+      <w:pPr>
+        <w:pStyle w:val="Heading3"/>
+      </w:pPr>
+      <w:bookmarkStart w:id="32" w:name="_Toc230884880"/>
+      <w:r>
+        <w:t>Euristici și variante optimizate pentru MCTS</w:t>
+      </w:r>
+      <w:bookmarkEnd w:id="32"/>
+    </w:p>
+    <w:p>
+      <w:r>
+        <w:t>MctsPerformance este varianta optimizată a algoritmului MCTS. Ea folosește clasa MctsState în loc de GameState, limitând numărul de mutări candidate printr-un buffer de dimensiune fixă și prin progressive widening. Progressive widening permite unui nod să aibă treptat mai mulți copii pe măsură ce numărul său de vizite crește, în loc să extindă de la început toate acțiunile posibile. Această tehnică este utilă în Quoridor, unde plasarea pereților poate genera multe alternative.</w:t>
+      </w:r>
+    </w:p>
+    <w:p>
+      <w:r>
+        <w:t>Euristicile de selecție controlează ce pereți intră în lista de candidați. Varianta WALLS_NEAR_PAWNS generează și evaluează pereți în apropierea pionilor, deoarece acolo pereții au șanse mai mari să influențeze imediat cursa. Varianta WALLS_NEAR_PAWNS_EXISTING_WALLS_AND_EDGES extinde această idee cu pereți aflați lângă pereți existenți și lângă marginile laterale, zone în care se formează frecvent coridoare și blocaje relevante.</w:t>
+      </w:r>
+    </w:p>
+    <w:p>
+      <w:r>
+        <w:t>Euristicile de rollout controlează comportamentul simulărilor. PAWN_MOVES folosește doar mutări de pion, fiind cea mai rapidă variantă. PAWN_MOVES_RANDOM_WALLS introduce ocazional pereți legali aleatori, pentru a simula și efectul obstrucțiilor. PAWN_MOVES_RELEVANT_WALLS folosește candidați de pereți scorați, încercând să păstreze un echilibru între viteză și relevanță strategică. Limita de rollout poate fi setată la valori precum 16, 32 sau 64 de mutări, în funcție de compromisul dorit între timp și profunzime.</w:t>
+      </w:r>
+    </w:p>
+    <w:p>
+      <w:r>
+        <w:t xml:space="preserve">MctsState conține mai multe optimizări dedicate simulărilor dese. Vecinătățile sunt memorate într-un vector adjacencyMask, unde biții indică direcțiile disponibile din fiecare celulă. Pereții sunt păstrați în două variabile long, horizontalWalls și verticalWalls, într-o formă apropiată de un bitboard. Mutările sunt generate în buffere prealocate, iar distanțele sunt </w:t>
+      </w:r>
+      <w:r>
+        <w:lastRenderedPageBreak/>
+        <w:t>recalculate doar atunci când un flag distancesDirty arată că structura tablei s-a schimbat. Aceste decizii reduc alocările de obiecte și fac ca fiecare iterație MCTS să fie mai ușoară.</w:t>
+      </w:r>
+    </w:p>
+    <w:p/>
+    <w:p>
+      <w:pPr>
+        <w:pStyle w:val="Heading2"/>
+      </w:pPr>
+      <w:bookmarkStart w:id="33" w:name="_Toc230884881"/>
+      <w:r>
+        <w:t>4.8 Optimizări și măsurarea performanței</w:t>
+      </w:r>
+      <w:bookmarkEnd w:id="33"/>
+    </w:p>
+    <w:p>
+      <w:r>
+        <w:t>Optimizarea principală a aplicației este separarea dintre modelul standard și modelul de performanță. Modelul standard favorizează claritatea și legătura cu interfața, în timp ce GameState și MctsState favorizează copierea rapidă, generarea eficientă a mutărilor și calculul repetat al distanțelor. Această separare permite ca regulile jocului să rămână ușor de urmărit, fără a sacrifica viteza necesară algoritmilor.</w:t>
+      </w:r>
+    </w:p>
+    <w:p>
+      <w:r>
+        <w:t>La nivelul structurilor de date, proiectul folosește colecții standard acolo unde lizibilitatea este importantă și structuri primitive acolo unde performanța este critică. În GameState, codurile numerice și vectorii de distanțe reduc costul accesului la date. În MctsState, biții, măștile de adiacență și bufferele prealocate reduc numărul de obiecte create în timpul simulărilor. Această diferență este importantă deoarece MCTS poate executa zeci de mii de iterații pentru o singură mutare.</w:t>
+      </w:r>
+    </w:p>
+    <w:p>
+      <w:r>
+        <w:t>O altă optimizare este evitarea calculelor inutile. Distanțele către liniile de sosire se recalculează atunci când un perete modifică graful, dar nu după fiecare mutare de pion. În MctsState, recalcularea este amânată până când o metodă are nevoie efectiv de distanțe actualizate. În MiniMax, atunci când jucătorul nu mai are pereți, setul de mutări este redus la mutarea de pion care păstrează cel mai scurt drum, deoarece plasarea de pereți nu mai este posibilă și ramificarea poate fi redusă.</w:t>
+      </w:r>
+    </w:p>
+    <w:p>
+      <w:r>
+        <w:t>Măsurarea performanței se face cu System.nanoTime în Game și PerformanceGameController. Timpul de gândire al fiecărei mutări este înregistrat, iar ThinkingStats calculează timpul ultimei mutări, media mutărilor, timpul maxim, timpul total de gândire și impactul total al pereților. StatsPanel afișează aceste valori și le combină cu scorul și ratele de câștig pentru fiecare rol de joc.</w:t>
+      </w:r>
+    </w:p>
+    <w:p>
+      <w:r>
+        <w:t>Compararea strategiilor este susținută prin rematch-uri automate și prin alternarea jucătorului care începe. Această alternare este necesară deoarece poziția inițială și ordinea mutărilor pot influența rezultatul. Prin mai multe partide consecutive, aplicația poate evidenția diferențele dintre MiniMax, MCTS standard și MCTS optimizat, nu doar într-o singură partidă izolată, ci într-un context statistic mai stabil.</w:t>
+      </w:r>
+    </w:p>
+    <w:p/>
+    <w:p>
+      <w:pPr>
+        <w:pStyle w:val="Heading2"/>
+      </w:pPr>
+      <w:bookmarkStart w:id="34" w:name="_Toc230884882"/>
+      <w:r>
+        <w:t>4.9 Testarea și validarea aplicației</w:t>
+      </w:r>
+      <w:bookmarkEnd w:id="34"/>
+    </w:p>
+    <w:p>
+      <w:r>
+        <w:t>Testarea aplicației este realizată cu JUnit 5, configurat în Gradle. Testele sunt organizate în pachetele StandardModel, PerformanceModel și AI, în concordanță cu structura codului-sursă. Scopul lor este să verifice atât configurarea componentelor, cât și comportamentul logic al stării de joc și al algoritmilor.</w:t>
+      </w:r>
+    </w:p>
+    <w:p>
+      <w:r>
+        <w:t>Testele pentru PlayerProfile verifică numele afișate, rezumatele de selecție, variantele MCTS și validarea limitelor de rollout. Aceste teste sunt importante deoarece profilul unui jucător este punctul prin care opțiunile din interfață sunt transformate în configurații de algoritm. O eroare aici ar putea porni un algoritm cu parametri greșiți sau ar putea afișa utilizatorului informații incorecte.</w:t>
+      </w:r>
+    </w:p>
+    <w:p>
+      <w:r>
+        <w:t>Testele pentru GameState validează pozițiile inițiale, numărul de pereți, liniile de sosire, mutările posibile ale pionilor, codurile de pereți și efectul plasării pereților asupra distanțelor. Sunt verificate și cazuri în care pereții trebuie să fie eliminați din lista mutărilor posibile din cauza conflictelor sau a regulii de conectivitate. De asemenea, wallImpact este comparat cu schimbările reale ale drumurilor minime.</w:t>
+      </w:r>
+    </w:p>
+    <w:p>
+      <w:r>
+        <w:t>Testele pentru MiniMax și MCTS confirmă că algoritmii returnează mutări legale, că nu modifică starea primită ca parametru și că pot identifica mutări directe spre câștig în situații simple. Pentru MiniMax este verificat și comportamentul în cazul în care nu mai există pereți, unde algoritmul trebuie să aleagă o mutare de pion pe cel mai scurt drum. Pentru MCTS sunt testate atât varianta standard, cât și varianta optimizată.</w:t>
+      </w:r>
+    </w:p>
+    <w:p>
+      <w:r>
+        <w:t>Pe lângă testele automate, validarea aplicației se realizează și prin modul în care componentele colaborează în timpul rulării. Interfața nu aplică o mutare umană până când Board nu o validează, algoritmii primesc copii ale stării pentru a evita modificări accidentale, iar undo reconstruiește starea din istoric. Aceste mecanisme reduc riscul ca tabla afișată, modelul standard și starea AI să ajungă în configurații diferite.</w:t>
+      </w:r>
+    </w:p>
+    <w:p/>
+    <w:p>
+      <w:pPr>
+        <w:pStyle w:val="Heading2"/>
+      </w:pPr>
+      <w:bookmarkStart w:id="35" w:name="_Toc230884883"/>
+      <w:r>
+        <w:t>4.10 Rezultatul final al aplicației</w:t>
+      </w:r>
+      <w:bookmarkEnd w:id="35"/>
+    </w:p>
+    <w:p>
+      <w:r>
+        <w:t xml:space="preserve">Rezultatul final este o aplicație Quoridor funcțională, cu interfața grafică, validare a regulilor, suport pentru jucători umani și agenți AI, undo pentru partidele cu input uman, </w:t>
+      </w:r>
+      <w:r>
+        <w:lastRenderedPageBreak/>
+        <w:t>rematch-uri, teme vizuale și statistici de performanță. Utilizatorul poate configura jucătorii, poate urmări tabla în timp real și poate observa cum strategiile automate aleg mutări și plasează pereți.</w:t>
+      </w:r>
+    </w:p>
+    <w:p>
+      <w:r>
+        <w:t>Din punct de vedere al inteligenței artificiale, aplicația oferă un cadru comun pentru MiniMax cu alpha-beta pruning, MCTS standard și MCTS optimizat. Algoritmii folosesc aceeași interfață și aceeași reprezentare compactă a stării, ceea ce permite compararea lor în condiții similare. Prin statisticile de timp, scor, impact al pereților și rata de câștig pe roluri, aplicația poate fi folosită ca instrument de analiză, nu doar ca implementare de joc.</w:t>
+      </w:r>
+    </w:p>
+    <w:p>
+      <w:r>
+        <w:t>Componentele dezvoltate formează împreună o aplicație coerentă. StandardModel asigură corectitudinea și claritatea regulilor, PerformanceModel oferă viteza necesară căutării, AI conține strategiile decizionale, iar GUI face comportamentul sistemului vizibil și controlabil. În stadiul actual, proiectul oferă o baza solidă pentru evaluarea strategiilor de Quoridor și pentru dezvoltări viitoare, precum euristici mai rafinate, variante noi de căutare sau integrarea unor metode de învățare automată.</w:t>
+      </w:r>
+    </w:p>
+    <w:p>
+      <w:pPr>
+        <w:pStyle w:val="Heading1"/>
+        <w:ind w:left="-5"/>
+      </w:pPr>
+      <w:r>
+        <w:br w:type="page"/>
+      </w:r>
+      <w:bookmarkStart w:id="36" w:name="_Toc230884884"/>
+      <w:r>
+        <w:lastRenderedPageBreak/>
+        <w:t>Capitolul 5 - Statistici</w:t>
+      </w:r>
+      <w:bookmarkEnd w:id="36"/>
+    </w:p>
+    <w:p>
+      <w:r>
+        <w:t>Capitolul de față prezintă analiza experimentală a strategiilor de inteligență artificială implementate pentru jocul Quoridor. După descrierea arhitecturii aplicației și a modului în care algoritmii sunt integrați în sistem, este necesară evaluarea lor pe baza unor măsurători concrete, astfel încât diferențele dintre variante să poată fi observate nu doar teoretic, ci și prin comportamentul obținut în timpul partidelor.</w:t>
+      </w:r>
+    </w:p>
+    <w:p>
+      <w:r>
+        <w:t>Analiza urmărește atât eficiența de calcul, cât și calitatea deciziilor generate de algoritmi. Pentru eficiență sunt folosite valori precum timpul mediu al unei mutări, durata celei mai lungi mutări și timpul mediu total al unei partide. Pentru calitatea jocului sunt luate în calcul impactul mediu al pereților și, acolo unde comparația o permite, rata de câștig. Acești indicatori oferă o imagine mai completă asupra compromisului dintre viteză, stabilitate și forță strategică.</w:t>
+      </w:r>
+    </w:p>
+    <w:p>
+      <w:r>
+        <w:t>Capitolul este împărțit în două direcții principale de evaluare. Prima compară variantele de ordonare a mutărilor în MiniMax cu alpha-beta pruning, pentru a arăta cum influențează acestea timpul de căutare la adâncimi diferite. A doua compară modul standard și modul performant al MCTS, evidențiind efectul optimizărilor din modelul de performanță asupra vitezei, impactului pereților și rezultatelor obținute în joc.</w:t>
+      </w:r>
+    </w:p>
+    <w:p/>
+    <w:p>
+      <w:pPr>
+        <w:pStyle w:val="Heading2"/>
+      </w:pPr>
+      <w:bookmarkStart w:id="37" w:name="_Toc230884885"/>
+      <w:r>
+        <w:t>5.1 Ordonarea mutărilor în MiniMax</w:t>
+      </w:r>
+      <w:bookmarkEnd w:id="37"/>
+    </w:p>
+    <w:p>
+      <w:r>
+        <w:t>În cadrul acestei secțiuni sunt comparate trei variante de ordonare a mutărilor pentru MiniMax cu alpha-beta pruning. Varianta No move ordering păstrează ordinea naturală a mutărilor generate. Varianta Precise move ordering evaluează mai atent mutările candidate înainte de căutarea principală, cu scopul de a produce tăieri alpha-beta mai bune. Varianta Fast move ordering folosește criterii euristice rapide, precum mutările câștigătoare, scurtarea drumului propriu sau blocarea drumului adversarului, astfel încât să îmbunătățească ordinea fără un cost mare de preprocesare.</w:t>
+      </w:r>
+    </w:p>
+    <w:p/>
+    <w:p>
+      <w:pPr>
+        <w:pStyle w:val="Heading4"/>
+      </w:pPr>
+      <w:r>
+        <w:lastRenderedPageBreak/>
+        <w:t xml:space="preserve">Cazul Depth 2: </w:t>
+      </w:r>
+    </w:p>
+    <w:tbl>
+      <w:tblPr>
+        <w:tblStyle w:val="PlainTable1"/>
+        <w:tblW w:w="5000" w:type="pct"/>
+        <w:tblLook w:val="04A0" w:firstRow="1" w:lastRow="0" w:firstColumn="1" w:lastColumn="0" w:noHBand="0" w:noVBand="1"/>
+      </w:tblPr>
+      <w:tblGrid>
+        <w:gridCol w:w="1935"/>
+        <w:gridCol w:w="2176"/>
+        <w:gridCol w:w="2630"/>
+        <w:gridCol w:w="2320"/>
+      </w:tblGrid>
+      <w:tr>
+        <w:trPr>
+          <w:cnfStyle w:val="100000000000" w:firstRow="1" w:lastRow="0" w:firstColumn="0" w:lastColumn="0" w:oddVBand="0" w:evenVBand="0" w:oddHBand="0" w:evenHBand="0" w:firstRowFirstColumn="0" w:firstRowLastColumn="0" w:lastRowFirstColumn="0" w:lastRowLastColumn="0"/>
+          <w:trHeight w:val="509"/>
+        </w:trPr>
+        <w:tc>
+          <w:tcPr>
+            <w:cnfStyle w:val="001000000000" w:firstRow="0" w:lastRow="0" w:firstColumn="1" w:lastColumn="0" w:oddVBand="0" w:evenVBand="0" w:oddHBand="0" w:evenHBand="0" w:firstRowFirstColumn="0" w:firstRowLastColumn="0" w:lastRowFirstColumn="0" w:lastRowLastColumn="0"/>
+            <w:tcW w:w="1068" w:type="pct"/>
+            <w:tcBorders>
+              <w:tl2br w:val="single" w:sz="4" w:space="0" w:color="BFBFBF" w:themeColor="background1" w:themeShade="BF"/>
+            </w:tcBorders>
+          </w:tcPr>
+          <w:p>
+            <w:pPr>
+              <w:ind w:firstLine="0"/>
+              <w:jc w:val="left"/>
+            </w:pPr>
+          </w:p>
+        </w:tc>
+        <w:tc>
+          <w:tcPr>
+            <w:tcW w:w="1201" w:type="pct"/>
+          </w:tcPr>
+          <w:p>
+            <w:pPr>
+              <w:ind w:firstLine="0"/>
+              <w:jc w:val="left"/>
+              <w:cnfStyle w:val="100000000000" w:firstRow="1" w:lastRow="0" w:firstColumn="0" w:lastColumn="0" w:oddVBand="0" w:evenVBand="0" w:oddHBand="0" w:evenHBand="0" w:firstRowFirstColumn="0" w:firstRowLastColumn="0" w:lastRowFirstColumn="0" w:lastRowLastColumn="0"/>
+            </w:pPr>
+            <w:r>
+              <w:t>No move ordering</w:t>
+            </w:r>
+          </w:p>
+        </w:tc>
+        <w:tc>
+          <w:tcPr>
+            <w:tcW w:w="1451" w:type="pct"/>
+          </w:tcPr>
+          <w:p>
+            <w:pPr>
+              <w:ind w:firstLine="0"/>
+              <w:jc w:val="left"/>
+              <w:cnfStyle w:val="100000000000" w:firstRow="1" w:lastRow="0" w:firstColumn="0" w:lastColumn="0" w:oddVBand="0" w:evenVBand="0" w:oddHBand="0" w:evenHBand="0" w:firstRowFirstColumn="0" w:firstRowLastColumn="0" w:lastRowFirstColumn="0" w:lastRowLastColumn="0"/>
+            </w:pPr>
+            <w:r>
+              <w:t>Precise move ordering</w:t>
+            </w:r>
+          </w:p>
+        </w:tc>
+        <w:tc>
+          <w:tcPr>
+            <w:tcW w:w="1281" w:type="pct"/>
+          </w:tcPr>
+          <w:p>
+            <w:pPr>
+              <w:ind w:firstLine="0"/>
+              <w:jc w:val="left"/>
+              <w:cnfStyle w:val="100000000000" w:firstRow="1" w:lastRow="0" w:firstColumn="0" w:lastColumn="0" w:oddVBand="0" w:evenVBand="0" w:oddHBand="0" w:evenHBand="0" w:firstRowFirstColumn="0" w:firstRowLastColumn="0" w:lastRowFirstColumn="0" w:lastRowLastColumn="0"/>
+            </w:pPr>
+            <w:r>
+              <w:t>Fast move ordering</w:t>
+            </w:r>
+          </w:p>
+        </w:tc>
+      </w:tr>
+      <w:tr>
+        <w:trPr>
+          <w:cnfStyle w:val="000000100000" w:firstRow="0" w:lastRow="0" w:firstColumn="0" w:lastColumn="0" w:oddVBand="0" w:evenVBand="0" w:oddHBand="1" w:evenHBand="0" w:firstRowFirstColumn="0" w:firstRowLastColumn="0" w:lastRowFirstColumn="0" w:lastRowLastColumn="0"/>
+          <w:trHeight w:val="509"/>
+        </w:trPr>
+        <w:tc>
+          <w:tcPr>
+            <w:cnfStyle w:val="001000000000" w:firstRow="0" w:lastRow="0" w:firstColumn="1" w:lastColumn="0" w:oddVBand="0" w:evenVBand="0" w:oddHBand="0" w:evenHBand="0" w:firstRowFirstColumn="0" w:firstRowLastColumn="0" w:lastRowFirstColumn="0" w:lastRowLastColumn="0"/>
+            <w:tcW w:w="1068" w:type="pct"/>
+          </w:tcPr>
+          <w:p>
+            <w:pPr>
+              <w:ind w:firstLine="0"/>
+              <w:jc w:val="left"/>
+            </w:pPr>
+            <w:r>
+              <w:t>Avg move</w:t>
+            </w:r>
+          </w:p>
+        </w:tc>
+        <w:tc>
+          <w:tcPr>
+            <w:tcW w:w="1201" w:type="pct"/>
+          </w:tcPr>
+          <w:p>
+            <w:pPr>
+              <w:ind w:firstLine="0"/>
+              <w:jc w:val="left"/>
+              <w:cnfStyle w:val="000000100000" w:firstRow="0" w:lastRow="0" w:firstColumn="0" w:lastColumn="0" w:oddVBand="0" w:evenVBand="0" w:oddHBand="1" w:evenHBand="0" w:firstRowFirstColumn="0" w:firstRowLastColumn="0" w:lastRowFirstColumn="0" w:lastRowLastColumn="0"/>
+            </w:pPr>
+            <w:r>
+              <w:t>0.5 sec</w:t>
+            </w:r>
+          </w:p>
+        </w:tc>
+        <w:tc>
+          <w:tcPr>
+            <w:tcW w:w="1451" w:type="pct"/>
+          </w:tcPr>
+          <w:p>
+            <w:pPr>
+              <w:ind w:firstLine="0"/>
+              <w:jc w:val="left"/>
+              <w:cnfStyle w:val="000000100000" w:firstRow="0" w:lastRow="0" w:firstColumn="0" w:lastColumn="0" w:oddVBand="0" w:evenVBand="0" w:oddHBand="1" w:evenHBand="0" w:firstRowFirstColumn="0" w:firstRowLastColumn="0" w:lastRowFirstColumn="0" w:lastRowLastColumn="0"/>
+            </w:pPr>
+            <w:r>
+              <w:t>2</w:t>
+            </w:r>
+            <w:r>
+              <w:t>.3</w:t>
+            </w:r>
+            <w:r>
+              <w:t xml:space="preserve"> sec</w:t>
+            </w:r>
+          </w:p>
+        </w:tc>
+        <w:tc>
+          <w:tcPr>
+            <w:tcW w:w="1281" w:type="pct"/>
+          </w:tcPr>
+          <w:p>
+            <w:pPr>
+              <w:ind w:firstLine="0"/>
+              <w:jc w:val="left"/>
+              <w:cnfStyle w:val="000000100000" w:firstRow="0" w:lastRow="0" w:firstColumn="0" w:lastColumn="0" w:oddVBand="0" w:evenVBand="0" w:oddHBand="1" w:evenHBand="0" w:firstRowFirstColumn="0" w:firstRowLastColumn="0" w:lastRowFirstColumn="0" w:lastRowLastColumn="0"/>
+            </w:pPr>
+            <w:r>
+              <w:t>0.2</w:t>
+            </w:r>
+            <w:r>
+              <w:t xml:space="preserve"> sec</w:t>
+            </w:r>
+          </w:p>
+        </w:tc>
+      </w:tr>
+      <w:tr>
+        <w:trPr>
+          <w:trHeight w:val="509"/>
+        </w:trPr>
+        <w:tc>
+          <w:tcPr>
+            <w:cnfStyle w:val="001000000000" w:firstRow="0" w:lastRow="0" w:firstColumn="1" w:lastColumn="0" w:oddVBand="0" w:evenVBand="0" w:oddHBand="0" w:evenHBand="0" w:firstRowFirstColumn="0" w:firstRowLastColumn="0" w:lastRowFirstColumn="0" w:lastRowLastColumn="0"/>
+            <w:tcW w:w="1068" w:type="pct"/>
+          </w:tcPr>
+          <w:p>
+            <w:pPr>
+              <w:ind w:firstLine="0"/>
+              <w:jc w:val="left"/>
+            </w:pPr>
+            <w:r>
+              <w:t>Longest move</w:t>
+            </w:r>
+          </w:p>
+        </w:tc>
+        <w:tc>
+          <w:tcPr>
+            <w:tcW w:w="1201" w:type="pct"/>
+          </w:tcPr>
+          <w:p>
+            <w:pPr>
+              <w:ind w:firstLine="0"/>
+              <w:jc w:val="left"/>
+              <w:cnfStyle w:val="000000000000" w:firstRow="0" w:lastRow="0" w:firstColumn="0" w:lastColumn="0" w:oddVBand="0" w:evenVBand="0" w:oddHBand="0" w:evenHBand="0" w:firstRowFirstColumn="0" w:firstRowLastColumn="0" w:lastRowFirstColumn="0" w:lastRowLastColumn="0"/>
+            </w:pPr>
+            <w:r>
+              <w:t>1.3</w:t>
+            </w:r>
+            <w:r>
+              <w:t xml:space="preserve"> sec</w:t>
+            </w:r>
+          </w:p>
+        </w:tc>
+        <w:tc>
+          <w:tcPr>
+            <w:tcW w:w="1451" w:type="pct"/>
+          </w:tcPr>
+          <w:p>
+            <w:pPr>
+              <w:ind w:firstLine="0"/>
+              <w:jc w:val="left"/>
+              <w:cnfStyle w:val="000000000000" w:firstRow="0" w:lastRow="0" w:firstColumn="0" w:lastColumn="0" w:oddVBand="0" w:evenVBand="0" w:oddHBand="0" w:evenHBand="0" w:firstRowFirstColumn="0" w:firstRowLastColumn="0" w:lastRowFirstColumn="0" w:lastRowLastColumn="0"/>
+            </w:pPr>
+            <w:r>
+              <w:t>9.2 sec</w:t>
+            </w:r>
+          </w:p>
+        </w:tc>
+        <w:tc>
+          <w:tcPr>
+            <w:tcW w:w="1281" w:type="pct"/>
+          </w:tcPr>
+          <w:p>
+            <w:pPr>
+              <w:ind w:firstLine="0"/>
+              <w:jc w:val="left"/>
+              <w:cnfStyle w:val="000000000000" w:firstRow="0" w:lastRow="0" w:firstColumn="0" w:lastColumn="0" w:oddVBand="0" w:evenVBand="0" w:oddHBand="0" w:evenHBand="0" w:firstRowFirstColumn="0" w:firstRowLastColumn="0" w:lastRowFirstColumn="0" w:lastRowLastColumn="0"/>
+            </w:pPr>
+            <w:r>
+              <w:t>0.6</w:t>
+            </w:r>
+            <w:r>
+              <w:t xml:space="preserve"> sec</w:t>
+            </w:r>
+          </w:p>
+        </w:tc>
+      </w:tr>
+      <w:tr>
+        <w:trPr>
+          <w:cnfStyle w:val="000000100000" w:firstRow="0" w:lastRow="0" w:firstColumn="0" w:lastColumn="0" w:oddVBand="0" w:evenVBand="0" w:oddHBand="1" w:evenHBand="0" w:firstRowFirstColumn="0" w:firstRowLastColumn="0" w:lastRowFirstColumn="0" w:lastRowLastColumn="0"/>
+          <w:trHeight w:val="509"/>
+        </w:trPr>
+        <w:tc>
+          <w:tcPr>
+            <w:cnfStyle w:val="001000000000" w:firstRow="0" w:lastRow="0" w:firstColumn="1" w:lastColumn="0" w:oddVBand="0" w:evenVBand="0" w:oddHBand="0" w:evenHBand="0" w:firstRowFirstColumn="0" w:firstRowLastColumn="0" w:lastRowFirstColumn="0" w:lastRowLastColumn="0"/>
+            <w:tcW w:w="1068" w:type="pct"/>
+          </w:tcPr>
+          <w:p>
+            <w:pPr>
+              <w:ind w:firstLine="0"/>
+              <w:jc w:val="left"/>
+            </w:pPr>
+            <w:r>
+              <w:t>Avg total game</w:t>
+            </w:r>
+          </w:p>
+        </w:tc>
+        <w:tc>
+          <w:tcPr>
+            <w:tcW w:w="1201" w:type="pct"/>
+          </w:tcPr>
+          <w:p>
+            <w:pPr>
+              <w:ind w:firstLine="0"/>
+              <w:jc w:val="left"/>
+              <w:cnfStyle w:val="000000100000" w:firstRow="0" w:lastRow="0" w:firstColumn="0" w:lastColumn="0" w:oddVBand="0" w:evenVBand="0" w:oddHBand="1" w:evenHBand="0" w:firstRowFirstColumn="0" w:firstRowLastColumn="0" w:lastRowFirstColumn="0" w:lastRowLastColumn="0"/>
+            </w:pPr>
+            <w:r>
+              <w:t>8.1</w:t>
+            </w:r>
+            <w:r>
+              <w:t xml:space="preserve"> sec</w:t>
+            </w:r>
+          </w:p>
+        </w:tc>
+        <w:tc>
+          <w:tcPr>
+            <w:tcW w:w="1451" w:type="pct"/>
+          </w:tcPr>
+          <w:p>
+            <w:pPr>
+              <w:ind w:firstLine="0"/>
+              <w:jc w:val="left"/>
+              <w:cnfStyle w:val="000000100000" w:firstRow="0" w:lastRow="0" w:firstColumn="0" w:lastColumn="0" w:oddVBand="0" w:evenVBand="0" w:oddHBand="1" w:evenHBand="0" w:firstRowFirstColumn="0" w:firstRowLastColumn="0" w:lastRowFirstColumn="0" w:lastRowLastColumn="0"/>
+            </w:pPr>
+            <w:r>
+              <w:t>67.7</w:t>
+            </w:r>
+            <w:r>
+              <w:t xml:space="preserve"> sec</w:t>
+            </w:r>
+          </w:p>
+        </w:tc>
+        <w:tc>
+          <w:tcPr>
+            <w:tcW w:w="1281" w:type="pct"/>
+          </w:tcPr>
+          <w:p>
+            <w:pPr>
+              <w:ind w:firstLine="0"/>
+              <w:jc w:val="left"/>
+              <w:cnfStyle w:val="000000100000" w:firstRow="0" w:lastRow="0" w:firstColumn="0" w:lastColumn="0" w:oddVBand="0" w:evenVBand="0" w:oddHBand="1" w:evenHBand="0" w:firstRowFirstColumn="0" w:firstRowLastColumn="0" w:lastRowFirstColumn="0" w:lastRowLastColumn="0"/>
+            </w:pPr>
+            <w:r>
+              <w:t>6.4</w:t>
+            </w:r>
+            <w:r>
+              <w:t xml:space="preserve"> sec</w:t>
+            </w:r>
+          </w:p>
+        </w:tc>
+      </w:tr>
+      <w:tr>
+        <w:trPr>
+          <w:trHeight w:val="509"/>
+        </w:trPr>
+        <w:tc>
+          <w:tcPr>
+            <w:cnfStyle w:val="001000000000" w:firstRow="0" w:lastRow="0" w:firstColumn="1" w:lastColumn="0" w:oddVBand="0" w:evenVBand="0" w:oddHBand="0" w:evenHBand="0" w:firstRowFirstColumn="0" w:firstRowLastColumn="0" w:lastRowFirstColumn="0" w:lastRowLastColumn="0"/>
+            <w:tcW w:w="1068" w:type="pct"/>
+          </w:tcPr>
+          <w:p>
+            <w:pPr>
+              <w:ind w:firstLine="0"/>
+              <w:jc w:val="left"/>
+            </w:pPr>
+            <w:r>
+              <w:t>Avg wall impact</w:t>
+            </w:r>
+          </w:p>
+        </w:tc>
+        <w:tc>
+          <w:tcPr>
+            <w:tcW w:w="1201" w:type="pct"/>
+            <w:tcBorders>
+              <w:bottom w:val="single" w:sz="4" w:space="0" w:color="BFBFBF" w:themeColor="background1" w:themeShade="BF"/>
+            </w:tcBorders>
+          </w:tcPr>
+          <w:p>
+            <w:pPr>
+              <w:ind w:firstLine="0"/>
+              <w:jc w:val="left"/>
+              <w:cnfStyle w:val="000000000000" w:firstRow="0" w:lastRow="0" w:firstColumn="0" w:lastColumn="0" w:oddVBand="0" w:evenVBand="0" w:oddHBand="0" w:evenHBand="0" w:firstRowFirstColumn="0" w:firstRowLastColumn="0" w:lastRowFirstColumn="0" w:lastRowLastColumn="0"/>
+            </w:pPr>
+            <w:r>
+              <w:t>18.4</w:t>
+            </w:r>
+          </w:p>
+        </w:tc>
+        <w:tc>
+          <w:tcPr>
+            <w:tcW w:w="1451" w:type="pct"/>
+          </w:tcPr>
+          <w:p>
+            <w:pPr>
+              <w:ind w:firstLine="0"/>
+              <w:jc w:val="left"/>
+              <w:cnfStyle w:val="000000000000" w:firstRow="0" w:lastRow="0" w:firstColumn="0" w:lastColumn="0" w:oddVBand="0" w:evenVBand="0" w:oddHBand="0" w:evenHBand="0" w:firstRowFirstColumn="0" w:firstRowLastColumn="0" w:lastRowFirstColumn="0" w:lastRowLastColumn="0"/>
+            </w:pPr>
+            <w:r>
+              <w:t>12.7</w:t>
+            </w:r>
+          </w:p>
+        </w:tc>
+        <w:tc>
+          <w:tcPr>
+            <w:tcW w:w="1281" w:type="pct"/>
+          </w:tcPr>
+          <w:p>
+            <w:pPr>
+              <w:ind w:firstLine="0"/>
+              <w:jc w:val="left"/>
+              <w:cnfStyle w:val="000000000000" w:firstRow="0" w:lastRow="0" w:firstColumn="0" w:lastColumn="0" w:oddVBand="0" w:evenVBand="0" w:oddHBand="0" w:evenHBand="0" w:firstRowFirstColumn="0" w:firstRowLastColumn="0" w:lastRowFirstColumn="0" w:lastRowLastColumn="0"/>
+            </w:pPr>
+            <w:r>
+              <w:t>22.7</w:t>
+            </w:r>
+          </w:p>
+        </w:tc>
+      </w:tr>
+    </w:tbl>
+    <w:p/>
+    <w:p>
+      <w:r>
+        <w:t>Pentru Depth 2, rezultatele arată că varianta Fast move ordering este cea mai eficientă din punct de vedere al timpului de calcul. Timpul mediu al unei mutări scade la 0.2 secunde, față de 0.5 secunde în cazul fără ordonare și 2.3 secunde pentru ordonarea precisă. Același comportament se observă și la cea mai lungă mutare, unde varianta Fast ajunge la 0.6 secunde, în timp ce varianta Precise urcă până la 9.2 secunde.</w:t>
+      </w:r>
+    </w:p>
+    <w:p>
+      <w:r>
+        <w:t>Diferența dintre No move ordering și Precise move ordering la Depth 2 arată că o ordonare mai costisitoare nu este justificată atunci când adâncimea arborelui este redusă. Deși ordonarea precisă poate ajuta alpha-beta pruning să elimine ramuri, costul suplimentar al evaluării preliminare depășește beneficiul obținut. Din acest motiv, timpul mediu total al unei partide crește de la 8.1 secunde fără ordonare la 67.7 secunde cu ordonare precisă.</w:t>
+      </w:r>
+    </w:p>
+    <w:p>
+      <w:r>
+        <w:t>Impactul mediu al pereților confirmă și o diferența de comportament strategic. Varianta Fast obține cel mai mare impact mediu, 22.7, ceea ce sugerează ca euristicile rapide favorizează pereți relevanți pentru modificarea drumurilor minime. Varianta Precise are cel mai mic impact, 12.7, indicând că timpul suplimentar de calcul nu se transformă automat în plasări de pereți mai eficiente la această adâncime.</w:t>
+      </w:r>
+    </w:p>
+    <w:p>
+      <w:pPr>
+        <w:pStyle w:val="Heading4"/>
+      </w:pPr>
+      <w:r>
+        <w:t>Cazul Depth 3:</w:t>
+      </w:r>
+    </w:p>
+    <w:tbl>
+      <w:tblPr>
+        <w:tblStyle w:val="PlainTable1"/>
+        <w:tblW w:w="5000" w:type="pct"/>
+        <w:tblLook w:val="04A0" w:firstRow="1" w:lastRow="0" w:firstColumn="1" w:lastColumn="0" w:noHBand="0" w:noVBand="1"/>
+      </w:tblPr>
+      <w:tblGrid>
+        <w:gridCol w:w="2266"/>
+        <w:gridCol w:w="2265"/>
+        <w:gridCol w:w="2265"/>
+        <w:gridCol w:w="2265"/>
+      </w:tblGrid>
+      <w:tr>
+        <w:trPr>
+          <w:cnfStyle w:val="100000000000" w:firstRow="1" w:lastRow="0" w:firstColumn="0" w:lastColumn="0" w:oddVBand="0" w:evenVBand="0" w:oddHBand="0" w:evenHBand="0" w:firstRowFirstColumn="0" w:firstRowLastColumn="0" w:lastRowFirstColumn="0" w:lastRowLastColumn="0"/>
+          <w:trHeight w:val="364"/>
+        </w:trPr>
+        <w:tc>
+          <w:tcPr>
+            <w:cnfStyle w:val="001000000000" w:firstRow="0" w:lastRow="0" w:firstColumn="1" w:lastColumn="0" w:oddVBand="0" w:evenVBand="0" w:oddHBand="0" w:evenHBand="0" w:firstRowFirstColumn="0" w:firstRowLastColumn="0" w:lastRowFirstColumn="0" w:lastRowLastColumn="0"/>
+            <w:tcW w:w="1250" w:type="pct"/>
+            <w:tcBorders>
+              <w:tl2br w:val="single" w:sz="4" w:space="0" w:color="BFBFBF" w:themeColor="background1" w:themeShade="BF"/>
+            </w:tcBorders>
+          </w:tcPr>
+          <w:p>
+            <w:pPr>
+              <w:ind w:firstLine="0"/>
+              <w:jc w:val="left"/>
+            </w:pPr>
+          </w:p>
+        </w:tc>
+        <w:tc>
+          <w:tcPr>
+            <w:tcW w:w="1250" w:type="pct"/>
+          </w:tcPr>
+          <w:p>
+            <w:pPr>
+              <w:ind w:firstLine="0"/>
+              <w:jc w:val="left"/>
+              <w:cnfStyle w:val="100000000000" w:firstRow="1" w:lastRow="0" w:firstColumn="0" w:lastColumn="0" w:oddVBand="0" w:evenVBand="0" w:oddHBand="0" w:evenHBand="0" w:firstRowFirstColumn="0" w:firstRowLastColumn="0" w:lastRowFirstColumn="0" w:lastRowLastColumn="0"/>
+            </w:pPr>
+            <w:r>
+              <w:t>No move ordering</w:t>
+            </w:r>
+          </w:p>
+        </w:tc>
+        <w:tc>
+          <w:tcPr>
+            <w:tcW w:w="1250" w:type="pct"/>
+          </w:tcPr>
+          <w:p>
+            <w:pPr>
+              <w:ind w:firstLine="0"/>
+              <w:jc w:val="left"/>
+              <w:cnfStyle w:val="100000000000" w:firstRow="1" w:lastRow="0" w:firstColumn="0" w:lastColumn="0" w:oddVBand="0" w:evenVBand="0" w:oddHBand="0" w:evenHBand="0" w:firstRowFirstColumn="0" w:firstRowLastColumn="0" w:lastRowFirstColumn="0" w:lastRowLastColumn="0"/>
+            </w:pPr>
+            <w:r>
+              <w:t>Precise move ordering</w:t>
+            </w:r>
+          </w:p>
+        </w:tc>
+        <w:tc>
+          <w:tcPr>
+            <w:tcW w:w="1250" w:type="pct"/>
+          </w:tcPr>
+          <w:p>
+            <w:pPr>
+              <w:ind w:firstLine="0"/>
+              <w:jc w:val="left"/>
+              <w:cnfStyle w:val="100000000000" w:firstRow="1" w:lastRow="0" w:firstColumn="0" w:lastColumn="0" w:oddVBand="0" w:evenVBand="0" w:oddHBand="0" w:evenHBand="0" w:firstRowFirstColumn="0" w:firstRowLastColumn="0" w:lastRowFirstColumn="0" w:lastRowLastColumn="0"/>
+            </w:pPr>
+            <w:r>
+              <w:t>Fast move ordering</w:t>
+            </w:r>
+          </w:p>
+        </w:tc>
+      </w:tr>
+      <w:tr>
+        <w:trPr>
+          <w:cnfStyle w:val="000000100000" w:firstRow="0" w:lastRow="0" w:firstColumn="0" w:lastColumn="0" w:oddVBand="0" w:evenVBand="0" w:oddHBand="1" w:evenHBand="0" w:firstRowFirstColumn="0" w:firstRowLastColumn="0" w:lastRowFirstColumn="0" w:lastRowLastColumn="0"/>
+          <w:trHeight w:val="364"/>
+        </w:trPr>
+        <w:tc>
+          <w:tcPr>
+            <w:cnfStyle w:val="001000000000" w:firstRow="0" w:lastRow="0" w:firstColumn="1" w:lastColumn="0" w:oddVBand="0" w:evenVBand="0" w:oddHBand="0" w:evenHBand="0" w:firstRowFirstColumn="0" w:firstRowLastColumn="0" w:lastRowFirstColumn="0" w:lastRowLastColumn="0"/>
+            <w:tcW w:w="1250" w:type="pct"/>
+          </w:tcPr>
+          <w:p>
+            <w:pPr>
+              <w:ind w:firstLine="0"/>
+              <w:jc w:val="left"/>
+            </w:pPr>
+            <w:r>
+              <w:t>Avg move</w:t>
+            </w:r>
+          </w:p>
+        </w:tc>
+        <w:tc>
+          <w:tcPr>
+            <w:tcW w:w="1250" w:type="pct"/>
+          </w:tcPr>
+          <w:p>
+            <w:pPr>
+              <w:ind w:firstLine="0"/>
+              <w:jc w:val="left"/>
+              <w:cnfStyle w:val="000000100000" w:firstRow="0" w:lastRow="0" w:firstColumn="0" w:lastColumn="0" w:oddVBand="0" w:evenVBand="0" w:oddHBand="1" w:evenHBand="0" w:firstRowFirstColumn="0" w:firstRowLastColumn="0" w:lastRowFirstColumn="0" w:lastRowLastColumn="0"/>
+            </w:pPr>
+            <w:r>
+              <w:t>27</w:t>
+            </w:r>
+            <w:r>
+              <w:t>.1</w:t>
+            </w:r>
+            <w:r>
+              <w:t xml:space="preserve"> sec</w:t>
+            </w:r>
+          </w:p>
+        </w:tc>
+        <w:tc>
+          <w:tcPr>
+            <w:tcW w:w="1250" w:type="pct"/>
+          </w:tcPr>
+          <w:p>
+            <w:pPr>
+              <w:ind w:firstLine="0"/>
+              <w:jc w:val="left"/>
+              <w:cnfStyle w:val="000000100000" w:firstRow="0" w:lastRow="0" w:firstColumn="0" w:lastColumn="0" w:oddVBand="0" w:evenVBand="0" w:oddHBand="1" w:evenHBand="0" w:firstRowFirstColumn="0" w:firstRowLastColumn="0" w:lastRowFirstColumn="0" w:lastRowLastColumn="0"/>
+            </w:pPr>
+            <w:r>
+              <w:t>16.7</w:t>
+            </w:r>
+            <w:r>
+              <w:t xml:space="preserve"> sec</w:t>
+            </w:r>
+          </w:p>
+        </w:tc>
+        <w:tc>
+          <w:tcPr>
+            <w:tcW w:w="1250" w:type="pct"/>
+          </w:tcPr>
+          <w:p>
+            <w:pPr>
+              <w:ind w:firstLine="0"/>
+              <w:jc w:val="left"/>
+              <w:cnfStyle w:val="000000100000" w:firstRow="0" w:lastRow="0" w:firstColumn="0" w:lastColumn="0" w:oddVBand="0" w:evenVBand="0" w:oddHBand="1" w:evenHBand="0" w:firstRowFirstColumn="0" w:firstRowLastColumn="0" w:lastRowFirstColumn="0" w:lastRowLastColumn="0"/>
+            </w:pPr>
+            <w:r>
+              <w:t>3.16</w:t>
+            </w:r>
+            <w:r>
+              <w:t xml:space="preserve"> sec</w:t>
+            </w:r>
+          </w:p>
+        </w:tc>
+      </w:tr>
+      <w:tr>
+        <w:trPr>
+          <w:trHeight w:val="364"/>
+        </w:trPr>
+        <w:tc>
+          <w:tcPr>
+            <w:cnfStyle w:val="001000000000" w:firstRow="0" w:lastRow="0" w:firstColumn="1" w:lastColumn="0" w:oddVBand="0" w:evenVBand="0" w:oddHBand="0" w:evenHBand="0" w:firstRowFirstColumn="0" w:firstRowLastColumn="0" w:lastRowFirstColumn="0" w:lastRowLastColumn="0"/>
+            <w:tcW w:w="1250" w:type="pct"/>
+          </w:tcPr>
+          <w:p>
+            <w:pPr>
+              <w:ind w:firstLine="0"/>
+              <w:jc w:val="left"/>
+            </w:pPr>
+            <w:r>
+              <w:t>Longest move</w:t>
+            </w:r>
+          </w:p>
+        </w:tc>
+        <w:tc>
+          <w:tcPr>
+            <w:tcW w:w="1250" w:type="pct"/>
+          </w:tcPr>
+          <w:p>
+            <w:pPr>
+              <w:ind w:firstLine="0"/>
+              <w:jc w:val="left"/>
+              <w:cnfStyle w:val="000000000000" w:firstRow="0" w:lastRow="0" w:firstColumn="0" w:lastColumn="0" w:oddVBand="0" w:evenVBand="0" w:oddHBand="0" w:evenHBand="0" w:firstRowFirstColumn="0" w:firstRowLastColumn="0" w:lastRowFirstColumn="0" w:lastRowLastColumn="0"/>
+            </w:pPr>
+            <w:r>
+              <w:t>1</w:t>
+            </w:r>
+            <w:r>
+              <w:t>43.6</w:t>
+            </w:r>
+            <w:r>
+              <w:t xml:space="preserve"> sec</w:t>
+            </w:r>
+          </w:p>
+        </w:tc>
+        <w:tc>
+          <w:tcPr>
+            <w:tcW w:w="1250" w:type="pct"/>
+          </w:tcPr>
+          <w:p>
+            <w:pPr>
+              <w:ind w:firstLine="0"/>
+              <w:jc w:val="left"/>
+              <w:cnfStyle w:val="000000000000" w:firstRow="0" w:lastRow="0" w:firstColumn="0" w:lastColumn="0" w:oddVBand="0" w:evenVBand="0" w:oddHBand="0" w:evenHBand="0" w:firstRowFirstColumn="0" w:firstRowLastColumn="0" w:lastRowFirstColumn="0" w:lastRowLastColumn="0"/>
+            </w:pPr>
+            <w:r>
+              <w:t>37.3</w:t>
+            </w:r>
+            <w:r>
+              <w:t xml:space="preserve"> sec</w:t>
+            </w:r>
+          </w:p>
+        </w:tc>
+        <w:tc>
+          <w:tcPr>
+            <w:tcW w:w="1250" w:type="pct"/>
+          </w:tcPr>
+          <w:p>
+            <w:pPr>
+              <w:ind w:firstLine="0"/>
+              <w:jc w:val="left"/>
+              <w:cnfStyle w:val="000000000000" w:firstRow="0" w:lastRow="0" w:firstColumn="0" w:lastColumn="0" w:oddVBand="0" w:evenVBand="0" w:oddHBand="0" w:evenHBand="0" w:firstRowFirstColumn="0" w:firstRowLastColumn="0" w:lastRowFirstColumn="0" w:lastRowLastColumn="0"/>
+            </w:pPr>
+            <w:r>
+              <w:t>13.81</w:t>
+            </w:r>
+            <w:r>
+              <w:t xml:space="preserve"> sec</w:t>
+            </w:r>
+          </w:p>
+        </w:tc>
+      </w:tr>
+      <w:tr>
+        <w:trPr>
+          <w:cnfStyle w:val="000000100000" w:firstRow="0" w:lastRow="0" w:firstColumn="0" w:lastColumn="0" w:oddVBand="0" w:evenVBand="0" w:oddHBand="1" w:evenHBand="0" w:firstRowFirstColumn="0" w:firstRowLastColumn="0" w:lastRowFirstColumn="0" w:lastRowLastColumn="0"/>
+          <w:trHeight w:val="364"/>
+        </w:trPr>
+        <w:tc>
+          <w:tcPr>
+            <w:cnfStyle w:val="001000000000" w:firstRow="0" w:lastRow="0" w:firstColumn="1" w:lastColumn="0" w:oddVBand="0" w:evenVBand="0" w:oddHBand="0" w:evenHBand="0" w:firstRowFirstColumn="0" w:firstRowLastColumn="0" w:lastRowFirstColumn="0" w:lastRowLastColumn="0"/>
+            <w:tcW w:w="1250" w:type="pct"/>
+          </w:tcPr>
+          <w:p>
+            <w:pPr>
+              <w:ind w:firstLine="0"/>
+              <w:jc w:val="left"/>
+            </w:pPr>
+            <w:r>
+              <w:t>Avg total game</w:t>
+            </w:r>
+          </w:p>
+        </w:tc>
+        <w:tc>
+          <w:tcPr>
+            <w:tcW w:w="1250" w:type="pct"/>
+          </w:tcPr>
+          <w:p>
+            <w:pPr>
+              <w:ind w:firstLine="0"/>
+              <w:jc w:val="left"/>
+              <w:cnfStyle w:val="000000100000" w:firstRow="0" w:lastRow="0" w:firstColumn="0" w:lastColumn="0" w:oddVBand="0" w:evenVBand="0" w:oddHBand="1" w:evenHBand="0" w:firstRowFirstColumn="0" w:firstRowLastColumn="0" w:lastRowFirstColumn="0" w:lastRowLastColumn="0"/>
+            </w:pPr>
+            <w:r>
+              <w:t>378</w:t>
+            </w:r>
+            <w:r>
+              <w:t>.1</w:t>
+            </w:r>
+            <w:r>
+              <w:t xml:space="preserve"> sec</w:t>
+            </w:r>
+          </w:p>
+        </w:tc>
+        <w:tc>
+          <w:tcPr>
+            <w:tcW w:w="1250" w:type="pct"/>
+          </w:tcPr>
+          <w:p>
+            <w:pPr>
+              <w:ind w:firstLine="0"/>
+              <w:jc w:val="left"/>
+              <w:cnfStyle w:val="000000100000" w:firstRow="0" w:lastRow="0" w:firstColumn="0" w:lastColumn="0" w:oddVBand="0" w:evenVBand="0" w:oddHBand="1" w:evenHBand="0" w:firstRowFirstColumn="0" w:firstRowLastColumn="0" w:lastRowFirstColumn="0" w:lastRowLastColumn="0"/>
+            </w:pPr>
+            <w:r>
+              <w:t>230.</w:t>
+            </w:r>
+            <w:r>
+              <w:t>3 sec</w:t>
+            </w:r>
+          </w:p>
+        </w:tc>
+        <w:tc>
+          <w:tcPr>
+            <w:tcW w:w="1250" w:type="pct"/>
+          </w:tcPr>
+          <w:p>
+            <w:pPr>
+              <w:ind w:firstLine="0"/>
+              <w:jc w:val="left"/>
+              <w:cnfStyle w:val="000000100000" w:firstRow="0" w:lastRow="0" w:firstColumn="0" w:lastColumn="0" w:oddVBand="0" w:evenVBand="0" w:oddHBand="1" w:evenHBand="0" w:firstRowFirstColumn="0" w:firstRowLastColumn="0" w:lastRowFirstColumn="0" w:lastRowLastColumn="0"/>
+            </w:pPr>
+            <w:r>
+              <w:t>33.58</w:t>
+            </w:r>
+            <w:r>
+              <w:t xml:space="preserve"> sec</w:t>
+            </w:r>
+          </w:p>
+        </w:tc>
+      </w:tr>
+      <w:tr>
+        <w:trPr>
+          <w:trHeight w:val="364"/>
+        </w:trPr>
+        <w:tc>
+          <w:tcPr>
+            <w:cnfStyle w:val="001000000000" w:firstRow="0" w:lastRow="0" w:firstColumn="1" w:lastColumn="0" w:oddVBand="0" w:evenVBand="0" w:oddHBand="0" w:evenHBand="0" w:firstRowFirstColumn="0" w:firstRowLastColumn="0" w:lastRowFirstColumn="0" w:lastRowLastColumn="0"/>
+            <w:tcW w:w="1250" w:type="pct"/>
+          </w:tcPr>
+          <w:p>
+            <w:pPr>
+              <w:ind w:firstLine="0"/>
+              <w:jc w:val="left"/>
+            </w:pPr>
+            <w:r>
+              <w:t>Avg wall impact</w:t>
+            </w:r>
+          </w:p>
+        </w:tc>
+        <w:tc>
+          <w:tcPr>
+            <w:tcW w:w="1250" w:type="pct"/>
+            <w:tcBorders>
+              <w:bottom w:val="single" w:sz="4" w:space="0" w:color="BFBFBF" w:themeColor="background1" w:themeShade="BF"/>
+            </w:tcBorders>
+          </w:tcPr>
+          <w:p>
+            <w:pPr>
+              <w:ind w:firstLine="0"/>
+              <w:jc w:val="left"/>
+              <w:cnfStyle w:val="000000000000" w:firstRow="0" w:lastRow="0" w:firstColumn="0" w:lastColumn="0" w:oddVBand="0" w:evenVBand="0" w:oddHBand="0" w:evenHBand="0" w:firstRowFirstColumn="0" w:firstRowLastColumn="0" w:lastRowFirstColumn="0" w:lastRowLastColumn="0"/>
+            </w:pPr>
+            <w:r>
+              <w:t>10</w:t>
+            </w:r>
+          </w:p>
+        </w:tc>
+        <w:tc>
+          <w:tcPr>
+            <w:tcW w:w="1250" w:type="pct"/>
+          </w:tcPr>
+          <w:p>
+            <w:pPr>
+              <w:ind w:firstLine="0"/>
+              <w:jc w:val="left"/>
+              <w:cnfStyle w:val="000000000000" w:firstRow="0" w:lastRow="0" w:firstColumn="0" w:lastColumn="0" w:oddVBand="0" w:evenVBand="0" w:oddHBand="0" w:evenHBand="0" w:firstRowFirstColumn="0" w:firstRowLastColumn="0" w:lastRowFirstColumn="0" w:lastRowLastColumn="0"/>
+            </w:pPr>
+            <w:r>
+              <w:t>14</w:t>
+            </w:r>
+          </w:p>
+        </w:tc>
+        <w:tc>
+          <w:tcPr>
+            <w:tcW w:w="1250" w:type="pct"/>
+          </w:tcPr>
+          <w:p>
+            <w:pPr>
+              <w:ind w:firstLine="0"/>
+              <w:jc w:val="left"/>
+              <w:cnfStyle w:val="000000000000" w:firstRow="0" w:lastRow="0" w:firstColumn="0" w:lastColumn="0" w:oddVBand="0" w:evenVBand="0" w:oddHBand="0" w:evenHBand="0" w:firstRowFirstColumn="0" w:firstRowLastColumn="0" w:lastRowFirstColumn="0" w:lastRowLastColumn="0"/>
+            </w:pPr>
+            <w:r>
+              <w:t>1</w:t>
+            </w:r>
+            <w:r>
+              <w:t>8</w:t>
+            </w:r>
+          </w:p>
+        </w:tc>
+      </w:tr>
+    </w:tbl>
+    <w:p/>
+    <w:p>
+      <w:r>
+        <w:t>La Depth 3, diferențele dintre variante devin mult mai pronunțate. Fără ordonarea mutărilor, timpul mediu al unei mutări ajunge la 27.1 secunde, iar cea mai lungă mutare ajunge la 143.6 secunde. Aceste valori arată creșterea puternică a costului de căutare atunci când MiniMax explorează un nivel suplimentar al arborelui fără să beneficieze de tăieri eficiente.</w:t>
+      </w:r>
+    </w:p>
+    <w:p>
+      <w:r>
+        <w:t>Ordonarea precisă devine mai utilă la Depth 3 decât la Depth 2. Timpul mediu al unei mutări scade de la 27.1 secunde la 16.7 secunde, iar cea mai lungă mutare este redusă de la 143.6 secunde la 37.3 secunde. Acest rezultat indică faptul ca, pe arbori mai adânci, costul preordonării poate fi compensat de numărul mai mare de ramuri eliminate prin alpha-beta pruning.</w:t>
+      </w:r>
+    </w:p>
+    <w:p>
+      <w:r>
+        <w:t>Totuși, varianta Fast move ordering rămâne cea mai performantă. Timpul mediu al mutării este de 3.16 secunde, iar timpul mediu total al unei partide este de 33.58 secunde, mult sub valorile de 378.1 secunde pentru lipsa ordonării și 230.3 secunde pentru ordonarea precisă. În plus, impactul mediu al pereților este cel mai ridicat, 18, ceea ce arată că euristicile rapide păstrează un comportament strategic relevant, nu doar reduc timpul de calcul.</w:t>
+      </w:r>
+    </w:p>
+    <w:p>
+      <w:r>
+        <w:t>Analiza celor două tabele arată că ordonarea mutărilor este esențială pentru folosirea practică a MiniMax în Quoridor. La adâncimi mici, o euristică rapidă este preferabilă deoarece evită costuri inutile. La adâncimi mai mari, ordonarea devine decisivă pentru reducerea timpului de căutare, însă varianta precisă rămâne prea costisitoare pentru un joc interactiv. Prin urmare, Fast move ordering oferă cel mai bun compromis între viteză, stabilitate și calitatea deciziilor.</w:t>
+      </w:r>
+    </w:p>
+    <w:p/>
+    <w:p>
+      <w:pPr>
+        <w:pStyle w:val="Heading2"/>
+      </w:pPr>
+      <w:bookmarkStart w:id="38" w:name="_Toc230884886"/>
+      <w:r>
+        <w:t>5.2 Modul Standard vs Performant în MCTS</w:t>
+      </w:r>
+      <w:bookmarkEnd w:id="38"/>
+    </w:p>
+    <w:p>
+      <w:r>
+        <w:t>Această secțiune compară varianta standard MCTS cu varianta optimizată pentru performanță. Comparația este importantă deoarece cele două configurații nu diferă doar prin numărul de iterații, ci și prin modul în care sunt generate mutările candidate, prin limita de rollout și prin euristicile folosite pentru selecția și simularea pereților.</w:t>
+      </w:r>
+    </w:p>
+    <w:p>
+      <w:r>
+        <w:t xml:space="preserve">Varianta standard folosește un număr mai mic de iterații, 8.000, și un rollout simplificat bazat pe mutări de pion, cu limită de 16 mutări simulate. Varianta performantă folosește 64.000 de iterații, selecția pereților în jurul pionilor, pereților existenți și marginilor laterale, </w:t>
+      </w:r>
+      <w:r>
+        <w:lastRenderedPageBreak/>
+        <w:t>precum și rollout cu pereți relevanți, cu limită de 64 de mutări. În mod normal, o astfel de configurație ar trebui să fie mai costisitoare, însă optimizările din modelul de performanță schimbă semnificativ rezultatul.</w:t>
+      </w:r>
+    </w:p>
+    <w:p/>
+    <w:tbl>
+      <w:tblPr>
+        <w:tblStyle w:val="PlainTable1"/>
+        <w:tblW w:w="5000" w:type="pct"/>
+        <w:tblLook w:val="04A0" w:firstRow="1" w:lastRow="0" w:firstColumn="1" w:lastColumn="0" w:noHBand="0" w:noVBand="1"/>
+      </w:tblPr>
+      <w:tblGrid>
+        <w:gridCol w:w="3023"/>
+        <w:gridCol w:w="3019"/>
+        <w:gridCol w:w="3019"/>
+      </w:tblGrid>
+      <w:tr>
+        <w:trPr>
+          <w:cnfStyle w:val="100000000000" w:firstRow="1" w:lastRow="0" w:firstColumn="0" w:lastColumn="0" w:oddVBand="0" w:evenVBand="0" w:oddHBand="0" w:evenHBand="0" w:firstRowFirstColumn="0" w:firstRowLastColumn="0" w:lastRowFirstColumn="0" w:lastRowLastColumn="0"/>
+          <w:trHeight w:val="364"/>
+        </w:trPr>
+        <w:tc>
+          <w:tcPr>
+            <w:cnfStyle w:val="001000000000" w:firstRow="0" w:lastRow="0" w:firstColumn="1" w:lastColumn="0" w:oddVBand="0" w:evenVBand="0" w:oddHBand="0" w:evenHBand="0" w:firstRowFirstColumn="0" w:firstRowLastColumn="0" w:lastRowFirstColumn="0" w:lastRowLastColumn="0"/>
+            <w:tcW w:w="1668" w:type="pct"/>
+            <w:tcBorders>
+              <w:tl2br w:val="single" w:sz="4" w:space="0" w:color="BFBFBF" w:themeColor="background1" w:themeShade="BF"/>
+            </w:tcBorders>
+          </w:tcPr>
+          <w:p>
+            <w:pPr>
+              <w:ind w:firstLine="0"/>
+              <w:jc w:val="left"/>
+            </w:pPr>
+          </w:p>
+        </w:tc>
+        <w:tc>
+          <w:tcPr>
+            <w:tcW w:w="1666" w:type="pct"/>
+          </w:tcPr>
+          <w:p>
+            <w:pPr>
+              <w:ind w:firstLine="0"/>
+              <w:jc w:val="left"/>
+              <w:cnfStyle w:val="100000000000" w:firstRow="1" w:lastRow="0" w:firstColumn="0" w:lastColumn="0" w:oddVBand="0" w:evenVBand="0" w:oddHBand="0" w:evenHBand="0" w:firstRowFirstColumn="0" w:firstRowLastColumn="0" w:lastRowFirstColumn="0" w:lastRowLastColumn="0"/>
+            </w:pPr>
+            <w:r>
+              <w:t>Standard</w:t>
+            </w:r>
+          </w:p>
+          <w:p>
+            <w:pPr>
+              <w:ind w:firstLine="0"/>
+              <w:jc w:val="left"/>
+              <w:cnfStyle w:val="100000000000" w:firstRow="1" w:lastRow="0" w:firstColumn="0" w:lastColumn="0" w:oddVBand="0" w:evenVBand="0" w:oddHBand="0" w:evenHBand="0" w:firstRowFirstColumn="0" w:firstRowLastColumn="0" w:lastRowFirstColumn="0" w:lastRowLastColumn="0"/>
+            </w:pPr>
+            <w:r>
+              <w:t>Iterations: 8k</w:t>
+            </w:r>
+          </w:p>
+          <w:p>
+            <w:pPr>
+              <w:ind w:firstLine="0"/>
+              <w:jc w:val="left"/>
+              <w:cnfStyle w:val="100000000000" w:firstRow="1" w:lastRow="0" w:firstColumn="0" w:lastColumn="0" w:oddVBand="0" w:evenVBand="0" w:oddHBand="0" w:evenHBand="0" w:firstRowFirstColumn="0" w:firstRowLastColumn="0" w:lastRowFirstColumn="0" w:lastRowLastColumn="0"/>
+            </w:pPr>
+            <w:r>
+              <w:t>Rollout: Pawn moves</w:t>
+            </w:r>
+          </w:p>
+          <w:p>
+            <w:pPr>
+              <w:ind w:firstLine="0"/>
+              <w:jc w:val="left"/>
+              <w:cnfStyle w:val="100000000000" w:firstRow="1" w:lastRow="0" w:firstColumn="0" w:lastColumn="0" w:oddVBand="0" w:evenVBand="0" w:oddHBand="0" w:evenHBand="0" w:firstRowFirstColumn="0" w:firstRowLastColumn="0" w:lastRowFirstColumn="0" w:lastRowLastColumn="0"/>
+            </w:pPr>
+            <w:r>
+              <w:t>Rollout limit: 16</w:t>
+            </w:r>
+          </w:p>
+        </w:tc>
+        <w:tc>
+          <w:tcPr>
+            <w:tcW w:w="1666" w:type="pct"/>
+          </w:tcPr>
+          <w:p>
+            <w:pPr>
+              <w:ind w:firstLine="0"/>
+              <w:jc w:val="left"/>
+              <w:cnfStyle w:val="100000000000" w:firstRow="1" w:lastRow="0" w:firstColumn="0" w:lastColumn="0" w:oddVBand="0" w:evenVBand="0" w:oddHBand="0" w:evenHBand="0" w:firstRowFirstColumn="0" w:firstRowLastColumn="0" w:lastRowFirstColumn="0" w:lastRowLastColumn="0"/>
+            </w:pPr>
+            <w:r>
+              <w:t>Performance</w:t>
+            </w:r>
+          </w:p>
+          <w:p>
+            <w:pPr>
+              <w:ind w:firstLine="0"/>
+              <w:jc w:val="left"/>
+              <w:cnfStyle w:val="100000000000" w:firstRow="1" w:lastRow="0" w:firstColumn="0" w:lastColumn="0" w:oddVBand="0" w:evenVBand="0" w:oddHBand="0" w:evenHBand="0" w:firstRowFirstColumn="0" w:firstRowLastColumn="0" w:lastRowFirstColumn="0" w:lastRowLastColumn="0"/>
+            </w:pPr>
+            <w:r>
+              <w:t>Iterations: 64k</w:t>
+            </w:r>
+          </w:p>
+          <w:p>
+            <w:pPr>
+              <w:ind w:firstLine="0"/>
+              <w:jc w:val="left"/>
+              <w:cnfStyle w:val="100000000000" w:firstRow="1" w:lastRow="0" w:firstColumn="0" w:lastColumn="0" w:oddVBand="0" w:evenVBand="0" w:oddHBand="0" w:evenHBand="0" w:firstRowFirstColumn="0" w:firstRowLastColumn="0" w:lastRowFirstColumn="0" w:lastRowLastColumn="0"/>
+            </w:pPr>
+            <w:r>
+              <w:t>Selection: pawns + walls + edges</w:t>
+            </w:r>
+          </w:p>
+          <w:p>
+            <w:pPr>
+              <w:ind w:firstLine="0"/>
+              <w:jc w:val="left"/>
+              <w:cnfStyle w:val="100000000000" w:firstRow="1" w:lastRow="0" w:firstColumn="0" w:lastColumn="0" w:oddVBand="0" w:evenVBand="0" w:oddHBand="0" w:evenHBand="0" w:firstRowFirstColumn="0" w:firstRowLastColumn="0" w:lastRowFirstColumn="0" w:lastRowLastColumn="0"/>
+            </w:pPr>
+            <w:r>
+              <w:t>Rollout: relevant walls; Rollout limit: 64</w:t>
+            </w:r>
+          </w:p>
+        </w:tc>
+      </w:tr>
+      <w:tr>
+        <w:trPr>
+          <w:cnfStyle w:val="000000100000" w:firstRow="0" w:lastRow="0" w:firstColumn="0" w:lastColumn="0" w:oddVBand="0" w:evenVBand="0" w:oddHBand="1" w:evenHBand="0" w:firstRowFirstColumn="0" w:firstRowLastColumn="0" w:lastRowFirstColumn="0" w:lastRowLastColumn="0"/>
+          <w:trHeight w:val="364"/>
+        </w:trPr>
+        <w:tc>
+          <w:tcPr>
+            <w:cnfStyle w:val="001000000000" w:firstRow="0" w:lastRow="0" w:firstColumn="1" w:lastColumn="0" w:oddVBand="0" w:evenVBand="0" w:oddHBand="0" w:evenHBand="0" w:firstRowFirstColumn="0" w:firstRowLastColumn="0" w:lastRowFirstColumn="0" w:lastRowLastColumn="0"/>
+            <w:tcW w:w="1668" w:type="pct"/>
+          </w:tcPr>
+          <w:p>
+            <w:pPr>
+              <w:ind w:firstLine="0"/>
+              <w:jc w:val="left"/>
+            </w:pPr>
+            <w:r>
+              <w:t>Avg move</w:t>
+            </w:r>
+          </w:p>
+        </w:tc>
+        <w:tc>
+          <w:tcPr>
+            <w:tcW w:w="1666" w:type="pct"/>
+          </w:tcPr>
+          <w:p>
+            <w:pPr>
+              <w:ind w:firstLine="0"/>
+              <w:jc w:val="left"/>
+              <w:cnfStyle w:val="000000100000" w:firstRow="0" w:lastRow="0" w:firstColumn="0" w:lastColumn="0" w:oddVBand="0" w:evenVBand="0" w:oddHBand="1" w:evenHBand="0" w:firstRowFirstColumn="0" w:firstRowLastColumn="0" w:lastRowFirstColumn="0" w:lastRowLastColumn="0"/>
+            </w:pPr>
+            <w:r>
+              <w:t>22</w:t>
+            </w:r>
+            <w:r>
+              <w:t>.1 sec</w:t>
+            </w:r>
+          </w:p>
+        </w:tc>
+        <w:tc>
+          <w:tcPr>
+            <w:tcW w:w="1666" w:type="pct"/>
+          </w:tcPr>
+          <w:p>
+            <w:pPr>
+              <w:ind w:firstLine="0"/>
+              <w:jc w:val="left"/>
+              <w:cnfStyle w:val="000000100000" w:firstRow="0" w:lastRow="0" w:firstColumn="0" w:lastColumn="0" w:oddVBand="0" w:evenVBand="0" w:oddHBand="1" w:evenHBand="0" w:firstRowFirstColumn="0" w:firstRowLastColumn="0" w:lastRowFirstColumn="0" w:lastRowLastColumn="0"/>
+            </w:pPr>
+            <w:r>
+              <w:t>0.1 sec</w:t>
+            </w:r>
+          </w:p>
+        </w:tc>
+      </w:tr>
+      <w:tr>
+        <w:trPr>
+          <w:trHeight w:val="364"/>
+        </w:trPr>
+        <w:tc>
+          <w:tcPr>
+            <w:cnfStyle w:val="001000000000" w:firstRow="0" w:lastRow="0" w:firstColumn="1" w:lastColumn="0" w:oddVBand="0" w:evenVBand="0" w:oddHBand="0" w:evenHBand="0" w:firstRowFirstColumn="0" w:firstRowLastColumn="0" w:lastRowFirstColumn="0" w:lastRowLastColumn="0"/>
+            <w:tcW w:w="1668" w:type="pct"/>
+          </w:tcPr>
+          <w:p>
+            <w:pPr>
+              <w:ind w:firstLine="0"/>
+              <w:jc w:val="left"/>
+            </w:pPr>
+            <w:r>
+              <w:t>Longest move</w:t>
+            </w:r>
+          </w:p>
+        </w:tc>
+        <w:tc>
+          <w:tcPr>
+            <w:tcW w:w="1666" w:type="pct"/>
+          </w:tcPr>
+          <w:p>
+            <w:pPr>
+              <w:ind w:firstLine="0"/>
+              <w:jc w:val="left"/>
+              <w:cnfStyle w:val="000000000000" w:firstRow="0" w:lastRow="0" w:firstColumn="0" w:lastColumn="0" w:oddVBand="0" w:evenVBand="0" w:oddHBand="0" w:evenHBand="0" w:firstRowFirstColumn="0" w:firstRowLastColumn="0" w:lastRowFirstColumn="0" w:lastRowLastColumn="0"/>
+            </w:pPr>
+            <w:r>
+              <w:t>5</w:t>
+            </w:r>
+            <w:r>
+              <w:t>3.6 sec</w:t>
+            </w:r>
+          </w:p>
+        </w:tc>
+        <w:tc>
+          <w:tcPr>
+            <w:tcW w:w="1666" w:type="pct"/>
+          </w:tcPr>
+          <w:p>
+            <w:pPr>
+              <w:ind w:firstLine="0"/>
+              <w:jc w:val="left"/>
+              <w:cnfStyle w:val="000000000000" w:firstRow="0" w:lastRow="0" w:firstColumn="0" w:lastColumn="0" w:oddVBand="0" w:evenVBand="0" w:oddHBand="0" w:evenHBand="0" w:firstRowFirstColumn="0" w:firstRowLastColumn="0" w:lastRowFirstColumn="0" w:lastRowLastColumn="0"/>
+            </w:pPr>
+            <w:r>
+              <w:t>2.1</w:t>
+            </w:r>
+            <w:r>
+              <w:t xml:space="preserve"> sec</w:t>
+            </w:r>
+          </w:p>
+        </w:tc>
+      </w:tr>
+      <w:tr>
+        <w:trPr>
+          <w:cnfStyle w:val="000000100000" w:firstRow="0" w:lastRow="0" w:firstColumn="0" w:lastColumn="0" w:oddVBand="0" w:evenVBand="0" w:oddHBand="1" w:evenHBand="0" w:firstRowFirstColumn="0" w:firstRowLastColumn="0" w:lastRowFirstColumn="0" w:lastRowLastColumn="0"/>
+          <w:trHeight w:val="364"/>
+        </w:trPr>
+        <w:tc>
+          <w:tcPr>
+            <w:cnfStyle w:val="001000000000" w:firstRow="0" w:lastRow="0" w:firstColumn="1" w:lastColumn="0" w:oddVBand="0" w:evenVBand="0" w:oddHBand="0" w:evenHBand="0" w:firstRowFirstColumn="0" w:firstRowLastColumn="0" w:lastRowFirstColumn="0" w:lastRowLastColumn="0"/>
+            <w:tcW w:w="1668" w:type="pct"/>
+          </w:tcPr>
+          <w:p>
+            <w:pPr>
+              <w:ind w:firstLine="0"/>
+              <w:jc w:val="left"/>
+            </w:pPr>
+            <w:r>
+              <w:t>Avg total game</w:t>
+            </w:r>
+          </w:p>
+        </w:tc>
+        <w:tc>
+          <w:tcPr>
+            <w:tcW w:w="1666" w:type="pct"/>
+          </w:tcPr>
+          <w:p>
+            <w:pPr>
+              <w:ind w:firstLine="0"/>
+              <w:jc w:val="left"/>
+              <w:cnfStyle w:val="000000100000" w:firstRow="0" w:lastRow="0" w:firstColumn="0" w:lastColumn="0" w:oddVBand="0" w:evenVBand="0" w:oddHBand="1" w:evenHBand="0" w:firstRowFirstColumn="0" w:firstRowLastColumn="0" w:lastRowFirstColumn="0" w:lastRowLastColumn="0"/>
+            </w:pPr>
+            <w:r>
+              <w:t>349</w:t>
+            </w:r>
+            <w:r>
+              <w:t>.1 sec</w:t>
+            </w:r>
+          </w:p>
+        </w:tc>
+        <w:tc>
+          <w:tcPr>
+            <w:tcW w:w="1666" w:type="pct"/>
+          </w:tcPr>
+          <w:p>
+            <w:pPr>
+              <w:ind w:firstLine="0"/>
+              <w:jc w:val="left"/>
+              <w:cnfStyle w:val="000000100000" w:firstRow="0" w:lastRow="0" w:firstColumn="0" w:lastColumn="0" w:oddVBand="0" w:evenVBand="0" w:oddHBand="1" w:evenHBand="0" w:firstRowFirstColumn="0" w:firstRowLastColumn="0" w:lastRowFirstColumn="0" w:lastRowLastColumn="0"/>
+            </w:pPr>
+            <w:r>
+              <w:t>3.9</w:t>
+            </w:r>
+            <w:r>
+              <w:t xml:space="preserve"> sec</w:t>
+            </w:r>
+          </w:p>
+        </w:tc>
+      </w:tr>
+      <w:tr>
+        <w:trPr>
+          <w:trHeight w:val="364"/>
+        </w:trPr>
+        <w:tc>
+          <w:tcPr>
+            <w:cnfStyle w:val="001000000000" w:firstRow="0" w:lastRow="0" w:firstColumn="1" w:lastColumn="0" w:oddVBand="0" w:evenVBand="0" w:oddHBand="0" w:evenHBand="0" w:firstRowFirstColumn="0" w:firstRowLastColumn="0" w:lastRowFirstColumn="0" w:lastRowLastColumn="0"/>
+            <w:tcW w:w="1668" w:type="pct"/>
+          </w:tcPr>
+          <w:p>
+            <w:pPr>
+              <w:ind w:firstLine="0"/>
+              <w:jc w:val="left"/>
+            </w:pPr>
+            <w:r>
+              <w:t>Avg wall impact</w:t>
+            </w:r>
+          </w:p>
+        </w:tc>
+        <w:tc>
+          <w:tcPr>
+            <w:tcW w:w="1666" w:type="pct"/>
+          </w:tcPr>
+          <w:p>
+            <w:pPr>
+              <w:ind w:firstLine="0"/>
+              <w:jc w:val="left"/>
+              <w:cnfStyle w:val="000000000000" w:firstRow="0" w:lastRow="0" w:firstColumn="0" w:lastColumn="0" w:oddVBand="0" w:evenVBand="0" w:oddHBand="0" w:evenHBand="0" w:firstRowFirstColumn="0" w:firstRowLastColumn="0" w:lastRowFirstColumn="0" w:lastRowLastColumn="0"/>
+            </w:pPr>
+            <w:r>
+              <w:t>16.8</w:t>
+            </w:r>
+          </w:p>
+        </w:tc>
+        <w:tc>
+          <w:tcPr>
+            <w:tcW w:w="1666" w:type="pct"/>
+          </w:tcPr>
+          <w:p>
+            <w:pPr>
+              <w:ind w:firstLine="0"/>
+              <w:jc w:val="left"/>
+              <w:cnfStyle w:val="000000000000" w:firstRow="0" w:lastRow="0" w:firstColumn="0" w:lastColumn="0" w:oddVBand="0" w:evenVBand="0" w:oddHBand="0" w:evenHBand="0" w:firstRowFirstColumn="0" w:firstRowLastColumn="0" w:lastRowFirstColumn="0" w:lastRowLastColumn="0"/>
+            </w:pPr>
+            <w:r>
+              <w:t>22.3</w:t>
+            </w:r>
+          </w:p>
+        </w:tc>
+      </w:tr>
+      <w:tr>
+        <w:trPr>
+          <w:cnfStyle w:val="000000100000" w:firstRow="0" w:lastRow="0" w:firstColumn="0" w:lastColumn="0" w:oddVBand="0" w:evenVBand="0" w:oddHBand="1" w:evenHBand="0" w:firstRowFirstColumn="0" w:firstRowLastColumn="0" w:lastRowFirstColumn="0" w:lastRowLastColumn="0"/>
+          <w:trHeight w:val="364"/>
+        </w:trPr>
+        <w:tc>
+          <w:tcPr>
+            <w:cnfStyle w:val="001000000000" w:firstRow="0" w:lastRow="0" w:firstColumn="1" w:lastColumn="0" w:oddVBand="0" w:evenVBand="0" w:oddHBand="0" w:evenHBand="0" w:firstRowFirstColumn="0" w:firstRowLastColumn="0" w:lastRowFirstColumn="0" w:lastRowLastColumn="0"/>
+            <w:tcW w:w="1668" w:type="pct"/>
+          </w:tcPr>
+          <w:p>
+            <w:pPr>
+              <w:ind w:firstLine="0"/>
+              <w:jc w:val="left"/>
+            </w:pPr>
+            <w:r>
+              <w:t>Win rate</w:t>
+            </w:r>
+          </w:p>
+        </w:tc>
+        <w:tc>
+          <w:tcPr>
+            <w:tcW w:w="1666" w:type="pct"/>
+            <w:tcBorders>
+              <w:bottom w:val="single" w:sz="4" w:space="0" w:color="BFBFBF" w:themeColor="background1" w:themeShade="BF"/>
+            </w:tcBorders>
+          </w:tcPr>
+          <w:p>
+            <w:pPr>
+              <w:ind w:firstLine="0"/>
+              <w:jc w:val="left"/>
+              <w:cnfStyle w:val="000000100000" w:firstRow="0" w:lastRow="0" w:firstColumn="0" w:lastColumn="0" w:oddVBand="0" w:evenVBand="0" w:oddHBand="1" w:evenHBand="0" w:firstRowFirstColumn="0" w:firstRowLastColumn="0" w:lastRowFirstColumn="0" w:lastRowLastColumn="0"/>
+            </w:pPr>
+            <w:r>
+              <w:t>23%</w:t>
+            </w:r>
+          </w:p>
+        </w:tc>
+        <w:tc>
+          <w:tcPr>
+            <w:tcW w:w="1666" w:type="pct"/>
+          </w:tcPr>
+          <w:p>
+            <w:pPr>
+              <w:ind w:firstLine="0"/>
+              <w:jc w:val="left"/>
+              <w:cnfStyle w:val="000000100000" w:firstRow="0" w:lastRow="0" w:firstColumn="0" w:lastColumn="0" w:oddVBand="0" w:evenVBand="0" w:oddHBand="1" w:evenHBand="0" w:firstRowFirstColumn="0" w:firstRowLastColumn="0" w:lastRowFirstColumn="0" w:lastRowLastColumn="0"/>
+            </w:pPr>
+            <w:r>
+              <w:t>77%</w:t>
+            </w:r>
+          </w:p>
+        </w:tc>
+      </w:tr>
+    </w:tbl>
+    <w:p/>
+    <w:p>
+      <w:r>
+        <w:t>Rezultatele arată o diferență foarte mare între cele două moduri MCTS. Varianta standard are un timp mediu de 22.1 secunde pentru o mutare și ajunge la 53.6 secunde pentru cea mai lungă mutare. În schimb, varianta performantă are un timp mediu de 0.1 secunde și o cea mai lungă mutare de 2.1 secunde. Această diferență arată că optimizările de reprezentare și generare a mutărilor sunt mai importante decât numărul brut de iterații.</w:t>
+      </w:r>
+    </w:p>
+    <w:p>
+      <w:r>
+        <w:t>Timpul mediu total al unei partide confirmă aceeași concluzie. Modul standard ajunge la 349.1 secunde pe partidă, ceea ce îl face dificil de folosit într-un scenariu interactiv. Modul performant reduce timpul total la 3.9 secunde, deși rulează de opt ori mai multe iterații și are o limită de rollout de patru ori mai mare. Diferența este explicată prin folosirea structurii MctsState, a măștilor de adiacență, a reprezentării compacte a pereților și a limitării mutărilor candidate la zone relevante ale tablei.</w:t>
+      </w:r>
+    </w:p>
+    <w:p>
+      <w:r>
+        <w:t xml:space="preserve">Din punct de vedere strategic, modul performant nu este doar mai rapid, ci și mai eficient. Impactul mediu al pereților crește de la 16.8 la 22.3, ceea ce indică plasări de pereți mai influente asupra drumurilor minime. Rata de câștig de 77%, comparativ cu 23% pentru </w:t>
+      </w:r>
+      <w:r>
+        <w:lastRenderedPageBreak/>
+        <w:t>varianta standard, arată că euristicile pentru selecția și rollout-ul pereților îmbunătățesc calitatea deciziilor, nu doar timpul de execuție.</w:t>
+      </w:r>
+    </w:p>
+    <w:p>
+      <w:r>
+        <w:t>Prin urmare, pentru MCTS în Quoridor, modelul performant este varianta potrivită pentru utilizarea practică. El permite creșterea numărului de iterații și simulări mai lungi fără a compromite timpul de răspuns, iar rezultatele din tabel arată că aceste optimizări se reflectă și în forța de joc.</w:t>
+      </w:r>
+    </w:p>
+    <w:p/>
+    <w:p>
+      <w:pPr>
+        <w:spacing w:after="160" w:line="259" w:lineRule="auto"/>
+        <w:ind w:firstLine="0"/>
+        <w:jc w:val="left"/>
+        <w:rPr>
+          <w:b/>
+          <w:sz w:val="50"/>
+        </w:rPr>
+      </w:pPr>
+      <w:r>
+        <w:br w:type="page"/>
+      </w:r>
+    </w:p>
+    <w:p>
+      <w:pPr>
+        <w:pStyle w:val="Heading1"/>
+        <w:ind w:left="-5"/>
+      </w:pPr>
+      <w:bookmarkStart w:id="39" w:name="_Toc230884887"/>
+      <w:r>
+        <w:lastRenderedPageBreak/>
+        <w:t>Concluzii</w:t>
+      </w:r>
+      <w:bookmarkEnd w:id="39"/>
+    </w:p>
+    <w:p>
+      <w:r>
+        <w:t>Realizarea acestui proiect a avut ca rezultat o aplicație Quoridor complet funcțională, care depășește nivelul unei simple implementări a regulilor jocului și oferă un cadru practic pentru compararea strategiilor de inteligență artificială. Prin separarea componentelor în pachetele GUI, StandardModel, PerformanceModel și AI, lucrarea a urmărit atât corectitudinea modelării jocului, cât și eficiența necesară algoritmilor de căutare. Aplicația permite configurarea jucătorilor umani și AI, validarea mutărilor, afișarea partidei în interfața JavaFX, folosirea mecanismului de undo pentru jocurile cu input uman, rematch-uri automate și colectarea statisticilor relevante pentru analiza comportamentului algoritmilor.</w:t>
+      </w:r>
+    </w:p>
+    <w:p>
+      <w:r>
+        <w:t>Rezultatele obținute arată că performanța unui agent pentru Quoridor depinde nu doar de algoritmul ales, ci și de modul în care sunt generate și ordonate mutările, de reprezentarea stării și de euristicile folosite. În cazul MiniMax cu tăiere alfa-beta, ordonarea rapidă a mutărilor s-a dovedit cel mai bun compromis între timp de calcul și calitatea deciziilor, în timp ce ordonarea precisă nu justifică întotdeauna costul suplimentar, mai ales la adâncimi reduse. Pentru MCTS, diferența dintre varianta standard și varianta optimizată confirmă importanța modelului performant: MctsState, reprezentarea compactă a pereților, măștile de adiacență, progressive widening și euristicile pentru pereți permit un număr mai mare de simulări într-un timp mult mai mic. Astfel, lucrarea evidențiază faptul că optimizările structurale și euristicile specifice jocului sunt esențiale pentru utilizarea practică a inteligenței artificiale în Quoridor.</w:t>
+      </w:r>
+    </w:p>
+    <w:p>
+      <w:r>
+        <w:t>În același timp, proiectul lasă deschise mai multe direcții de dezvoltare. Euristicile pentru MiniMax și MCTS pot fi rafinate prin evaluări mai ample, pe seturi mai mari de partide și configurații, iar statisticile existente pot fi extinse pentru a surprinde mai bine calitatea pozițională a mutărilor. O direcție firească este ajustarea automată a ponderilor euristice pe baza partidelor jucate, astfel încât agenții să poată calibra mai bine evaluarea pozițiilor. De asemenea, performanța poate fi îmbunătățită în continuare prin paralelizarea simulărilor, memorarea unor stări evaluate și optimizarea suplimentară a generării mutărilor. În forma actuală, lucrarea oferă o bază solidă pentru analiza comparativă a strategiilor AI în Quoridor și pentru dezvoltarea unor agenți mai eficienți și mai bine adaptați complexității acestui joc.</w:t>
+      </w:r>
+    </w:p>
+    <w:p>
+      <w:pPr>
+        <w:pStyle w:val="Heading1"/>
+        <w:ind w:left="-5"/>
+      </w:pPr>
+      <w:bookmarkStart w:id="40" w:name="_Toc230884888"/>
+      <w:r>
+        <w:lastRenderedPageBreak/>
+        <w:t>Bibliografie</w:t>
+      </w:r>
+      <w:bookmarkEnd w:id="40"/>
+    </w:p>
+    <w:p>
+      <w:pPr>
+        <w:pStyle w:val="NormalWeb"/>
+        <w:rPr>
+          <w:rFonts w:eastAsia="Times New Roman"/>
+          <w:color w:val="auto"/>
+        </w:rPr>
+      </w:pPr>
+      <w:hyperlink r:id="rId21" w:tgtFrame="_new" w:history="1">
+        <w:r>
+          <w:rPr>
+            <w:rStyle w:val="Hyperlink"/>
+            <w:bCs/>
+          </w:rPr>
+          <w:t>https://en.wikipedia.org/wiki/Monte_Carlo_tree_search</w:t>
+        </w:r>
+      </w:hyperlink>
+      <w:r>
+        <w:br/>
+        <w:t>Articol Wikipedia care explică Monte Carlo Tree Search (MCTS), o tehnică de căutare folosită în luarea deciziilor în jocuri și probleme complexe.</w:t>
+      </w:r>
+    </w:p>
+    <w:p>
+      <w:pPr>
+        <w:pStyle w:val="NormalWeb"/>
+      </w:pPr>
+      <w:hyperlink r:id="rId22" w:anchor="L137" w:tgtFrame="_new" w:history="1">
+        <w:r>
+          <w:rPr>
+            <w:rStyle w:val="Hyperlink"/>
+            <w:bCs/>
+          </w:rPr>
+          <w:t>https://github.com/gorisanson/quoridor-ai/blob/main/src/js/ai.js#L137</w:t>
+        </w:r>
+      </w:hyperlink>
+      <w:r>
+        <w:br/>
+        <w:t>Cod sursă disponibil pe GitHub pentru implementarea AI în jocul Quoridor, utilizând tehnici precum MCTS și euristici personalizate.</w:t>
+      </w:r>
+    </w:p>
+    <w:p>
+      <w:pPr>
+        <w:pStyle w:val="NormalWeb"/>
+      </w:pPr>
+      <w:hyperlink r:id="rId23" w:tgtFrame="_new" w:history="1">
+        <w:r>
+          <w:rPr>
+            <w:rStyle w:val="Hyperlink"/>
+            <w:bCs/>
+          </w:rPr>
+          <w:t>https://introcs.cs.princeton.edu/java/98simulation/</w:t>
+        </w:r>
+      </w:hyperlink>
+      <w:r>
+        <w:br/>
+        <w:t>Resursă educațională Princeton despre simulări în Java, utilă pentru înțelegerea bazelor programării simulărilor și algoritmilor probabilistici.</w:t>
+      </w:r>
+      <w:r>
+        <w:t xml:space="preserve"> </w:t>
+      </w:r>
+    </w:p>
+    <w:p>
+      <w:pPr>
+        <w:pStyle w:val="NormalWeb"/>
+      </w:pPr>
+      <w:hyperlink r:id="rId24" w:tgtFrame="_new" w:history="1">
+        <w:r>
+          <w:rPr>
+            <w:rStyle w:val="Hyperlink"/>
+            <w:bCs/>
+          </w:rPr>
+          <w:t>https://absolvire.info.uaic.ro/</w:t>
+        </w:r>
+      </w:hyperlink>
+      <w:r>
+        <w:br/>
+        <w:t>Platforma oficială a Universității „Alexandru Ioan Cuza” din Iași pentru organizarea și gestionarea procesului de absolvire și susținere a lucrărilor de licență.</w:t>
+      </w:r>
+    </w:p>
+    <w:p>
+      <w:pPr>
+        <w:pStyle w:val="NormalWeb"/>
+      </w:pPr>
+      <w:hyperlink r:id="rId25" w:history="1">
+        <w:r>
+          <w:rPr>
+            <w:rStyle w:val="Hyperlink"/>
+          </w:rPr>
+          <w:t>https://en.gigamic.com/modern-classics/107-quoridor.html</w:t>
+        </w:r>
+      </w:hyperlink>
+      <w:r>
+        <w:br/>
+        <w:t xml:space="preserve">Pagina oficială a jocului Quoridor, utilă pentru prezentarea jocului, a componentelor și a contextului general. </w:t>
+      </w:r>
+    </w:p>
+    <w:p>
+      <w:pPr>
+        <w:pStyle w:val="NormalWeb"/>
+      </w:pPr>
+      <w:hyperlink r:id="rId26" w:history="1">
+        <w:r>
+          <w:rPr>
+            <w:rStyle w:val="Hyperlink"/>
+          </w:rPr>
+          <w:t>https://export.gigamic.com/wp-content/uploads/2021/01/INS-RULES-QUORIDOR_10-2016.pdf</w:t>
+        </w:r>
+      </w:hyperlink>
+      <w:r>
+        <w:br/>
+        <w:t xml:space="preserve">Regulamentul oficial Quoridor, util pentru explicarea regulilor, mutărilor, plasării pereților și condițiilor de câștig. </w:t>
+      </w:r>
+    </w:p>
+    <w:p>
+      <w:pPr>
+        <w:pStyle w:val="NormalWeb"/>
+      </w:pPr>
+      <w:hyperlink r:id="rId27" w:history="1">
+        <w:r>
+          <w:rPr>
+            <w:rStyle w:val="Hyperlink"/>
+          </w:rPr>
+          <w:t>https://export.gigamic.com/wp-content/uploads/2021/01/GIGAMIC_PRODUCT_SHEET_QUORIDOR-CLASSIC_02-2017.pdf</w:t>
+        </w:r>
+      </w:hyperlink>
+      <w:r>
+        <w:br/>
+        <w:t xml:space="preserve">Fișă oficială de prezentare a jocului, utilă pentru descrierea sintetică a mecanicii și a scopului jocului. </w:t>
+      </w:r>
+    </w:p>
+    <w:p>
+      <w:pPr>
+        <w:pStyle w:val="NormalWeb"/>
+      </w:pPr>
+      <w:hyperlink r:id="rId28" w:history="1">
+        <w:r>
+          <w:rPr>
+            <w:rStyle w:val="Hyperlink"/>
+          </w:rPr>
+          <w:t>https://boardgamegeek.com/boardgame/624/quoridor</w:t>
+        </w:r>
+      </w:hyperlink>
+      <w:r>
+        <w:br/>
+        <w:t>Pagină dedicată jocului Quoridor, cu informații despre joc, comunitate, clasificare și popularitate.</w:t>
+      </w:r>
+    </w:p>
+    <w:p>
+      <w:pPr>
+        <w:pStyle w:val="NormalWeb"/>
+      </w:pPr>
+      <w:r>
+        <w:t xml:space="preserve"> 5</w:t>
+      </w:r>
+      <w:hyperlink r:id="rId29" w:history="1">
+        <w:r>
+          <w:rPr>
+            <w:rStyle w:val="Hyperlink"/>
+          </w:rPr>
+          <w:t>https://en.boardgamearena.com/gamepanel?game=quoridor</w:t>
+        </w:r>
+      </w:hyperlink>
+      <w:r>
+        <w:br/>
+        <w:t>Platformă online unde Quoridor poate fi jucat digital, utilă pentru contextul implementărilor online ale jocului.</w:t>
+      </w:r>
+    </w:p>
+    <w:p>
+      <w:pPr>
+        <w:pStyle w:val="NormalWeb"/>
+      </w:pPr>
+      <w:hyperlink r:id="rId30" w:history="1">
+        <w:r>
+          <w:rPr>
+            <w:rStyle w:val="Hyperlink"/>
+          </w:rPr>
+          <w:t>https://www.hachetteboardgames.com/products/quoridor</w:t>
+        </w:r>
+      </w:hyperlink>
+      <w:r>
+        <w:br/>
+        <w:t>Descriere comercială și generală a jocului Quoridor, utilă pentru introducerea regulilor și a obiectivului.</w:t>
+      </w:r>
+    </w:p>
+    <w:p>
+      <w:pPr>
+        <w:pStyle w:val="NormalWeb"/>
+      </w:pPr>
+      <w:hyperlink r:id="rId31" w:history="1">
+        <w:r>
+          <w:rPr>
+            <w:rStyle w:val="Hyperlink"/>
+          </w:rPr>
+          <w:t>https://socialygk.com/wp-content/uploads/2020/05/educative-sheet_quoridor-english.pdf</w:t>
+        </w:r>
+      </w:hyperlink>
+      <w:r>
+        <w:br/>
+        <w:t>Fișă educațională despre Quoridor, utilă pentru explicarea jocului prin concepte de logică și trasee pe tablă.</w:t>
+      </w:r>
+    </w:p>
+    <w:p>
+      <w:pPr>
+        <w:pStyle w:val="NormalWeb"/>
+      </w:pPr>
+      <w:hyperlink r:id="rId32" w:history="1">
+        <w:r>
+          <w:rPr>
+            <w:rStyle w:val="Hyperlink"/>
+          </w:rPr>
+          <w:t>https://en.wikipedia.org/wiki/Quoridor</w:t>
+        </w:r>
+      </w:hyperlink>
+      <w:r>
+        <w:br/>
+        <w:t>Sursă generală pentru orientare rapidă privind istoricul, regulile și structura jocului Quoridor.</w:t>
+      </w:r>
+    </w:p>
+    <w:p>
+      <w:pPr>
+        <w:pStyle w:val="NormalWeb"/>
+      </w:pPr>
+      <w:hyperlink r:id="rId33" w:history="1">
+        <w:r>
+          <w:rPr>
+            <w:rStyle w:val="Hyperlink"/>
+          </w:rPr>
+          <w:t>https://project.dke.maastrichtuniversity.nl/games/files/bsc/Mertens_BSc-paper.pdf</w:t>
+        </w:r>
+      </w:hyperlink>
+      <w:r>
+        <w:br/>
+        <w:t>Lucrare academică despre dezvoltarea unui agent AI pentru Quoridor, relevantă pentru capitolul despre abordări anterioare.</w:t>
+      </w:r>
+    </w:p>
+    <w:p>
+      <w:pPr>
+        <w:pStyle w:val="NormalWeb"/>
+      </w:pPr>
+      <w:hyperlink r:id="rId34" w:history="1">
+        <w:r>
+          <w:rPr>
+            <w:rStyle w:val="Hyperlink"/>
+          </w:rPr>
+          <w:t>https://www.labri.fr/perso/renault/working/teaching/projets/files/glendenning_ugrad_thesis.pdf</w:t>
+        </w:r>
+      </w:hyperlink>
+      <w:r>
+        <w:br/>
+        <w:t>Lucrare despre strategii și metode de rezolvare pentru Quoridor, utilă pentru analiza complexității și a AI-ului.</w:t>
+      </w:r>
+    </w:p>
+    <w:p>
+      <w:pPr>
+        <w:pStyle w:val="NormalWeb"/>
+      </w:pPr>
+      <w:hyperlink r:id="rId35" w:history="1">
+        <w:r>
+          <w:rPr>
+            <w:rStyle w:val="Hyperlink"/>
+          </w:rPr>
+          <w:t>https://upcommons.upc.edu/entities/publication/1d505cb6-b3b4-4411-907c-ae4182f8eaad</w:t>
+        </w:r>
+      </w:hyperlink>
+      <w:r>
+        <w:br/>
+        <w:t>Lucrare dedicată utilizării algoritmului Monte Carlo Tree Search pentru jocul Quoridor.</w:t>
+      </w:r>
+    </w:p>
+    <w:p>
+      <w:pPr>
+        <w:pStyle w:val="NormalWeb"/>
+      </w:pPr>
+      <w:hyperlink r:id="rId36" w:history="1">
+        <w:r>
+          <w:rPr>
+            <w:rStyle w:val="Hyperlink"/>
+          </w:rPr>
+          <w:t>https://upcommons.upc.edu/bitstreams/986594dc-93ce-4aed-94e1-c5bf1dbe80e8/download</w:t>
+        </w:r>
+      </w:hyperlink>
+      <w:r>
+        <w:br/>
+        <w:t xml:space="preserve">PDF complet al lucrării despre MCTS aplicat în Quoridor, util pentru detalii metodologice și comparații. </w:t>
+      </w:r>
+      <w:r>
+        <w:br/>
+      </w:r>
+      <w:hyperlink r:id="rId37" w:history="1">
+        <w:r>
+          <w:rPr>
+            <w:rStyle w:val="Hyperlink"/>
+          </w:rPr>
+          <w:t>https://www.researchgate.net/publication/327679826_Monte_Carlo_Tree_Search_for_Quoridor</w:t>
+        </w:r>
+      </w:hyperlink>
+      <w:r>
+        <w:br/>
+        <w:t>Articol despre utilizarea MCTS în Quoridor, relevant pentru partea de cercetare ș</w:t>
+      </w:r>
+      <w:r>
+        <w:t xml:space="preserve">i comparație între agenți AI. </w:t>
+      </w:r>
+    </w:p>
+    <w:p>
+      <w:pPr>
+        <w:pStyle w:val="NormalWeb"/>
+      </w:pPr>
+      <w:hyperlink r:id="rId38" w:history="1">
+        <w:r>
+          <w:rPr>
+            <w:rStyle w:val="Hyperlink"/>
+          </w:rPr>
+          <w:t>https://github.com/gorisanson/quoridor-ai</w:t>
+        </w:r>
+      </w:hyperlink>
+      <w:r>
+        <w:br/>
+        <w:t>Proiect open-source care implementează un AI pentru Quoridor baz</w:t>
+      </w:r>
+      <w:r>
+        <w:t xml:space="preserve">at pe Monte Carlo Tree Search. </w:t>
+      </w:r>
+    </w:p>
+    <w:p>
+      <w:pPr>
+        <w:pStyle w:val="NormalWeb"/>
+      </w:pPr>
+      <w:hyperlink r:id="rId39" w:history="1">
         <w:r>
           <w:rPr>
             <w:rStyle w:val="Hyperlink"/>
@@ -4771,1649 +7597,694 @@
         </w:r>
       </w:hyperlink>
       <w:r>
-        <w:t>.</w:t>
-      </w:r>
-    </w:p>
-    <w:p>
-      <w:r>
-        <w:br w:type="page"/>
-      </w:r>
-    </w:p>
-    <w:p>
-      <w:pPr>
-        <w:pStyle w:val="Heading1"/>
-        <w:ind w:left="10"/>
-      </w:pPr>
-      <w:bookmarkStart w:id="14" w:name="_Toc230787097"/>
-      <w:r>
-        <w:lastRenderedPageBreak/>
-        <w:t xml:space="preserve">Capitolul 3 - </w:t>
-      </w:r>
-      <w:r>
-        <w:t>Tehnologii folosite</w:t>
-      </w:r>
-      <w:bookmarkEnd w:id="14"/>
-    </w:p>
-    <w:p>
-      <w:r>
-        <w:t>Capitolul de fata prezinta tehnologiile folosite in dezvoltarea aplicatiei Quoridor, explicand rolul acestora in organizarea proiectului, in functionarea interfetei grafice, in modelarea jocului si in implementarea algoritmilor de inteligenta artificiala. Tehnologiile nu sunt analizate izolat, ci in legatura cu pachetele in care sunt utilizate si cu responsabilitatile fiecarei componente a aplicatiei.</w:t>
-      </w:r>
-    </w:p>
-    <w:p>
-      <w:r>
-        <w:t>Structura capitolului urmareste evolutia naturala a proiectului. Mai intai este prezentat pachetul GUI, care se ocupa de interfata grafica si de interactiunea utilizatorului cu aplicatia. Apoi este descris pachetul StandardModel, unde sunt introduse tehnologiile folosite pentru modelarea principala a jocului. Dupa acesta, pachetul PerformanceModel este prezentat ca o varianta optimizata, construita pe baza ideilor din modelul standard, dar adaptata pentru calcule mai rapide si pentru folosirea eficienta in simulari.</w:t>
-      </w:r>
-    </w:p>
-    <w:p>
-      <w:r>
-        <w:t>Ultima parte a capitolului este dedicata pachetului AI, care foloseste modelul de performanta pentru implementarea algoritmilor de cautare si luare a deciziilor. In acest mod, prezentarea tehnologiilor urmeaza arhitectura aplicatiei: de la interfata grafica, la modelul logic al jocului, apoi la optimizarea acestuia si, in final, la algoritmii de inteligenta artificiala care folosesc aceste structuri.</w:t>
-      </w:r>
-    </w:p>
-    <w:p>
-      <w:r>
-        <w:t>Prin aceasta organizare, capitolul evidentiaza nu doar ce tehnologii au fost folosite, ci si motivul pentru care fiecare dintre ele este potrivita in contextul componentei in care apare.</w:t>
-      </w:r>
-    </w:p>
-    <w:p/>
-    <w:p>
-      <w:pPr>
-        <w:pStyle w:val="Heading2"/>
-      </w:pPr>
-      <w:bookmarkStart w:id="15" w:name="_Toc230787098"/>
-      <w:r>
-        <w:t xml:space="preserve">3.1 </w:t>
-      </w:r>
-      <w:r>
-        <w:t>Interfata Grafica</w:t>
-      </w:r>
-      <w:bookmarkEnd w:id="15"/>
-    </w:p>
-    <w:p>
-      <w:r>
-        <w:t>Pachetul GUI este construit in limbajul Java, iar codul interfetei foloseste Java 17, versiunea configurata in proiect prin Gradle. Java este folosit pentru definirea claselor care compun aplicatia grafica, pentru organizarea ferestrelor, pentru tratarea actiunilor utilizatorului si pentru legatura dintre interfata si logica jocului. In acest pachet, clase precum GameUI, StartWindow, GameWindow, GameBoardPanel, ControlsPanel, PlayersPanel, StatsPanel si GuiTheme sunt scrise integral in Java si folosesc programarea orientata pe obiecte pentru a separa responsabilitatil</w:t>
-      </w:r>
-      <w:r>
-        <w:t>e fiecarei parti din interfata.</w:t>
-      </w:r>
-    </w:p>
-    <w:p>
-      <w:r>
-        <w:lastRenderedPageBreak/>
-        <w:t>Tehnologia principala folosita in GUI este JavaFX 17.0.2. JavaFX este biblioteca prin care se creeaza ferestrele aplicatiei, scenele, controalele vizuale, panourile si elementele grafice ale tablei de joc. Clasa GameUI extinde Application, ceea ce inseamna ca interfata porneste prin mecanismul standard JavaFX, iar metoda start primeste fereastra principala a aplicatiei. Ferestrele jocului sunt reprezentate prin Stage, continutul lor este pus intr-un Scene, iar schimbarea dintre fereastra de start si fereastra efectiva de joc este controlata</w:t>
-      </w:r>
-      <w:r>
-        <w:t xml:space="preserve"> prin aceste componente JavaFX.</w:t>
-      </w:r>
-    </w:p>
-    <w:p>
-      <w:r>
-        <w:t>Pentru organizarea vizuala a interfetei sunt folosite layout-uri JavaFX. In pachetul GUI apar containere precum BorderPane, VBox, HBox, GridPane, StackPane si Pane, fiecare avand un rol diferit in asezarea elementelor pe ecran. BorderPane este folosit pentru structura principala a ferestrei de joc, VBox si HBox organizeaza controalele pe coloane si randuri, GridPane este potrivit pentru tabla de joc deoarece permite asezarea celulelor pe linii si coloane, iar StackPane ajuta la suprapunerea unor elemente grafice peste tabla sau peste controale. Aceasta abordare face ca interfata sa fie construita direct din cod, fara fis</w:t>
-      </w:r>
-      <w:r>
-        <w:t>iere FXML.</w:t>
-      </w:r>
-    </w:p>
-    <w:p>
-      <w:r>
-        <w:t xml:space="preserve">Controalele JavaFX sunt folosite pentru interactiunea utilizatorului cu aplicatia. Butoanele permit pornirea unui meci, alegerea jucatorilor, revenirea la un joc nou, rematch-ul, undo-ul sau iesirea din aplicatie. ToggleButton si ToggleGroup sunt folosite pentru optiuni de tip selectie, cum ar fi alegerea dificultatii sau a variantelor de algoritm disponibile in fereastra de start. Spinner este folosit pentru numarul de rematch-uri automate, TextField permite introducerea numelui jucatorului uman, MenuButton si MenuItem sunt folosite pentru alegerea temei vizuale, iar Tooltip ofera explicatii scurte atunci cand utilizatorul trece cu </w:t>
-      </w:r>
-      <w:r>
-        <w:t>mouse-ul peste anumite optiuni.</w:t>
-      </w:r>
-    </w:p>
-    <w:p>
-      <w:r>
-        <w:t>Pentru desenarea tablei de joc sunt folosite elemente grafice JavaFX din zona de shapes si paint. Celulele tablei sunt reprezentate prin Rectangle, pionii sunt reprezentati prin Circle, iar zidurile sunt desenate cu Line. Culorile sunt controlate prin clasa Color, iar efectele vizuale, cum ar fi umbrele aplicate pionilor, sunt realizate cu DropShadow. Aceasta combinatie permite construirea unei table Quoridor direct in JavaFX, fara imagini externe si fara un motor grafic separat</w:t>
-      </w:r>
-      <w:r>
-        <w:t xml:space="preserve"> pentru partea vizuala de baza.</w:t>
-      </w:r>
-    </w:p>
-    <w:p>
-      <w:r>
-        <w:t xml:space="preserve">Stilizarea interfetei este centralizata in clasa GuiTheme. Aceasta clasa foloseste stiluri JavaFX aplicate din cod, culori, fonturi, fundaluri, borduri, efecte si reguli de aspect pentru a pastra un design coerent in toate ferestrele si panourile. Tema controleaza aspectul tablei, al panourilor, al butoanelor, al campurilor de text, al segmentelor de selectie, al scorului si al </w:t>
-      </w:r>
-      <w:r>
-        <w:lastRenderedPageBreak/>
-        <w:t>indicatorilor de tura. Prin aceasta separare, restul claselor GUI se pot concentra pe structura si comportament, in timp ce GuiTh</w:t>
-      </w:r>
-      <w:r>
-        <w:t>eme gestioneaza partea vizuala.</w:t>
-      </w:r>
-    </w:p>
-    <w:p>
-      <w:r>
-        <w:t>Evenimentele JavaFX sunt folosite pentru a lega actiunile utilizatorului de comportamentul aplicatiei. Butoanele au handlere setate prin setOnAction, tabla de joc asculta click-uri de mouse prin setOnMouseClicked, iar schimbarile de selectie sunt urmarite prin proprietati JavaFX si listeneri. Pentru comunicarea dintre componentele GUI se folosesc interfete functionale Java precum Runnable, Consumer si BiConsumer, astfel incat clasele vizuale sa nu fie obligate sa cunoas</w:t>
-      </w:r>
-      <w:r>
-        <w:t>ca direct toata logica jocului.</w:t>
-      </w:r>
-    </w:p>
-    <w:p>
-      <w:r>
-        <w:t xml:space="preserve">Animatiile si intarzierile din GUI sunt realizate cu PauseTransition din JavaFX. Aceasta tehnologie este folosita pentru programarea rematch-urilor automate dupa terminarea unui meci. PauseTransition permite executarea unei actiuni dupa un interval de timp fara a bloca firul principal al interfetei, ceea ce </w:t>
-      </w:r>
-      <w:r>
-        <w:t>pastreaza aplicatia responsiva.</w:t>
-      </w:r>
-    </w:p>
-    <w:p>
-      <w:r>
-        <w:t>Pentru siguranta interactiunii cu interfata este folosita regula JavaFX conform careia modificarile vizuale trebuie executate pe firul aplicatiei JavaFX. Din acest motiv, GameUI, Game si PerformanceGameController folosesc Platform.runLater atunci cand trebuie sa actualizeze tabla, scorul, statisticile sau starea butoanelor dintr-un fir de executie separat. Aceasta tehnologie de sincronizare este importanta deoarece jocurile cu AI ruleaza in background, dar interfata trebuie actuali</w:t>
-      </w:r>
-      <w:r>
-        <w:t>zata controlat pe firul grafic.</w:t>
-      </w:r>
-    </w:p>
-    <w:p>
-      <w:r>
-        <w:t>Inputul de la utilizator este gestionat in GUI printr-o BlockingQueue. Click-urile pe tabla sunt transformate in coordonate si puse intr-o coada, iar logica jocului le poate astepta fara sa blocheze direct JavaFX. Aceasta solutie separa ritmul interfetei de ritmul jocului si permite ca un jucator uman sa interactioneze cu tabla in timp ce r</w:t>
-      </w:r>
-      <w:r>
-        <w:t>estul aplicatiei ramane stabil.</w:t>
-      </w:r>
-    </w:p>
-    <w:p>
-      <w:r>
-        <w:t xml:space="preserve">Pachetul GUI foloseste si sistemul de module Java prin fisierul module-info.java. Modulul declara dependenta catre </w:t>
-      </w:r>
-      <w:proofErr w:type="gramStart"/>
-      <w:r>
-        <w:t>javafx.controls</w:t>
-      </w:r>
-      <w:proofErr w:type="gramEnd"/>
-      <w:r>
-        <w:t xml:space="preserve"> si javafx.fxml, iar pachetul GUI este exportat catre javafx.graphics si deschis catre javafx.fxml. Chiar daca interfata este construita in cod si nu prin fisiere FXML, aceste declaratii permit proiectului sa functioneze intr-o structura modulara si sa fie co</w:t>
-      </w:r>
-      <w:r>
-        <w:t>mpatibil cu mecanismele JavaFX.</w:t>
-      </w:r>
-    </w:p>
-    <w:p>
-      <w:r>
-        <w:t xml:space="preserve">Gradle si pluginul OpenJFX sunt folosite pentru configurarea si rularea partii grafice a aplicatiei. In </w:t>
-      </w:r>
-      <w:proofErr w:type="gramStart"/>
-      <w:r>
-        <w:t>build.gradle</w:t>
-      </w:r>
-      <w:proofErr w:type="gramEnd"/>
-      <w:r>
-        <w:t>, clasa principala este setata ca GUI.GameUI, iar modulele JavaFX necesare sunt declarate in configuratia javafx. Aceasta configurare permite compilarea si pornirea aplicatiei cu dependintele grafice corecte, fara ca utilizatorul sa gestioneze manual modulele JavaFX.</w:t>
-      </w:r>
-    </w:p>
-    <w:p/>
-    <w:p>
-      <w:pPr>
-        <w:pStyle w:val="Heading2"/>
-      </w:pPr>
-      <w:bookmarkStart w:id="16" w:name="_Toc230787099"/>
-      <w:r>
-        <w:t>3.2</w:t>
-      </w:r>
-      <w:r>
-        <w:t xml:space="preserve"> Model</w:t>
-      </w:r>
-      <w:r>
-        <w:t>ul Stadard</w:t>
-      </w:r>
-      <w:bookmarkEnd w:id="16"/>
-    </w:p>
-    <w:p>
-      <w:r>
-        <w:t>Pachetul StandardModel este construit in limbajul Java, folosind Java 17, versiunea configurata in proiect prin Gradle. Acest pachet foloseste clase Java pentru modelarea entitatilor principale ale aplicatiei, iar clase precum Board, Cell, Wall, Player, Move si Game sunt organizate prin programare orientata pe obiecte.</w:t>
-      </w:r>
-    </w:p>
-    <w:p>
-      <w:r>
-        <w:t>Tehnologia principala folosita in StandardModel este modelarea domeniului prin clase Java. Fiecare clasa pastreaza o responsabilitate separata, ceea ce face codul mai usor de extins, testat si conectat cu celelalte pachete ale aplicatiei.</w:t>
-      </w:r>
-    </w:p>
-    <w:p>
-      <w:r>
-        <w:t>Pentru valorile fixe ale domeniului sunt folosite tipuri enum Java. MoveType si PlayerType definesc seturi clare de optiuni, iar folosirea enum-urilor este mai sigura decat folosirea unor siruri de caractere simple, deoarece valorile posibile sunt limitate si pot fi tratate explicit in switch-uri si conditii.</w:t>
-      </w:r>
-    </w:p>
-    <w:p>
-      <w:r>
-        <w:t>Pachetul foloseste si record-uri Java pentru date care trebuie transportate intre componente. PlayerProfile descrie configuratia unui jucator, inclusiv tipul de AI, adancimea MiniMax, varianta MCTS si optiunile de rollout. ThinkingStats grupeaza statisticile de timp si impact pentru fiecare jucator. Record-urile sunt potrivite aici deoarece ofera clase imutabile si concise pentru date care nu au nevoie de comportament complex.</w:t>
-      </w:r>
-    </w:p>
-    <w:p>
-      <w:r>
-        <w:t>Java Collections Framework este folosit pentru gestionarea listelor si multimilor de date. ArrayList, List, Set, HashSet, Queue si LinkedList ofera structuri standard pentru colectii ordonate, colectii fara duplicate si cozi de parcurgere. Aceste colectii permit organizarea datelor fara biblioteci externe.</w:t>
-      </w:r>
-    </w:p>
-    <w:p>
-      <w:r>
-        <w:t>Pentru verificarea faptului ca un perete nu blocheaza complet jucatorii este folosit algoritmul BFS. BFS, prescurtare de la Breadth-First Search, este un algoritm de parcurgere a grafurilor care exploreaza mai intai toate nodurile aflate la distanta 1 de punctul de pornire, apoi toate nodurile aflate la distanta 2 si asa mai departe. In Java, aceasta parcurgere este realizata cu o coada Queue, deoarece elementele sunt procesate in ordinea in care au fost descoperite. BFS este potrivit pentru cautarea drumurilor pe o tabla deoarece gaseste sistematic toate pozitiile accesibile si poate confirma daca exista o cale intre doua zone ale tablei.</w:t>
-      </w:r>
-    </w:p>
-    <w:p>
-      <w:r>
-        <w:lastRenderedPageBreak/>
-        <w:t>Clasa Game foloseste fire de executie Java pentru rularea partidei. Jocul ruleaza intr-un Thread separat, astfel incat un AI sa poata calcula mutarea sau un jucator uman sa poata astepta input fara sa blocheze interfata. Pentru controlul accesului la starea partidei sunt folosite synchronized, un obiect gameLock si o versiune interna a starii, stateVersion, care ajuta la ignorarea actiunilor venite dupa ce jocul a fost oprit, repornit sau modificat prin undo.</w:t>
-      </w:r>
-    </w:p>
-    <w:p>
-      <w:r>
-        <w:t>StandardModel comunica cu Interfata Grafica prin Platform.runLater. Aceasta metoda face parte din JavaFX si este folosita pentru a trimite actualizari catre firul grafic al aplicatiei. Platform.runLater asigura ca modificarile vizuale sunt executate pe firul corect al interfetei.</w:t>
-      </w:r>
-    </w:p>
-    <w:p>
-      <w:r>
-        <w:t>Pentru revenirea la stari anterioare este folosit un istoric pastrat in ArrayList. Aceasta este o tehnica de organizare a datelor prin colectii Java si permite reconstruirea unei stari pornind de la informatiile memorate anterior.</w:t>
-      </w:r>
-    </w:p>
-    <w:p>
-      <w:r>
-        <w:t>Testarea pachetului este pregatita prin JUnit 5, configurat in Gradle si folosit in src/test/java/StandardModel. Testele pentru PlayerProfile verifica parti din configurarea jucatorilor si ajuta la validarea comportamentului modelului standard. JUnit este biblioteca principala de testare a proiectului si permite rularea automata a testelor prin Gradle.</w:t>
-      </w:r>
-    </w:p>
-    <w:p/>
-    <w:p>
-      <w:pPr>
-        <w:pStyle w:val="Heading2"/>
-      </w:pPr>
-      <w:bookmarkStart w:id="17" w:name="_Toc230787100"/>
-      <w:r>
-        <w:t>3.3</w:t>
-      </w:r>
-      <w:r>
-        <w:t xml:space="preserve"> Modelul de Performanta</w:t>
-      </w:r>
-      <w:bookmarkEnd w:id="17"/>
-    </w:p>
-    <w:p>
-      <w:r>
-        <w:t>Pachetul PerformanceModel foloseste aceeasi baza tehnologica prezentata la StandardModel, adica Java 17, programare orientata pe obiecte, colectii Java, fire de executie si integrare cu JavaFX. Diferenta este ca aici aceste tehnologii sunt folosite intr-o forma mai compacta, orientata spre calcule repetate si spre executia rapida a algoritmilor AI.</w:t>
-      </w:r>
-    </w:p>
-    <w:p>
-      <w:r>
-        <w:t>Prima imbunatatire fata de StandardModel este reprezentarea mai usoara a starii prin tipuri primitive. In loc ca starea sa fie exprimata in principal prin obiecte multiple, PerformanceModel foloseste campuri int, coduri numerice pentru mutari si vectori de int pentru informatii calculate frecvent. Aceasta abordare reduce numarul de alocari de obiecte si face modelul mai potrivit pentru simulari numeroase.</w:t>
-      </w:r>
-    </w:p>
-    <w:p>
-      <w:r>
-        <w:t>O alta diferenta este folosirea unei reprezentari de tip graf prin Map&lt;Integer, Set&lt;Integer&gt;&gt;. StandardModel este mai apropiat de o reprezentare orientata pe obiecte, in timp ce PerformanceModel foloseste chei numerice si multimi de vecini. Aceasta structura este mai directa pentru algoritmi de cautare, deoarece relatiile dintre pozitii pot fi parcurse rapid prin colectii standard Java.</w:t>
-      </w:r>
-    </w:p>
-    <w:p>
-      <w:r>
-        <w:lastRenderedPageBreak/>
-        <w:t xml:space="preserve">BFS a fost explicat deja in StandardModel, iar in PerformanceModel apare ca imbunatatire prin modul in care sunt pastrate rezultatele. Distantele calculate sunt memorate in tablouri primitive </w:t>
-      </w:r>
-      <w:proofErr w:type="gramStart"/>
-      <w:r>
-        <w:t>int[</w:t>
-      </w:r>
-      <w:proofErr w:type="gramEnd"/>
-      <w:r>
-        <w:t>], ceea ce permite acces rapid la valorile deja obtinute. In plus, pentru coada folosita de BFS este utilizat ArrayDeque, o implementare eficienta pentru operatii de adaugare si eliminare la capetele cozii.</w:t>
-      </w:r>
-    </w:p>
-    <w:p>
-      <w:r>
-        <w:t>Fata de folosirea mai generala a colectiilor in StandardModel, aici colectiile sunt alese mai strict pentru performanta. HashMap si HashSet sunt folosite pentru acces rapid pe baza de cheie si pentru elemente unice, TreeSet este folosit cand este necesara o ordine stabila, iar ArrayDeque inlocuieste variantele mai costisitoare de coada. Toate acestea raman tehnologii din Java Collections Framework, dar sunt aplicate cu accent pe viteza.</w:t>
-      </w:r>
-    </w:p>
-    <w:p>
-      <w:r>
-        <w:t>PerformanceModel foloseste si constructori de copiere pentru stari. Aceasta tehnica permite crearea rapida a unor copii independente, lucru necesar atunci cand algoritmii de cautare evalueaza mai multe continuari posibile. Comparativ cu reconstruirea unui model obiectual mai complex, copierea unei structuri compacte este mai potrivita pentru scenarii de performanta.</w:t>
-      </w:r>
-    </w:p>
-    <w:p>
-      <w:r>
-        <w:t>Pentru controlul executiei, PerformanceGameController pastreaza folosirea thread-urilor Java, dar intr-o forma orientata spre meciuri automate intre algoritmi. Thread-ul de joc este rulat ca daemon, iar oprirea este controlata prin intrerupere si prin stari interne sincronizate. Aceasta structura reduce dependenta de input uman si permite rularea continua a calculelor AI.</w:t>
-      </w:r>
-    </w:p>
-    <w:p>
-      <w:r>
-        <w:t>Sincronizarea prin synchronized si un obiect lock este folosita pentru acces sigur la datele partajate. Diferenta fata de modelul standard este ca aici sincronizarea protejeaza in special executia automata si schimbul de rezultate intre firul de calcul si interfata grafica.</w:t>
-      </w:r>
-    </w:p>
-    <w:p>
-      <w:r>
-        <w:t>Pentru masurarea performantelor este folosita metoda System.nanoTime. In PerformanceModel, masurarea timpului este o parte centrala a pachetului, deoarece permite compararea timpilor de decizie ai algoritmilor. System.nanoTime este potrivita pentru intervale scurte si pentru masuratori relative de durata.</w:t>
-      </w:r>
-    </w:p>
-    <w:p>
-      <w:r>
-        <w:t>Comunicarea cu interfata ramane bazata pe Platform.runLater, insa rolul ei in acest pachet este de a trimite catre JavaFX rezultatele produse de un fir de calcul automat. Astfel, partea de performanta poate rula separat, iar interfata primeste doar actualizarile necesare pe firul grafic corect.</w:t>
-      </w:r>
-    </w:p>
-    <w:p/>
-    <w:p>
-      <w:pPr>
-        <w:pStyle w:val="Heading2"/>
-      </w:pPr>
-      <w:bookmarkStart w:id="18" w:name="_Toc230787101"/>
-      <w:r>
-        <w:lastRenderedPageBreak/>
-        <w:t>3.4 Algoritmii de Inteligenta Artificiala</w:t>
-      </w:r>
-      <w:bookmarkEnd w:id="18"/>
-    </w:p>
-    <w:p>
-      <w:r>
-        <w:t>Dupa prezentarea pachetelor StandardModel si PerformanceModel, pachetul AI poate fi privit ca stratul care foloseste modelul compact al starii pentru a lua decizii automate. Tehnologiile de baza precum Java 17, clasele, colectiile si firele de executie au fost deja introduse anterior, iar aici accentul cade pe algoritmii de cautare si pe tehnicile care ii fac utilizabili in aplicatie.</w:t>
-      </w:r>
-    </w:p>
-    <w:p>
-      <w:r>
-        <w:t>Integrarea algoritmilor se face prin interfata Java Algorithm. Aceasta interfata stabileste un contract comun: orice algoritm primeste o stare de tip GameState si intoarce o mutare codificata numeric. Astfel, MiniMax, MCTS si celelalte variante pot fi folosite interschimbabil de modelul standard sau de modelul de performanta.</w:t>
-      </w:r>
-    </w:p>
-    <w:p>
-      <w:r>
-        <w:t>Pachetul AI foloseste direct reprezentarea optimizata din PerformanceModel. In loc sa lucreze cu obiectele mai descriptive din StandardModel, algoritmii primesc GameState, adica o stare mai potrivita pentru copieri, evaluari si simulari repetate. Aceasta continuitate este importanta: StandardModel descrie jocul intr-o forma usor de inteles, PerformanceModel il compacteaza pentru viteza, iar AI foloseste aceasta forma compacta pentru cautare.</w:t>
-      </w:r>
-      <w:r>
-        <w:t xml:space="preserve"> </w:t>
-      </w:r>
-    </w:p>
-    <w:p/>
-    <w:p>
-      <w:pPr>
-        <w:pStyle w:val="Heading3"/>
-      </w:pPr>
-      <w:bookmarkStart w:id="19" w:name="_Toc230787102"/>
-      <w:r>
-        <w:t>MiniMax</w:t>
-      </w:r>
-      <w:bookmarkEnd w:id="19"/>
-    </w:p>
-    <w:p>
-      <w:r>
-        <w:t>Primul algoritm important este MiniMax cu alpha-beta pruning. MiniMax este o tehnica folosita in jocuri cu doi jucatori, in care se presupune ca ambii jucatori aleg mutari cat mai bune pentru ei. Alpha-beta pruning este imbunatatirea care reduce numarul de ramuri analizate, eliminand variantele care nu mai pot influenta rezultatul final al deciziei.</w:t>
-      </w:r>
-    </w:p>
-    <w:p>
-      <w:r>
-        <w:t>MiniMax este completat de o functie euristica. Euristica este o metoda de estimare folosita atunci cand nu este practic sa fie explorat intregul arbore de joc pana la final. In contextul algoritmilor AI, aceasta tehnica permite compararea rapida a starilor intermediare si alegerea unei mutari bune intr-un timp rezonabil.</w:t>
-      </w:r>
-    </w:p>
-    <w:p>
-      <w:r>
-        <w:t>O alta tehnica folosita impreuna cu MiniMax este move ordering. Aceasta consta in analizarea mai intai a mutarilor considerate mai promitatoare. Ordinea mutarilor nu schimba algoritmul in sine, dar poate creste eficienta alpha-beta pruning, deoarece ramurile mai putin utile pot fi eliminate mai devreme.</w:t>
-      </w:r>
-    </w:p>
-    <w:p/>
-    <w:p>
-      <w:pPr>
-        <w:pStyle w:val="Heading3"/>
-      </w:pPr>
-      <w:bookmarkStart w:id="20" w:name="_Toc230787103"/>
-      <w:r>
-        <w:lastRenderedPageBreak/>
-        <w:t>Monte Carlo Tree Search</w:t>
-      </w:r>
-      <w:bookmarkEnd w:id="20"/>
-      <w:r>
-        <w:t xml:space="preserve"> </w:t>
-      </w:r>
-    </w:p>
-    <w:p>
-      <w:r>
-        <w:t>Al doilea algoritm important este Monte Carlo Tree Search, prescurtat MCTS. Spre deosebire de MiniMax, MCTS nu incearca sa exploreze uniform arborele de joc, ci construieste treptat un arbore de decizii pe baza simularilor. Etapele generale ale algoritmului sunt selectia, extinderea, simularea si propagarea rezultatului inapoi in arbore.</w:t>
-      </w:r>
-    </w:p>
-    <w:p>
-      <w:r>
-        <w:t>MCTS foloseste formula UCT, adica Upper Confidence Bound applied to Trees. UCT ajuta la echilibrarea dintre explorare si exploatare: algoritmul trebuie sa continue sa investigheze mutari noi, dar si sa revina la mutarile care au produs rezultate bune in simularile anterioare. Aceasta idee este una dintre tehnologiile centrale ale MCTS.</w:t>
-      </w:r>
-    </w:p>
-    <w:p>
-      <w:r>
-        <w:t>Varianta MctsPerformance foloseste progressive widening, o tehnica potrivita pentru situatii in care un nod poate avea foarte multe actiuni posibile. In loc sa extinda imediat toate actiunile, algoritmul creste treptat numarul de copii ai unui nod pe masura ce acesta este vizitat mai des. Aceasta abordare continua direct ideea din PerformanceModel: reducerea costurilor inutile si concentrarea calculelor acolo unde sunt mai utile.</w:t>
-      </w:r>
-    </w:p>
-    <w:p/>
-    <w:p>
-      <w:pPr>
-        <w:pStyle w:val="Heading3"/>
-      </w:pPr>
-      <w:bookmarkStart w:id="21" w:name="_Toc230787104"/>
-      <w:r>
-        <w:t>Optimizari MCTS</w:t>
-      </w:r>
-      <w:bookmarkEnd w:id="21"/>
-    </w:p>
-    <w:p>
-      <w:r>
-        <w:t>In subpachetul MCTS apare o optimizare suplimentara prin clasa MctsState. GameState din PerformanceModel este o reprezentare compacta generala, folosita de mai multi algoritmi si de controllerul de performanta. MctsState este o reprezentare specializata pentru MCTS, construita dintr-un GameState initial si adaptata pentru simulari foart</w:t>
-      </w:r>
-      <w:r>
-        <w:t>e dese in arborele Monte Carlo.</w:t>
-      </w:r>
-    </w:p>
-    <w:p>
-      <w:r>
-        <w:t xml:space="preserve">Din punct de vedere tehnic, GameState pastreaza graful prin Map&lt;Integer, Set&lt;Integer&gt;&gt;, iar relatiile dintre pozitii sunt accesate prin colectii Java. MctsState inlocuieste aceasta structura cu un vector </w:t>
-      </w:r>
-      <w:proofErr w:type="gramStart"/>
-      <w:r>
-        <w:t>int[</w:t>
-      </w:r>
-      <w:proofErr w:type="gramEnd"/>
-      <w:r>
-        <w:t>] numit adjacencyMask, unde fiecare pozitie memoreaza direct directiile disponibile prin biti. Aceasta diferenta reduce accesul prin obiecte si colectii in zonele executate foart</w:t>
-      </w:r>
-      <w:r>
-        <w:t>e des.</w:t>
-      </w:r>
-    </w:p>
-    <w:p>
-      <w:r>
-        <w:t xml:space="preserve">O alta diferenta este reprezentarea datelor despre pereti. In GameState, elementele plasate sunt pastrate intr-un Set&lt;Integer&gt;. In MctsState, aceeasi categorie de informatie este memorata prin doua variabile long, horizontalWalls si verticalWalls. Aceasta tehnica este </w:t>
-      </w:r>
-      <w:r>
-        <w:lastRenderedPageBreak/>
-        <w:t>apropiata de o reprezentare de tip bitboard: fiecare bit poate indica prezenta sau absenta unei pozitii, ceea ce face verificarile mai rap</w:t>
-      </w:r>
-      <w:r>
-        <w:t>ide si mai compacte in memorie.</w:t>
-      </w:r>
-    </w:p>
-    <w:p>
-      <w:r>
-        <w:t>GameState foloseste colectii precum TreeSet sau List pentru a returna mutari posibile catre algoritmi. MctsState evita pe cat posibil crearea acestor colectii in timpul simularilor si foloseste buffere prealocate, cum ar fi moveBuffer, rolloutMoveBuffer si wallCandidateBuffer. Metodele scriu rezultatele in tablouri primitive si returneaza numarul de elemente valide, tehnica utila pentru</w:t>
-      </w:r>
-      <w:r>
-        <w:t xml:space="preserve"> reducerea alocarilor repetate.</w:t>
-      </w:r>
-    </w:p>
-    <w:p>
-      <w:r>
-        <w:t xml:space="preserve">Si calculul distantelor este tratat diferit. GameState pastreaza vectorii topDistances si bottomDistances si ii recalculeaza in anumite momente ale actualizarii starii. MctsState foloseste un flag distancesDirty si recalculeaza distantele doar cand este nevoie, prin ensureDistancesUpdated. Coada BFS este si ea un </w:t>
-      </w:r>
-      <w:proofErr w:type="gramStart"/>
-      <w:r>
-        <w:t>int[</w:t>
-      </w:r>
-      <w:proofErr w:type="gramEnd"/>
-      <w:r>
-        <w:t xml:space="preserve">] reutilizabil, bfsQueue, nu o coada bazata pe obiecte, ceea ce reduce costurile in timpul </w:t>
-      </w:r>
-      <w:r>
-        <w:t>rollout-urilor.</w:t>
-      </w:r>
-    </w:p>
-    <w:p>
-      <w:r>
-        <w:t>Constructorul de copiere exista in ambele clase, dar in MctsState copierea este orientata spre simulari MCTS. Campurile primitive sunt copiate direct, vectorii principali sunt clonati, iar bufferele temporare sunt recreate pentru noua instanta. Astfel, fiecare nod sau rollout poate lucra pe propria stare fara sa partajeze accidental memoria modificabila folosita in calcule.</w:t>
-      </w:r>
-    </w:p>
-    <w:p/>
-    <w:p>
-      <w:r>
-        <w:t>Pentru partile randomizate ale algoritmilor este folosita clasa ThreadLocalRandom. Aceasta este o tehnologie din biblioteca standard Java potrivita pentru generarea eficienta de numere pseudoaleatoare, mai ales in aplicatii in care algoritmii pot rula in f</w:t>
-      </w:r>
-      <w:r>
-        <w:t>ire de executie separate.</w:t>
-      </w:r>
-    </w:p>
-    <w:p>
-      <w:r>
-        <w:t xml:space="preserve">In pachetul AI, colectiile Java sunt folosite mai selectiv decat in StandardModel. MiniMax foloseste List, Set, ArrayList si Comparator pentru organizarea si ordonarea mutarilor, in timp ce variantele orientate spre performanta folosesc mai multe tablouri primitive. Aceasta diferenta urmeaza aceeasi directie ca PerformanceModel: structurile mai clare sunt pastrate acolo unde ajuta lizibilitatea, iar structurile primitive sunt folosite </w:t>
-      </w:r>
-      <w:r>
-        <w:t>in zonele executate foarte des.</w:t>
-      </w:r>
-    </w:p>
-    <w:p>
-      <w:r>
-        <w:t>Configurarea algoritmilor este realizata prin enum-uri Java. MiniMax.MoveOrdering, MctsSelectionHeuristic si MctsRolloutHeuristic definesc optiuni clare pentru variantele de cautare, selectie si simulare. Folosirea enum-urilor pastreaza configurarea controlata si evita transmiterea u</w:t>
-      </w:r>
-      <w:r>
-        <w:t>nor valori arbitrare prin text.</w:t>
-      </w:r>
-    </w:p>
-    <w:p>
-      <w:r>
-        <w:lastRenderedPageBreak/>
-        <w:t>Testarea algoritmilor AI este realizata cu JUnit 5, la fel ca in restul proiectului. In acest pachet, JUnit este folosit pentru verificarea comportamentului algoritmilor si pentru rularea automata a testelor legate de MiniMax si MCTS.</w:t>
-      </w:r>
-    </w:p>
-    <w:p>
-      <w:pPr>
-        <w:spacing w:after="160" w:line="259" w:lineRule="auto"/>
-        <w:ind w:firstLine="0"/>
-        <w:jc w:val="left"/>
-        <w:rPr>
-          <w:b/>
-          <w:sz w:val="50"/>
-        </w:rPr>
-      </w:pPr>
-      <w:r>
-        <w:br w:type="page"/>
-      </w:r>
-    </w:p>
-    <w:p>
-      <w:pPr>
-        <w:pStyle w:val="Heading1"/>
-        <w:ind w:left="-5"/>
-      </w:pPr>
-      <w:bookmarkStart w:id="22" w:name="_Toc230787105"/>
-      <w:r>
-        <w:lastRenderedPageBreak/>
-        <w:t xml:space="preserve">Capitolul 4 - </w:t>
-      </w:r>
-      <w:r>
-        <w:t>Aplicatia</w:t>
-      </w:r>
-      <w:r>
-        <w:t xml:space="preserve"> Quoridor</w:t>
-      </w:r>
-      <w:bookmarkEnd w:id="22"/>
-    </w:p>
-    <w:p>
-      <w:r>
-        <w:t>Acest capitol prezinta in detaliu procesul de proiectare si implementare a aplicatiei Quoridor, urmarind trecerea de la regulile jocului si cerintele functionale la o aplicatie completa, cu interfata grafica, modele interne de reprezentare a starii si algoritmi de inteligenta artificiala. Spre deosebire de capitolul anterior, care a descris tehnologiile folosite, capitolul de fata se concentreaza pe modul concret in care acestea au fost aplicate in cadrul proiectului.</w:t>
-      </w:r>
-    </w:p>
-    <w:p>
-      <w:r>
-        <w:t>Prezentarea urmareste munca depusa pentru organizarea codului, implementarea logicii jocului, construirea unei interfete utilizabile si integrarea algoritmilor MiniMax si Monte Carlo Tree Search. De asemenea, capitolul evidentiaza deciziile de proiectare, optimizarile realizate pentru performanta, mecanismele de testare si dificultatile intampinate pe parcursul dezvoltarii.</w:t>
-      </w:r>
-    </w:p>
-    <w:p/>
-    <w:p>
-      <w:pPr>
-        <w:pStyle w:val="Heading2"/>
-      </w:pPr>
-      <w:bookmarkStart w:id="23" w:name="_Toc230787106"/>
-      <w:r>
-        <w:t>4.1 Obiectivele aplicatiei</w:t>
-      </w:r>
-      <w:bookmarkEnd w:id="23"/>
-    </w:p>
-    <w:p>
-      <w:r>
-        <w:t>Aplicatia dezvoltata in cadrul proiectului are ca obiectiv principal implementarea corecta si completa a jocului Quoridor, intr-o forma care poate</w:t>
-      </w:r>
-      <w:r>
-        <w:t xml:space="preserve"> fi folosita atat de jucatori umani, cat si de agenti de inteligenta artificiala. Din acest motiv, prima cerinta urmarita a fost respectarea regulilor jocului: tabla de 9x9 celule, pozitiile initiale ale pionilor, numarul de zece pereti pentru fiecare juca</w:t>
-      </w:r>
-      <w:r>
-        <w:t>tor, mutarea pionului in cele patru directii principale, sariturile peste adversar, mutarile laterale in situatiile blocate si regula esentiala conform careia niciun perete nu poate elimina complet drumul unui jucator spre linia de sosire.</w:t>
-      </w:r>
-    </w:p>
-    <w:p>
-      <w:r>
-        <w:t>Un al doilea obi</w:t>
-      </w:r>
-      <w:r>
-        <w:t xml:space="preserve">ectiv a fost sustinerea mai multor tipuri de partide. Aplicatia permite configurarea unor meciuri intre doi jucatori umani, intre un jucator uman si un agent AI sau intre doi agenti AI. Aceasta flexibilitate este importanta deoarece proiectul nu urmareste </w:t>
-      </w:r>
-      <w:r>
-        <w:t>doar realizarea unei interfete de joc, ci si crearea unui mediu in care algoritmii pot fi observati, comparati si ajustati. Profilurile de jucator permit selectarea strategiilor MiniMax si MCTS, a adancimii de cautare, a numarului de iteratii si a euristic</w:t>
-      </w:r>
-      <w:r>
-        <w:t>ilor folosite in variantele optimizate.</w:t>
-      </w:r>
-    </w:p>
-    <w:p>
-      <w:r>
-        <w:t xml:space="preserve">Un alt obiectiv important a fost vizualizarea clara a partidei. Interfata trebuie sa arate tabla, pionii, peretii, jucatorul aflat la mutare, numarul de pereti ramasi si miscarile posibile </w:t>
-      </w:r>
-      <w:r>
-        <w:lastRenderedPageBreak/>
-        <w:t xml:space="preserve">pentru un jucator uman. In </w:t>
-      </w:r>
-      <w:r>
-        <w:t>plus, pentru partidele automate, aplicatia afiseaza scoruri, rate de castig, timpi de gandire si impactul mediu al peretilor. Astfel, aplicatia devine nu doar un joc functional, ci si un instrument de analiza a strategiilor automate.</w:t>
-      </w:r>
-    </w:p>
-    <w:p>
-      <w:r>
-        <w:t>Prin aceste obiective,</w:t>
-      </w:r>
-      <w:r>
-        <w:t xml:space="preserve"> proiectul leaga doua directii complementare: fidelitatea fata de regulile jocului si analiza comportamentului algoritmic. Partea de joc ofera un cadru controlat si verificabil, iar partea de inteligenta artificiala foloseste acest cadru pentru a lua deciz</w:t>
-      </w:r>
-      <w:r>
-        <w:t>ii si pentru a produce date comparative.</w:t>
-      </w:r>
-    </w:p>
-    <w:p/>
-    <w:p>
-      <w:pPr>
-        <w:pStyle w:val="Heading2"/>
-      </w:pPr>
-      <w:bookmarkStart w:id="24" w:name="_Toc230787107"/>
-      <w:r>
-        <w:t>4.2 Arhitectura generala a proiectului</w:t>
-      </w:r>
-      <w:bookmarkEnd w:id="24"/>
-    </w:p>
-    <w:p>
-      <w:r>
-        <w:t>Proiectul este organizat ca o aplicatie Java modulara, construita cu Gradle si JavaFX. Codul sursa este impartit in patru zone principale: GUI, StandardModel, PerformanceModel</w:t>
-      </w:r>
-      <w:r>
-        <w:t xml:space="preserve"> si AI. Aceasta impartire separa responsabilitatile si face mai usoara intelegerea fluxului aplicatiei. Pachetul GUI se ocupa de ferestre, controale, tabla de joc si afisarea statisticilor. Pachetul StandardModel modeleaza jocul intr-o forma apropiata de r</w:t>
-      </w:r>
-      <w:r>
-        <w:t>egulile reale. Pachetul PerformanceModel ofera o reprezentare compacta, potrivita pentru calcule repetate. Pachetul AI contine algoritmii care aleg mutari pe baza starii compacte a jocului.</w:t>
-      </w:r>
-    </w:p>
-    <w:p>
-      <w:r>
-        <w:t>Punctul de pornire al aplicatiei este clasa GameUI, care extinde A</w:t>
-      </w:r>
-      <w:r>
-        <w:t>pplication si lanseaza interfata JavaFX. Prima fereastra, StartWindow, colecteaza optiunile utilizatorului si construieste profilurile celor doi jucatori. Aceste profiluri sunt apoi transmise catre GameUI, care deschide GameWindow si decide ce controller t</w:t>
-      </w:r>
-      <w:r>
-        <w:t>rebuie folosit. Daca in partida exista cel putin un jucator uman, este folosita clasa Game din StandardModel, deoarece aceasta trebuie sa gestioneze input de la utilizator, validarea vizuala a mutarilor si posibilitatea de undo. Daca ambii jucatori sunt ag</w:t>
-      </w:r>
-      <w:r>
-        <w:t>enti AI, este folosita clasa PerformanceGameController, care ruleaza o partida automata intr-o forma mai directa.</w:t>
-      </w:r>
-    </w:p>
-    <w:p>
-      <w:r>
-        <w:t>Comunicarea dintre pachete se bazeaza pe cateva contracte simple. Interfata Algorithm defineste metoda generateMove, care primeste un GameStat</w:t>
-      </w:r>
-      <w:r>
-        <w:t>e si intoarce o mutare codificata numeric. Astfel, MiniMax, MCTS si alte strategii pot fi folosite interschimbabil. Modelul standard traduce aceste coduri numerice in obiecte Move atunci cand trebuie sa actualizeze tabla si interfata, iar modelul de perfor</w:t>
-      </w:r>
-      <w:r>
-        <w:t>manta lucreaza direct cu codurile pentru a evita conversii inutile in timpul simularilor.</w:t>
-      </w:r>
-    </w:p>
-    <w:p>
-      <w:r>
-        <w:lastRenderedPageBreak/>
-        <w:t>Un aspect important al arhitecturii este separarea dintre firul de executie al jocului si firul grafic JavaFX. Calculul mutarilor AI si asteptarea inputului uman se f</w:t>
-      </w:r>
-      <w:r>
-        <w:t>ac in thread-uri separate, iar modificarile vizuale sunt trimise prin Platform.runLater. In plus, GameUI foloseste un identificator intern al partidei, numit gameToken, pentru a ignora actualizarile venite de la o partida veche dupa ce utilizatorul a porni</w:t>
-      </w:r>
-      <w:r>
-        <w:t>t un rematch, un joc nou sau a inchis fereastra.</w:t>
-      </w:r>
-    </w:p>
-    <w:p/>
-    <w:p>
-      <w:pPr>
-        <w:pStyle w:val="Heading2"/>
-      </w:pPr>
-      <w:bookmarkStart w:id="25" w:name="_Toc230787108"/>
-      <w:r>
-        <w:t>4.3 Implementarea modelului standard al jocului</w:t>
-      </w:r>
-      <w:bookmarkEnd w:id="25"/>
-    </w:p>
-    <w:p>
-      <w:r>
-        <w:t>Modelul standard al jocului este construit in jurul claselor Board, Cell, Wall, Player, Move si Game. Aceste clase urmaresc o reprezentare usor de inteles a d</w:t>
-      </w:r>
-      <w:r>
-        <w:t>omeniului. Board contine matricea de celule, Cell pastreaza coordonatele, pionul aflat pe celula si peretii de pe cele patru laturi, Wall reprezinta un perete plasat intre celule, Player retine pozitia si numarul de pereti ramasi, iar Move descrie o actiun</w:t>
-      </w:r>
-      <w:r>
-        <w:t>e efectuata de un jucator.</w:t>
-      </w:r>
-    </w:p>
-    <w:p>
-      <w:r>
-        <w:t>La initializarea tablei, clasa Board creeaza cele 81 de celule si adauga pereti de margine. Acesti pereti de margine nu sunt mutari ale jucatorilor, ci limite logice ale tablei. Ei simplifica verificarea deplasarilor, deoarece or</w:t>
-      </w:r>
-      <w:r>
-        <w:t>ice incercare de iesire din tabla este tratata ca o latura blocata. Tabla primeste apoi cei doi jucatori, plasati pe coloana centrala a liniilor opuse, conform regulilor Quoridor.</w:t>
-      </w:r>
-    </w:p>
-    <w:p>
-      <w:r>
-        <w:t>Mutarea pionului este validata prin metoda getPossibleCellsForPawnMoves. Pen</w:t>
-      </w:r>
-      <w:r>
-        <w:t>tru fiecare dintre cele patru directii principale se verifica daca exista perete intre pozitia curenta si celula vecina. Daca celula vecina este libera, ea devine o mutare posibila. Daca pe acea celula se afla adversarul, modelul incearca saritura peste pi</w:t>
-      </w:r>
-      <w:r>
-        <w:t>on. In cazul in care saritura directa este blocata de un perete sau de marginea tablei, sunt calculate mutarile laterale permise. Aceasta implementare acopera si cazurile speciale ale jocului, in care pionul nu poate trece direct peste adversar.</w:t>
-      </w:r>
-    </w:p>
-    <w:p>
-      <w:r>
-        <w:t>Plasarea u</w:t>
-      </w:r>
-      <w:r>
-        <w:t>nui perete este verificata separat. Inainte de actualizarea definitiva a tablei, Board controleaza daca jucatorul mai are pereti disponibili, daca pozitia se afla in interiorul grilei de plasare 8x8 si daca noul perete nu se suprapune peste un perete exist</w:t>
-      </w:r>
-      <w:r>
-        <w:t>ent. Pentru aceasta verificare sunt analizati peretii vecini orizontali si verticali ai celor patru celule atinse de peretele candidat. Astfel sunt evitate atat suprapunerile, cat si plasari incompatibile cu regulile jocului.</w:t>
-      </w:r>
-    </w:p>
-    <w:p>
-      <w:r>
-        <w:lastRenderedPageBreak/>
-        <w:t>Cea mai importanta regula pent</w:t>
-      </w:r>
-      <w:r>
-        <w:t>ru pereti este pastrarea unui drum pentru ambii jucatori. Board testeaza aceasta conditie plasand temporar peretele, ruland o parcurgere BFS pentru fiecare jucator si apoi eliminand peretele temporar. BFS porneste de la pozitia jucatorului si exploreaza to</w:t>
-      </w:r>
-      <w:r>
-        <w:t>ate celulele accesibile pana cand gaseste linia de sosire sau pana cand nu mai exista celule de explorat. Daca pentru oricare dintre jucatori nu mai exista drum, mutarea este respinsa.</w:t>
-      </w:r>
-    </w:p>
-    <w:p>
-      <w:r>
-        <w:t>Clasa Game coordoneaza modelul standard in timpul unei partide. Ea past</w:t>
-      </w:r>
-      <w:r>
-        <w:t>reaza tabla, jucatorii, jucatorul curent, adversarul, istoricul mutarilor, statisticile de gandire si o instanta GameState folosita de algoritmii AI. Pentru a evita conflictele intre thread-ul de joc si actiunile din interfata, accesul la starea partidei e</w:t>
-      </w:r>
-      <w:r>
-        <w:t>ste protejat printr-un obiect gameLock si prin blocuri synchronized. Variabila stateVersion ajuta la ignorarea actiunilor intarziate atunci cand partida a fost modificata prin undo, oprita sau repornita.</w:t>
-      </w:r>
-    </w:p>
-    <w:p>
-      <w:r>
-        <w:t>Istoricul mutarilor are un rol practic important. Pe</w:t>
-      </w:r>
-      <w:r>
-        <w:t xml:space="preserve"> baza lui, Game poate reconstrui tabla atunci cand utilizatorul apasa undo. In loc sa incerce sa anuleze manual fiecare efect al unei mutari, aplicatia recreeaza tabla de la zero, reseteaza jucatorii, reinitializeaza starea AI si reaplica mutarile ramase i</w:t>
-      </w:r>
-      <w:r>
-        <w:t>n istoric. Aceasta abordare reduce riscul aparitiei unor diferente intre modelul vizual, modelul standard si modelul compact folosit de algoritmi.</w:t>
-      </w:r>
-    </w:p>
-    <w:p/>
-    <w:p>
-      <w:pPr>
-        <w:pStyle w:val="Heading2"/>
-      </w:pPr>
-      <w:bookmarkStart w:id="26" w:name="_Toc230787109"/>
-      <w:r>
-        <w:t>4.4 Implementarea modelului de performanta</w:t>
-      </w:r>
-      <w:bookmarkEnd w:id="26"/>
-    </w:p>
-    <w:p>
-      <w:r>
-        <w:t>Modelul de performanta a aparut din nevoia algoritmilor AI de a c</w:t>
-      </w:r>
-      <w:r>
-        <w:t xml:space="preserve">opia si evalua rapid multe stari ale jocului. Reprezentarea orientata pe obiecte din StandardModel este clara si potrivita pentru regulile jocului si pentru interactiunea cu interfata, dar devine costisitoare atunci cand MiniMax sau MCTS trebuie sa creeze </w:t>
-      </w:r>
-      <w:r>
-        <w:t>mii de continuari posibile. Din acest motiv, PerformanceModel foloseste o reprezentare mai compacta, centrata in jurul clasei GameState.</w:t>
-      </w:r>
-    </w:p>
-    <w:p>
-      <w:r>
-        <w:t xml:space="preserve">In GameState, pozitiile celulelor sunt codificate numeric de la 0 la 80, folosind formula rand * 9 + coloana. Mutarile </w:t>
-      </w:r>
-      <w:r>
-        <w:t>pionilor sunt codificate cu un offset de 200, ceea ce le separa clar de codurile peretilor. Peretii sunt codificati de la 0 la 127, deoarece tabla permite 64 de ancore pentru pereti orizontali si 64 pentru pereti verticali. Orientarea este dedusa din parit</w:t>
-      </w:r>
-      <w:r>
-        <w:t>atea codului, iar randul si coloana ancorei sunt obtinute prin impartirea la dimensiunea grilei de pereti.</w:t>
-      </w:r>
-    </w:p>
-    <w:p>
-      <w:r>
-        <w:lastRenderedPageBreak/>
-        <w:t>Relatiile de vecinatate dintre celule sunt pastrate intr-un graf Map&lt;Integer, Set&lt;Integer&gt;&gt;. La inceput, graful contine toate muchiile dintre celulel</w:t>
-      </w:r>
-      <w:r>
-        <w:t>e adiacente. Cand se plaseaza un perete, GameState elimina din graf cele doua muchii blocate de acel perete. Aceasta reprezentare face ca generarea mutarilor pionilor si calculul drumurilor minime sa fie operatii naturale pe graf, fara a mai inspecta obiec</w:t>
-      </w:r>
-      <w:r>
-        <w:t>te Cell si Wall.</w:t>
-      </w:r>
-    </w:p>
-    <w:p>
-      <w:r>
-        <w:t xml:space="preserve">GameState pastreaza distantele pana la liniile de sosire in doi vectori, topDistances si bottomDistances. Aceste distante sunt calculate cu BFS pornind de la fiecare celula a unei linii de sosire. Avantajul acestei abordari este ca </w:t>
-      </w:r>
-      <w:r>
-        <w:t>distanta oricarei pozitii pana la linia tinta poate fi citita rapid dintr-un vector. Dupa plasarea unui perete, distantele sunt recalculate, deoarece graful s-a modificat. Pentru mutarile de pion, distantele existente raman valide, deoarece structura grafu</w:t>
-      </w:r>
-      <w:r>
-        <w:t>lui nu se schimba.</w:t>
-      </w:r>
-    </w:p>
-    <w:p>
-      <w:r>
-        <w:t>Validarea peretilor in modelul de performanta foloseste aceleasi principii ca modelul standard, dar intr-o forma numerica. Se verifica numarul de pereti ramasi, conflictele cu peretii existenti si conectivitatea ambilor jucatori dupa pla</w:t>
-      </w:r>
-      <w:r>
-        <w:t>sarea peretelui. Metoda wallImpactBreakdown calculeaza, in plus, cate mutari adauga un perete pe drumul adversarului si cate mutari adauga pe drumul jucatorului curent. Aceasta informatie este folosita atat in statistici, cat si in afisarea impactului pere</w:t>
-      </w:r>
-      <w:r>
-        <w:t>tilor in interfata.</w:t>
-      </w:r>
-    </w:p>
-    <w:p>
-      <w:r>
-        <w:t>PerformanceGameController foloseste GameState pentru partidele AI contra AI. Controllerul nu asteapta click-uri de la utilizator si nu are nevoie de modelul obiectual complet. El alterneaza algoritmii, masoara timpul de gandire cu Syste</w:t>
-      </w:r>
-      <w:r>
-        <w:t>m.nanoTime, determina impactul peretilor si trimite catre GUI doar informatiile necesare pentru desenarea mutarii si actualizarea statisticilor. Prin aceasta separare, partidele automate pot rula mai rapid si pot fi repetate pentru comparatii.</w:t>
-      </w:r>
-    </w:p>
-    <w:p/>
-    <w:p>
-      <w:pPr>
-        <w:pStyle w:val="Heading2"/>
-      </w:pPr>
-      <w:bookmarkStart w:id="27" w:name="_Toc230787110"/>
-      <w:r>
-        <w:t>4.5 Impleme</w:t>
-      </w:r>
-      <w:r>
-        <w:t>ntarea interfetei grafice</w:t>
-      </w:r>
-      <w:bookmarkEnd w:id="27"/>
-    </w:p>
-    <w:p>
-      <w:r>
-        <w:t>Interfata grafica este construita in JavaFX si este impartita in mai multe clase specializate. GameUI este punctul central de legatura, StartWindow se ocupa de configurarea partidei, GameWindow reprezinta fereastra efectiva de joc</w:t>
-      </w:r>
-      <w:r>
-        <w:t>, GameBoardPanel deseneaza tabla, ControlsPanel contine actiunile principale, PlayersPanel afiseaza informatii despre jucatori, iar StatsPanel prezinta scorurile si masuratorile de performanta.</w:t>
-      </w:r>
-    </w:p>
-    <w:p>
-      <w:r>
-        <w:lastRenderedPageBreak/>
-        <w:t>StartWindow permite alegerea celor doi jucatori prin carduri d</w:t>
-      </w:r>
-      <w:r>
-        <w:t>e configurare. Pentru un jucator uman se poate introduce numele, iar pentru MiniMax se pot selecta adancimea si strategia de ordonare a mutarilor. Pentru MCTS sunt disponibile numarul de iteratii, varianta standard sau optimizata, euristicile de selectie s</w:t>
-      </w:r>
-      <w:r>
-        <w:t>i rollout, precum si limita de mutari din rollout. Daca ambii jucatori sunt AI, fereastra permite si configurarea unui numar de rematch-uri automate.</w:t>
-      </w:r>
-    </w:p>
-    <w:p>
-      <w:r>
-        <w:t>GameWindow organizeaza vizual aplicatia in doua coloane. In partea stanga se afla panoul de control si tab</w:t>
-      </w:r>
-      <w:r>
-        <w:t>la de joc, iar in partea dreapta se afla informatiile despre jucatori si statisticile. Aceasta separare permite ca zona principala de interactiune, tabla, sa ramana clara, in timp ce informatiile auxiliare sunt disponibile permanent fara a acoperi jocul.</w:t>
-      </w:r>
-    </w:p>
-    <w:p>
-      <w:r>
-        <w:t>G</w:t>
-      </w:r>
-      <w:r>
-        <w:t xml:space="preserve">ameBoardPanel construieste tabla folosind un GridPane cu 9x9 dreptunghiuri. Pionii sunt reprezentati prin cercuri, iar peretii prin linii desenate peste tabla. Pentru mutarile posibile ale unui jucator uman sunt afisate cercuri mici pe celulele tinta, iar </w:t>
-      </w:r>
-      <w:r>
-        <w:t>o mutare ilegala poate declansa temporar un mesaj vizual. Click-urile pe tabla sunt transformate in coordonate si trimise catre GameUI, care le pune intr-o coada de input pentru logica jocului.</w:t>
-      </w:r>
-    </w:p>
-    <w:p>
-      <w:r>
-        <w:t>Interfata reflecta in timp real starea partidei prin metode de</w:t>
-      </w:r>
-      <w:r>
-        <w:t xml:space="preserve"> desenare si actualizare apelate de controllere. Mutarea unui pion schimba pozitia cercului corespunzator, plasarea unui perete adauga o linie colorata, iar numarul de pereti ramasi este actualizat in panoul jucatorilor. Pentru pereti se instaleaza si tool</w:t>
-      </w:r>
-      <w:r>
-        <w:t>tip-uri care descriu impactul estimat asupra drumurilor minime, ceea ce ajuta la interpretarea deciziilor luate de agentii AI.</w:t>
-      </w:r>
-    </w:p>
-    <w:p>
-      <w:r>
-        <w:t>Stilizarea este centralizata in clasa GuiTheme. Aceasta gestioneaza culori, fonturi, fundaluri, borduri, umbre si teme vizuale, a</w:t>
-      </w:r>
-      <w:r>
-        <w:t>stfel incat restul claselor GUI sa se concentreze pe structura si comportament. Schimbarea temei se propaga catre tabla, panouri, butoane si statistici, pastrand o interfata unitara.</w:t>
-      </w:r>
-    </w:p>
-    <w:p/>
-    <w:p>
-      <w:pPr>
-        <w:pStyle w:val="Heading2"/>
-      </w:pPr>
-      <w:bookmarkStart w:id="28" w:name="_Toc230787111"/>
-      <w:r>
-        <w:t>4.6 Fluxul unei partide</w:t>
-      </w:r>
-      <w:bookmarkEnd w:id="28"/>
-    </w:p>
-    <w:p>
-      <w:r>
-        <w:t xml:space="preserve">Fluxul unei partide incepe in StartWindow, unde </w:t>
-      </w:r>
-      <w:r>
-        <w:t>utilizatorul selecteaza cei doi jucatori si optiunile lor. GameUI primeste profilurile si initializeaza scorul, fereastra de joc si controllerul potrivit. Inainte de pornirea fiecarei partide, inputul vechi este curatat, se genereaza un nou gameToken si se</w:t>
-      </w:r>
-      <w:r>
-        <w:t xml:space="preserve"> stabileste care jucator incepe. La rematch-uri, rolul de jucator de jos si jucator de sus este alternat pentru a reduce avantajul unei pozitii initiale.</w:t>
-      </w:r>
-    </w:p>
-    <w:p>
-      <w:r>
-        <w:lastRenderedPageBreak/>
-        <w:t>In partidele care folosesc modelul standard, clasa Game porneste un thread separat pentru bucla de joc</w:t>
-      </w:r>
-      <w:r>
-        <w:t>. La fiecare iteratie se citeste jucatorul curent si se decide tipul turei. Daca jucatorul este AI, starea compacta este copiata si trimisa algoritmului, care intoarce un cod de mutare. Codul este transformat apoi intr-un obiect Move si aplicat daca partid</w:t>
-      </w:r>
-      <w:r>
-        <w:t>a este in continuare in aceeasi versiune. Daca jucatorul este uman, interfata marcheaza mutarile de pion posibile si asteapta coordonate de la coada de click-uri.</w:t>
-      </w:r>
-    </w:p>
-    <w:p>
-      <w:r>
-        <w:t>Pentru un jucator uman, coordonatele click-ului sunt interpretate in functie de dimensiunea c</w:t>
-      </w:r>
-      <w:r>
-        <w:t xml:space="preserve">elulelor si de grosimea zonelor dintre celule. Daca utilizatorul apasa pe interiorul unei celule, actiunea este tratata ca mutare de pion. Daca apasa in zona dintre celule, actiunea este tratata ca plasare de perete, iar orientarea este dedusa din pozitia </w:t>
-      </w:r>
-      <w:r>
-        <w:t>click-ului. Mutarea este apoi validata de Board, iar daca este legala se aplica simultan asupra tablei, jucatorului si starii compacte AI.</w:t>
-      </w:r>
-    </w:p>
-    <w:p>
-      <w:r>
-        <w:t>Dupa fiecare mutare reusita, Game inregistreaza mutarea in istoric, actualizeaza statisticile de gandire, trimite mod</w:t>
-      </w:r>
-      <w:r>
-        <w:t>ificarea catre interfata si verifica daca jucatorul a ajuns pe linia de sosire. Daca partida nu s-a terminat, jucatorul curent si adversarul sunt inversati. Daca exista castigator, interfata afiseaza rezultatul si actualizeaza scorul.</w:t>
-      </w:r>
-    </w:p>
-    <w:p>
-      <w:r>
-        <w:t>Partidele AI contra A</w:t>
-      </w:r>
-      <w:r>
-        <w:t>I folosesc un flux asemanator, dar mai compact. PerformanceGameController pastreaza un singur GameState si doi algoritmi, algCurrent si algOpponent. La fiecare tura, algoritmul curent genereaza o mutare, controllerul masoara timpul de calcul, determina imp</w:t>
-      </w:r>
-      <w:r>
-        <w:t>actul peretelui daca este cazul si trimite mutarea catre GUI. Dupa o mutare care nu castiga jocul, GameState se actualizeaza si controllerul inverseaza algoritmii. Aceasta forma elimina asteptarea inputului uman si este potrivita pentru comparatii repetate</w:t>
-      </w:r>
-      <w:r>
-        <w:t>.</w:t>
-      </w:r>
-    </w:p>
-    <w:p>
-      <w:r>
-        <w:t>Aplicatia include si actiuni de control asupra fluxului. Butonul de undo revine la ultima mutare umana si reconstruieste starea jocului, rematch-ul porneste o noua partida intre aceiasi jucatori, iar new game revine la configurarea initiala. Pentru parti</w:t>
-      </w:r>
-      <w:r>
-        <w:t>dele AI contra AI, rematch-urile automate permit acumularea de statistici pe mai multe jocuri fara interventie manuala.</w:t>
-      </w:r>
-    </w:p>
-    <w:p/>
-    <w:p>
-      <w:pPr>
-        <w:pStyle w:val="Heading2"/>
-      </w:pPr>
-      <w:bookmarkStart w:id="29" w:name="_Toc230787112"/>
-      <w:r>
-        <w:lastRenderedPageBreak/>
-        <w:t>4.7 Integrarea algoritmilor de inteligenta artificiala</w:t>
-      </w:r>
-      <w:bookmarkEnd w:id="29"/>
-    </w:p>
-    <w:p>
-      <w:r>
-        <w:t>Algoritmii de inteligenta artificiala sunt integrati prin interfata comuna Algor</w:t>
-      </w:r>
-      <w:r>
-        <w:t>ithm. Aceasta interfata ascunde detaliile fiecarui algoritm in spatele metodei generateMove, care primeste un GameState si intoarce un cod numeric de mutare. Datorita acestui contract, Game si PerformanceGameController nu trebuie sa cunoasca intern modul i</w:t>
-      </w:r>
-      <w:r>
-        <w:t>n care este calculata mutarea. Ele trebuie doar sa ofere o stare valida si sa aplice mutarea primita.</w:t>
-      </w:r>
-    </w:p>
-    <w:p>
-      <w:r>
-        <w:t>Configurarea algoritmilor este descrisa prin PlayerProfile. Acest record pastreaza tipul jucatorului, numele uman, adancimea MiniMax, ordonarea mutarilor,</w:t>
-      </w:r>
-      <w:r>
-        <w:t xml:space="preserve"> varianta MCTS, numarul de iteratii, limita de rollout si euristicile pentru MCTS optimizat. In momentul pornirii partidei, Game sau PerformanceGameController transforma profilul intr-o instanta concreta de algoritm: MiniMax, MctsV0, MctsPerformance sau Gy</w:t>
-      </w:r>
-      <w:r>
-        <w:t>mPython. Clasa GymPython pastreaza acelasi contract si, in stadiul curent, functioneaza ca un punct simplu de extensie care alege o mutare valida prin metoda implicita randomValidMove.</w:t>
-      </w:r>
-    </w:p>
-    <w:p>
-      <w:r>
-        <w:t xml:space="preserve">Legatura dintre AI si modelul vizual este realizata prin codificarea </w:t>
-      </w:r>
-      <w:r>
-        <w:t xml:space="preserve">mutarilor. Algoritmii lucreaza cu int-uri pentru eficienta, iar modelul standard converteste aceste coduri in obiecte Move atunci cand trebuie sa deseneze mutarea sau sa actualizeze jucatorul. Aceasta solutie pastreaza algoritmii independenti de JavaFX si </w:t>
-      </w:r>
-      <w:r>
-        <w:t>de clasele vizuale, dar permite aplicatiei sa prezinte deciziile lor intr-o forma usor de urmarit.</w:t>
-      </w:r>
-    </w:p>
-    <w:p/>
-    <w:p>
-      <w:pPr>
-        <w:pStyle w:val="Heading3"/>
-      </w:pPr>
-      <w:bookmarkStart w:id="30" w:name="_Toc230787113"/>
-      <w:r>
-        <w:t>MiniMax cu Alpha-Beta</w:t>
-      </w:r>
-      <w:bookmarkEnd w:id="30"/>
-    </w:p>
-    <w:p>
-      <w:r>
-        <w:t>MiniMax este implementat intr-o forma negamax cu alpha-beta pruning. Algoritmul presupune ca ambii jucatori aleg mutari cat mai bune, i</w:t>
-      </w:r>
-      <w:r>
-        <w:t>ar evaluarea unei pozitii pentru jucatorul curent devine opusul evaluarii dupa mutarea adversarului. La fiecare nivel al arborelui, algoritmul creeaza o copie a starii, aplica mutarea analizata si continua recursiv pana cand ajunge la o stare terminala sau</w:t>
-      </w:r>
-      <w:r>
-        <w:t xml:space="preserve"> la adancimea maxima configurata.</w:t>
-      </w:r>
-    </w:p>
-    <w:p>
-      <w:r>
-        <w:t>Alpha-beta pruning reduce numarul de ramuri explorate. Variabilele alpha si beta pastreaza limitele cunoscute ale scorului util pentru decizia curenta. Daca o ramura nu mai poate imbunatati rezultatul final, ea este oprita</w:t>
-      </w:r>
-      <w:r>
-        <w:t>. Aceasta optimizare este importanta in Quoridor, deoarece numarul de mutari posibile poate fi mare, mai ales atunci cand jucatorul mai are pereti disponibili.</w:t>
-      </w:r>
-    </w:p>
-    <w:p>
-      <w:r>
-        <w:lastRenderedPageBreak/>
-        <w:t>Functia de evaluare folosita de MiniMax combina mai multe criterii. Cel mai important este difer</w:t>
-      </w:r>
-      <w:r>
-        <w:t>enta dintre distanta adversarului pana la tinta si distanta jucatorului curent pana la tinta. Sunt luate in calcul si o componenta neliniara a acestei diferente, o masura a detururilor produse de pereti fata de distanta Manhattan, progresul pionilor spre l</w:t>
-      </w:r>
-      <w:r>
-        <w:t>inia tinta si diferenta dintre numarul de pereti ramasi. Ponderea peretilor este ajustata in functie de apropierea de finalul jocului, deoarece peretii sunt mai valorosi in fazele in care cursa este inca echilibrata.</w:t>
-      </w:r>
-    </w:p>
-    <w:p>
-      <w:r>
-        <w:t xml:space="preserve">Implementarea include trei variante de </w:t>
-      </w:r>
-      <w:r>
-        <w:t>ordonare a mutarilor. Varianta NONE pastreaza ordinea naturala a mutarilor. Varianta PRECISE aplica fiecare mutare intr-o copie a starii si o ordoneaza dupa evaluarea rezultata, ceea ce poate creste calitatea taierilor alpha-beta, dar costa mai mult. Varia</w:t>
-      </w:r>
-      <w:r>
-        <w:t>nta FAST foloseste un context calculat o singura data pentru pozitia curenta si acorda scoruri rapide mutarilor care castiga imediat, blocheaza o victorie imediata a adversarului, scurteaza drumul propriu sau plaseaza pereti pe drumul scurt al adversarului</w:t>
-      </w:r>
-    </w:p>
-    <w:p>
-      <w:r>
-        <w:t>.</w:t>
-      </w:r>
-    </w:p>
-    <w:p>
-      <w:pPr>
-        <w:pStyle w:val="Heading3"/>
-      </w:pPr>
-      <w:bookmarkStart w:id="31" w:name="_Toc230787114"/>
-      <w:r>
-        <w:t>Monte Carlo Tree Search</w:t>
-      </w:r>
-      <w:bookmarkEnd w:id="31"/>
-    </w:p>
-    <w:p>
-      <w:r>
-        <w:t xml:space="preserve">Varianta MctsV0 implementeaza structura clasica Monte Carlo Tree Search. Arborele este format din noduri care contin o copie GameState, mutarea prin care s-a ajuns in nod, lista mutarilor neincercate, copiii, numarul de vizite si </w:t>
-      </w:r>
-      <w:r>
-        <w:t>scorul acumulat. Pentru fiecare iteratie se parcurg etapele de selectie, expansiune, simulare si retropropagare.</w:t>
-      </w:r>
-    </w:p>
-    <w:p>
-      <w:r>
-        <w:t>In faza de selectie, algoritmul alege recursiv copilul cu cel mai bun scor UCT. Formula UCT combina rata de castig observata cu un termen de ex</w:t>
-      </w:r>
-      <w:r>
-        <w:t xml:space="preserve">plorare, astfel incat arborele sa nu se concentreze prea devreme doar pe o singura varianta. In expansiune se alege o mutare neincercata, se aplica pe o copie a starii si se creeaza un nou nod. In rollout, jocul este simulat pana la o limita de mutari sau </w:t>
-      </w:r>
-      <w:r>
-        <w:t>pana la gasirea unui castigator.</w:t>
-      </w:r>
-    </w:p>
-    <w:p>
-      <w:r>
-        <w:t>Rollout-ul din MctsV0 este intentionat simplificat pentru viteza. El cauta mai intai o mutare de pion care castiga imediat, iar in rest alege rapid dintre mutarile de pion disponibile. Daca limita de rollout este atinsa far</w:t>
-      </w:r>
-      <w:r>
-        <w:t>a castigator, starea este evaluata printr-o functie care combina distantele pana la tinta si numarul de pereti ramasi, normalizand scorul intre infrangere si victorie. Rezultatul este apoi propagat inapoi prin toate nodurile de pe traseu.</w:t>
-      </w:r>
-    </w:p>
-    <w:p>
-      <w:r>
-        <w:t>Dupa terminarea i</w:t>
-      </w:r>
-      <w:r>
-        <w:t xml:space="preserve">teratiilor, mutarea finala este aleasa dintre copiii radacinii. Implementarea favorizeaza copilul vizitat de cele mai multe ori, iar la egalitate foloseste rata </w:t>
-      </w:r>
-      <w:r>
-        <w:lastRenderedPageBreak/>
-        <w:t>de castig si codul mutarii. Alegerea dupa numarul de vizite este specifica MCTS, deoarece o mut</w:t>
-      </w:r>
-      <w:r>
-        <w:t>are vizitata des a fost considerata relevanta de politica arborelui pe parcursul cautarii.</w:t>
-      </w:r>
-    </w:p>
-    <w:p/>
-    <w:p>
-      <w:pPr>
-        <w:pStyle w:val="Heading3"/>
-      </w:pPr>
-      <w:bookmarkStart w:id="32" w:name="_Toc230787115"/>
-      <w:r>
-        <w:t>Euristici si variante optimizate pentru MCTS</w:t>
-      </w:r>
-      <w:bookmarkEnd w:id="32"/>
-    </w:p>
-    <w:p>
-      <w:r>
-        <w:t>MctsPerformance este varianta optimizata a algoritmului MCTS. Ea foloseste clasa MctsState in loc de GameState, limitand</w:t>
-      </w:r>
-      <w:r>
-        <w:t xml:space="preserve"> numarul de mutari candidate printr-un buffer de dimensiune fixa si prin progressive widening. Progressive widening permite unui nod sa aiba treptat mai multi copii pe masura ce numarul sau de vizite creste, in loc sa extinda de la inceput toate actiunile </w:t>
-      </w:r>
-      <w:r>
-        <w:t>posibile. Aceasta tehnica este utila in Quoridor, unde plasarea peretilor poate genera multe alternative.</w:t>
-      </w:r>
-    </w:p>
-    <w:p>
-      <w:r>
-        <w:t>Euristicile de selectie controleaza ce pereti intra in lista de candidati. Varianta WALLS_NEAR_PAWNS genereaza si evalueaza pereti in apropierea pioni</w:t>
-      </w:r>
-      <w:r>
-        <w:t>lor, deoarece acolo peretii au sanse mai mari sa influenteze imediat cursa. Varianta WALLS_NEAR_PAWNS_EXISTING_WALLS_AND_EDGES extinde aceasta idee cu pereti aflati langa pereti existenti si langa marginile laterale, zone in care se formeaza frecvent corid</w:t>
-      </w:r>
-      <w:r>
-        <w:t>oare si blocaje relevante.</w:t>
-      </w:r>
-    </w:p>
-    <w:p>
-      <w:r>
-        <w:t>Euristicile de rollout controleaza comportamentul simularilor. PAWN_MOVES foloseste doar mutari de pion, fiind cea mai rapida varianta. PAWN_MOVES_RANDOM_WALLS introduce ocazional pereti legali aleatori, pentru a simula si efectu</w:t>
-      </w:r>
-      <w:r>
-        <w:t>l obstructiilor. PAWN_MOVES_RELEVANT_WALLS foloseste candidati de pereti scorati, incercand sa pastreze un echilibru intre viteza si relevanta strategica. Limita de rollout poate fi setata la valori precum 16, 32 sau 64 de mutari, in functie de compromisul</w:t>
-      </w:r>
-      <w:r>
-        <w:t xml:space="preserve"> dorit intre timp si profunzime.</w:t>
-      </w:r>
-    </w:p>
-    <w:p>
-      <w:r>
-        <w:t>MctsState contine mai multe optimizari dedicate simularilor dese. Vecinatatile sunt memorate intr-un vector adjacencyMask, unde bitii indica directiile disponibile din fiecare celula. Peretii sunt pastrati in doua variabile</w:t>
-      </w:r>
-      <w:r>
-        <w:t xml:space="preserve"> long, horizontalWalls si verticalWalls, intr-o forma apropiata de un bitboard. Mutarile sunt generate in buffere prealocate, iar distantele sunt recalculate doar atunci cand un flag distancesDirty arata ca structura tablei s-a schimbat. Aceste decizii red</w:t>
-      </w:r>
-      <w:r>
-        <w:t>uc alocarile de obiecte si fac ca fiecare iteratie MCTS sa fie mai usoara.</w:t>
-      </w:r>
-    </w:p>
-    <w:p/>
-    <w:p>
-      <w:pPr>
-        <w:pStyle w:val="Heading2"/>
-      </w:pPr>
-      <w:bookmarkStart w:id="33" w:name="_Toc230787116"/>
-      <w:r>
-        <w:lastRenderedPageBreak/>
-        <w:t>4.8 Optimizari si masurarea performantei</w:t>
-      </w:r>
-      <w:bookmarkEnd w:id="33"/>
-    </w:p>
-    <w:p>
-      <w:r>
-        <w:t>Optimizarea principala a aplicatiei este separarea dintre modelul standard si modelul de performanta. Modelul standard favorizeaza claritat</w:t>
-      </w:r>
-      <w:r>
-        <w:t xml:space="preserve">ea si legatura cu interfata, in timp ce GameState si MctsState favorizeaza copierea rapida, generarea eficienta a mutarilor si calculul repetat al distantelor. Aceasta separare permite ca regulile jocului sa ramana usor de urmarit, fara a sacrifica viteza </w:t>
-      </w:r>
-      <w:r>
-        <w:t>necesara algoritmilor.</w:t>
-      </w:r>
-    </w:p>
-    <w:p>
-      <w:r>
-        <w:t>La nivelul structurilor de date, proiectul foloseste colectii standard acolo unde lizibilitatea este importanta si structuri primitive acolo unde performanta este critica. In GameState, codurile numerice si vectorii de distante reduc</w:t>
-      </w:r>
-      <w:r>
-        <w:t xml:space="preserve"> costul accesului la date. In MctsState, bitii, mastile de adiacenta si bufferele prealocate reduc numarul de obiecte create in timpul simularilor. Aceasta diferenta este importanta deoarece MCTS poate executa zeci de mii de iteratii pentru o singura mutar</w:t>
-      </w:r>
-      <w:r>
-        <w:t>e.</w:t>
-      </w:r>
-    </w:p>
-    <w:p>
-      <w:r>
-        <w:t>O alta optimizare este evitarea calculelor inutile. Distantele catre liniile de sosire se recalculeaza atunci cand un perete modifica graful, dar nu dupa fiecare mutare de pion. In MctsState, recalcularea este amanata pana cand o metoda are nevoie efect</w:t>
-      </w:r>
-      <w:r>
-        <w:t>iv de distante actualizate. In MiniMax, atunci cand jucatorul nu mai are pereti, setul de mutari este redus la mutarea de pion care pastreaza cel mai scurt drum, deoarece plasarea de pereti nu mai este posibila si ramificarea poate fi redusa.</w:t>
-      </w:r>
-    </w:p>
-    <w:p>
-      <w:r>
-        <w:t>Masurarea per</w:t>
-      </w:r>
-      <w:r>
-        <w:t>formantei se face cu System.nanoTime in Game si PerformanceGameController. Timpul de gandire al fiecarei mutari este inregistrat, iar ThinkingStats calculeaza timpul ultimei mutari, media mutarilor, timpul maxim, timpul total de gandire si impactul total a</w:t>
-      </w:r>
-      <w:r>
-        <w:t>l peretilor. StatsPanel afiseaza aceste valori si le combina cu scorul si ratele de castig pentru fiecare rol de joc.</w:t>
-      </w:r>
-    </w:p>
-    <w:p>
-      <w:r>
-        <w:t>Compararea strategiilor este sustinuta prin rematch-uri automate si prin alternarea jucatorului care incepe. Aceasta alternare este necesa</w:t>
-      </w:r>
-      <w:r>
-        <w:t>ra deoarece pozitia initiala si ordinea mutarilor pot influenta rezultatul. Prin mai multe partide consecutive, aplicatia poate evidentia diferentele dintre MiniMax, MCTS standard si MCTS optimizat, nu doar intr-o singura partida izolata, ci intr-un contex</w:t>
-      </w:r>
-      <w:r>
-        <w:t>t statistic mai stabil.</w:t>
-      </w:r>
-    </w:p>
-    <w:p/>
-    <w:p>
-      <w:pPr>
-        <w:pStyle w:val="Heading2"/>
-      </w:pPr>
-      <w:bookmarkStart w:id="34" w:name="_Toc230787117"/>
-      <w:r>
-        <w:lastRenderedPageBreak/>
-        <w:t>4.9 Testarea si validarea aplicatiei</w:t>
-      </w:r>
-      <w:bookmarkEnd w:id="34"/>
-    </w:p>
-    <w:p>
-      <w:r>
-        <w:t>Testarea aplicatiei este realizata cu JUnit 5, configurat in Gradle. Testele sunt organizate in pachetele StandardModel, PerformanceModel si AI, in concordanta cu structura codului sursa. Scopul</w:t>
-      </w:r>
-      <w:r>
-        <w:t xml:space="preserve"> lor este sa verifice atat configurarea componentelor, cat si comportamentul logic al starii de joc si al algoritmilor.</w:t>
-      </w:r>
-    </w:p>
-    <w:p>
-      <w:r>
-        <w:t xml:space="preserve">Testele pentru PlayerProfile verifica numele afisate, rezumatele de selectie, variantele MCTS si validarea limitelor de rollout. Aceste </w:t>
-      </w:r>
-      <w:r>
-        <w:t>teste sunt importante deoarece profilul unui jucator este punctul prin care optiunile din interfata sunt transformate in configuratii de algoritm. O eroare aici ar putea porni un algoritm cu parametri gresiti sau ar putea afisa utilizatorului informatii in</w:t>
-      </w:r>
-      <w:r>
-        <w:t>corecte.</w:t>
-      </w:r>
-    </w:p>
-    <w:p>
-      <w:r>
-        <w:t xml:space="preserve">Testele pentru GameState valideaza pozitiile initiale, numarul de pereti, liniile de sosire, mutarile posibile ale pionilor, codurile de pereti si efectul plasarii peretilor asupra distantelor. Sunt verificate si cazuri in care peretii trebuie sa </w:t>
-      </w:r>
-      <w:r>
-        <w:t>fie eliminati din lista mutarilor posibile din cauza conflictelor sau a regulii de conectivitate. De asemenea, wallImpact este comparat cu schimbarile reale ale drumurilor minime.</w:t>
-      </w:r>
-    </w:p>
-    <w:p>
-      <w:r>
-        <w:t>Testele pentru MiniMax si MCTS confirma ca algoritmii returneaza mutari lega</w:t>
-      </w:r>
-      <w:r>
-        <w:t xml:space="preserve">le, ca nu modifica starea primita ca parametru si ca pot identifica mutari directe spre castig in situatii simple. Pentru MiniMax este verificat si comportamentul in cazul in care nu mai exista pereti, unde algoritmul trebuie sa aleaga o mutare de pion pe </w:t>
-      </w:r>
-      <w:r>
-        <w:t>cel mai scurt drum. Pentru MCTS sunt testate atat varianta standard, cat si varianta optimizata.</w:t>
-      </w:r>
-    </w:p>
-    <w:p>
-      <w:r>
-        <w:t>Pe langa testele automate, validarea aplicatiei se realizeaza si prin modul in care componentele colaboreaza in timpul rularii. Interfata nu aplica o mutare um</w:t>
-      </w:r>
-      <w:r>
-        <w:t>ana pana cand Board nu o valideaza, algoritmii primesc copii ale starii pentru a evita modificari accidentale, iar undo reconstruieste starea din istoric. Aceste mecanisme reduc riscul ca tabla afisata, modelul standard si starea AI sa ajunga in configurat</w:t>
-      </w:r>
-      <w:r>
-        <w:t>ii diferite.</w:t>
-      </w:r>
-    </w:p>
-    <w:p/>
-    <w:p>
-      <w:pPr>
-        <w:pStyle w:val="Heading2"/>
-      </w:pPr>
-      <w:bookmarkStart w:id="35" w:name="_Toc230787118"/>
-      <w:r>
-        <w:t>4.10 Probleme intampinate si solutii adoptate</w:t>
-      </w:r>
-      <w:bookmarkEnd w:id="35"/>
-    </w:p>
-    <w:p>
-      <w:r>
-        <w:t xml:space="preserve">Prima dificultate majora a fost dimensiunea spatiului de cautare. In Quoridor, un jucator poate muta pionul in cateva pozitii, dar poate plasa pereti in multe locuri. Aceasta ramificare afecteaza </w:t>
-      </w:r>
-      <w:r>
-        <w:t xml:space="preserve">direct MiniMax si MCTS. Solutia a fost folosirea unei functii euristice pentru </w:t>
-      </w:r>
-      <w:r>
-        <w:lastRenderedPageBreak/>
-        <w:t>MiniMax, a taierii alpha-beta, a ordonarii mutarilor si a unor candidati mai relevanti pentru MCTS, in special prin progressive widening si prin generarea peretilor in zone cu i</w:t>
-      </w:r>
-      <w:r>
-        <w:t>mpact probabil mai mare.</w:t>
-      </w:r>
-    </w:p>
-    <w:p>
-      <w:r>
-        <w:t xml:space="preserve">A doua problema a fost sincronizarea dintre logica jocului si interfata grafica. Un algoritm AI poate calcula mutarea intr-un thread separat, iar un jucator uman poate apasa butoane care schimba partida in timp ce acel calcul este </w:t>
-      </w:r>
-      <w:r>
-        <w:t>in desfasurare. Pentru a controla aceste situatii, aplicatia foloseste gameLock, stateVersion, gameToken si Platform.runLater. Astfel, modificarile de stare sunt protejate, iar actualizarile vizuale sunt executate pe firul corect al JavaFX.</w:t>
-      </w:r>
-    </w:p>
-    <w:p>
-      <w:r>
-        <w:t>O alta dificult</w:t>
-      </w:r>
-      <w:r>
-        <w:t>ate a fost mentinerea coerentei intre modelul standard si modelul de performanta. Modelul standard este folosit pentru afisare si validarea interactiunii umane, iar GameState este folosit de algoritmi. Diferentele dintre cele doua reprezentari puteau produ</w:t>
-      </w:r>
-      <w:r>
-        <w:t>ce erori greu de observat. Solutia a fost folosirea unei codificari unice a mutarilor si actualizarea celor doua reprezentari in acelasi flux, iar in cazul undo reconstructia completa din istoricul mutarilor.</w:t>
-      </w:r>
-    </w:p>
-    <w:p>
-      <w:r>
-        <w:t xml:space="preserve">Costul simularilor MCTS a reprezentat o alta </w:t>
-      </w:r>
-      <w:r>
-        <w:t xml:space="preserve">provocare. Copierea repetata a starii, generarea tuturor peretilor si recalcularea distantelor pot consuma mult timp. Pentru aceasta problema a fost introdusa clasa MctsState, care foloseste mastile de adiacenta, reprezentarea pe biti a peretilor, buffere </w:t>
-      </w:r>
-      <w:r>
-        <w:t>reutilizabile si recalculare intarziata a distantelor. In plus, limitele de rollout permit controlul direct asupra timpului petrecut in simulari.</w:t>
-      </w:r>
-    </w:p>
-    <w:p>
-      <w:r>
-        <w:t>In compararea algoritmilor a aparut si problema echitatii intre partide. Un rezultat izolat poate depinde de c</w:t>
-      </w:r>
-      <w:r>
-        <w:t xml:space="preserve">ine incepe, de configuratia aleasa si de aleatorul folosit in MCTS. Aplicatia trateaza aceasta problema prin rematch-uri automate, alternarea rolurilor si inregistrarea separata a ratelor de castig pentru fiecare rol. Astfel, analiza nu se bazeaza doar pe </w:t>
-      </w:r>
-      <w:r>
-        <w:t>scorul brut, ci si pe contextul in care a fost obtinut.</w:t>
-      </w:r>
-    </w:p>
-    <w:p/>
-    <w:p>
-      <w:pPr>
-        <w:pStyle w:val="Heading2"/>
-      </w:pPr>
-      <w:bookmarkStart w:id="36" w:name="_Toc230787119"/>
-      <w:r>
-        <w:t>4.11 Rezultatul final al aplicatiei</w:t>
-      </w:r>
-      <w:bookmarkEnd w:id="36"/>
-    </w:p>
-    <w:p>
-      <w:r>
-        <w:t>Rezultatul final este o aplicatie Quoridor functionala, cu interfata grafica, validare a regulilor, suport pentru jucatori umani si agenti AI, undo pentru partidel</w:t>
-      </w:r>
-      <w:r>
-        <w:t xml:space="preserve">e cu input uman, rematch-uri, teme vizuale si statistici de performanta. Utilizatorul poate configura jucatorii, </w:t>
-      </w:r>
-      <w:r>
-        <w:lastRenderedPageBreak/>
-        <w:t>poate urmari tabla in timp real si poate observa cum strategiile automate aleg mutari si plaseaza pereti.</w:t>
-      </w:r>
-    </w:p>
-    <w:p>
-      <w:r>
-        <w:t>Din punct de vedere al inteligentei a</w:t>
-      </w:r>
-      <w:r>
-        <w:t>rtificiale, aplicatia ofera un cadru comun pentru MiniMax cu alpha-beta pruning, MCTS standard si MCTS optimizat. Algoritmii folosesc aceeasi interfata si aceeasi reprezentare compacta a starii, ceea ce permite compararea lor in conditii similare. Prin sta</w:t>
-      </w:r>
-      <w:r>
-        <w:t>tisticile de timp, scor, impact al peretilor si rata de castig pe roluri, aplicatia poate fi folosita ca instrument de analiza, nu doar ca implementare de joc.</w:t>
-      </w:r>
-    </w:p>
-    <w:p>
-      <w:r>
-        <w:t>Componentele dezvoltate formeaza impreuna o aplicatie coerenta. StandardModel asigura corectitud</w:t>
-      </w:r>
-      <w:r>
-        <w:t>inea si claritatea regulilor, PerformanceModel ofera viteza necesara cautarii, AI contine strategiile decizionale, iar GUI face comportamentul sistemului vizibil si controlabil. In stadiul actual, proiectul ofera o baza solida pentru evaluarea strategiilor</w:t>
-      </w:r>
-      <w:r>
-        <w:t xml:space="preserve"> de Quoridor si pentru dezvoltari viitoare, precum euristici mai rafinate, variante noi de cautare sau integrarea unor metode de invatare automata.</w:t>
-      </w:r>
-    </w:p>
-    <w:p>
-      <w:pPr>
-        <w:pStyle w:val="Heading1"/>
-        <w:ind w:left="-5"/>
-      </w:pPr>
-      <w:r>
-        <w:br w:type="page"/>
-      </w:r>
-      <w:bookmarkStart w:id="37" w:name="_Toc230787120"/>
-      <w:r>
-        <w:lastRenderedPageBreak/>
-        <w:t>Capitolul 5 - Statistici</w:t>
-      </w:r>
-      <w:bookmarkEnd w:id="37"/>
-    </w:p>
-    <w:p/>
-    <w:p>
-      <w:pPr>
-        <w:spacing w:after="160" w:line="259" w:lineRule="auto"/>
-        <w:ind w:firstLine="0"/>
-        <w:jc w:val="left"/>
-        <w:rPr>
-          <w:b/>
-          <w:sz w:val="50"/>
-        </w:rPr>
-      </w:pPr>
-      <w:r>
-        <w:br w:type="page"/>
-      </w:r>
-    </w:p>
-    <w:p>
-      <w:pPr>
-        <w:pStyle w:val="Heading1"/>
-        <w:ind w:left="-5"/>
-      </w:pPr>
-      <w:bookmarkStart w:id="38" w:name="_Toc230787121"/>
-      <w:r>
-        <w:lastRenderedPageBreak/>
-        <w:t>Concluzii</w:t>
-      </w:r>
-      <w:bookmarkEnd w:id="38"/>
-    </w:p>
-    <w:p>
-      <w:r>
-        <w:t>Realizarea acestui proiect a reprezentat o provocare interesantă și o oportunitate valoroasă de a aprofunda atât cunoștințele despre inteligența artificială, cât și complexitatea strategică a jocului Quoridor. În urma implementării soluției propuse, am reușit să dezvolt un sistem AI capabil să joace Quoridor la un nivel competitiv, aplicând tehnici precum Monte Carlo Tree Search și integrarea unor euristici specifice jocului. Comparativ cu abordările prezentate în lucrările anterioare, soluția implementată în cadrul acestei lucrări aduce îmbunătățiri în ceea ce privește capacitatea de adaptare a agentului la diferite stiluri de joc și optimizarea deciziilor în condiții variabile.</w:t>
-      </w:r>
-    </w:p>
-    <w:p>
-      <w:r>
-        <w:t>Pe lângă aspectul tehnic, această lucrare a demonstrat importanța unei abordări echilibrate între implementarea riguroasă a regulilor jocului și dezvoltarea componentelor de inteligență artificială. De asemenea, procesul de testare și ajustare a evidențiat provocările reale din domeniul dezvoltării AI pentru jocuri de strategie complexe.</w:t>
-      </w:r>
-    </w:p>
-    <w:p>
-      <w:r>
-        <w:t>Direcțiile viitoare de dezvoltare includ rafinarea euristicilor utilizate, integrarea unor componente de învățare automată și optimizarea suplimentară a performanței pentru scenarii de joc avansate. Consider că această lucrare oferă o bază solidă pentru cercetări ulterioare și poate constitui un punct de plecare pentru dezvoltarea unor agenți AI și mai performanți, capabili să concureze cu jucători umani de nivel înalt</w:t>
-      </w:r>
-      <w:r>
-        <w:t>.</w:t>
-      </w:r>
-    </w:p>
-    <w:p>
-      <w:pPr>
-        <w:spacing w:after="160" w:line="259" w:lineRule="auto"/>
-        <w:ind w:firstLine="0"/>
-        <w:jc w:val="left"/>
-        <w:rPr>
-          <w:b/>
-          <w:sz w:val="50"/>
-        </w:rPr>
-      </w:pPr>
-      <w:r>
-        <w:br w:type="page"/>
-      </w:r>
-    </w:p>
-    <w:p>
-      <w:pPr>
-        <w:pStyle w:val="Heading1"/>
-        <w:ind w:left="-5"/>
-      </w:pPr>
-      <w:bookmarkStart w:id="39" w:name="_Toc230787122"/>
-      <w:r>
-        <w:lastRenderedPageBreak/>
-        <w:t>Bibliografie</w:t>
-      </w:r>
-      <w:bookmarkEnd w:id="39"/>
+        <w:br/>
+        <w:t xml:space="preserve">Demonstrație online a unui joc Quoridor împotriva unui agent AI, utilă ca exemplu practic de implementare. </w:t>
+      </w:r>
     </w:p>
     <w:p>
       <w:pPr>
         <w:pStyle w:val="NormalWeb"/>
-        <w:rPr>
-          <w:rFonts w:eastAsia="Times New Roman"/>
-          <w:color w:val="auto"/>
-        </w:rPr>
-      </w:pPr>
-      <w:r>
-        <w:rPr>
-          <w:rFonts w:hAnsi="Symbol"/>
-        </w:rPr>
-        <w:t></w:t>
-      </w:r>
-      <w:hyperlink r:id="rId15" w:tgtFrame="_new" w:history="1">
+      </w:pPr>
+      <w:hyperlink r:id="rId40" w:history="1">
         <w:r>
           <w:rPr>
             <w:rStyle w:val="Hyperlink"/>
-            <w:b/>
-            <w:bCs/>
           </w:rPr>
-          <w:t>https://en.wikipedia.org/wiki/Monte_Carlo_tree_search</w:t>
+          <w:t>https://arxiv.org/abs/2605.22747</w:t>
         </w:r>
       </w:hyperlink>
       <w:r>
         <w:br/>
-        <w:t>Articol Wikipedia care explică Monte Carlo Tree Search (MCTS), o tehnică de căutare folosită în luarea deciziilor în jocuri și probleme complexe.</w:t>
+        <w:t>Lucrare despre complexitatea teoretică a jocului Quoridor, utilă pentru justif</w:t>
+      </w:r>
+      <w:r>
+        <w:t xml:space="preserve">icarea dificultății problemei. </w:t>
       </w:r>
     </w:p>
     <w:p>
       <w:pPr>
         <w:pStyle w:val="NormalWeb"/>
       </w:pPr>
-      <w:r>
-        <w:rPr>
-          <w:rFonts w:hAnsi="Symbol"/>
-        </w:rPr>
-        <w:t></w:t>
-      </w:r>
-      <w:hyperlink r:id="rId16" w:anchor="L137" w:tgtFrame="_new" w:history="1">
+      <w:hyperlink r:id="rId41" w:history="1">
         <w:r>
           <w:rPr>
             <w:rStyle w:val="Hyperlink"/>
-            <w:b/>
-            <w:bCs/>
           </w:rPr>
-          <w:t>https://github.com/gorisanson/quoridor-ai/blob/main/src/js/ai.js#L137</w:t>
+          <w:t>https://alife-robotics.org/article/vol10issue3/10304.pdf</w:t>
         </w:r>
       </w:hyperlink>
       <w:r>
         <w:br/>
-        <w:t>Cod sursă disponibil pe GitHub pentru implementarea AI în jocul Quoridor, utilizând tehnici precum MCTS și euristici personalizate.</w:t>
+        <w:t>Articol despre analiza unor variante reduse ale jocului Quoridor, util pentru</w:t>
+      </w:r>
+      <w:r>
+        <w:t xml:space="preserve"> discuția despre complexitate. </w:t>
       </w:r>
     </w:p>
     <w:p>
       <w:pPr>
         <w:pStyle w:val="NormalWeb"/>
       </w:pPr>
-      <w:r>
-        <w:rPr>
-          <w:rFonts w:hAnsi="Symbol"/>
-        </w:rPr>
-        <w:t></w:t>
-      </w:r>
-      <w:hyperlink r:id="rId17" w:tgtFrame="_new" w:history="1">
+      <w:hyperlink r:id="rId42" w:history="1">
         <w:r>
           <w:rPr>
             <w:rStyle w:val="Hyperlink"/>
-            <w:b/>
-            <w:bCs/>
           </w:rPr>
-          <w:t>https://introcs.cs.princeton.edu/java/98simulation/</w:t>
+          <w:t>https://alife-robotics.co.jp/members2022/icarob/data/html/data/OS/OS13/OS13-3.pdf</w:t>
         </w:r>
       </w:hyperlink>
       <w:r>
         <w:br/>
-        <w:t>Resursă educațională Princeton despre simulări în Java, utilă pentru înțelegerea bazelor programării simulărilor și algoritmilor probabilistici.</w:t>
+        <w:t>Studiu asupra jocului Quoridor pe tablă redusă, relevant pent</w:t>
+      </w:r>
+      <w:r>
+        <w:t>ru analiza spațiului de stări.</w:t>
       </w:r>
     </w:p>
     <w:p>
       <w:pPr>
         <w:pStyle w:val="NormalWeb"/>
       </w:pPr>
-      <w:r>
-        <w:rPr>
-          <w:rFonts w:hAnsi="Symbol"/>
-        </w:rPr>
-        <w:t></w:t>
-      </w:r>
-      <w:hyperlink r:id="rId18" w:tgtFrame="_new" w:history="1">
+      <w:hyperlink r:id="rId43" w:history="1">
         <w:r>
           <w:rPr>
             <w:rStyle w:val="Hyperlink"/>
-            <w:b/>
-            <w:bCs/>
           </w:rPr>
-          <w:t>https://en.wikipedia.org/wiki/Temporal_difference_learning</w:t>
+          <w:t>https://aima.eecs.berkeley.edu/slides-pdf/chapter06.pdf</w:t>
         </w:r>
       </w:hyperlink>
       <w:r>
         <w:br/>
-        <w:t xml:space="preserve">Articol Wikipedia despre </w:t>
-      </w:r>
-      <w:r>
-        <w:rPr>
-          <w:rStyle w:val="Emphasis"/>
-        </w:rPr>
-        <w:t>Temporal Difference Learning</w:t>
-      </w:r>
-      <w:r>
-        <w:t>, o metodă de învățare în cadrul Reinforcement Learning, relevantă pentru AI în jocuri.</w:t>
+        <w:t>Material academic despre jocuri adversariale, MiniMax, Alp</w:t>
+      </w:r>
+      <w:r>
+        <w:t>ha-Beta și funcții de evaluare.</w:t>
       </w:r>
     </w:p>
     <w:p>
       <w:pPr>
         <w:pStyle w:val="NormalWeb"/>
       </w:pPr>
-      <w:r>
-        <w:rPr>
-          <w:rFonts w:hAnsi="Symbol"/>
-        </w:rPr>
-        <w:t></w:t>
-      </w:r>
-      <w:hyperlink r:id="rId19" w:tgtFrame="_new" w:history="1">
+      <w:hyperlink r:id="rId44" w:history="1">
         <w:r>
           <w:rPr>
             <w:rStyle w:val="Hyperlink"/>
-            <w:b/>
-            <w:bCs/>
           </w:rPr>
-          <w:t>https://absolvire.info.uaic.ro/</w:t>
+          <w:t>https://ocw.mit.edu/courses/6-034-artificial-intelligence-fall-2010/resources/lecture-6-search-games-minimax-and-alpha-beta/</w:t>
         </w:r>
       </w:hyperlink>
       <w:r>
         <w:br/>
-        <w:t>Platforma oficială a Universității „Alexandru Ioan Cuza” din Iași pentru organizarea și gestionarea procesului de absolvire și susținere a lucrărilor de licență.</w:t>
-      </w:r>
+        <w:t>Curs MIT despre MiniMax și Alpha-Beta, util pentru fundamentarea algoritmilor clasici de căutare.</w:t>
+      </w:r>
+    </w:p>
+    <w:p>
+      <w:pPr>
+        <w:pStyle w:val="NormalWeb"/>
+      </w:pPr>
+      <w:hyperlink r:id="rId45" w:history="1">
+        <w:r>
+          <w:rPr>
+            <w:rStyle w:val="Hyperlink"/>
+          </w:rPr>
+          <w:t>https://web.stanford.edu/class/archive/cs/cs221/cs221.1186/lectures/games1.pdf</w:t>
+        </w:r>
+      </w:hyperlink>
+      <w:r>
+        <w:br/>
+        <w:t>Material Stanford despre jocuri, căutare adversarială și evaluarea stărilor de joc.</w:t>
+      </w:r>
+    </w:p>
+    <w:p>
+      <w:pPr>
+        <w:pStyle w:val="NormalWeb"/>
+      </w:pPr>
+      <w:hyperlink r:id="rId46" w:history="1">
+        <w:r>
+          <w:rPr>
+            <w:rStyle w:val="Hyperlink"/>
+          </w:rPr>
+          <w:t>https://inst.eecs.berkeley.edu/~cs188/su25/assets/lectures/cs188-su25-lec06.pdf</w:t>
+        </w:r>
+      </w:hyperlink>
+      <w:r>
+        <w:br/>
+        <w:t>Curs Berkeley despre căutare adversarială, MiniMax și optimizări prin Alpha-Beta.</w:t>
+      </w:r>
+    </w:p>
+    <w:p>
+      <w:pPr>
+        <w:pStyle w:val="NormalWeb"/>
+      </w:pPr>
+      <w:hyperlink r:id="rId47" w:history="1">
+        <w:r>
+          <w:rPr>
+            <w:rStyle w:val="Hyperlink"/>
+          </w:rPr>
+          <w:t>https://www.chessprogramming.org/Alpha-Beta</w:t>
+        </w:r>
+      </w:hyperlink>
+      <w:r>
+        <w:br/>
+        <w:t>Explicație detaliată despre algoritmul Alpha-Beta, utilă pentru descrierea optimizării MiniMax.</w:t>
+      </w:r>
+    </w:p>
+    <w:p>
+      <w:pPr>
+        <w:pStyle w:val="NormalWeb"/>
+      </w:pPr>
+      <w:hyperlink r:id="rId48" w:history="1">
+        <w:r>
+          <w:rPr>
+            <w:rStyle w:val="Hyperlink"/>
+          </w:rPr>
+          <w:t>https://www.chessprogramming.org/Move_Ordering</w:t>
+        </w:r>
+      </w:hyperlink>
+      <w:r>
+        <w:br/>
+        <w:t>Sursă despre ordonarea mutărilor, relevantă pentru variantele de MiniMax implementate în lucrare.</w:t>
+      </w:r>
+    </w:p>
+    <w:p>
+      <w:pPr>
+        <w:pStyle w:val="NormalWeb"/>
+      </w:pPr>
+      <w:hyperlink r:id="rId49" w:history="1">
+        <w:r>
+          <w:rPr>
+            <w:rStyle w:val="Hyperlink"/>
+          </w:rPr>
+          <w:t>https://www.chessprogramming.org/Iterative_Deepening</w:t>
+        </w:r>
+      </w:hyperlink>
+      <w:r>
+        <w:br/>
+        <w:t>Sursă despre iterative deepening, utilă pentru discuții privind controlul timpului și căutarea progresivă.</w:t>
+      </w:r>
+    </w:p>
+    <w:p>
+      <w:pPr>
+        <w:pStyle w:val="NormalWeb"/>
+      </w:pPr>
+      <w:hyperlink r:id="rId50" w:history="1">
+        <w:r>
+          <w:rPr>
+            <w:rStyle w:val="Hyperlink"/>
+          </w:rPr>
+          <w:t>https://webdocs.cs.ualberta.ca/~mmueller/courses/2014-AAAI-games-tutorial/slides/AAAI-14-Tutorial-Games-3-AlphaBeta.pdf</w:t>
+        </w:r>
+      </w:hyperlink>
+      <w:r>
+        <w:br/>
+        <w:t>Material despre optimizări Alpha-Beta, inclusiv ordonare, tabele de transpoziție și tehnici de performanță.</w:t>
+      </w:r>
+    </w:p>
+    <w:p>
+      <w:pPr>
+        <w:pStyle w:val="NormalWeb"/>
+      </w:pPr>
+      <w:hyperlink r:id="rId51" w:history="1">
+        <w:r>
+          <w:rPr>
+            <w:rStyle w:val="Hyperlink"/>
+          </w:rPr>
+          <w:t>https://www.chessprogramming.org/Transposition_Table</w:t>
+        </w:r>
+      </w:hyperlink>
+      <w:r>
+        <w:br/>
+        <w:t>Explică tabelele de transpoziție, utile pentru memorarea stărilor deja evaluate în jocuri.</w:t>
+      </w:r>
+    </w:p>
+    <w:p>
+      <w:pPr>
+        <w:pStyle w:val="NormalWeb"/>
+      </w:pPr>
+      <w:hyperlink r:id="rId52" w:history="1">
+        <w:r>
+          <w:rPr>
+            <w:rStyle w:val="Hyperlink"/>
+          </w:rPr>
+          <w:t>https://www.chessprogramming.org/Zobrist_Hashing</w:t>
+        </w:r>
+      </w:hyperlink>
+      <w:r>
+        <w:br/>
+        <w:t>Descrie hashing-ul Zobrist, metodă folosită pentru identificarea eficientă a stărilor de joc.</w:t>
+      </w:r>
+    </w:p>
+    <w:p>
+      <w:pPr>
+        <w:pStyle w:val="NormalWeb"/>
+      </w:pPr>
+      <w:hyperlink r:id="rId53" w:history="1">
+        <w:r>
+          <w:rPr>
+            <w:rStyle w:val="Hyperlink"/>
+          </w:rPr>
+          <w:t>https://ggp.stanford.edu/readings/uct.pdf</w:t>
+        </w:r>
+      </w:hyperlink>
+      <w:r>
+        <w:br/>
+        <w:t>Lucrare fundamentală despre algoritmul UCT, baza matematică a selecți</w:t>
+      </w:r>
+      <w:r>
+        <w:t xml:space="preserve">ei în Monte Carlo Tree Search. </w:t>
+      </w:r>
+    </w:p>
+    <w:p>
+      <w:pPr>
+        <w:pStyle w:val="NormalWeb"/>
+      </w:pPr>
+      <w:hyperlink r:id="rId54" w:history="1">
+        <w:r>
+          <w:rPr>
+            <w:rStyle w:val="Hyperlink"/>
+          </w:rPr>
+          <w:t>https://repository.essex.ac.uk/id/eprint/4117</w:t>
+        </w:r>
+      </w:hyperlink>
+      <w:r>
+        <w:br/>
+        <w:t>Studiu amplu despre metodele Monte Carlo Tree Search, util pentru explicarea</w:t>
+      </w:r>
+      <w:r>
+        <w:t xml:space="preserve"> etapelor și variantelor MCTS. </w:t>
+      </w:r>
+    </w:p>
+    <w:p>
+      <w:pPr>
+        <w:pStyle w:val="NormalWeb"/>
+      </w:pPr>
+      <w:hyperlink r:id="rId55" w:history="1">
+        <w:r>
+          <w:rPr>
+            <w:rStyle w:val="Hyperlink"/>
+          </w:rPr>
+          <w:t>https://arxiv.org/abs/2103.04931</w:t>
+        </w:r>
+      </w:hyperlink>
+      <w:r>
+        <w:br/>
+        <w:t>Review modern despre Monte Carlo Tree Search, util pentru context act</w:t>
+      </w:r>
+      <w:r>
+        <w:t xml:space="preserve">ual și direcții de dezvoltare. </w:t>
+      </w:r>
+    </w:p>
+    <w:p>
+      <w:pPr>
+        <w:pStyle w:val="NormalWeb"/>
+      </w:pPr>
+      <w:hyperlink r:id="rId56" w:history="1">
+        <w:r>
+          <w:rPr>
+            <w:rStyle w:val="Hyperlink"/>
+          </w:rPr>
+          <w:t>https://link.springer.com/chapter/10.1007/978-3-540-75538-8_7</w:t>
+        </w:r>
+      </w:hyperlink>
+      <w:r>
+        <w:br/>
+        <w:t>Lucrare clasică despre MCTS și operatori de backup, relevantă pen</w:t>
+      </w:r>
+      <w:r>
+        <w:t>tru fundamentarea algoritmului.</w:t>
+      </w:r>
+    </w:p>
+    <w:p>
+      <w:pPr>
+        <w:pStyle w:val="NormalWeb"/>
+      </w:pPr>
+      <w:r>
+        <w:t xml:space="preserve"> </w:t>
+      </w:r>
+      <w:hyperlink r:id="rId57" w:history="1">
+        <w:r>
+          <w:rPr>
+            <w:rStyle w:val="Hyperlink"/>
+          </w:rPr>
+          <w:t>https://arxiv.org/abs/1406.0486</w:t>
+        </w:r>
+      </w:hyperlink>
+      <w:r>
+        <w:br/>
+        <w:t>Lucrare despre combinarea MCTS cu evaluări de tip MiniMax, re</w:t>
+      </w:r>
+      <w:r>
+        <w:t>levantă pentru agenți hibrizi.</w:t>
+      </w:r>
+    </w:p>
+    <w:p>
+      <w:pPr>
+        <w:pStyle w:val="NormalWeb"/>
+      </w:pPr>
+      <w:hyperlink r:id="rId58" w:history="1">
+        <w:r>
+          <w:rPr>
+            <w:rStyle w:val="Hyperlink"/>
+          </w:rPr>
+          <w:t>https://www.informs-sim.org/wsc18papers/includes/files/021.pdf</w:t>
+        </w:r>
+      </w:hyperlink>
+      <w:r>
+        <w:br/>
+        <w:t>Tutorial despre Monte Carlo Tree Search, util pentru explicarea clară a etapelor: selecție, ex</w:t>
+      </w:r>
+      <w:r>
+        <w:t xml:space="preserve">pansiune, simulare, propagare. </w:t>
+      </w:r>
+    </w:p>
+    <w:p>
+      <w:pPr>
+        <w:pStyle w:val="NormalWeb"/>
+      </w:pPr>
+      <w:hyperlink r:id="rId59" w:history="1">
+        <w:r>
+          <w:rPr>
+            <w:rStyle w:val="Hyperlink"/>
+          </w:rPr>
+          <w:t>https://www.chessprogramming.org/UCT</w:t>
+        </w:r>
+      </w:hyperlink>
+      <w:r>
+        <w:br/>
+        <w:t xml:space="preserve">Explică formula UCT și rolul ei </w:t>
+      </w:r>
+      <w:r>
+        <w:t xml:space="preserve">în alegerea nodurilor în MCTS. </w:t>
+      </w:r>
+    </w:p>
+    <w:p>
+      <w:pPr>
+        <w:pStyle w:val="NormalWeb"/>
+      </w:pPr>
+      <w:hyperlink r:id="rId60" w:history="1">
+        <w:r>
+          <w:rPr>
+            <w:rStyle w:val="Hyperlink"/>
+          </w:rPr>
+          <w:t>https://pdfs.semanticscholar.org/3d78/317f8aaccaeb7851507f5256fdbc5d7a6b91.pdf</w:t>
+        </w:r>
+      </w:hyperlink>
+      <w:r>
+        <w:br/>
+        <w:t>Sursă despre legătura dintre MCTS și învățarea prin întărire, u</w:t>
+      </w:r>
+      <w:r>
+        <w:t xml:space="preserve">tilă pentru direcții viitoare. </w:t>
+      </w:r>
+    </w:p>
+    <w:p>
+      <w:pPr>
+        <w:pStyle w:val="NormalWeb"/>
+      </w:pPr>
+      <w:hyperlink r:id="rId61" w:history="1">
+        <w:r>
+          <w:rPr>
+            <w:rStyle w:val="Hyperlink"/>
+          </w:rPr>
+          <w:t>https://ojs.aaai.org/index.php/AAAI/article/view/11028/10887</w:t>
+        </w:r>
+      </w:hyperlink>
+      <w:r>
+        <w:br/>
+        <w:t>Analiză a algoritmului Monte Carlo Tree Search, utilă pentru înțelegerea com</w:t>
+      </w:r>
+      <w:r>
+        <w:t xml:space="preserve">portamentului său în practică. </w:t>
+      </w:r>
+    </w:p>
+    <w:p>
+      <w:pPr>
+        <w:pStyle w:val="NormalWeb"/>
+      </w:pPr>
+      <w:hyperlink r:id="rId62" w:history="1">
+        <w:r>
+          <w:rPr>
+            <w:rStyle w:val="Hyperlink"/>
+          </w:rPr>
+          <w:t>https://www.nature.com/articles/nature16961</w:t>
+        </w:r>
+      </w:hyperlink>
+      <w:r>
+        <w:br/>
+        <w:t>Articol despre AlphaGo, util ca exemplu cunoscut de combinare între MCTS și inteligență art</w:t>
+      </w:r>
+      <w:r>
+        <w:t xml:space="preserve">ificială avansată. </w:t>
+      </w:r>
+    </w:p>
+    <w:p>
+      <w:pPr>
+        <w:pStyle w:val="NormalWeb"/>
+      </w:pPr>
+      <w:hyperlink r:id="rId63" w:history="1">
+        <w:r>
+          <w:rPr>
+            <w:rStyle w:val="Hyperlink"/>
+          </w:rPr>
+          <w:t>https://www.science.org/doi/10.1126/science.aar6404</w:t>
+        </w:r>
+      </w:hyperlink>
+      <w:r>
+        <w:br/>
+        <w:t>Articol despre AlphaZero, relevant pentru direcții viitoare precum învățare</w:t>
+      </w:r>
+      <w:r>
+        <w:t xml:space="preserve">a automată aplicată jocurilor. </w:t>
+      </w:r>
+    </w:p>
+    <w:p>
+      <w:pPr>
+        <w:pStyle w:val="NormalWeb"/>
+      </w:pPr>
+      <w:hyperlink r:id="rId64" w:history="1">
+        <w:r>
+          <w:rPr>
+            <w:rStyle w:val="Hyperlink"/>
+          </w:rPr>
+          <w:t>https://www.redblobgames.com/pathfinding/a-star/introduction.html</w:t>
+        </w:r>
+      </w:hyperlink>
+      <w:r>
+        <w:br/>
+        <w:t xml:space="preserve">Resursă vizuală despre algoritmi de căutare a drumului, grafuri și euristici, utilă pentru partea de drumuri minime. </w:t>
+      </w:r>
+    </w:p>
+    <w:p>
+      <w:pPr>
+        <w:pStyle w:val="NormalWeb"/>
+      </w:pPr>
+      <w:hyperlink r:id="rId65" w:history="1">
+        <w:r>
+          <w:rPr>
+            <w:rStyle w:val="Hyperlink"/>
+          </w:rPr>
+          <w:t>https://www.cs.cmu.edu/afs/cs/academic/class/15210-s15/www/lectures/bfs-notes.pdf</w:t>
+        </w:r>
+      </w:hyperlink>
+      <w:r>
+        <w:br/>
+        <w:t xml:space="preserve">Material despre BFS, relevant pentru calcularea drumurilor minime pe tabla </w:t>
+      </w:r>
+      <w:r>
+        <w:t xml:space="preserve">de Quoridor. </w:t>
+      </w:r>
+    </w:p>
+    <w:p>
+      <w:pPr>
+        <w:pStyle w:val="NormalWeb"/>
+      </w:pPr>
+      <w:hyperlink r:id="rId66" w:history="1">
+        <w:r>
+          <w:rPr>
+            <w:rStyle w:val="Hyperlink"/>
+          </w:rPr>
+          <w:t>https://docs.oracle.com/javase/8/docs/technotes/guides/collections/overview.html</w:t>
+        </w:r>
+      </w:hyperlink>
+      <w:r>
+        <w:br/>
+        <w:t xml:space="preserve">Documentație oficială despre Java Collections Framework, utilă pentru justificarea </w:t>
+      </w:r>
+      <w:r>
+        <w:t xml:space="preserve">structurilor de date folosite. </w:t>
+      </w:r>
+    </w:p>
+    <w:p>
+      <w:pPr>
+        <w:pStyle w:val="NormalWeb"/>
+      </w:pPr>
+      <w:hyperlink r:id="rId67" w:history="1">
+        <w:r>
+          <w:rPr>
+            <w:rStyle w:val="Hyperlink"/>
+          </w:rPr>
+          <w:t>https://docs.oracle.com/en/java/javase/11/docs/api/java.base/java/util/HashMap.html</w:t>
+        </w:r>
+      </w:hyperlink>
+      <w:r>
+        <w:br/>
+        <w:t>Documentație oficială pentru HashMap, relevantă pentru implementarea eficientă a mapă</w:t>
+      </w:r>
+      <w:r>
+        <w:t xml:space="preserve">rilor și structurilor interne. </w:t>
+      </w:r>
+    </w:p>
+    <w:p>
+      <w:pPr>
+        <w:pStyle w:val="NormalWeb"/>
+      </w:pPr>
+      <w:hyperlink r:id="rId68" w:history="1">
+        <w:r>
+          <w:rPr>
+            <w:rStyle w:val="Hyperlink"/>
+          </w:rPr>
+          <w:t>https://docs.oracle.com/javase/8/docs/api/java/lang/System.html</w:t>
+        </w:r>
+      </w:hyperlink>
+      <w:r>
+        <w:br/>
+        <w:t xml:space="preserve">Documentație pentru metode precum </w:t>
+      </w:r>
+      <w:r>
+        <w:rPr>
+          <w:rStyle w:val="HTMLCode"/>
+          <w:rFonts w:eastAsia="Calibri"/>
+        </w:rPr>
+        <w:t>System.nanoTime()</w:t>
+      </w:r>
+      <w:r>
+        <w:t>, utilă pentru m</w:t>
+      </w:r>
+      <w:r>
+        <w:t xml:space="preserve">ăsurarea timpului de execuție. </w:t>
+      </w:r>
+    </w:p>
+    <w:p>
+      <w:pPr>
+        <w:pStyle w:val="NormalWeb"/>
+      </w:pPr>
+      <w:hyperlink r:id="rId69" w:history="1">
+        <w:r>
+          <w:rPr>
+            <w:rStyle w:val="Hyperlink"/>
+          </w:rPr>
+          <w:t>https://openjfx.io/</w:t>
+        </w:r>
+      </w:hyperlink>
+      <w:r>
+        <w:br/>
+        <w:t>Pagina oficială OpenJFX, relevantă pentru tehnologia folosit</w:t>
+      </w:r>
+      <w:r>
+        <w:t xml:space="preserve">ă la interfața grafică JavaFX. </w:t>
+      </w:r>
+    </w:p>
+    <w:p>
+      <w:pPr>
+        <w:pStyle w:val="NormalWeb"/>
+      </w:pPr>
+      <w:hyperlink r:id="rId70" w:history="1">
+        <w:r>
+          <w:rPr>
+            <w:rStyle w:val="Hyperlink"/>
+          </w:rPr>
+          <w:t>https://openjfx.io/openjfx-docs/</w:t>
+        </w:r>
+      </w:hyperlink>
+      <w:r>
+        <w:br/>
+        <w:t>Documentație OpenJFX pentru configurarea ș</w:t>
+      </w:r>
+      <w:r>
+        <w:t xml:space="preserve">i rularea aplicațiilor JavaFX. </w:t>
+      </w:r>
+    </w:p>
+    <w:p>
+      <w:pPr>
+        <w:pStyle w:val="NormalWeb"/>
+      </w:pPr>
+      <w:hyperlink r:id="rId71" w:history="1">
+        <w:r>
+          <w:rPr>
+            <w:rStyle w:val="Hyperlink"/>
+          </w:rPr>
+          <w:t>https://docs.oracle.com/javafx/2/scenegraph/jfxpub-scenegraph.htm</w:t>
+        </w:r>
+      </w:hyperlink>
+      <w:r>
+        <w:br/>
+        <w:t xml:space="preserve">Documentație despre JavaFX Scene Graph, utilă pentru explicarea </w:t>
+      </w:r>
+      <w:r>
+        <w:t xml:space="preserve">structurii interfeței grafice. </w:t>
+      </w:r>
+    </w:p>
+    <w:p>
+      <w:pPr>
+        <w:pStyle w:val="NormalWeb"/>
+      </w:pPr>
+      <w:hyperlink r:id="rId72" w:history="1">
+        <w:r>
+          <w:rPr>
+            <w:rStyle w:val="Hyperlink"/>
+          </w:rPr>
+          <w:t>https://docs.gradle.org/</w:t>
+        </w:r>
+      </w:hyperlink>
+      <w:r>
+        <w:br/>
+        <w:t>Documentație oficială Gradle, utilă pentru descrierea sistemului de bui</w:t>
+      </w:r>
+      <w:r>
+        <w:t xml:space="preserve">ld și organizarea proiectului. </w:t>
+      </w:r>
+    </w:p>
+    <w:p>
+      <w:pPr>
+        <w:pStyle w:val="NormalWeb"/>
+      </w:pPr>
+      <w:hyperlink r:id="rId73" w:history="1">
+        <w:r>
+          <w:rPr>
+            <w:rStyle w:val="Hyperlink"/>
+          </w:rPr>
+          <w:t>https://docs.junit.org/5.10.2/user-guide/index.html</w:t>
+        </w:r>
+      </w:hyperlink>
+      <w:r>
+        <w:br/>
+        <w:t>Ghid oficial JUnit 5, relevant pentru testarea logicii j</w:t>
+      </w:r>
+      <w:r>
+        <w:t xml:space="preserve">ocului și validarea regulilor. </w:t>
+      </w:r>
+    </w:p>
+    <w:p>
+      <w:pPr>
+        <w:pStyle w:val="NormalWeb"/>
+      </w:pPr>
+      <w:hyperlink r:id="rId74" w:history="1">
+        <w:r>
+          <w:rPr>
+            <w:rStyle w:val="Hyperlink"/>
+          </w:rPr>
+          <w:t>https://openjdk.org/projects/code-tools/jmh/</w:t>
+        </w:r>
+      </w:hyperlink>
+      <w:r>
+        <w:br/>
+        <w:t>Pagina oficială JMH, utilă pentru benchmarking și evaluarea performanței algoritmilor implementați.</w:t>
+      </w:r>
+    </w:p>
+    <w:p>
+      <w:pPr>
+        <w:pStyle w:val="NormalWeb"/>
+      </w:pPr>
     </w:p>
     <w:p/>
     <w:p>
@@ -6455,7 +8326,7 @@
         <w:rPr>
           <w:sz w:val="20"/>
         </w:rPr>
-        <w:t>Îndrumător Lucrare de Licenţă</w:t>
+        <w:t>Îndrumător Lucrare de Licență</w:t>
       </w:r>
     </w:p>
     <w:p>
@@ -6470,7 +8341,7 @@
         <w:rPr>
           <w:sz w:val="20"/>
         </w:rPr>
-        <w:t>Profesor Universitar Pistol Ionut Cristian</w:t>
+        <w:t>Profesor Universitar Pistol ionuț Cristian</w:t>
       </w:r>
     </w:p>
     <w:p>
@@ -6496,7 +8367,7 @@
         <w:pStyle w:val="Heading4"/>
       </w:pPr>
       <w:r>
-        <w:t>DECLARAȚIE privind autenticitatea conţinutului lucrării de licenţă</w:t>
+        <w:t>Declarație privind autenticitatea conținutului lucrării de licență</w:t>
       </w:r>
     </w:p>
     <w:p/>
@@ -6508,125 +8379,23 @@
         </w:rPr>
       </w:pPr>
       <w:r>
-        <w:t>Subsemnatul Puiu Ioan, domiciliat în Botosani</w:t>
-      </w:r>
-      <w:r>
-        <w:t>, născut</w:t>
-      </w:r>
-      <w:r>
-        <w:t xml:space="preserve"> la data de </w:t>
-      </w:r>
-      <w:r>
-        <w:t xml:space="preserve">15.10.2000, </w:t>
-      </w:r>
-      <w:r>
-        <w:t>identificat prin CNP</w:t>
-      </w:r>
-      <w:r>
-        <w:t xml:space="preserve"> 5001015070019, absolvent</w:t>
-      </w:r>
-      <w:r>
-        <w:t xml:space="preserve"> al Universităţii „Alexandru Ioan Cuza” din Iaşi, Facultatea de </w:t>
-      </w:r>
-      <w:r>
-        <w:t xml:space="preserve">Informatica, </w:t>
-      </w:r>
-      <w:r>
-        <w:t xml:space="preserve">promoţia </w:t>
-      </w:r>
-      <w:r>
-        <w:t xml:space="preserve">2019-2022, </w:t>
-      </w:r>
-      <w:r>
-        <w:t>declar pe propria răspundere, cunoscând consecinţele falsului în declaraţii în sensul art. 326 din Noul</w:t>
-      </w:r>
-      <w:r>
-        <w:t xml:space="preserve"> </w:t>
-      </w:r>
-      <w:r>
-        <w:t>Cod Penal şi dispoziţiile Legii Educaţiei Naţionale nr. 1/2011 art.143 al. 4 si 5 referitoare la plagiat,</w:t>
-      </w:r>
-      <w:r>
-        <w:t xml:space="preserve"> că lucrarea de licenţă</w:t>
-      </w:r>
-      <w:r>
-        <w:t xml:space="preserve"> cu titlul: </w:t>
-      </w:r>
-      <w:r>
-        <w:rPr>
-          <w:b/>
-        </w:rPr>
-        <w:t>Strategii de Inteligență Artificială în Jocul Quoridor</w:t>
-      </w:r>
-      <w:r>
-        <w:t xml:space="preserve">, </w:t>
-      </w:r>
-      <w:r>
-        <w:t>elaborată</w:t>
-      </w:r>
-      <w:r>
-        <w:t xml:space="preserve"> sub îndrumarea dlui </w:t>
-      </w:r>
-      <w:r>
-        <w:t xml:space="preserve">Profesor Universitar </w:t>
-      </w:r>
-      <w:r>
-        <w:t>P</w:t>
-      </w:r>
-      <w:r>
-        <w:t>istol Ionuț</w:t>
-      </w:r>
-      <w:r>
-        <w:t xml:space="preserve"> Cristian, </w:t>
-      </w:r>
-      <w:r>
-        <w:t>este autentică, îmi aparține şi îmi asum conţinutul său în întregime.</w:t>
-      </w:r>
-    </w:p>
-    <w:p>
-      <w:r>
-        <w:t>De asemenea, declar că sunt de acord ca lucrarea mea de licenţă</w:t>
-      </w:r>
-      <w:r>
-        <w:t xml:space="preserve"> </w:t>
-      </w:r>
-      <w:r>
-        <w:t>să fie verificată prin orice modalitate legală pentru confirmarea autenticității, consimțind inclusiv la</w:t>
-      </w:r>
-      <w:r>
-        <w:t xml:space="preserve"> </w:t>
-      </w:r>
-      <w:r>
-        <w:t>introducerea conţinutului său într-o bază de date în acest scop.</w:t>
-      </w:r>
-    </w:p>
-    <w:p>
-      <w:r>
-        <w:t>Am luat la cunoştinţă despre faptul că este interzisă comercializarea de lucrări ştiinţifice în</w:t>
-      </w:r>
-      <w:r>
-        <w:t xml:space="preserve"> </w:t>
-      </w:r>
-      <w:r>
-        <w:t>vederea facilitării falsificării de către cumpărător a calităţii de autor al unei lucrări de licenţă, de</w:t>
-      </w:r>
-      <w:r>
-        <w:t xml:space="preserve"> </w:t>
-      </w:r>
-      <w:r>
-        <w:t>diplomă sau de disertaţie şi în acest sens declar pe proprie răspundere că lucrarea de faţă nu a fost</w:t>
-      </w:r>
-      <w:r>
-        <w:t xml:space="preserve"> </w:t>
-      </w:r>
-      <w:r>
-        <w:t>copiată, ci reprezintă rodul cercetării pe care am întreprins-o.</w:t>
+        <w:t>Subsemnatul Puiu Ioan, domiciliat în botoșani, născut la data de 15.10.2000, identificat prin CNP 5001015070019, absolvent al Universității „Alexandru Ioan Cuza” din Iași, Facultatea de informatică, promoția 2019-2022, declar pe propria răspundere, cunoscând consecințele falsului în declarații în sensul art. 326 din Noul Cod Penal și dispozițiile legii Educației Naționale nr. 1/2011 art.143 al. 4 și 5 referitoare la plagiat, că lucrarea de licență cu titlul: Strategii de Inteligență Artificială în Jocul Quoridor, elaborată sub îndrumarea dlui Profesor Universitar Pistol Ionuț Cristian, este autentică, îmi aparține și îmi asum conținutul său în întregime.</w:t>
+      </w:r>
+    </w:p>
+    <w:p>
+      <w:r>
+        <w:t>De asemenea, declar că sunt de acord ca lucrarea mea de licență să fie verificată prin orice modalitate legală pentru confirmarea autenticității, consimțind inclusiv la introducerea conținutului său într-o bază de date în acest scop.</w:t>
+      </w:r>
+    </w:p>
+    <w:p>
+      <w:r>
+        <w:t>Am luat la cunoștință despre faptul că este interzisă comercializarea de lucrări științifice în vederea facilitării falsificării de către cumpărător a calității de autor al unei lucrări de licență, de diplomă sau de disertație și în acest sens declar pe proprie răspundere că lucrarea de față nu a fost copiată, ci reprezintă rodul cercetării pe care am întreprins-o.</w:t>
       </w:r>
     </w:p>
     <w:sectPr>
-      <w:footerReference w:type="even" r:id="rId20"/>
-      <w:footerReference w:type="default" r:id="rId21"/>
-      <w:footerReference w:type="first" r:id="rId22"/>
+      <w:footerReference w:type="even" r:id="rId75"/>
+      <w:footerReference w:type="default" r:id="rId76"/>
+      <w:footerReference w:type="first" r:id="rId77"/>
       <w:pgSz w:w="11906" w:h="16838"/>
       <w:pgMar w:top="1140" w:right="1134" w:bottom="1437" w:left="1701" w:header="720" w:footer="469" w:gutter="0"/>
       <w:pgNumType w:start="1"/>
@@ -6709,7 +8478,7 @@
       <w:rPr>
         <w:noProof/>
       </w:rPr>
-      <w:t>26</w:t>
+      <w:t>50</w:t>
     </w:r>
     <w:r>
       <w:fldChar w:fldCharType="end"/>
@@ -7383,7 +9152,7 @@
   <w:style w:type="paragraph" w:default="1" w:styleId="Normal">
     <w:name w:val="Normal"/>
     <w:qFormat/>
-    <w:rsid w:val="00DB23FA"/>
+    <w:rsid w:val="000305A5"/>
     <w:pPr>
       <w:spacing w:after="4" w:line="368" w:lineRule="auto"/>
       <w:ind w:firstLine="562"/>
@@ -7578,7 +9347,6 @@
     <w:name w:val="Normal (Web)"/>
     <w:basedOn w:val="Normal"/>
     <w:uiPriority w:val="99"/>
-    <w:semiHidden/>
     <w:unhideWhenUsed/>
     <w:rsid w:val="00AF3CDF"/>
     <w:rPr>
@@ -7766,6 +9534,187 @@
       <w:color w:val="auto"/>
       <w:sz w:val="22"/>
     </w:rPr>
+  </w:style>
+  <w:style w:type="table" w:styleId="TableGrid">
+    <w:name w:val="Table Grid"/>
+    <w:basedOn w:val="TableNormal"/>
+    <w:uiPriority w:val="39"/>
+    <w:rsid w:val="00AB3502"/>
+    <w:pPr>
+      <w:spacing w:after="0" w:line="240" w:lineRule="auto"/>
+    </w:pPr>
+    <w:tblPr>
+      <w:tblBorders>
+        <w:top w:val="single" w:sz="4" w:space="0" w:color="auto"/>
+        <w:left w:val="single" w:sz="4" w:space="0" w:color="auto"/>
+        <w:bottom w:val="single" w:sz="4" w:space="0" w:color="auto"/>
+        <w:right w:val="single" w:sz="4" w:space="0" w:color="auto"/>
+        <w:insideH w:val="single" w:sz="4" w:space="0" w:color="auto"/>
+        <w:insideV w:val="single" w:sz="4" w:space="0" w:color="auto"/>
+      </w:tblBorders>
+    </w:tblPr>
+  </w:style>
+  <w:style w:type="table" w:styleId="TableGridLight">
+    <w:name w:val="Grid Table Light"/>
+    <w:basedOn w:val="TableNormal"/>
+    <w:uiPriority w:val="40"/>
+    <w:rsid w:val="005100FF"/>
+    <w:pPr>
+      <w:spacing w:after="0" w:line="240" w:lineRule="auto"/>
+    </w:pPr>
+    <w:tblPr>
+      <w:tblBorders>
+        <w:top w:val="single" w:sz="4" w:space="0" w:color="BFBFBF" w:themeColor="background1" w:themeShade="BF"/>
+        <w:left w:val="single" w:sz="4" w:space="0" w:color="BFBFBF" w:themeColor="background1" w:themeShade="BF"/>
+        <w:bottom w:val="single" w:sz="4" w:space="0" w:color="BFBFBF" w:themeColor="background1" w:themeShade="BF"/>
+        <w:right w:val="single" w:sz="4" w:space="0" w:color="BFBFBF" w:themeColor="background1" w:themeShade="BF"/>
+        <w:insideH w:val="single" w:sz="4" w:space="0" w:color="BFBFBF" w:themeColor="background1" w:themeShade="BF"/>
+        <w:insideV w:val="single" w:sz="4" w:space="0" w:color="BFBFBF" w:themeColor="background1" w:themeShade="BF"/>
+      </w:tblBorders>
+    </w:tblPr>
+  </w:style>
+  <w:style w:type="table" w:styleId="PlainTable1">
+    <w:name w:val="Plain Table 1"/>
+    <w:basedOn w:val="TableNormal"/>
+    <w:uiPriority w:val="41"/>
+    <w:rsid w:val="005100FF"/>
+    <w:pPr>
+      <w:spacing w:after="0" w:line="240" w:lineRule="auto"/>
+    </w:pPr>
+    <w:tblPr>
+      <w:tblStyleRowBandSize w:val="1"/>
+      <w:tblStyleColBandSize w:val="1"/>
+      <w:tblBorders>
+        <w:top w:val="single" w:sz="4" w:space="0" w:color="BFBFBF" w:themeColor="background1" w:themeShade="BF"/>
+        <w:left w:val="single" w:sz="4" w:space="0" w:color="BFBFBF" w:themeColor="background1" w:themeShade="BF"/>
+        <w:bottom w:val="single" w:sz="4" w:space="0" w:color="BFBFBF" w:themeColor="background1" w:themeShade="BF"/>
+        <w:right w:val="single" w:sz="4" w:space="0" w:color="BFBFBF" w:themeColor="background1" w:themeShade="BF"/>
+        <w:insideH w:val="single" w:sz="4" w:space="0" w:color="BFBFBF" w:themeColor="background1" w:themeShade="BF"/>
+        <w:insideV w:val="single" w:sz="4" w:space="0" w:color="BFBFBF" w:themeColor="background1" w:themeShade="BF"/>
+      </w:tblBorders>
+    </w:tblPr>
+    <w:tblStylePr w:type="firstRow">
+      <w:rPr>
+        <w:b/>
+        <w:bCs/>
+      </w:rPr>
+    </w:tblStylePr>
+    <w:tblStylePr w:type="lastRow">
+      <w:rPr>
+        <w:b/>
+        <w:bCs/>
+      </w:rPr>
+      <w:tblPr/>
+      <w:tcPr>
+        <w:tcBorders>
+          <w:top w:val="double" w:sz="4" w:space="0" w:color="BFBFBF" w:themeColor="background1" w:themeShade="BF"/>
+        </w:tcBorders>
+      </w:tcPr>
+    </w:tblStylePr>
+    <w:tblStylePr w:type="firstCol">
+      <w:rPr>
+        <w:b/>
+        <w:bCs/>
+      </w:rPr>
+    </w:tblStylePr>
+    <w:tblStylePr w:type="lastCol">
+      <w:rPr>
+        <w:b/>
+        <w:bCs/>
+      </w:rPr>
+    </w:tblStylePr>
+    <w:tblStylePr w:type="band1Vert">
+      <w:tblPr/>
+      <w:tcPr>
+        <w:shd w:val="clear" w:color="auto" w:fill="F2F2F2" w:themeFill="background1" w:themeFillShade="F2"/>
+      </w:tcPr>
+    </w:tblStylePr>
+    <w:tblStylePr w:type="band1Horz">
+      <w:tblPr/>
+      <w:tcPr>
+        <w:shd w:val="clear" w:color="auto" w:fill="F2F2F2" w:themeFill="background1" w:themeFillShade="F2"/>
+      </w:tcPr>
+    </w:tblStylePr>
+  </w:style>
+  <w:style w:type="table" w:styleId="PlainTable2">
+    <w:name w:val="Plain Table 2"/>
+    <w:basedOn w:val="TableNormal"/>
+    <w:uiPriority w:val="42"/>
+    <w:rsid w:val="005100FF"/>
+    <w:pPr>
+      <w:spacing w:after="0" w:line="240" w:lineRule="auto"/>
+    </w:pPr>
+    <w:tblPr>
+      <w:tblStyleRowBandSize w:val="1"/>
+      <w:tblStyleColBandSize w:val="1"/>
+      <w:tblBorders>
+        <w:top w:val="single" w:sz="4" w:space="0" w:color="7F7F7F" w:themeColor="text1" w:themeTint="80"/>
+        <w:bottom w:val="single" w:sz="4" w:space="0" w:color="7F7F7F" w:themeColor="text1" w:themeTint="80"/>
+      </w:tblBorders>
+    </w:tblPr>
+    <w:tblStylePr w:type="firstRow">
+      <w:rPr>
+        <w:b/>
+        <w:bCs/>
+      </w:rPr>
+      <w:tblPr/>
+      <w:tcPr>
+        <w:tcBorders>
+          <w:bottom w:val="single" w:sz="4" w:space="0" w:color="7F7F7F" w:themeColor="text1" w:themeTint="80"/>
+        </w:tcBorders>
+      </w:tcPr>
+    </w:tblStylePr>
+    <w:tblStylePr w:type="lastRow">
+      <w:rPr>
+        <w:b/>
+        <w:bCs/>
+      </w:rPr>
+      <w:tblPr/>
+      <w:tcPr>
+        <w:tcBorders>
+          <w:top w:val="single" w:sz="4" w:space="0" w:color="7F7F7F" w:themeColor="text1" w:themeTint="80"/>
+        </w:tcBorders>
+      </w:tcPr>
+    </w:tblStylePr>
+    <w:tblStylePr w:type="firstCol">
+      <w:rPr>
+        <w:b/>
+        <w:bCs/>
+      </w:rPr>
+    </w:tblStylePr>
+    <w:tblStylePr w:type="lastCol">
+      <w:rPr>
+        <w:b/>
+        <w:bCs/>
+      </w:rPr>
+    </w:tblStylePr>
+    <w:tblStylePr w:type="band1Vert">
+      <w:tblPr/>
+      <w:tcPr>
+        <w:tcBorders>
+          <w:left w:val="single" w:sz="4" w:space="0" w:color="7F7F7F" w:themeColor="text1" w:themeTint="80"/>
+          <w:right w:val="single" w:sz="4" w:space="0" w:color="7F7F7F" w:themeColor="text1" w:themeTint="80"/>
+        </w:tcBorders>
+      </w:tcPr>
+    </w:tblStylePr>
+    <w:tblStylePr w:type="band2Vert">
+      <w:tblPr/>
+      <w:tcPr>
+        <w:tcBorders>
+          <w:left w:val="single" w:sz="4" w:space="0" w:color="7F7F7F" w:themeColor="text1" w:themeTint="80"/>
+          <w:right w:val="single" w:sz="4" w:space="0" w:color="7F7F7F" w:themeColor="text1" w:themeTint="80"/>
+        </w:tcBorders>
+      </w:tcPr>
+    </w:tblStylePr>
+    <w:tblStylePr w:type="band1Horz">
+      <w:tblPr/>
+      <w:tcPr>
+        <w:tcBorders>
+          <w:top w:val="single" w:sz="4" w:space="0" w:color="7F7F7F" w:themeColor="text1" w:themeTint="80"/>
+          <w:bottom w:val="single" w:sz="4" w:space="0" w:color="7F7F7F" w:themeColor="text1" w:themeTint="80"/>
+        </w:tcBorders>
+      </w:tcPr>
+    </w:tblStylePr>
   </w:style>
 </w:styles>
 </file>
@@ -8029,4 +9978,16 @@
     </a:ext>
   </a:extLst>
 </a:theme>
+</file>
+
+<file path=customXml/item1.xml><?xml version="1.0" encoding="utf-8"?>
+<b:Sources xmlns:b="http://schemas.openxmlformats.org/officeDocument/2006/bibliography" xmlns="http://schemas.openxmlformats.org/officeDocument/2006/bibliography" SelectedStyle="\APASixthEditionOfficeOnline.xsl" StyleName="APA" Version="6"/>
+</file>
+
+<file path=customXml/itemProps1.xml><?xml version="1.0" encoding="utf-8"?>
+<ds:datastoreItem xmlns:ds="http://schemas.openxmlformats.org/officeDocument/2006/customXml" ds:itemID="{B9F3CD41-B9CC-4C6B-8A93-C8791A5FDA4A}">
+  <ds:schemaRefs>
+    <ds:schemaRef ds:uri="http://schemas.openxmlformats.org/officeDocument/2006/bibliography"/>
+  </ds:schemaRefs>
+</ds:datastoreItem>
 </file>